--- a/sharepoint-online-guide/SharePoint-Online活用ガイド_フェーズ1-4.docx
+++ b/sharepoint-online-guide/SharePoint-Online活用ガイド_フェーズ1-4.docx
@@ -1678,19 +1678,153 @@
         <w:t xml:space="preserve">等の追加ライセンスを要する施策が増えます</w:t>
       </w:r>
       <w:r>
-        <w:rPr>
-          <w:rFonts w:hint="eastAsia"/>
-        </w:rPr>
-        <w:t xml:space="preserve">。各章に必要ライセンスを明記しています。まず</w:t>
-      </w:r>
-      <w:r>
-        <w:t xml:space="preserve"> E3 </w:t>
+        <w:t xml:space="preserve">。まず E3 </w:t>
       </w:r>
       <w:r>
         <w:rPr>
           <w:rFonts w:hint="eastAsia"/>
         </w:rPr>
         <w:t xml:space="preserve">でできることから着手し、追加投資は段階的に判断してください。</w:t>
+      </w:r>
+    </w:p>
+    <w:p>
+      <w:pPr>
+        <w:pStyle w:val="BlockText"/>
+      </w:pPr>
+      <w:r>
+        <w:rPr>
+          <w:rFonts w:hint="eastAsia"/>
+          <w:b/>
+          <w:bCs/>
+        </w:rPr>
+        <w:t xml:space="preserve">費用の目印（フェーズ2〜4</w:t>
+      </w:r>
+      <w:r>
+        <w:rPr>
+          <w:b/>
+          <w:bCs/>
+        </w:rPr>
+        <w:t xml:space="preserve"> </w:t>
+      </w:r>
+      <w:r>
+        <w:rPr>
+          <w:rFonts w:hint="eastAsia"/>
+          <w:b/>
+          <w:bCs/>
+        </w:rPr>
+        <w:t xml:space="preserve">共通）</w:t>
+      </w:r>
+      <w:r>
+        <w:rPr>
+          <w:rFonts w:hint="eastAsia"/>
+        </w:rPr>
+        <w:t xml:space="preserve">：各章の冒頭に「</w:t>
+      </w:r>
+      <w:r>
+        <w:rPr>
+          <w:rFonts w:hint="eastAsia"/>
+          <w:b/>
+          <w:bCs/>
+        </w:rPr>
+        <w:t xml:space="preserve">この章でできること（ざっくり）</w:t>
+      </w:r>
+      <w:r>
+        <w:t xml:space="preserve">」と「</w:t>
+      </w:r>
+      <w:r>
+        <w:rPr>
+          <w:rFonts w:hint="eastAsia"/>
+          <w:b/>
+          <w:bCs/>
+        </w:rPr>
+        <w:t xml:space="preserve">追加費用の要否ひとめ表</w:t>
+      </w:r>
+      <w:r>
+        <w:rPr>
+          <w:rFonts w:hint="eastAsia"/>
+        </w:rPr>
+        <w:t xml:space="preserve">」を用意し、次の2マークで一目で分かるようにしています。</w:t>
+      </w:r>
+      <w:r>
+        <w:t xml:space="preserve"> </w:t>
+      </w:r>
+      <w:r>
+        <w:t xml:space="preserve">-</w:t>
+      </w:r>
+      <w:r>
+        <w:t xml:space="preserve"> </w:t>
+      </w:r>
+      <w:r>
+        <w:rPr>
+          <w:b/>
+          <w:bCs/>
+        </w:rPr>
+        <w:t xml:space="preserve">✅ … いまの E3 </w:t>
+      </w:r>
+      <w:r>
+        <w:rPr>
+          <w:rFonts w:hint="eastAsia"/>
+          <w:b/>
+          <w:bCs/>
+        </w:rPr>
+        <w:t xml:space="preserve">契約のまま・追加費用なしでできる</w:t>
+      </w:r>
+      <w:r>
+        <w:t xml:space="preserve"> </w:t>
+      </w:r>
+      <w:r>
+        <w:t xml:space="preserve">-</w:t>
+      </w:r>
+      <w:r>
+        <w:t xml:space="preserve"> </w:t>
+      </w:r>
+      <w:r>
+        <w:rPr>
+          <w:b/>
+          <w:bCs/>
+        </w:rPr>
+        <w:t xml:space="preserve">💰 … </w:t>
+      </w:r>
+      <w:r>
+        <w:rPr>
+          <w:rFonts w:hint="eastAsia"/>
+          <w:b/>
+          <w:bCs/>
+        </w:rPr>
+        <w:t xml:space="preserve">追加の課金・契約が必要</w:t>
+      </w:r>
+      <w:r>
+        <w:rPr>
+          <w:rFonts w:hint="eastAsia"/>
+        </w:rPr>
+        <w:t xml:space="preserve">（E5／Entra</w:t>
+      </w:r>
+      <w:r>
+        <w:t xml:space="preserve"> </w:t>
+      </w:r>
+      <w:r>
+        <w:rPr>
+          <w:rFonts w:hint="eastAsia"/>
+        </w:rPr>
+        <w:t xml:space="preserve">P2／SharePoint</w:t>
+      </w:r>
+      <w:r>
+        <w:t xml:space="preserve"> Advanced </w:t>
+      </w:r>
+      <w:r>
+        <w:rPr>
+          <w:rFonts w:hint="eastAsia"/>
+        </w:rPr>
+        <w:t xml:space="preserve">Management／Copilot</w:t>
+      </w:r>
+      <w:r>
+        <w:t xml:space="preserve"> </w:t>
+      </w:r>
+      <w:r>
+        <w:rPr>
+          <w:rFonts w:hint="eastAsia"/>
+        </w:rPr>
+        <w:t xml:space="preserve">等）</w:t>
       </w:r>
     </w:p>
     <w:p>
@@ -14183,7 +14317,7 @@
     </w:p>
     <w:bookmarkEnd w:id="81"/>
     <w:bookmarkEnd w:id="82"/>
-    <w:bookmarkStart w:id="102" w:name="フェーズ2セキュリティ秘密度ラベル監査情報保護"/>
+    <w:bookmarkStart w:id="103" w:name="フェーズ2セキュリティ秘密度ラベル監査情報保護"/>
     <w:p>
       <w:pPr>
         <w:pStyle w:val="Heading1"/>
@@ -14271,15 +14405,15 @@
         <w:rPr>
           <w:rFonts w:hint="eastAsia"/>
         </w:rPr>
-        <w:t xml:space="preserve">）、そして監査向けの</w:t>
-      </w:r>
-      <w:r>
-        <w:rPr>
-          <w:rFonts w:hint="eastAsia"/>
-          <w:b/>
-          <w:bCs/>
-        </w:rPr>
-        <w:t xml:space="preserve">ログ機能（監査）</w:t>
+        <w:t xml:space="preserve">）、監査向けの</w:t>
+      </w:r>
+      <w:r>
+        <w:rPr>
+          <w:rFonts w:hint="eastAsia"/>
+          <w:b/>
+          <w:bCs/>
+        </w:rPr>
+        <w:t xml:space="preserve">ログ機能</w:t>
       </w:r>
       <w:r>
         <w:rPr>
@@ -14293,195 +14427,530 @@
         <w:pStyle w:val="BlockText"/>
       </w:pPr>
       <w:r>
-        <w:t xml:space="preserve">⚠️</w:t>
-      </w:r>
-      <w:r>
-        <w:t xml:space="preserve"> </w:t>
-      </w:r>
-      <w:r>
-        <w:rPr>
-          <w:rFonts w:hint="eastAsia"/>
-          <w:b/>
-          <w:bCs/>
-        </w:rPr>
-        <w:t xml:space="preserve">【最重要・ライセンス前提】このフェーズは</w:t>
-      </w:r>
-      <w:r>
-        <w:rPr>
-          <w:b/>
-          <w:bCs/>
-        </w:rPr>
-        <w:t xml:space="preserve"> E3 </w:t>
-      </w:r>
-      <w:r>
-        <w:rPr>
-          <w:rFonts w:hint="eastAsia"/>
-          <w:b/>
-          <w:bCs/>
-        </w:rPr>
-        <w:t xml:space="preserve">単独では完結しません</w:t>
-      </w:r>
-      <w:r>
-        <w:t xml:space="preserve"> </w:t>
-      </w:r>
-      <w:r>
-        <w:t xml:space="preserve">フェーズ1は E3 </w:t>
-      </w:r>
-      <w:r>
-        <w:rPr>
-          <w:rFonts w:hint="eastAsia"/>
-        </w:rPr>
-        <w:t xml:space="preserve">の範囲でほぼ実現できましたが、</w:t>
-      </w:r>
-      <w:r>
-        <w:rPr>
-          <w:rFonts w:hint="eastAsia"/>
-          <w:b/>
-          <w:bCs/>
-        </w:rPr>
-        <w:t xml:space="preserve">フェーズ2の多くの機能は</w:t>
-      </w:r>
-      <w:r>
-        <w:rPr>
-          <w:b/>
-          <w:bCs/>
-        </w:rPr>
-        <w:t xml:space="preserve"> </w:t>
-      </w:r>
-      <w:r>
-        <w:rPr>
-          <w:rFonts w:hint="eastAsia"/>
-          <w:b/>
-          <w:bCs/>
-        </w:rPr>
-        <w:t xml:space="preserve">E5／E5</w:t>
-      </w:r>
-      <w:r>
-        <w:rPr>
-          <w:b/>
-          <w:bCs/>
-        </w:rPr>
-        <w:t xml:space="preserve"> </w:t>
-      </w:r>
-      <w:r>
-        <w:rPr>
-          <w:rFonts w:hint="eastAsia"/>
-          <w:b/>
-          <w:bCs/>
-        </w:rPr>
-        <w:t xml:space="preserve">Compliance／Microsoft</w:t>
-      </w:r>
-      <w:r>
-        <w:rPr>
-          <w:b/>
-          <w:bCs/>
-        </w:rPr>
-        <w:t xml:space="preserve"> Entra ID P2 </w:t>
-      </w:r>
-      <w:r>
-        <w:rPr>
-          <w:rFonts w:hint="eastAsia"/>
-          <w:b/>
-          <w:bCs/>
-        </w:rPr>
-        <w:t xml:space="preserve">等の追加ライセンスを必要</w:t>
-      </w:r>
-      <w:r>
-        <w:rPr>
-          <w:rFonts w:hint="eastAsia"/>
-        </w:rPr>
-        <w:t xml:space="preserve">とします。本章では各機能に必要ライセンスを明記します。まず「E3</w:t>
-      </w:r>
-      <w:r>
-        <w:t xml:space="preserve"> </w:t>
-      </w:r>
-      <w:r>
-        <w:rPr>
-          <w:rFonts w:hint="eastAsia"/>
-        </w:rPr>
-        <w:t xml:space="preserve">で今すぐできること」から着手し、E5</w:t>
-      </w:r>
-      <w:r>
-        <w:t xml:space="preserve"> </w:t>
-      </w:r>
-      <w:r>
-        <w:rPr>
-          <w:rFonts w:hint="eastAsia"/>
-        </w:rPr>
-        <w:t xml:space="preserve">相当が要る施策は投資判断とセットで段階導入するのが現実的です。</w:t>
-      </w:r>
-    </w:p>
-    <w:p>
-      <w:pPr>
-        <w:pStyle w:val="BlockText"/>
-      </w:pPr>
-      <w:r>
-        <w:rPr>
-          <w:rFonts w:hint="eastAsia"/>
-        </w:rPr>
-        <w:t xml:space="preserve">なお、ここに記載するライセンス切り分けは</w:t>
-      </w:r>
-      <w:r>
-        <w:t xml:space="preserve"> Microsoft </w:t>
-      </w:r>
-      <w:r>
-        <w:rPr>
-          <w:rFonts w:hint="eastAsia"/>
-        </w:rPr>
-        <w:t xml:space="preserve">の一般公開情報に基づく整理です。</w:t>
-      </w:r>
-      <w:r>
-        <w:rPr>
-          <w:rFonts w:hint="eastAsia"/>
-          <w:b/>
-          <w:bCs/>
-        </w:rPr>
-        <w:t xml:space="preserve">契約・実装前に必ず最新の「Microsoft</w:t>
-      </w:r>
-      <w:r>
-        <w:rPr>
-          <w:b/>
-          <w:bCs/>
-        </w:rPr>
-        <w:t xml:space="preserve"> Purview </w:t>
-      </w:r>
-      <w:r>
-        <w:rPr>
-          <w:rFonts w:hint="eastAsia"/>
-          <w:b/>
-          <w:bCs/>
-        </w:rPr>
-        <w:t xml:space="preserve">サービスの説明」等の一次情報でご確認ください</w:t>
-      </w:r>
-      <w:r>
-        <w:rPr>
-          <w:rFonts w:hint="eastAsia"/>
-        </w:rPr>
-        <w:t xml:space="preserve">（機能別ライセンス表は改定されます）。</w:t>
-      </w:r>
-    </w:p>
-    <w:bookmarkStart w:id="83" w:name="ライセンス早見表フェーズ2でe3のまま出来ること-追加が要ること"/>
+        <w:t xml:space="preserve">📌</w:t>
+      </w:r>
+      <w:r>
+        <w:t xml:space="preserve"> </w:t>
+      </w:r>
+      <w:r>
+        <w:rPr>
+          <w:rFonts w:hint="eastAsia"/>
+          <w:b/>
+          <w:bCs/>
+        </w:rPr>
+        <w:t xml:space="preserve">本章のマークの意味（費用の目印）</w:t>
+      </w:r>
+      <w:r>
+        <w:t xml:space="preserve"> </w:t>
+      </w:r>
+      <w:r>
+        <w:t xml:space="preserve">-</w:t>
+      </w:r>
+      <w:r>
+        <w:t xml:space="preserve"> </w:t>
+      </w:r>
+      <w:r>
+        <w:rPr>
+          <w:b/>
+          <w:bCs/>
+        </w:rPr>
+        <w:t xml:space="preserve">✅ … いまの E3 </w:t>
+      </w:r>
+      <w:r>
+        <w:rPr>
+          <w:rFonts w:hint="eastAsia"/>
+          <w:b/>
+          <w:bCs/>
+        </w:rPr>
+        <w:t xml:space="preserve">契約のまま・追加費用なしでできる</w:t>
+      </w:r>
+      <w:r>
+        <w:t xml:space="preserve"> </w:t>
+      </w:r>
+      <w:r>
+        <w:t xml:space="preserve">-</w:t>
+      </w:r>
+      <w:r>
+        <w:t xml:space="preserve"> </w:t>
+      </w:r>
+      <w:r>
+        <w:rPr>
+          <w:b/>
+          <w:bCs/>
+        </w:rPr>
+        <w:t xml:space="preserve">💰 … </w:t>
+      </w:r>
+      <w:r>
+        <w:rPr>
+          <w:rFonts w:hint="eastAsia"/>
+          <w:b/>
+          <w:bCs/>
+        </w:rPr>
+        <w:t xml:space="preserve">追加の課金・契約が必要</w:t>
+      </w:r>
+      <w:r>
+        <w:rPr>
+          <w:rFonts w:hint="eastAsia"/>
+        </w:rPr>
+        <w:t xml:space="preserve">（カッコ内が必要なもの。E5＝上位プラン、Entra</w:t>
+      </w:r>
+      <w:r>
+        <w:t xml:space="preserve"> </w:t>
+      </w:r>
+      <w:r>
+        <w:rPr>
+          <w:rFonts w:hint="eastAsia"/>
+        </w:rPr>
+        <w:t xml:space="preserve">P2＝ID</w:t>
+      </w:r>
+      <w:r>
+        <w:t xml:space="preserve"> </w:t>
+      </w:r>
+      <w:r>
+        <w:rPr>
+          <w:rFonts w:hint="eastAsia"/>
+        </w:rPr>
+        <w:t xml:space="preserve">の上位機能、いずれも有料）</w:t>
+      </w:r>
+    </w:p>
+    <w:bookmarkStart w:id="83" w:name="この章でできるようになることまずはざっくり"/>
     <w:p>
       <w:pPr>
         <w:pStyle w:val="Heading2"/>
       </w:pPr>
       <w:r>
-        <w:t xml:space="preserve">0. </w:t>
-      </w:r>
-      <w:r>
-        <w:rPr>
-          <w:rFonts w:hint="eastAsia"/>
-        </w:rPr>
-        <w:t xml:space="preserve">ライセンス早見表（フェーズ2でE3のまま出来ること</w:t>
-      </w:r>
-      <w:r>
-        <w:t xml:space="preserve"> / </w:t>
-      </w:r>
-      <w:r>
-        <w:rPr>
-          <w:rFonts w:hint="eastAsia"/>
-        </w:rPr>
-        <w:t xml:space="preserve">追加が要ること）</w:t>
+        <w:rPr>
+          <w:rFonts w:hint="eastAsia"/>
+        </w:rPr>
+        <w:t xml:space="preserve">この章でできるようになること（まずはざっくり）</w:t>
+      </w:r>
+    </w:p>
+    <w:p>
+      <w:pPr>
+        <w:pStyle w:val="FirstParagraph"/>
+      </w:pPr>
+      <w:r>
+        <w:rPr>
+          <w:rFonts w:hint="eastAsia"/>
+        </w:rPr>
+        <w:t xml:space="preserve">むずかしく考えず、「何ができるか」を普段の言葉で。詳細は</w:t>
+      </w:r>
+      <w:r>
+        <w:t xml:space="preserve"> §1 </w:t>
+      </w:r>
+      <w:r>
+        <w:rPr>
+          <w:rFonts w:hint="eastAsia"/>
+        </w:rPr>
+        <w:t xml:space="preserve">以降で説明します。</w:t>
+      </w:r>
+    </w:p>
+    <w:p>
+      <w:pPr>
+        <w:pStyle w:val="Compact"/>
+        <w:numPr>
+          <w:ilvl w:val="0"/>
+          <w:numId w:val="1026"/>
+        </w:numPr>
+      </w:pPr>
+      <w:r>
+        <w:t xml:space="preserve">🔍</w:t>
+      </w:r>
+      <w:r>
+        <w:t xml:space="preserve"> </w:t>
+      </w:r>
+      <w:r>
+        <w:rPr>
+          <w:rFonts w:hint="eastAsia"/>
+          <w:b/>
+          <w:bCs/>
+        </w:rPr>
+        <w:t xml:space="preserve">記録を残す</w:t>
+      </w:r>
+      <w:r>
+        <w:rPr>
+          <w:rFonts w:hint="eastAsia"/>
+        </w:rPr>
+        <w:t xml:space="preserve">：誰がどのファイルを開いた・共有した・消したかを記録し、後から調べられる（＝監査ログ）…</w:t>
+      </w:r>
+      <w:r>
+        <w:t xml:space="preserve"> </w:t>
+      </w:r>
+      <w:r>
+        <w:rPr>
+          <w:b/>
+          <w:bCs/>
+        </w:rPr>
+        <w:t xml:space="preserve">✅ E3</w:t>
+      </w:r>
+    </w:p>
+    <w:p>
+      <w:pPr>
+        <w:pStyle w:val="Compact"/>
+        <w:numPr>
+          <w:ilvl w:val="0"/>
+          <w:numId w:val="1026"/>
+        </w:numPr>
+      </w:pPr>
+      <w:r>
+        <w:t xml:space="preserve">🏷️</w:t>
+      </w:r>
+      <w:r>
+        <w:t xml:space="preserve"> </w:t>
+      </w:r>
+      <w:r>
+        <w:rPr>
+          <w:rFonts w:hint="eastAsia"/>
+          <w:b/>
+          <w:bCs/>
+        </w:rPr>
+        <w:t xml:space="preserve">ファイルに「社外秘」の札を付けて守る</w:t>
+      </w:r>
+      <w:r>
+        <w:rPr>
+          <w:rFonts w:hint="eastAsia"/>
+        </w:rPr>
+        <w:t xml:space="preserve">：Office</w:t>
+      </w:r>
+      <w:r>
+        <w:t xml:space="preserve"> </w:t>
+      </w:r>
+      <w:r>
+        <w:rPr>
+          <w:rFonts w:hint="eastAsia"/>
+        </w:rPr>
+        <w:t xml:space="preserve">ファイルにラベルを付け、暗号化する（＝秘密度ラベルを手で付ける）…</w:t>
+      </w:r>
+      <w:r>
+        <w:t xml:space="preserve"> </w:t>
+      </w:r>
+      <w:r>
+        <w:rPr>
+          <w:b/>
+          <w:bCs/>
+        </w:rPr>
+        <w:t xml:space="preserve">✅ E3</w:t>
+      </w:r>
+    </w:p>
+    <w:p>
+      <w:pPr>
+        <w:pStyle w:val="Compact"/>
+        <w:numPr>
+          <w:ilvl w:val="0"/>
+          <w:numId w:val="1026"/>
+        </w:numPr>
+      </w:pPr>
+      <w:r>
+        <w:t xml:space="preserve">🤖</w:t>
+      </w:r>
+      <w:r>
+        <w:t xml:space="preserve"> </w:t>
+      </w:r>
+      <w:r>
+        <w:rPr>
+          <w:rFonts w:hint="eastAsia"/>
+          <w:b/>
+          <w:bCs/>
+        </w:rPr>
+        <w:t xml:space="preserve">札を自動で付ける</w:t>
+      </w:r>
+      <w:r>
+        <w:rPr>
+          <w:rFonts w:hint="eastAsia"/>
+        </w:rPr>
+        <w:t xml:space="preserve">：中身（マイナンバー等）を判定して自動でラベル</w:t>
+      </w:r>
+      <w:r>
+        <w:t xml:space="preserve"> …</w:t>
+      </w:r>
+      <w:r>
+        <w:t xml:space="preserve"> </w:t>
+      </w:r>
+      <w:r>
+        <w:rPr>
+          <w:b/>
+          <w:bCs/>
+        </w:rPr>
+        <w:t xml:space="preserve">💰 </w:t>
+      </w:r>
+      <w:r>
+        <w:rPr>
+          <w:rFonts w:hint="eastAsia"/>
+          <w:b/>
+          <w:bCs/>
+        </w:rPr>
+        <w:t xml:space="preserve">追加（E5）</w:t>
+      </w:r>
+    </w:p>
+    <w:p>
+      <w:pPr>
+        <w:pStyle w:val="Compact"/>
+        <w:numPr>
+          <w:ilvl w:val="0"/>
+          <w:numId w:val="1026"/>
+        </w:numPr>
+      </w:pPr>
+      <w:r>
+        <w:t xml:space="preserve">🚫</w:t>
+      </w:r>
+      <w:r>
+        <w:t xml:space="preserve"> </w:t>
+      </w:r>
+      <w:r>
+        <w:rPr>
+          <w:rFonts w:hint="eastAsia"/>
+          <w:b/>
+          <w:bCs/>
+        </w:rPr>
+        <w:t xml:space="preserve">持ち出しを止める</w:t>
+      </w:r>
+      <w:r>
+        <w:rPr>
+          <w:rFonts w:hint="eastAsia"/>
+        </w:rPr>
+        <w:t xml:space="preserve">：クレカ番号入りファイルの外部共有をブロック（＝DLP）…</w:t>
+      </w:r>
+      <w:r>
+        <w:t xml:space="preserve"> </w:t>
+      </w:r>
+      <w:r>
+        <w:rPr>
+          <w:b/>
+          <w:bCs/>
+        </w:rPr>
+        <w:t xml:space="preserve">✅ E3</w:t>
+      </w:r>
+      <w:r>
+        <w:rPr>
+          <w:rFonts w:hint="eastAsia"/>
+        </w:rPr>
+        <w:t xml:space="preserve">（ただし</w:t>
+      </w:r>
+      <w:r>
+        <w:t xml:space="preserve"> Teams </w:t>
+      </w:r>
+      <w:r>
+        <w:rPr>
+          <w:rFonts w:hint="eastAsia"/>
+        </w:rPr>
+        <w:t xml:space="preserve">チャット本文・PC</w:t>
+      </w:r>
+      <w:r>
+        <w:t xml:space="preserve"> の USB は</w:t>
+      </w:r>
+      <w:r>
+        <w:t xml:space="preserve"> </w:t>
+      </w:r>
+      <w:r>
+        <w:rPr>
+          <w:b/>
+          <w:bCs/>
+        </w:rPr>
+        <w:t xml:space="preserve">💰 E5</w:t>
+      </w:r>
+      <w:r>
+        <w:rPr>
+          <w:rFonts w:hint="eastAsia"/>
+        </w:rPr>
+        <w:t xml:space="preserve">）</w:t>
+      </w:r>
+    </w:p>
+    <w:p>
+      <w:pPr>
+        <w:pStyle w:val="Compact"/>
+        <w:numPr>
+          <w:ilvl w:val="0"/>
+          <w:numId w:val="1026"/>
+        </w:numPr>
+      </w:pPr>
+      <w:r>
+        <w:t xml:space="preserve">🔐</w:t>
+      </w:r>
+      <w:r>
+        <w:t xml:space="preserve"> </w:t>
+      </w:r>
+      <w:r>
+        <w:rPr>
+          <w:rFonts w:hint="eastAsia"/>
+          <w:b/>
+          <w:bCs/>
+        </w:rPr>
+        <w:t xml:space="preserve">入口を固める</w:t>
+      </w:r>
+      <w:r>
+        <w:rPr>
+          <w:rFonts w:hint="eastAsia"/>
+        </w:rPr>
+        <w:t xml:space="preserve">：社外からは</w:t>
+      </w:r>
+      <w:r>
+        <w:t xml:space="preserve"> MFA </w:t>
+      </w:r>
+      <w:r>
+        <w:rPr>
+          <w:rFonts w:hint="eastAsia"/>
+        </w:rPr>
+        <w:t xml:space="preserve">必須、私物</w:t>
+      </w:r>
+      <w:r>
+        <w:t xml:space="preserve"> PC </w:t>
+      </w:r>
+      <w:r>
+        <w:rPr>
+          <w:rFonts w:hint="eastAsia"/>
+        </w:rPr>
+        <w:t xml:space="preserve">は閲覧のみ</w:t>
+      </w:r>
+      <w:r>
+        <w:t xml:space="preserve"> </w:t>
+      </w:r>
+      <w:r>
+        <w:rPr>
+          <w:rFonts w:hint="eastAsia"/>
+        </w:rPr>
+        <w:t xml:space="preserve">等（＝条件付きアクセス）…</w:t>
+      </w:r>
+      <w:r>
+        <w:t xml:space="preserve"> </w:t>
+      </w:r>
+      <w:r>
+        <w:rPr>
+          <w:b/>
+          <w:bCs/>
+        </w:rPr>
+        <w:t xml:space="preserve">✅ E3</w:t>
+      </w:r>
+      <w:r>
+        <w:rPr>
+          <w:rFonts w:hint="eastAsia"/>
+        </w:rPr>
+        <w:t xml:space="preserve">（高度なリスク自動判定は</w:t>
+      </w:r>
+      <w:r>
+        <w:t xml:space="preserve"> </w:t>
+      </w:r>
+      <w:r>
+        <w:rPr>
+          <w:b/>
+          <w:bCs/>
+        </w:rPr>
+        <w:t xml:space="preserve">💰 E5</w:t>
+      </w:r>
+      <w:r>
+        <w:rPr>
+          <w:rFonts w:hint="eastAsia"/>
+        </w:rPr>
+        <w:t xml:space="preserve">）</w:t>
+      </w:r>
+    </w:p>
+    <w:p>
+      <w:pPr>
+        <w:pStyle w:val="Compact"/>
+        <w:numPr>
+          <w:ilvl w:val="0"/>
+          <w:numId w:val="1026"/>
+        </w:numPr>
+      </w:pPr>
+      <w:r>
+        <w:t xml:space="preserve">🧹</w:t>
+      </w:r>
+      <w:r>
+        <w:t xml:space="preserve"> </w:t>
+      </w:r>
+      <w:r>
+        <w:rPr>
+          <w:rFonts w:hint="eastAsia"/>
+          <w:b/>
+          <w:bCs/>
+        </w:rPr>
+        <w:t xml:space="preserve">ゲストを棚卸す</w:t>
+      </w:r>
+      <w:r>
+        <w:rPr>
+          <w:rFonts w:hint="eastAsia"/>
+        </w:rPr>
+        <w:t xml:space="preserve">：招いた社外ユーザーを定期的に見直す（＝アクセスレビュー）…</w:t>
+      </w:r>
+      <w:r>
+        <w:t xml:space="preserve"> </w:t>
+      </w:r>
+      <w:r>
+        <w:rPr>
+          <w:b/>
+          <w:bCs/>
+        </w:rPr>
+        <w:t xml:space="preserve">💰 </w:t>
+      </w:r>
+      <w:r>
+        <w:rPr>
+          <w:rFonts w:hint="eastAsia"/>
+          <w:b/>
+          <w:bCs/>
+        </w:rPr>
+        <w:t xml:space="preserve">追加（E5</w:t>
+      </w:r>
+      <w:r>
+        <w:rPr>
+          <w:b/>
+          <w:bCs/>
+        </w:rPr>
+        <w:t xml:space="preserve"> </w:t>
+      </w:r>
+      <w:r>
+        <w:rPr>
+          <w:rFonts w:hint="eastAsia"/>
+          <w:b/>
+          <w:bCs/>
+        </w:rPr>
+        <w:t xml:space="preserve">相当）</w:t>
+      </w:r>
+    </w:p>
+    <w:p>
+      <w:pPr>
+        <w:pStyle w:val="FirstParagraph"/>
+      </w:pPr>
+      <w:r>
+        <w:t xml:space="preserve">👉</w:t>
+      </w:r>
+      <w:r>
+        <w:t xml:space="preserve"> </w:t>
+      </w:r>
+      <w:r>
+        <w:rPr>
+          <w:b/>
+          <w:bCs/>
+        </w:rPr>
+        <w:t xml:space="preserve">まず </w:t>
+      </w:r>
+      <w:r>
+        <w:rPr>
+          <w:rFonts w:hint="eastAsia"/>
+          <w:b/>
+          <w:bCs/>
+        </w:rPr>
+        <w:t xml:space="preserve">✅（E3のまま）でできる「記録を残す・入口を固める・手で札を付ける」から着手</w:t>
+      </w:r>
+      <w:r>
+        <w:t xml:space="preserve">し、💰 </w:t>
+      </w:r>
+      <w:r>
+        <w:rPr>
+          <w:rFonts w:hint="eastAsia"/>
+        </w:rPr>
+        <w:t xml:space="preserve">の高度機能は投資判断とセットで後から足す――これがフェーズ2の基本方針です。</w:t>
+      </w:r>
+    </w:p>
+    <w:bookmarkEnd w:id="83"/>
+    <w:bookmarkStart w:id="84" w:name="追加費用の要否ひとめ表"/>
+    <w:p>
+      <w:pPr>
+        <w:pStyle w:val="Heading2"/>
+      </w:pPr>
+      <w:r>
+        <w:rPr>
+          <w:rFonts w:hint="eastAsia"/>
+        </w:rPr>
+        <w:t xml:space="preserve">追加費用の要否ひとめ表</w:t>
       </w:r>
     </w:p>
     <w:tbl>
@@ -14510,38 +14979,35 @@
               <w:rPr>
                 <w:rFonts w:hint="eastAsia"/>
               </w:rPr>
-              <w:t xml:space="preserve">施策</w:t>
-            </w:r>
-          </w:p>
-        </w:tc>
-        <w:tc>
-          <w:tcPr/>
-          <w:p>
-            <w:pPr>
-              <w:pStyle w:val="Compact"/>
-            </w:pPr>
-            <w:r>
-              <w:t xml:space="preserve">E3 </w:t>
-            </w:r>
-            <w:r>
-              <w:rPr>
-                <w:rFonts w:hint="eastAsia"/>
-              </w:rPr>
-              <w:t xml:space="preserve">の範囲でできる</w:t>
-            </w:r>
-          </w:p>
-        </w:tc>
-        <w:tc>
-          <w:tcPr/>
-          <w:p>
-            <w:pPr>
-              <w:pStyle w:val="Compact"/>
-            </w:pPr>
-            <w:r>
-              <w:rPr>
-                <w:rFonts w:hint="eastAsia"/>
-              </w:rPr>
-              <w:t xml:space="preserve">追加ライセンスが必要</w:t>
+              <w:t xml:space="preserve">やりたいこと（機能）</w:t>
+            </w:r>
+          </w:p>
+        </w:tc>
+        <w:tc>
+          <w:tcPr/>
+          <w:p>
+            <w:pPr>
+              <w:pStyle w:val="Compact"/>
+            </w:pPr>
+            <w:r>
+              <w:rPr>
+                <w:rFonts w:hint="eastAsia"/>
+              </w:rPr>
+              <w:t xml:space="preserve">ざっくり何ができる</w:t>
+            </w:r>
+          </w:p>
+        </w:tc>
+        <w:tc>
+          <w:tcPr/>
+          <w:p>
+            <w:pPr>
+              <w:pStyle w:val="Compact"/>
+            </w:pPr>
+            <w:r>
+              <w:rPr>
+                <w:rFonts w:hint="eastAsia"/>
+              </w:rPr>
+              <w:t xml:space="preserve">追加費用は？</w:t>
             </w:r>
           </w:p>
         </w:tc>
@@ -14557,46 +15023,42 @@
               <w:rPr>
                 <w:rFonts w:hint="eastAsia"/>
               </w:rPr>
-              <w:t xml:space="preserve">秘密度ラベルの</w:t>
-            </w:r>
-            <w:r>
-              <w:rPr>
-                <w:rFonts w:hint="eastAsia"/>
-                <w:b/>
-                <w:bCs/>
-              </w:rPr>
-              <w:t xml:space="preserve">手動</w:t>
-            </w:r>
-            <w:r>
-              <w:rPr>
-                <w:rFonts w:hint="eastAsia"/>
-              </w:rPr>
-              <w:t xml:space="preserve">付与・暗号化</w:t>
-            </w:r>
-          </w:p>
-        </w:tc>
-        <w:tc>
-          <w:tcPr/>
-          <w:p>
-            <w:pPr>
-              <w:pStyle w:val="Compact"/>
-            </w:pPr>
-            <w:r>
-              <w:rPr>
-                <w:rFonts w:hint="eastAsia"/>
-              </w:rPr>
-              <w:t xml:space="preserve">○（E3）〔S18〕</w:t>
-            </w:r>
-          </w:p>
-        </w:tc>
-        <w:tc>
-          <w:tcPr/>
-          <w:p>
-            <w:pPr>
-              <w:pStyle w:val="Compact"/>
-            </w:pPr>
-            <w:r>
-              <w:t xml:space="preserve">—</w:t>
+              <w:t xml:space="preserve">監査ログ（Standard・180日）</w:t>
+            </w:r>
+          </w:p>
+        </w:tc>
+        <w:tc>
+          <w:tcPr/>
+          <w:p>
+            <w:pPr>
+              <w:pStyle w:val="Compact"/>
+            </w:pPr>
+            <w:r>
+              <w:rPr>
+                <w:rFonts w:hint="eastAsia"/>
+              </w:rPr>
+              <w:t xml:space="preserve">操作の記録を残し調査する</w:t>
+            </w:r>
+          </w:p>
+        </w:tc>
+        <w:tc>
+          <w:tcPr/>
+          <w:p>
+            <w:pPr>
+              <w:pStyle w:val="Compact"/>
+            </w:pPr>
+            <w:r>
+              <w:rPr>
+                <w:b/>
+                <w:bCs/>
+              </w:rPr>
+              <w:t xml:space="preserve">✅ E3のまま</w:t>
+            </w:r>
+            <w:r>
+              <w:t xml:space="preserve"> </w:t>
+            </w:r>
+            <w:r>
+              <w:t xml:space="preserve">〔S24〕</w:t>
             </w:r>
           </w:p>
         </w:tc>
@@ -14612,77 +15074,42 @@
               <w:rPr>
                 <w:rFonts w:hint="eastAsia"/>
               </w:rPr>
-              <w:t xml:space="preserve">秘密度ラベルの</w:t>
-            </w:r>
-            <w:r>
-              <w:rPr>
-                <w:rFonts w:hint="eastAsia"/>
-                <w:b/>
-                <w:bCs/>
-              </w:rPr>
-              <w:t xml:space="preserve">自動</w:t>
-            </w:r>
-            <w:r>
-              <w:rPr>
-                <w:rFonts w:hint="eastAsia"/>
-              </w:rPr>
-              <w:t xml:space="preserve">付与</w:t>
-            </w:r>
-          </w:p>
-        </w:tc>
-        <w:tc>
-          <w:tcPr/>
-          <w:p>
-            <w:pPr>
-              <w:pStyle w:val="Compact"/>
-            </w:pPr>
-            <w:r>
-              <w:t xml:space="preserve">✕</w:t>
-            </w:r>
-          </w:p>
-        </w:tc>
-        <w:tc>
-          <w:tcPr/>
-          <w:p>
-            <w:pPr>
-              <w:pStyle w:val="Compact"/>
-            </w:pPr>
-            <w:r>
-              <w:rPr>
-                <w:b/>
-                <w:bCs/>
-              </w:rPr>
-              <w:t xml:space="preserve">E5</w:t>
+              <w:t xml:space="preserve">秘密度ラベル（手で付ける・暗号化）</w:t>
+            </w:r>
+          </w:p>
+        </w:tc>
+        <w:tc>
+          <w:tcPr/>
+          <w:p>
+            <w:pPr>
+              <w:pStyle w:val="Compact"/>
+            </w:pPr>
+            <w:r>
+              <w:rPr>
+                <w:rFonts w:hint="eastAsia"/>
+              </w:rPr>
+              <w:t xml:space="preserve">ファイルに「社外秘」等を付けて守る</w:t>
+            </w:r>
+          </w:p>
+        </w:tc>
+        <w:tc>
+          <w:tcPr/>
+          <w:p>
+            <w:pPr>
+              <w:pStyle w:val="Compact"/>
+            </w:pPr>
+            <w:r>
+              <w:rPr>
+                <w:b/>
+                <w:bCs/>
+              </w:rPr>
+              <w:t xml:space="preserve">✅ E3のまま</w:t>
             </w:r>
             <w:r>
               <w:t xml:space="preserve"> </w:t>
             </w:r>
             <w:r>
-              <w:t xml:space="preserve">または</w:t>
-            </w:r>
-            <w:r>
-              <w:t xml:space="preserve"> </w:t>
-            </w:r>
-            <w:r>
-              <w:rPr>
-                <w:rFonts w:hint="eastAsia"/>
-                <w:b/>
-                <w:bCs/>
-              </w:rPr>
-              <w:t xml:space="preserve">E3＋E5</w:t>
-            </w:r>
-            <w:r>
-              <w:rPr>
-                <w:b/>
-                <w:bCs/>
-              </w:rPr>
-              <w:t xml:space="preserve"> Compliance</w:t>
-            </w:r>
-            <w:r>
-              <w:t xml:space="preserve"> </w:t>
-            </w:r>
-            <w:r>
-              <w:t xml:space="preserve">〔S19〕</w:t>
+              <w:t xml:space="preserve">〔S18〕</w:t>
             </w:r>
           </w:p>
         </w:tc>
@@ -14695,42 +15122,10 @@
               <w:pStyle w:val="Compact"/>
             </w:pPr>
             <w:r>
-              <w:t xml:space="preserve">サイト/Teams/グループの</w:t>
-            </w:r>
-            <w:r>
-              <w:rPr>
-                <w:b/>
-                <w:bCs/>
-              </w:rPr>
-              <w:t xml:space="preserve">コンテナラベル</w:t>
-            </w:r>
-          </w:p>
-        </w:tc>
-        <w:tc>
-          <w:tcPr/>
-          <w:p>
-            <w:pPr>
-              <w:pStyle w:val="Compact"/>
-            </w:pPr>
-            <w:r>
-              <w:rPr>
-                <w:rFonts w:hint="eastAsia"/>
-              </w:rPr>
-              <w:t xml:space="preserve">基本設定は可（要ライセンス確認）〔S20〕</w:t>
-            </w:r>
-          </w:p>
-        </w:tc>
-        <w:tc>
-          <w:tcPr/>
-          <w:p>
-            <w:pPr>
-              <w:pStyle w:val="Compact"/>
-            </w:pPr>
-            <w:r>
-              <w:rPr>
-                <w:rFonts w:hint="eastAsia"/>
-              </w:rPr>
-              <w:t xml:space="preserve">一部は上位ライセンス／Entra</w:t>
+              <w:rPr>
+                <w:rFonts w:hint="eastAsia"/>
+              </w:rPr>
+              <w:t xml:space="preserve">DLP（SharePoint/OneDrive/Exchange</w:t>
             </w:r>
             <w:r>
               <w:t xml:space="preserve"> </w:t>
@@ -14739,7 +15134,42 @@
               <w:rPr>
                 <w:rFonts w:hint="eastAsia"/>
               </w:rPr>
-              <w:t xml:space="preserve">連携が前提</w:t>
+              <w:t xml:space="preserve">のファイル）</w:t>
+            </w:r>
+          </w:p>
+        </w:tc>
+        <w:tc>
+          <w:tcPr/>
+          <w:p>
+            <w:pPr>
+              <w:pStyle w:val="Compact"/>
+            </w:pPr>
+            <w:r>
+              <w:rPr>
+                <w:rFonts w:hint="eastAsia"/>
+              </w:rPr>
+              <w:t xml:space="preserve">機微情報の外部共有をブロック</w:t>
+            </w:r>
+          </w:p>
+        </w:tc>
+        <w:tc>
+          <w:tcPr/>
+          <w:p>
+            <w:pPr>
+              <w:pStyle w:val="Compact"/>
+            </w:pPr>
+            <w:r>
+              <w:rPr>
+                <w:b/>
+                <w:bCs/>
+              </w:rPr>
+              <w:t xml:space="preserve">✅ E3のまま</w:t>
+            </w:r>
+            <w:r>
+              <w:t xml:space="preserve"> </w:t>
+            </w:r>
+            <w:r>
+              <w:t xml:space="preserve">〔S22〕</w:t>
             </w:r>
           </w:p>
         </w:tc>
@@ -14755,41 +15185,51 @@
               <w:rPr>
                 <w:rFonts w:hint="eastAsia"/>
               </w:rPr>
-              <w:t xml:space="preserve">DLP（SharePoint/OneDrive/Exchange</w:t>
-            </w:r>
-            <w:r>
-              <w:t xml:space="preserve"> </w:t>
-            </w:r>
-            <w:r>
-              <w:rPr>
-                <w:rFonts w:hint="eastAsia"/>
-              </w:rPr>
-              <w:t xml:space="preserve">経由のファイル）</w:t>
-            </w:r>
-          </w:p>
-        </w:tc>
-        <w:tc>
-          <w:tcPr/>
-          <w:p>
-            <w:pPr>
-              <w:pStyle w:val="Compact"/>
-            </w:pPr>
-            <w:r>
-              <w:rPr>
-                <w:rFonts w:hint="eastAsia"/>
-              </w:rPr>
-              <w:t xml:space="preserve">○（E3）〔S22〕</w:t>
-            </w:r>
-          </w:p>
-        </w:tc>
-        <w:tc>
-          <w:tcPr/>
-          <w:p>
-            <w:pPr>
-              <w:pStyle w:val="Compact"/>
-            </w:pPr>
-            <w:r>
-              <w:t xml:space="preserve">—</w:t>
+              <w:t xml:space="preserve">条件付きアクセス（基本）／MFA</w:t>
+            </w:r>
+          </w:p>
+        </w:tc>
+        <w:tc>
+          <w:tcPr/>
+          <w:p>
+            <w:pPr>
+              <w:pStyle w:val="Compact"/>
+            </w:pPr>
+            <w:r>
+              <w:rPr>
+                <w:rFonts w:hint="eastAsia"/>
+              </w:rPr>
+              <w:t xml:space="preserve">入口をMFA・デバイス条件で固める</w:t>
+            </w:r>
+          </w:p>
+        </w:tc>
+        <w:tc>
+          <w:tcPr/>
+          <w:p>
+            <w:pPr>
+              <w:pStyle w:val="Compact"/>
+            </w:pPr>
+            <w:r>
+              <w:rPr>
+                <w:b/>
+                <w:bCs/>
+              </w:rPr>
+              <w:t xml:space="preserve">✅ E3のまま</w:t>
+            </w:r>
+            <w:r>
+              <w:rPr>
+                <w:rFonts w:hint="eastAsia"/>
+              </w:rPr>
+              <w:t xml:space="preserve">（Entra</w:t>
+            </w:r>
+            <w:r>
+              <w:t xml:space="preserve"> P1 は E3 </w:t>
+            </w:r>
+            <w:r>
+              <w:rPr>
+                <w:rFonts w:hint="eastAsia"/>
+              </w:rPr>
+              <w:t xml:space="preserve">内包）〔S27〕</w:t>
             </w:r>
           </w:p>
         </w:tc>
@@ -14805,60 +15245,42 @@
               <w:rPr>
                 <w:rFonts w:hint="eastAsia"/>
               </w:rPr>
-              <w:t xml:space="preserve">DLP（</w:t>
-            </w:r>
-            <w:r>
-              <w:rPr>
-                <w:b/>
-                <w:bCs/>
-              </w:rPr>
-              <w:t xml:space="preserve">Teams </w:t>
-            </w:r>
-            <w:r>
-              <w:rPr>
-                <w:rFonts w:hint="eastAsia"/>
-                <w:b/>
-                <w:bCs/>
-              </w:rPr>
-              <w:t xml:space="preserve">チャット/チャネル本文</w:t>
-            </w:r>
-            <w:r>
-              <w:rPr>
-                <w:rFonts w:hint="eastAsia"/>
-              </w:rPr>
-              <w:t xml:space="preserve">）</w:t>
-            </w:r>
-          </w:p>
-        </w:tc>
-        <w:tc>
-          <w:tcPr/>
-          <w:p>
-            <w:pPr>
-              <w:pStyle w:val="Compact"/>
-            </w:pPr>
-            <w:r>
-              <w:t xml:space="preserve">✕</w:t>
-            </w:r>
-          </w:p>
-        </w:tc>
-        <w:tc>
-          <w:tcPr/>
-          <w:p>
-            <w:pPr>
-              <w:pStyle w:val="Compact"/>
-            </w:pPr>
-            <w:r>
-              <w:rPr>
-                <w:b/>
-                <w:bCs/>
-              </w:rPr>
-              <w:t xml:space="preserve">E5</w:t>
+              <w:t xml:space="preserve">保持（手動・場所ベース）</w:t>
+            </w:r>
+          </w:p>
+        </w:tc>
+        <w:tc>
+          <w:tcPr/>
+          <w:p>
+            <w:pPr>
+              <w:pStyle w:val="Compact"/>
+            </w:pPr>
+            <w:r>
+              <w:rPr>
+                <w:rFonts w:hint="eastAsia"/>
+              </w:rPr>
+              <w:t xml:space="preserve">規程に沿って保持・自動削除</w:t>
+            </w:r>
+          </w:p>
+        </w:tc>
+        <w:tc>
+          <w:tcPr/>
+          <w:p>
+            <w:pPr>
+              <w:pStyle w:val="Compact"/>
+            </w:pPr>
+            <w:r>
+              <w:rPr>
+                <w:b/>
+                <w:bCs/>
+              </w:rPr>
+              <w:t xml:space="preserve">✅ E3のまま</w:t>
             </w:r>
             <w:r>
               <w:t xml:space="preserve"> </w:t>
             </w:r>
             <w:r>
-              <w:t xml:space="preserve">〔S22〕</w:t>
+              <w:t xml:space="preserve">〔S25〕</w:t>
             </w:r>
           </w:p>
         </w:tc>
@@ -14872,65 +15294,81 @@
             </w:pPr>
             <w:r>
               <w:rPr>
-                <w:b/>
-                <w:bCs/>
-              </w:rPr>
-              <w:t xml:space="preserve">エンドポイント DLP</w:t>
-            </w:r>
-            <w:r>
-              <w:rPr>
-                <w:rFonts w:hint="eastAsia"/>
-              </w:rPr>
-              <w:t xml:space="preserve">（PC</w:t>
-            </w:r>
-            <w:r>
-              <w:t xml:space="preserve"> の USB </w:t>
-            </w:r>
-            <w:r>
-              <w:rPr>
-                <w:rFonts w:hint="eastAsia"/>
-              </w:rPr>
-              <w:t xml:space="preserve">コピー制限等）</w:t>
-            </w:r>
-          </w:p>
-        </w:tc>
-        <w:tc>
-          <w:tcPr/>
-          <w:p>
-            <w:pPr>
-              <w:pStyle w:val="Compact"/>
-            </w:pPr>
-            <w:r>
-              <w:t xml:space="preserve">✕</w:t>
-            </w:r>
-          </w:p>
-        </w:tc>
-        <w:tc>
-          <w:tcPr/>
-          <w:p>
-            <w:pPr>
-              <w:pStyle w:val="Compact"/>
-            </w:pPr>
-            <w:r>
-              <w:rPr>
-                <w:b/>
-                <w:bCs/>
-              </w:rPr>
-              <w:t xml:space="preserve">E5 </w:t>
-            </w:r>
-            <w:r>
-              <w:rPr>
-                <w:rFonts w:hint="eastAsia"/>
-                <w:b/>
-                <w:bCs/>
-              </w:rPr>
-              <w:t xml:space="preserve">相当</w:t>
-            </w:r>
-            <w:r>
+                <w:rFonts w:hint="eastAsia"/>
+              </w:rPr>
+              <w:t xml:space="preserve">秘密度ラベルの</w:t>
+            </w:r>
+            <w:r>
+              <w:rPr>
+                <w:rFonts w:hint="eastAsia"/>
+                <w:b/>
+                <w:bCs/>
+              </w:rPr>
+              <w:t xml:space="preserve">自動</w:t>
+            </w:r>
+            <w:r>
+              <w:rPr>
+                <w:rFonts w:hint="eastAsia"/>
+              </w:rPr>
+              <w:t xml:space="preserve">付与</w:t>
+            </w:r>
+          </w:p>
+        </w:tc>
+        <w:tc>
+          <w:tcPr/>
+          <w:p>
+            <w:pPr>
+              <w:pStyle w:val="Compact"/>
+            </w:pPr>
+            <w:r>
+              <w:rPr>
+                <w:rFonts w:hint="eastAsia"/>
+              </w:rPr>
+              <w:t xml:space="preserve">中身を判定して自動で札を付ける</w:t>
+            </w:r>
+          </w:p>
+        </w:tc>
+        <w:tc>
+          <w:tcPr/>
+          <w:p>
+            <w:pPr>
+              <w:pStyle w:val="Compact"/>
+            </w:pPr>
+            <w:r>
+              <w:rPr>
+                <w:b/>
+                <w:bCs/>
+              </w:rPr>
+              <w:t xml:space="preserve">💰 </w:t>
+            </w:r>
+            <w:r>
+              <w:rPr>
+                <w:rFonts w:hint="eastAsia"/>
+                <w:b/>
+                <w:bCs/>
+              </w:rPr>
+              <w:t xml:space="preserve">追加（E5／E3＋E5</w:t>
+            </w:r>
+            <w:r>
+              <w:rPr>
+                <w:b/>
+                <w:bCs/>
+              </w:rPr>
               <w:t xml:space="preserve"> </w:t>
             </w:r>
             <w:r>
-              <w:t xml:space="preserve">〔S23〕</w:t>
+              <w:rPr>
+                <w:rFonts w:hint="eastAsia"/>
+                <w:b/>
+                <w:bCs/>
+              </w:rPr>
+              <w:t xml:space="preserve">Compliance）</w:t>
+            </w:r>
+            <w:r>
+              <w:t xml:space="preserve"> </w:t>
+            </w:r>
+            <w:r>
+              <w:t xml:space="preserve">〔S19〕</w:t>
             </w:r>
           </w:p>
         </w:tc>
@@ -14946,57 +15384,71 @@
               <w:rPr>
                 <w:rFonts w:hint="eastAsia"/>
               </w:rPr>
-              <w:t xml:space="preserve">監査ログ</w:t>
+              <w:t xml:space="preserve">DLP（</w:t>
+            </w:r>
+            <w:r>
+              <w:rPr>
+                <w:b/>
+                <w:bCs/>
+              </w:rPr>
+              <w:t xml:space="preserve">Teams </w:t>
+            </w:r>
+            <w:r>
+              <w:rPr>
+                <w:rFonts w:hint="eastAsia"/>
+                <w:b/>
+                <w:bCs/>
+              </w:rPr>
+              <w:t xml:space="preserve">チャット本文</w:t>
+            </w:r>
+            <w:r>
+              <w:rPr>
+                <w:rFonts w:hint="eastAsia"/>
+              </w:rPr>
+              <w:t xml:space="preserve">）</w:t>
+            </w:r>
+          </w:p>
+        </w:tc>
+        <w:tc>
+          <w:tcPr/>
+          <w:p>
+            <w:pPr>
+              <w:pStyle w:val="Compact"/>
+            </w:pPr>
+            <w:r>
+              <w:rPr>
+                <w:rFonts w:hint="eastAsia"/>
+              </w:rPr>
+              <w:t xml:space="preserve">チャット内の機微情報を検知</w:t>
+            </w:r>
+          </w:p>
+        </w:tc>
+        <w:tc>
+          <w:tcPr/>
+          <w:p>
+            <w:pPr>
+              <w:pStyle w:val="Compact"/>
+            </w:pPr>
+            <w:r>
+              <w:rPr>
+                <w:b/>
+                <w:bCs/>
+              </w:rPr>
+              <w:t xml:space="preserve">💰 </w:t>
+            </w:r>
+            <w:r>
+              <w:rPr>
+                <w:rFonts w:hint="eastAsia"/>
+                <w:b/>
+                <w:bCs/>
+              </w:rPr>
+              <w:t xml:space="preserve">追加（E5）</w:t>
             </w:r>
             <w:r>
               <w:t xml:space="preserve"> </w:t>
             </w:r>
             <w:r>
-              <w:rPr>
-                <w:b/>
-                <w:bCs/>
-              </w:rPr>
-              <w:t xml:space="preserve">Standard</w:t>
-            </w:r>
-            <w:r>
-              <w:rPr>
-                <w:rFonts w:hint="eastAsia"/>
-              </w:rPr>
-              <w:t xml:space="preserve">（保持</w:t>
-            </w:r>
-            <w:r>
-              <w:t xml:space="preserve"> 180 </w:t>
-            </w:r>
-            <w:r>
-              <w:rPr>
-                <w:rFonts w:hint="eastAsia"/>
-              </w:rPr>
-              <w:t xml:space="preserve">日）</w:t>
-            </w:r>
-          </w:p>
-        </w:tc>
-        <w:tc>
-          <w:tcPr/>
-          <w:p>
-            <w:pPr>
-              <w:pStyle w:val="Compact"/>
-            </w:pPr>
-            <w:r>
-              <w:rPr>
-                <w:rFonts w:hint="eastAsia"/>
-              </w:rPr>
-              <w:t xml:space="preserve">○（E3）〔S24〕</w:t>
-            </w:r>
-          </w:p>
-        </w:tc>
-        <w:tc>
-          <w:tcPr/>
-          <w:p>
-            <w:pPr>
-              <w:pStyle w:val="Compact"/>
-            </w:pPr>
-            <w:r>
-              <w:t xml:space="preserve">—</w:t>
+              <w:t xml:space="preserve">〔S22〕</w:t>
             </w:r>
           </w:p>
         </w:tc>
@@ -15010,74 +15462,86 @@
             </w:pPr>
             <w:r>
               <w:rPr>
-                <w:rFonts w:hint="eastAsia"/>
-              </w:rPr>
-              <w:t xml:space="preserve">監査ログ</w:t>
+                <w:b/>
+                <w:bCs/>
+              </w:rPr>
+              <w:t xml:space="preserve">エンドポイント DLP</w:t>
+            </w:r>
+            <w:r>
+              <w:rPr>
+                <w:rFonts w:hint="eastAsia"/>
+              </w:rPr>
+              <w:t xml:space="preserve">（PC</w:t>
             </w:r>
             <w:r>
               <w:t xml:space="preserve"> </w:t>
             </w:r>
             <w:r>
               <w:rPr>
-                <w:b/>
-                <w:bCs/>
-              </w:rPr>
-              <w:t xml:space="preserve">Premium</w:t>
-            </w:r>
-            <w:r>
-              <w:rPr>
-                <w:rFonts w:hint="eastAsia"/>
-              </w:rPr>
-              <w:t xml:space="preserve">（保持</w:t>
-            </w:r>
-            <w:r>
-              <w:t xml:space="preserve"> 1 </w:t>
-            </w:r>
-            <w:r>
-              <w:rPr>
-                <w:rFonts w:hint="eastAsia"/>
-              </w:rPr>
-              <w:t xml:space="preserve">年・高付加価値イベント）</w:t>
-            </w:r>
-          </w:p>
-        </w:tc>
-        <w:tc>
-          <w:tcPr/>
-          <w:p>
-            <w:pPr>
-              <w:pStyle w:val="Compact"/>
-            </w:pPr>
-            <w:r>
-              <w:t xml:space="preserve">✕</w:t>
-            </w:r>
-          </w:p>
-        </w:tc>
-        <w:tc>
-          <w:tcPr/>
-          <w:p>
-            <w:pPr>
-              <w:pStyle w:val="Compact"/>
-            </w:pPr>
-            <w:r>
-              <w:rPr>
-                <w:rFonts w:hint="eastAsia"/>
-                <w:b/>
-                <w:bCs/>
-              </w:rPr>
-              <w:t xml:space="preserve">E5／E5</w:t>
-            </w:r>
-            <w:r>
-              <w:rPr>
-                <w:b/>
-                <w:bCs/>
-              </w:rPr>
-              <w:t xml:space="preserve"> Compliance</w:t>
-            </w:r>
-            <w:r>
+                <w:rFonts w:hint="eastAsia"/>
+              </w:rPr>
+              <w:t xml:space="preserve">操作）</w:t>
+            </w:r>
+          </w:p>
+        </w:tc>
+        <w:tc>
+          <w:tcPr/>
+          <w:p>
+            <w:pPr>
+              <w:pStyle w:val="Compact"/>
+            </w:pPr>
+            <w:r>
+              <w:t xml:space="preserve">USB </w:t>
+            </w:r>
+            <w:r>
+              <w:rPr>
+                <w:rFonts w:hint="eastAsia"/>
+              </w:rPr>
+              <w:t xml:space="preserve">コピー・印刷・アップロードを制限</w:t>
+            </w:r>
+          </w:p>
+        </w:tc>
+        <w:tc>
+          <w:tcPr/>
+          <w:p>
+            <w:pPr>
+              <w:pStyle w:val="Compact"/>
+            </w:pPr>
+            <w:r>
+              <w:rPr>
+                <w:b/>
+                <w:bCs/>
+              </w:rPr>
+              <w:t xml:space="preserve">💰 </w:t>
+            </w:r>
+            <w:r>
+              <w:rPr>
+                <w:rFonts w:hint="eastAsia"/>
+                <w:b/>
+                <w:bCs/>
+              </w:rPr>
+              <w:t xml:space="preserve">追加（E5</w:t>
+            </w:r>
+            <w:r>
+              <w:rPr>
+                <w:b/>
+                <w:bCs/>
+              </w:rPr>
               <w:t xml:space="preserve"> </w:t>
             </w:r>
             <w:r>
-              <w:t xml:space="preserve">〔S24〕</w:t>
+              <w:rPr>
+                <w:rFonts w:hint="eastAsia"/>
+                <w:b/>
+                <w:bCs/>
+              </w:rPr>
+              <w:t xml:space="preserve">相当）</w:t>
+            </w:r>
+            <w:r>
+              <w:t xml:space="preserve"> </w:t>
+            </w:r>
+            <w:r>
+              <w:t xml:space="preserve">〔S23〕</w:t>
             </w:r>
           </w:p>
         </w:tc>
@@ -15093,49 +15557,7 @@
               <w:rPr>
                 <w:rFonts w:hint="eastAsia"/>
               </w:rPr>
-              <w:t xml:space="preserve">保持ポリシー・保持ラベル（手動・場所ベース）</w:t>
-            </w:r>
-          </w:p>
-        </w:tc>
-        <w:tc>
-          <w:tcPr/>
-          <w:p>
-            <w:pPr>
-              <w:pStyle w:val="Compact"/>
-            </w:pPr>
-            <w:r>
-              <w:rPr>
-                <w:rFonts w:hint="eastAsia"/>
-              </w:rPr>
-              <w:t xml:space="preserve">○（E3）〔S25〕</w:t>
-            </w:r>
-          </w:p>
-        </w:tc>
-        <w:tc>
-          <w:tcPr/>
-          <w:p>
-            <w:pPr>
-              <w:pStyle w:val="Compact"/>
-            </w:pPr>
-            <w:r>
-              <w:rPr>
-                <w:rFonts w:hint="eastAsia"/>
-              </w:rPr>
-              <w:t xml:space="preserve">内容ベースの</w:t>
-            </w:r>
-            <w:r>
-              <w:rPr>
-                <w:rFonts w:hint="eastAsia"/>
-                <w:b/>
-                <w:bCs/>
-              </w:rPr>
-              <w:t xml:space="preserve">自動適用</w:t>
-            </w:r>
-            <w:r>
-              <w:rPr>
-                <w:rFonts w:hint="eastAsia"/>
-              </w:rPr>
-              <w:t xml:space="preserve">（分類子・機微情報トリガー）は</w:t>
+              <w:t xml:space="preserve">監査ログ</w:t>
             </w:r>
             <w:r>
               <w:t xml:space="preserve"> </w:t>
@@ -15145,7 +15567,71 @@
                 <w:b/>
                 <w:bCs/>
               </w:rPr>
-              <w:t xml:space="preserve">E5</w:t>
+              <w:t xml:space="preserve">Premium</w:t>
+            </w:r>
+            <w:r>
+              <w:rPr>
+                <w:rFonts w:hint="eastAsia"/>
+              </w:rPr>
+              <w:t xml:space="preserve">（1年保持等）</w:t>
+            </w:r>
+          </w:p>
+        </w:tc>
+        <w:tc>
+          <w:tcPr/>
+          <w:p>
+            <w:pPr>
+              <w:pStyle w:val="Compact"/>
+            </w:pPr>
+            <w:r>
+              <w:rPr>
+                <w:rFonts w:hint="eastAsia"/>
+              </w:rPr>
+              <w:t xml:space="preserve">長期保持・高付加価値イベント</w:t>
+            </w:r>
+          </w:p>
+        </w:tc>
+        <w:tc>
+          <w:tcPr/>
+          <w:p>
+            <w:pPr>
+              <w:pStyle w:val="Compact"/>
+            </w:pPr>
+            <w:r>
+              <w:rPr>
+                <w:b/>
+                <w:bCs/>
+              </w:rPr>
+              <w:t xml:space="preserve">💰 </w:t>
+            </w:r>
+            <w:r>
+              <w:rPr>
+                <w:rFonts w:hint="eastAsia"/>
+                <w:b/>
+                <w:bCs/>
+              </w:rPr>
+              <w:t xml:space="preserve">追加（E5／E5</w:t>
+            </w:r>
+            <w:r>
+              <w:rPr>
+                <w:b/>
+                <w:bCs/>
+              </w:rPr>
+              <w:t xml:space="preserve"> </w:t>
+            </w:r>
+            <w:r>
+              <w:rPr>
+                <w:rFonts w:hint="eastAsia"/>
+                <w:b/>
+                <w:bCs/>
+              </w:rPr>
+              <w:t xml:space="preserve">Compliance）</w:t>
+            </w:r>
+            <w:r>
+              <w:t xml:space="preserve"> </w:t>
+            </w:r>
+            <w:r>
+              <w:t xml:space="preserve">〔S24〕</w:t>
             </w:r>
           </w:p>
         </w:tc>
@@ -15161,41 +15647,52 @@
               <w:rPr>
                 <w:rFonts w:hint="eastAsia"/>
               </w:rPr>
-              <w:t xml:space="preserve">eDiscovery（Premium）</w:t>
-            </w:r>
-          </w:p>
-        </w:tc>
-        <w:tc>
-          <w:tcPr/>
-          <w:p>
-            <w:pPr>
-              <w:pStyle w:val="Compact"/>
-            </w:pPr>
-            <w:r>
-              <w:t xml:space="preserve">✕</w:t>
-            </w:r>
-          </w:p>
-        </w:tc>
-        <w:tc>
-          <w:tcPr/>
-          <w:p>
-            <w:pPr>
-              <w:pStyle w:val="Compact"/>
-            </w:pPr>
-            <w:r>
-              <w:rPr>
-                <w:b/>
-                <w:bCs/>
-              </w:rPr>
-              <w:t xml:space="preserve">E5 </w:t>
-            </w:r>
-            <w:r>
-              <w:rPr>
-                <w:rFonts w:hint="eastAsia"/>
-                <w:b/>
-                <w:bCs/>
-              </w:rPr>
-              <w:t xml:space="preserve">系</w:t>
+              <w:t xml:space="preserve">保持の</w:t>
+            </w:r>
+            <w:r>
+              <w:rPr>
+                <w:rFonts w:hint="eastAsia"/>
+                <w:b/>
+                <w:bCs/>
+              </w:rPr>
+              <w:t xml:space="preserve">内容ベース自動適用</w:t>
+            </w:r>
+          </w:p>
+        </w:tc>
+        <w:tc>
+          <w:tcPr/>
+          <w:p>
+            <w:pPr>
+              <w:pStyle w:val="Compact"/>
+            </w:pPr>
+            <w:r>
+              <w:rPr>
+                <w:rFonts w:hint="eastAsia"/>
+              </w:rPr>
+              <w:t xml:space="preserve">分類子・機微情報で自動ラベル</w:t>
+            </w:r>
+          </w:p>
+        </w:tc>
+        <w:tc>
+          <w:tcPr/>
+          <w:p>
+            <w:pPr>
+              <w:pStyle w:val="Compact"/>
+            </w:pPr>
+            <w:r>
+              <w:rPr>
+                <w:b/>
+                <w:bCs/>
+              </w:rPr>
+              <w:t xml:space="preserve">💰 </w:t>
+            </w:r>
+            <w:r>
+              <w:rPr>
+                <w:rFonts w:hint="eastAsia"/>
+                <w:b/>
+                <w:bCs/>
+              </w:rPr>
+              <w:t xml:space="preserve">追加（E5）</w:t>
             </w:r>
             <w:r>
               <w:t xml:space="preserve"> </w:t>
@@ -15216,59 +15713,66 @@
             <w:r>
               <w:rPr>
                 <w:rFonts w:hint="eastAsia"/>
-                <w:b/>
-                <w:bCs/>
-              </w:rPr>
-              <w:t xml:space="preserve">条件付きアクセス</w:t>
-            </w:r>
-            <w:r>
-              <w:rPr>
-                <w:rFonts w:hint="eastAsia"/>
-              </w:rPr>
-              <w:t xml:space="preserve">（基本）</w:t>
-            </w:r>
-          </w:p>
-        </w:tc>
-        <w:tc>
-          <w:tcPr/>
-          <w:p>
-            <w:pPr>
-              <w:pStyle w:val="Compact"/>
-            </w:pPr>
-            <w:r>
-              <w:rPr>
-                <w:rFonts w:hint="eastAsia"/>
-              </w:rPr>
-              <w:t xml:space="preserve">○（Entra</w:t>
-            </w:r>
-            <w:r>
-              <w:t xml:space="preserve"> ID </w:t>
-            </w:r>
-            <w:r>
-              <w:rPr>
-                <w:rFonts w:hint="eastAsia"/>
-              </w:rPr>
-              <w:t xml:space="preserve">P1＝E3</w:t>
-            </w:r>
-            <w:r>
+              </w:rPr>
+              <w:t xml:space="preserve">eDiscovery（Premium）</w:t>
+            </w:r>
+          </w:p>
+        </w:tc>
+        <w:tc>
+          <w:tcPr/>
+          <w:p>
+            <w:pPr>
+              <w:pStyle w:val="Compact"/>
+            </w:pPr>
+            <w:r>
+              <w:rPr>
+                <w:rFonts w:hint="eastAsia"/>
+              </w:rPr>
+              <w:t xml:space="preserve">訴訟・調査向けの高度な開示</w:t>
+            </w:r>
+          </w:p>
+        </w:tc>
+        <w:tc>
+          <w:tcPr/>
+          <w:p>
+            <w:pPr>
+              <w:pStyle w:val="Compact"/>
+            </w:pPr>
+            <w:r>
+              <w:rPr>
+                <w:b/>
+                <w:bCs/>
+              </w:rPr>
+              <w:t xml:space="preserve">💰 </w:t>
+            </w:r>
+            <w:r>
+              <w:rPr>
+                <w:rFonts w:hint="eastAsia"/>
+                <w:b/>
+                <w:bCs/>
+              </w:rPr>
+              <w:t xml:space="preserve">追加（E5</w:t>
+            </w:r>
+            <w:r>
+              <w:rPr>
+                <w:b/>
+                <w:bCs/>
+              </w:rPr>
               <w:t xml:space="preserve"> </w:t>
             </w:r>
             <w:r>
               <w:rPr>
                 <w:rFonts w:hint="eastAsia"/>
-              </w:rPr>
-              <w:t xml:space="preserve">に内包）〔S27〕</w:t>
-            </w:r>
-          </w:p>
-        </w:tc>
-        <w:tc>
-          <w:tcPr/>
-          <w:p>
-            <w:pPr>
-              <w:pStyle w:val="Compact"/>
-            </w:pPr>
-            <w:r>
-              <w:t xml:space="preserve">—</w:t>
+                <w:b/>
+                <w:bCs/>
+              </w:rPr>
+              <w:t xml:space="preserve">系）</w:t>
+            </w:r>
+            <w:r>
+              <w:t xml:space="preserve"> </w:t>
+            </w:r>
+            <w:r>
+              <w:t xml:space="preserve">〔S25〕</w:t>
             </w:r>
           </w:p>
         </w:tc>
@@ -15282,45 +15786,53 @@
             </w:pPr>
             <w:r>
               <w:rPr>
-                <w:rFonts w:hint="eastAsia"/>
-                <w:b/>
-                <w:bCs/>
-              </w:rPr>
-              <w:t xml:space="preserve">リスクベース条件付きアクセス</w:t>
-            </w:r>
-          </w:p>
-        </w:tc>
-        <w:tc>
-          <w:tcPr/>
-          <w:p>
-            <w:pPr>
-              <w:pStyle w:val="Compact"/>
-            </w:pPr>
-            <w:r>
-              <w:t xml:space="preserve">✕</w:t>
-            </w:r>
-          </w:p>
-        </w:tc>
-        <w:tc>
-          <w:tcPr/>
-          <w:p>
-            <w:pPr>
-              <w:pStyle w:val="Compact"/>
-            </w:pPr>
-            <w:r>
-              <w:rPr>
-                <w:b/>
-                <w:bCs/>
-              </w:rPr>
-              <w:t xml:space="preserve">Entra ID </w:t>
-            </w:r>
-            <w:r>
-              <w:rPr>
-                <w:rFonts w:hint="eastAsia"/>
-                <w:b/>
-                <w:bCs/>
-              </w:rPr>
-              <w:t xml:space="preserve">P2＝E5</w:t>
+                <w:b/>
+                <w:bCs/>
+              </w:rPr>
+              <w:t xml:space="preserve">リスクベース</w:t>
+            </w:r>
+            <w:r>
+              <w:rPr>
+                <w:rFonts w:hint="eastAsia"/>
+              </w:rPr>
+              <w:t xml:space="preserve">条件付きアクセス</w:t>
+            </w:r>
+          </w:p>
+        </w:tc>
+        <w:tc>
+          <w:tcPr/>
+          <w:p>
+            <w:pPr>
+              <w:pStyle w:val="Compact"/>
+            </w:pPr>
+            <w:r>
+              <w:rPr>
+                <w:rFonts w:hint="eastAsia"/>
+              </w:rPr>
+              <w:t xml:space="preserve">サインインリスクで動的制御</w:t>
+            </w:r>
+          </w:p>
+        </w:tc>
+        <w:tc>
+          <w:tcPr/>
+          <w:p>
+            <w:pPr>
+              <w:pStyle w:val="Compact"/>
+            </w:pPr>
+            <w:r>
+              <w:rPr>
+                <w:b/>
+                <w:bCs/>
+              </w:rPr>
+              <w:t xml:space="preserve">💰 </w:t>
+            </w:r>
+            <w:r>
+              <w:rPr>
+                <w:rFonts w:hint="eastAsia"/>
+                <w:b/>
+                <w:bCs/>
+              </w:rPr>
+              <w:t xml:space="preserve">追加（E5＝Entra</w:t>
             </w:r>
             <w:r>
               <w:rPr>
@@ -15335,7 +15847,7 @@
                 <w:b/>
                 <w:bCs/>
               </w:rPr>
-              <w:t xml:space="preserve">に内包</w:t>
+              <w:t xml:space="preserve">P2）</w:t>
             </w:r>
             <w:r>
               <w:t xml:space="preserve"> </w:t>
@@ -15375,95 +15887,69 @@
               <w:pStyle w:val="Compact"/>
             </w:pPr>
             <w:r>
-              <w:t xml:space="preserve">✕</w:t>
-            </w:r>
-          </w:p>
-        </w:tc>
-        <w:tc>
-          <w:tcPr/>
-          <w:p>
-            <w:pPr>
-              <w:pStyle w:val="Compact"/>
-            </w:pPr>
-            <w:r>
-              <w:rPr>
-                <w:b/>
-                <w:bCs/>
-              </w:rPr>
-              <w:t xml:space="preserve">Entra ID </w:t>
-            </w:r>
-            <w:r>
-              <w:rPr>
-                <w:rFonts w:hint="eastAsia"/>
-                <w:b/>
-                <w:bCs/>
-              </w:rPr>
-              <w:t xml:space="preserve">Governance／P2</w:t>
-            </w:r>
-            <w:r>
+              <w:rPr>
+                <w:rFonts w:hint="eastAsia"/>
+              </w:rPr>
+              <w:t xml:space="preserve">ゲストを自動で定期見直し</w:t>
+            </w:r>
+          </w:p>
+        </w:tc>
+        <w:tc>
+          <w:tcPr/>
+          <w:p>
+            <w:pPr>
+              <w:pStyle w:val="Compact"/>
+            </w:pPr>
+            <w:r>
+              <w:rPr>
+                <w:b/>
+                <w:bCs/>
+              </w:rPr>
+              <w:t xml:space="preserve">💰 </w:t>
+            </w:r>
+            <w:r>
+              <w:rPr>
+                <w:rFonts w:hint="eastAsia"/>
+                <w:b/>
+                <w:bCs/>
+              </w:rPr>
+              <w:t xml:space="preserve">追加（E5</w:t>
+            </w:r>
+            <w:r>
+              <w:rPr>
+                <w:b/>
+                <w:bCs/>
+              </w:rPr>
               <w:t xml:space="preserve"> </w:t>
             </w:r>
             <w:r>
+              <w:rPr>
+                <w:rFonts w:hint="eastAsia"/>
+                <w:b/>
+                <w:bCs/>
+              </w:rPr>
+              <w:t xml:space="preserve">相当＝Entra</w:t>
+            </w:r>
+            <w:r>
+              <w:rPr>
+                <w:b/>
+                <w:bCs/>
+              </w:rPr>
+              <w:t xml:space="preserve"> </w:t>
+            </w:r>
+            <w:r>
+              <w:rPr>
+                <w:rFonts w:hint="eastAsia"/>
+                <w:b/>
+                <w:bCs/>
+              </w:rPr>
+              <w:t xml:space="preserve">P2/Governance）</w:t>
+            </w:r>
+            <w:r>
+              <w:t xml:space="preserve"> </w:t>
+            </w:r>
+            <w:r>
               <w:t xml:space="preserve">〔S28〕</w:t>
-            </w:r>
-          </w:p>
-        </w:tc>
-      </w:tr>
-      <w:tr>
-        <w:tc>
-          <w:tcPr/>
-          <w:p>
-            <w:pPr>
-              <w:pStyle w:val="Compact"/>
-            </w:pPr>
-            <w:r>
-              <w:rPr>
-                <w:rFonts w:hint="eastAsia"/>
-              </w:rPr>
-              <w:t xml:space="preserve">セキュリティ既定値（MFA</w:t>
-            </w:r>
-            <w:r>
-              <w:t xml:space="preserve"> </w:t>
-            </w:r>
-            <w:r>
-              <w:rPr>
-                <w:rFonts w:hint="eastAsia"/>
-              </w:rPr>
-              <w:t xml:space="preserve">一括強制）</w:t>
-            </w:r>
-          </w:p>
-        </w:tc>
-        <w:tc>
-          <w:tcPr/>
-          <w:p>
-            <w:pPr>
-              <w:pStyle w:val="Compact"/>
-            </w:pPr>
-            <w:r>
-              <w:rPr>
-                <w:rFonts w:hint="eastAsia"/>
-              </w:rPr>
-              <w:t xml:space="preserve">○（無償・全</w:t>
-            </w:r>
-            <w:r>
-              <w:t xml:space="preserve"> </w:t>
-            </w:r>
-            <w:r>
-              <w:rPr>
-                <w:rFonts w:hint="eastAsia"/>
-              </w:rPr>
-              <w:t xml:space="preserve">SKU）〔S27〕</w:t>
-            </w:r>
-          </w:p>
-        </w:tc>
-        <w:tc>
-          <w:tcPr/>
-          <w:p>
-            <w:pPr>
-              <w:pStyle w:val="Compact"/>
-            </w:pPr>
-            <w:r>
-              <w:t xml:space="preserve">—</w:t>
             </w:r>
           </w:p>
         </w:tc>
@@ -15474,27 +15960,287 @@
         <w:pStyle w:val="BlockText"/>
       </w:pPr>
       <w:r>
-        <w:t xml:space="preserve">💡</w:t>
-      </w:r>
-      <w:r>
-        <w:t xml:space="preserve"> </w:t>
-      </w:r>
-      <w:r>
-        <w:rPr>
-          <w:rFonts w:hint="eastAsia"/>
-          <w:b/>
-          <w:bCs/>
-        </w:rPr>
-        <w:t xml:space="preserve">【補足】機能ごとに「誰にライセンスが要るか」を確認する</w:t>
-      </w:r>
-      <w:r>
-        <w:t xml:space="preserve"> </w:t>
-      </w:r>
-      <w:r>
-        <w:rPr>
-          <w:rFonts w:hint="eastAsia"/>
-        </w:rPr>
-        <w:t xml:space="preserve">上位機能は、原則として</w:t>
+        <w:t xml:space="preserve">💰</w:t>
+      </w:r>
+      <w:r>
+        <w:t xml:space="preserve"> </w:t>
+      </w:r>
+      <w:r>
+        <w:rPr>
+          <w:rFonts w:hint="eastAsia"/>
+          <w:b/>
+          <w:bCs/>
+        </w:rPr>
+        <w:t xml:space="preserve">【要注意】E3</w:t>
+      </w:r>
+      <w:r>
+        <w:rPr>
+          <w:b/>
+          <w:bCs/>
+        </w:rPr>
+        <w:t xml:space="preserve"> </w:t>
+      </w:r>
+      <w:r>
+        <w:rPr>
+          <w:rFonts w:hint="eastAsia"/>
+          <w:b/>
+          <w:bCs/>
+        </w:rPr>
+        <w:t xml:space="preserve">だけでは“できない”＝追加の契約・課金が必要なもの（フェーズ2）</w:t>
+      </w:r>
+      <w:r>
+        <w:t xml:space="preserve"> </w:t>
+      </w:r>
+      <w:r>
+        <w:rPr>
+          <w:rFonts w:hint="eastAsia"/>
+        </w:rPr>
+        <w:t xml:space="preserve">次は</w:t>
+      </w:r>
+      <w:r>
+        <w:t xml:space="preserve"> E3 </w:t>
+      </w:r>
+      <w:r>
+        <w:rPr>
+          <w:rFonts w:hint="eastAsia"/>
+        </w:rPr>
+        <w:t xml:space="preserve">に含まれず、</w:t>
+      </w:r>
+      <w:r>
+        <w:rPr>
+          <w:rFonts w:hint="eastAsia"/>
+          <w:b/>
+          <w:bCs/>
+        </w:rPr>
+        <w:t xml:space="preserve">上位プラン等の追加購入が必要</w:t>
+      </w:r>
+      <w:r>
+        <w:rPr>
+          <w:rFonts w:hint="eastAsia"/>
+        </w:rPr>
+        <w:t xml:space="preserve">です。導入を検討する際は、必ず</w:t>
+      </w:r>
+      <w:r>
+        <w:rPr>
+          <w:rFonts w:hint="eastAsia"/>
+          <w:b/>
+          <w:bCs/>
+        </w:rPr>
+        <w:t xml:space="preserve">追加ライセンスの調達（費用・対象人数）とセット</w:t>
+      </w:r>
+      <w:r>
+        <w:rPr>
+          <w:rFonts w:hint="eastAsia"/>
+        </w:rPr>
+        <w:t xml:space="preserve">で計画してください。</w:t>
+      </w:r>
+      <w:r>
+        <w:t xml:space="preserve"> </w:t>
+      </w:r>
+      <w:r>
+        <w:t xml:space="preserve">-</w:t>
+      </w:r>
+      <w:r>
+        <w:t xml:space="preserve"> </w:t>
+      </w:r>
+      <w:r>
+        <w:rPr>
+          <w:rFonts w:hint="eastAsia"/>
+          <w:b/>
+          <w:bCs/>
+        </w:rPr>
+        <w:t xml:space="preserve">秘密度ラベルの自動付与</w:t>
+      </w:r>
+      <w:r>
+        <w:rPr>
+          <w:rFonts w:hint="eastAsia"/>
+        </w:rPr>
+        <w:t xml:space="preserve">（E5／E3＋E5</w:t>
+      </w:r>
+      <w:r>
+        <w:t xml:space="preserve"> </w:t>
+      </w:r>
+      <w:r>
+        <w:rPr>
+          <w:rFonts w:hint="eastAsia"/>
+        </w:rPr>
+        <w:t xml:space="preserve">Compliance）</w:t>
+      </w:r>
+      <w:r>
+        <w:t xml:space="preserve"> </w:t>
+      </w:r>
+      <w:r>
+        <w:t xml:space="preserve">-</w:t>
+      </w:r>
+      <w:r>
+        <w:t xml:space="preserve"> </w:t>
+      </w:r>
+      <w:r>
+        <w:rPr>
+          <w:b/>
+          <w:bCs/>
+        </w:rPr>
+        <w:t xml:space="preserve">Teams </w:t>
+      </w:r>
+      <w:r>
+        <w:rPr>
+          <w:rFonts w:hint="eastAsia"/>
+          <w:b/>
+          <w:bCs/>
+        </w:rPr>
+        <w:t xml:space="preserve">チャット本文の</w:t>
+      </w:r>
+      <w:r>
+        <w:rPr>
+          <w:b/>
+          <w:bCs/>
+        </w:rPr>
+        <w:t xml:space="preserve"> </w:t>
+      </w:r>
+      <w:r>
+        <w:rPr>
+          <w:rFonts w:hint="eastAsia"/>
+          <w:b/>
+          <w:bCs/>
+        </w:rPr>
+        <w:t xml:space="preserve">DLP／エンドポイント</w:t>
+      </w:r>
+      <w:r>
+        <w:rPr>
+          <w:b/>
+          <w:bCs/>
+        </w:rPr>
+        <w:t xml:space="preserve"> DLP</w:t>
+      </w:r>
+      <w:r>
+        <w:rPr>
+          <w:rFonts w:hint="eastAsia"/>
+        </w:rPr>
+        <w:t xml:space="preserve">（E5）</w:t>
+      </w:r>
+      <w:r>
+        <w:t xml:space="preserve"> </w:t>
+      </w:r>
+      <w:r>
+        <w:t xml:space="preserve">-</w:t>
+      </w:r>
+      <w:r>
+        <w:t xml:space="preserve"> </w:t>
+      </w:r>
+      <w:r>
+        <w:rPr>
+          <w:rFonts w:hint="eastAsia"/>
+          <w:b/>
+          <w:bCs/>
+        </w:rPr>
+        <w:t xml:space="preserve">監査ログ</w:t>
+      </w:r>
+      <w:r>
+        <w:rPr>
+          <w:b/>
+          <w:bCs/>
+        </w:rPr>
+        <w:t xml:space="preserve"> Premium</w:t>
+      </w:r>
+      <w:r>
+        <w:rPr>
+          <w:rFonts w:hint="eastAsia"/>
+        </w:rPr>
+        <w:t xml:space="preserve">（E5／E5</w:t>
+      </w:r>
+      <w:r>
+        <w:t xml:space="preserve"> </w:t>
+      </w:r>
+      <w:r>
+        <w:rPr>
+          <w:rFonts w:hint="eastAsia"/>
+        </w:rPr>
+        <w:t xml:space="preserve">Compliance）</w:t>
+      </w:r>
+      <w:r>
+        <w:t xml:space="preserve"> </w:t>
+      </w:r>
+      <w:r>
+        <w:t xml:space="preserve">-</w:t>
+      </w:r>
+      <w:r>
+        <w:t xml:space="preserve"> </w:t>
+      </w:r>
+      <w:r>
+        <w:rPr>
+          <w:rFonts w:hint="eastAsia"/>
+          <w:b/>
+          <w:bCs/>
+        </w:rPr>
+        <w:t xml:space="preserve">保持の内容ベース自動適用・eDiscovery</w:t>
+      </w:r>
+      <w:r>
+        <w:rPr>
+          <w:b/>
+          <w:bCs/>
+        </w:rPr>
+        <w:t xml:space="preserve"> Premium</w:t>
+      </w:r>
+      <w:r>
+        <w:rPr>
+          <w:rFonts w:hint="eastAsia"/>
+        </w:rPr>
+        <w:t xml:space="preserve">（E5</w:t>
+      </w:r>
+      <w:r>
+        <w:t xml:space="preserve"> </w:t>
+      </w:r>
+      <w:r>
+        <w:rPr>
+          <w:rFonts w:hint="eastAsia"/>
+        </w:rPr>
+        <w:t xml:space="preserve">系）</w:t>
+      </w:r>
+      <w:r>
+        <w:t xml:space="preserve"> </w:t>
+      </w:r>
+      <w:r>
+        <w:t xml:space="preserve">-</w:t>
+      </w:r>
+      <w:r>
+        <w:t xml:space="preserve"> </w:t>
+      </w:r>
+      <w:r>
+        <w:rPr>
+          <w:rFonts w:hint="eastAsia"/>
+          <w:b/>
+          <w:bCs/>
+        </w:rPr>
+        <w:t xml:space="preserve">リスクベース条件付きアクセス／アクセスレビュー</w:t>
+      </w:r>
+      <w:r>
+        <w:rPr>
+          <w:rFonts w:hint="eastAsia"/>
+        </w:rPr>
+        <w:t xml:space="preserve">（E5＝Entra</w:t>
+      </w:r>
+      <w:r>
+        <w:t xml:space="preserve"> ID </w:t>
+      </w:r>
+      <w:r>
+        <w:rPr>
+          <w:rFonts w:hint="eastAsia"/>
+        </w:rPr>
+        <w:t xml:space="preserve">P2）</w:t>
+      </w:r>
+    </w:p>
+    <w:p>
+      <w:pPr>
+        <w:pStyle w:val="BlockText"/>
+      </w:pPr>
+      <w:r>
+        <w:t xml:space="preserve">⚠️ </w:t>
+      </w:r>
+      <w:r>
+        <w:rPr>
+          <w:rFonts w:hint="eastAsia"/>
+        </w:rPr>
+        <w:t xml:space="preserve">上位機能は原則、</w:t>
       </w:r>
       <w:r>
         <w:rPr>
@@ -15508,90 +16254,52 @@
         <w:rPr>
           <w:rFonts w:hint="eastAsia"/>
         </w:rPr>
-        <w:t xml:space="preserve">に上位ライセンス（E5／E5</w:t>
-      </w:r>
-      <w:r>
-        <w:t xml:space="preserve"> Compliance </w:t>
-      </w:r>
-      <w:r>
-        <w:rPr>
-          <w:rFonts w:hint="eastAsia"/>
-        </w:rPr>
-        <w:t xml:space="preserve">等）が必要です。たとえば</w:t>
-      </w:r>
-      <w:r>
-        <w:rPr>
-          <w:rFonts w:hint="eastAsia"/>
-          <w:b/>
-          <w:bCs/>
-        </w:rPr>
-        <w:t xml:space="preserve">自動ラベル付けは、対象コンテンツを持つ利用者に</w:t>
-      </w:r>
-      <w:r>
-        <w:rPr>
-          <w:b/>
-          <w:bCs/>
-        </w:rPr>
+        <w:t xml:space="preserve">に上位ライセンスが必要です（例：自動ラベル付けは対象文書を持つ利用者に</w:t>
+      </w:r>
+      <w:r>
         <w:t xml:space="preserve"> E5 </w:t>
       </w:r>
       <w:r>
         <w:rPr>
           <w:rFonts w:hint="eastAsia"/>
-          <w:b/>
-          <w:bCs/>
-        </w:rPr>
-        <w:t xml:space="preserve">相当が必要</w:t>
-      </w:r>
-      <w:r>
-        <w:rPr>
-          <w:rFonts w:hint="eastAsia"/>
-        </w:rPr>
-        <w:t xml:space="preserve">で、「管理者だけ</w:t>
-      </w:r>
-      <w:r>
-        <w:t xml:space="preserve"> </w:t>
-      </w:r>
-      <w:r>
-        <w:rPr>
-          <w:rFonts w:hint="eastAsia"/>
-        </w:rPr>
-        <w:t xml:space="preserve">E5、利用者は</w:t>
-      </w:r>
-      <w:r>
-        <w:t xml:space="preserve"> </w:t>
-      </w:r>
-      <w:r>
-        <w:rPr>
-          <w:rFonts w:hint="eastAsia"/>
-        </w:rPr>
-        <w:t xml:space="preserve">E3」で成立するとは限りません（一部の純粋な管理系機能のみ管理者ライセンスで足りる場合があります）。全社一律</w:t>
-      </w:r>
-      <w:r>
-        <w:t xml:space="preserve"> E5 </w:t>
-      </w:r>
-      <w:r>
-        <w:rPr>
-          <w:rFonts w:hint="eastAsia"/>
-        </w:rPr>
-        <w:t xml:space="preserve">化を避けたい場合でも、</w:t>
-      </w:r>
-      <w:r>
-        <w:rPr>
-          <w:rFonts w:hint="eastAsia"/>
-          <w:b/>
-          <w:bCs/>
-        </w:rPr>
-        <w:t xml:space="preserve">どの利用者に何のライセンスが必要か</w:t>
-      </w:r>
-      <w:r>
-        <w:rPr>
-          <w:rFonts w:hint="eastAsia"/>
-        </w:rPr>
-        <w:t xml:space="preserve">を機能ごとに一次情報で確認してから調達してください（過少ライセンスはコンプライアンス上の齟齬を招きます）〔S19〕。</w:t>
-      </w:r>
-    </w:p>
-    <w:bookmarkEnd w:id="83"/>
-    <w:bookmarkStart w:id="87" w:name="情報保護の全体像-可視化-分類-保護を段階的に"/>
+        </w:rPr>
+        <w:t xml:space="preserve">相当）。「管理者だけ</w:t>
+      </w:r>
+      <w:r>
+        <w:t xml:space="preserve"> </w:t>
+      </w:r>
+      <w:r>
+        <w:rPr>
+          <w:rFonts w:hint="eastAsia"/>
+        </w:rPr>
+        <w:t xml:space="preserve">E5」で済むとは限りません。</w:t>
+      </w:r>
+      <w:r>
+        <w:rPr>
+          <w:rFonts w:hint="eastAsia"/>
+          <w:b/>
+          <w:bCs/>
+        </w:rPr>
+        <w:t xml:space="preserve">どの利用者に何が必要か</w:t>
+      </w:r>
+      <w:r>
+        <w:rPr>
+          <w:rFonts w:hint="eastAsia"/>
+        </w:rPr>
+        <w:t xml:space="preserve">を機能ごとに一次情報で確認してから調達してください（過少ライセンスはコンプライアンス違反の恐れ）〔S19〕。ライセンス条件は改定されるため、契約前に「Microsoft</w:t>
+      </w:r>
+      <w:r>
+        <w:t xml:space="preserve"> Purview </w:t>
+      </w:r>
+      <w:r>
+        <w:rPr>
+          <w:rFonts w:hint="eastAsia"/>
+        </w:rPr>
+        <w:t xml:space="preserve">サービスの説明」等の一次情報で最終確認を。</w:t>
+      </w:r>
+    </w:p>
+    <w:bookmarkEnd w:id="84"/>
+    <w:bookmarkStart w:id="88" w:name="情報保護の全体像-可視化-分類-保護を段階的に"/>
     <w:p>
       <w:pPr>
         <w:pStyle w:val="Heading2"/>
@@ -15667,18 +16375,18 @@
           <wp:inline>
             <wp:extent cx="5334000" cy="1074964"/>
             <wp:effectExtent b="0" l="0" r="0" t="0"/>
-            <wp:docPr descr="" title="" id="85" name="Picture"/>
+            <wp:docPr descr="" title="" id="86" name="Picture"/>
             <a:graphic>
               <a:graphicData uri="http://schemas.openxmlformats.org/drawingml/2006/picture">
                 <pic:pic>
                   <pic:nvPicPr>
-                    <pic:cNvPr descr="/tmp/claude-0/-home-user-awc-naka881-repo/a3c507aa-79e5-54ea-b8f6-816304e43f56/scratchpad/wordimg/fig7.png" id="86" name="Picture"/>
+                    <pic:cNvPr descr="/tmp/claude-0/-home-user-awc-naka881-repo/a3c507aa-79e5-54ea-b8f6-816304e43f56/scratchpad/wordimg/fig7.png" id="87" name="Picture"/>
                     <pic:cNvPicPr>
                       <a:picLocks noChangeArrowheads="1" noChangeAspect="1"/>
                     </pic:cNvPicPr>
                   </pic:nvPicPr>
                   <pic:blipFill>
-                    <a:blip r:embed="rId84"/>
+                    <a:blip r:embed="rId85"/>
                     <a:stretch>
                       <a:fillRect/>
                     </a:stretch>
@@ -15710,7 +16418,7 @@
         <w:pStyle w:val="Compact"/>
         <w:numPr>
           <w:ilvl w:val="0"/>
-          <w:numId w:val="1026"/>
+          <w:numId w:val="1027"/>
         </w:numPr>
       </w:pPr>
       <w:r>
@@ -15758,7 +16466,7 @@
         <w:pStyle w:val="Compact"/>
         <w:numPr>
           <w:ilvl w:val="0"/>
-          <w:numId w:val="1026"/>
+          <w:numId w:val="1027"/>
         </w:numPr>
       </w:pPr>
       <w:r>
@@ -15802,7 +16510,7 @@
         <w:pStyle w:val="Compact"/>
         <w:numPr>
           <w:ilvl w:val="0"/>
-          <w:numId w:val="1026"/>
+          <w:numId w:val="1027"/>
         </w:numPr>
       </w:pPr>
       <w:r>
@@ -15836,8 +16544,8 @@
         <w:t xml:space="preserve">や自動付与（E5）へと段階的に強化する。</w:t>
       </w:r>
     </w:p>
-    <w:bookmarkEnd w:id="87"/>
-    <w:bookmarkStart w:id="91" w:name="秘密度ラベル社外秘極秘などのタグ付け"/>
+    <w:bookmarkEnd w:id="88"/>
+    <w:bookmarkStart w:id="92" w:name="秘密度ラベル社外秘極秘などのタグ付け"/>
     <w:p>
       <w:pPr>
         <w:pStyle w:val="Heading2"/>
@@ -15980,7 +16688,7 @@
         <w:t xml:space="preserve">。両者は補完関係で、土台の権限（フェーズ1）＋ファイルのラベル（フェーズ2）の二重で守ります。</w:t>
       </w:r>
     </w:p>
-    <w:bookmarkStart w:id="88" w:name="ラベル体系の設計例汎用"/>
+    <w:bookmarkStart w:id="89" w:name="ラベル体系の設計例汎用"/>
     <w:p>
       <w:pPr>
         <w:pStyle w:val="Heading3"/>
@@ -16315,8 +17023,8 @@
         <w:t xml:space="preserve"> 〔S21〕。</w:t>
       </w:r>
     </w:p>
-    <w:bookmarkEnd w:id="88"/>
-    <w:bookmarkStart w:id="89" w:name="手動付与e3で可能と自動付与e5"/>
+    <w:bookmarkEnd w:id="89"/>
+    <w:bookmarkStart w:id="90" w:name="手動付与e3で可能と自動付与e5"/>
     <w:p>
       <w:pPr>
         <w:pStyle w:val="Heading3"/>
@@ -16634,8 +17342,8 @@
         <w:t xml:space="preserve">を追加投資として検討します。</w:t>
       </w:r>
     </w:p>
-    <w:bookmarkEnd w:id="89"/>
-    <w:bookmarkStart w:id="90" w:name="コンテナラベルサイトteamsグループ単位のラベル"/>
+    <w:bookmarkEnd w:id="90"/>
+    <w:bookmarkStart w:id="91" w:name="コンテナラベルサイトteamsグループ単位のラベル"/>
     <w:p>
       <w:pPr>
         <w:pStyle w:val="Heading3"/>
@@ -16705,7 +17413,7 @@
         <w:pStyle w:val="Compact"/>
         <w:numPr>
           <w:ilvl w:val="0"/>
-          <w:numId w:val="1027"/>
+          <w:numId w:val="1028"/>
         </w:numPr>
       </w:pPr>
       <w:r>
@@ -16730,7 +17438,7 @@
         <w:pStyle w:val="Compact"/>
         <w:numPr>
           <w:ilvl w:val="0"/>
-          <w:numId w:val="1027"/>
+          <w:numId w:val="1028"/>
         </w:numPr>
       </w:pPr>
       <w:r>
@@ -16756,7 +17464,7 @@
         <w:pStyle w:val="Compact"/>
         <w:numPr>
           <w:ilvl w:val="0"/>
-          <w:numId w:val="1027"/>
+          <w:numId w:val="1028"/>
         </w:numPr>
       </w:pPr>
       <w:r>
@@ -16834,9 +17542,9 @@
         <w:t xml:space="preserve">〔S20〕）</w:t>
       </w:r>
     </w:p>
-    <w:bookmarkEnd w:id="90"/>
     <w:bookmarkEnd w:id="91"/>
-    <w:bookmarkStart w:id="92" w:name="dlp情報漏えい防止"/>
+    <w:bookmarkEnd w:id="92"/>
+    <w:bookmarkStart w:id="93" w:name="dlp情報漏えい防止"/>
     <w:p>
       <w:pPr>
         <w:pStyle w:val="Heading2"/>
@@ -17183,8 +17891,8 @@
         <w:t xml:space="preserve">を検討します。</w:t>
       </w:r>
     </w:p>
-    <w:bookmarkEnd w:id="92"/>
-    <w:bookmarkStart w:id="93" w:name="監査ログログ機能の有効化"/>
+    <w:bookmarkEnd w:id="93"/>
+    <w:bookmarkStart w:id="94" w:name="監査ログログ機能の有効化"/>
     <w:p>
       <w:pPr>
         <w:pStyle w:val="Heading2"/>
@@ -17565,8 +18273,8 @@
         <w:t xml:space="preserve">しておくことが重要です（既定で有効な場合も、保持期間と対象を確認）。</w:t>
       </w:r>
     </w:p>
-    <w:bookmarkEnd w:id="93"/>
-    <w:bookmarkStart w:id="94" w:name="保持と電子情報開示ediscovery"/>
+    <w:bookmarkEnd w:id="94"/>
+    <w:bookmarkStart w:id="95" w:name="保持と電子情報開示ediscovery"/>
     <w:p>
       <w:pPr>
         <w:pStyle w:val="Heading2"/>
@@ -17579,181 +18287,6 @@
           <w:rFonts w:hint="eastAsia"/>
         </w:rPr>
         <w:t xml:space="preserve">保持と電子情報開示（eDiscovery）</w:t>
-      </w:r>
-    </w:p>
-    <w:p>
-      <w:pPr>
-        <w:pStyle w:val="Compact"/>
-        <w:numPr>
-          <w:ilvl w:val="0"/>
-          <w:numId w:val="1028"/>
-        </w:numPr>
-      </w:pPr>
-      <w:r>
-        <w:rPr>
-          <w:rFonts w:hint="eastAsia"/>
-          <w:b/>
-          <w:bCs/>
-        </w:rPr>
-        <w:t xml:space="preserve">保持ポリシー／保持ラベル</w:t>
-      </w:r>
-      <w:r>
-        <w:rPr>
-          <w:rFonts w:hint="eastAsia"/>
-        </w:rPr>
-        <w:t xml:space="preserve">：「経理文書は7年保持」「退職者データは一定期間後に削除」等、法令・社内規程に沿った保持・削除を自動化。</w:t>
-      </w:r>
-      <w:r>
-        <w:rPr>
-          <w:rFonts w:hint="eastAsia"/>
-          <w:b/>
-          <w:bCs/>
-        </w:rPr>
-        <w:t xml:space="preserve">手動適用・場所（サイト等）ベースの保持は</w:t>
-      </w:r>
-      <w:r>
-        <w:rPr>
-          <w:b/>
-          <w:bCs/>
-        </w:rPr>
-        <w:t xml:space="preserve"> E3 </w:t>
-      </w:r>
-      <w:r>
-        <w:rPr>
-          <w:rFonts w:hint="eastAsia"/>
-          <w:b/>
-          <w:bCs/>
-        </w:rPr>
-        <w:t xml:space="preserve">で可能</w:t>
-      </w:r>
-      <w:r>
-        <w:t xml:space="preserve">。ただし</w:t>
-      </w:r>
-      <w:r>
-        <w:rPr>
-          <w:rFonts w:hint="eastAsia"/>
-          <w:b/>
-          <w:bCs/>
-        </w:rPr>
-        <w:t xml:space="preserve">内容ベースの自動適用</w:t>
-      </w:r>
-      <w:r>
-        <w:rPr>
-          <w:rFonts w:hint="eastAsia"/>
-        </w:rPr>
-        <w:t xml:space="preserve">（トレーニング可能な分類子・機微情報での自動ラベル付け、アダプティブスコープ）は</w:t>
-      </w:r>
-      <w:r>
-        <w:t xml:space="preserve"> </w:t>
-      </w:r>
-      <w:r>
-        <w:rPr>
-          <w:b/>
-          <w:bCs/>
-        </w:rPr>
-        <w:t xml:space="preserve">E5 </w:t>
-      </w:r>
-      <w:r>
-        <w:rPr>
-          <w:rFonts w:hint="eastAsia"/>
-          <w:b/>
-          <w:bCs/>
-        </w:rPr>
-        <w:t xml:space="preserve">相当</w:t>
-      </w:r>
-      <w:r>
-        <w:rPr>
-          <w:rFonts w:hint="eastAsia"/>
-        </w:rPr>
-        <w:t xml:space="preserve">が必要</w:t>
-      </w:r>
-      <w:r>
-        <w:t xml:space="preserve"> 〔S25〕。</w:t>
-      </w:r>
-    </w:p>
-    <w:p>
-      <w:pPr>
-        <w:pStyle w:val="Compact"/>
-        <w:numPr>
-          <w:ilvl w:val="0"/>
-          <w:numId w:val="1028"/>
-        </w:numPr>
-      </w:pPr>
-      <w:r>
-        <w:rPr>
-          <w:rFonts w:hint="eastAsia"/>
-          <w:b/>
-          <w:bCs/>
-        </w:rPr>
-        <w:t xml:space="preserve">eDiscovery（電子情報開示）</w:t>
-      </w:r>
-      <w:r>
-        <w:rPr>
-          <w:rFonts w:hint="eastAsia"/>
-        </w:rPr>
-        <w:t xml:space="preserve">：訴訟・調査時に関連データを検索・保全・書き出し。Standard</w:t>
-      </w:r>
-      <w:r>
-        <w:t xml:space="preserve"> と Premium があり、</w:t>
-      </w:r>
-      <w:r>
-        <w:rPr>
-          <w:b/>
-          <w:bCs/>
-        </w:rPr>
-        <w:t xml:space="preserve">Premium は E5 </w:t>
-      </w:r>
-      <w:r>
-        <w:rPr>
-          <w:rFonts w:hint="eastAsia"/>
-          <w:b/>
-          <w:bCs/>
-        </w:rPr>
-        <w:t xml:space="preserve">系</w:t>
-      </w:r>
-      <w:r>
-        <w:t xml:space="preserve"> </w:t>
-      </w:r>
-      <w:r>
-        <w:t xml:space="preserve">〔S25〕。</w:t>
-      </w:r>
-    </w:p>
-    <w:bookmarkEnd w:id="94"/>
-    <w:bookmarkStart w:id="95" w:name="外部共有の厳格化とデバイス制御"/>
-    <w:p>
-      <w:pPr>
-        <w:pStyle w:val="Heading2"/>
-      </w:pPr>
-      <w:r>
-        <w:t xml:space="preserve">6. </w:t>
-      </w:r>
-      <w:r>
-        <w:rPr>
-          <w:rFonts w:hint="eastAsia"/>
-        </w:rPr>
-        <w:t xml:space="preserve">外部共有の厳格化とデバイス制御</w:t>
-      </w:r>
-    </w:p>
-    <w:p>
-      <w:pPr>
-        <w:pStyle w:val="FirstParagraph"/>
-      </w:pPr>
-      <w:r>
-        <w:rPr>
-          <w:rFonts w:hint="eastAsia"/>
-        </w:rPr>
-        <w:t xml:space="preserve">フェーズ1では「テナント上限を絞ってサイト単位で緩める」初期設定を行いました。フェーズ2ではこれを</w:t>
-      </w:r>
-      <w:r>
-        <w:rPr>
-          <w:rFonts w:hint="eastAsia"/>
-          <w:b/>
-          <w:bCs/>
-        </w:rPr>
-        <w:t xml:space="preserve">運用レベルで厳格化</w:t>
-      </w:r>
-      <w:r>
-        <w:t xml:space="preserve">します 〔S26〕。</w:t>
       </w:r>
     </w:p>
     <w:p>
@@ -17767,22 +18300,83 @@
       <w:r>
         <w:rPr>
           <w:rFonts w:hint="eastAsia"/>
-        </w:rPr>
-        <w:t xml:space="preserve">機密サイト（コンテナラベル付き）からの</w:t>
-      </w:r>
-      <w:r>
-        <w:rPr>
-          <w:rFonts w:hint="eastAsia"/>
-          <w:b/>
-          <w:bCs/>
-        </w:rPr>
-        <w:t xml:space="preserve">外部共有をブロック</w:t>
-      </w:r>
-      <w:r>
-        <w:rPr>
-          <w:rFonts w:hint="eastAsia"/>
-        </w:rPr>
-        <w:t xml:space="preserve">、または特定ドメインのみ許可。</w:t>
+          <w:b/>
+          <w:bCs/>
+        </w:rPr>
+        <w:t xml:space="preserve">保持ポリシー／保持ラベル</w:t>
+      </w:r>
+      <w:r>
+        <w:rPr>
+          <w:rFonts w:hint="eastAsia"/>
+        </w:rPr>
+        <w:t xml:space="preserve">：「経理文書は7年保持」「退職者データは一定期間後に削除」等、法令・社内規程に沿った保持・削除を自動化。</w:t>
+      </w:r>
+      <w:r>
+        <w:rPr>
+          <w:rFonts w:hint="eastAsia"/>
+          <w:b/>
+          <w:bCs/>
+        </w:rPr>
+        <w:t xml:space="preserve">手動適用・場所（サイト等）ベースの保持は</w:t>
+      </w:r>
+      <w:r>
+        <w:rPr>
+          <w:b/>
+          <w:bCs/>
+        </w:rPr>
+        <w:t xml:space="preserve"> E3 </w:t>
+      </w:r>
+      <w:r>
+        <w:rPr>
+          <w:rFonts w:hint="eastAsia"/>
+          <w:b/>
+          <w:bCs/>
+        </w:rPr>
+        <w:t xml:space="preserve">で可能</w:t>
+      </w:r>
+      <w:r>
+        <w:t xml:space="preserve">。ただし</w:t>
+      </w:r>
+      <w:r>
+        <w:rPr>
+          <w:rFonts w:hint="eastAsia"/>
+          <w:b/>
+          <w:bCs/>
+        </w:rPr>
+        <w:t xml:space="preserve">内容ベースの自動適用</w:t>
+      </w:r>
+      <w:r>
+        <w:rPr>
+          <w:rFonts w:hint="eastAsia"/>
+        </w:rPr>
+        <w:t xml:space="preserve">（トレーニング可能な分類子・機微情報での自動ラベル付け、アダプティブスコープ）は</w:t>
+      </w:r>
+      <w:r>
+        <w:t xml:space="preserve"> </w:t>
+      </w:r>
+      <w:r>
+        <w:rPr>
+          <w:b/>
+          <w:bCs/>
+        </w:rPr>
+        <w:t xml:space="preserve">E5 </w:t>
+      </w:r>
+      <w:r>
+        <w:rPr>
+          <w:rFonts w:hint="eastAsia"/>
+          <w:b/>
+          <w:bCs/>
+        </w:rPr>
+        <w:t xml:space="preserve">相当</w:t>
+      </w:r>
+      <w:r>
+        <w:rPr>
+          <w:rFonts w:hint="eastAsia"/>
+        </w:rPr>
+        <w:t xml:space="preserve">が必要</w:t>
+      </w:r>
+      <w:r>
+        <w:t xml:space="preserve"> 〔S25〕。</w:t>
       </w:r>
     </w:p>
     <w:p>
@@ -17799,22 +18393,75 @@
           <w:b/>
           <w:bCs/>
         </w:rPr>
-        <w:t xml:space="preserve">非管理デバイスからのアクセス制限</w:t>
-      </w:r>
-      <w:r>
-        <w:rPr>
-          <w:rFonts w:hint="eastAsia"/>
-        </w:rPr>
-        <w:t xml:space="preserve">：会社管理外の端末では「ダウンロード禁止・ブラウザ閲覧のみ」に制限（Entra</w:t>
-      </w:r>
-      <w:r>
-        <w:t xml:space="preserve"> </w:t>
-      </w:r>
-      <w:r>
-        <w:rPr>
-          <w:rFonts w:hint="eastAsia"/>
-        </w:rPr>
-        <w:t xml:space="preserve">条件付きアクセス連携）〔S20〕〔S26〕。</w:t>
+        <w:t xml:space="preserve">eDiscovery（電子情報開示）</w:t>
+      </w:r>
+      <w:r>
+        <w:rPr>
+          <w:rFonts w:hint="eastAsia"/>
+        </w:rPr>
+        <w:t xml:space="preserve">：訴訟・調査時に関連データを検索・保全・書き出し。Standard</w:t>
+      </w:r>
+      <w:r>
+        <w:t xml:space="preserve"> と Premium があり、</w:t>
+      </w:r>
+      <w:r>
+        <w:rPr>
+          <w:b/>
+          <w:bCs/>
+        </w:rPr>
+        <w:t xml:space="preserve">Premium は E5 </w:t>
+      </w:r>
+      <w:r>
+        <w:rPr>
+          <w:rFonts w:hint="eastAsia"/>
+          <w:b/>
+          <w:bCs/>
+        </w:rPr>
+        <w:t xml:space="preserve">系</w:t>
+      </w:r>
+      <w:r>
+        <w:t xml:space="preserve"> </w:t>
+      </w:r>
+      <w:r>
+        <w:t xml:space="preserve">〔S25〕。</w:t>
+      </w:r>
+    </w:p>
+    <w:bookmarkEnd w:id="95"/>
+    <w:bookmarkStart w:id="96" w:name="外部共有の厳格化とデバイス制御"/>
+    <w:p>
+      <w:pPr>
+        <w:pStyle w:val="Heading2"/>
+      </w:pPr>
+      <w:r>
+        <w:t xml:space="preserve">6. </w:t>
+      </w:r>
+      <w:r>
+        <w:rPr>
+          <w:rFonts w:hint="eastAsia"/>
+        </w:rPr>
+        <w:t xml:space="preserve">外部共有の厳格化とデバイス制御</w:t>
+      </w:r>
+    </w:p>
+    <w:p>
+      <w:pPr>
+        <w:pStyle w:val="FirstParagraph"/>
+      </w:pPr>
+      <w:r>
+        <w:rPr>
+          <w:rFonts w:hint="eastAsia"/>
+        </w:rPr>
+        <w:t xml:space="preserve">フェーズ1では「テナント上限を絞ってサイト単位で緩める」初期設定を行いました。フェーズ2ではこれを</w:t>
+      </w:r>
+      <w:r>
+        <w:rPr>
+          <w:rFonts w:hint="eastAsia"/>
+          <w:b/>
+          <w:bCs/>
+        </w:rPr>
+        <w:t xml:space="preserve">運用レベルで厳格化</w:t>
+      </w:r>
+      <w:r>
+        <w:t xml:space="preserve">します 〔S26〕。</w:t>
       </w:r>
     </w:p>
     <w:p>
@@ -17822,10 +18469,71 @@
         <w:pStyle w:val="Compact"/>
         <w:numPr>
           <w:ilvl w:val="0"/>
-          <w:numId w:val="1029"/>
+          <w:numId w:val="1030"/>
         </w:numPr>
       </w:pPr>
       <w:r>
+        <w:rPr>
+          <w:rFonts w:hint="eastAsia"/>
+        </w:rPr>
+        <w:t xml:space="preserve">機密サイト（コンテナラベル付き）からの</w:t>
+      </w:r>
+      <w:r>
+        <w:rPr>
+          <w:rFonts w:hint="eastAsia"/>
+          <w:b/>
+          <w:bCs/>
+        </w:rPr>
+        <w:t xml:space="preserve">外部共有をブロック</w:t>
+      </w:r>
+      <w:r>
+        <w:rPr>
+          <w:rFonts w:hint="eastAsia"/>
+        </w:rPr>
+        <w:t xml:space="preserve">、または特定ドメインのみ許可。</w:t>
+      </w:r>
+    </w:p>
+    <w:p>
+      <w:pPr>
+        <w:pStyle w:val="Compact"/>
+        <w:numPr>
+          <w:ilvl w:val="0"/>
+          <w:numId w:val="1030"/>
+        </w:numPr>
+      </w:pPr>
+      <w:r>
+        <w:rPr>
+          <w:rFonts w:hint="eastAsia"/>
+          <w:b/>
+          <w:bCs/>
+        </w:rPr>
+        <w:t xml:space="preserve">非管理デバイスからのアクセス制限</w:t>
+      </w:r>
+      <w:r>
+        <w:rPr>
+          <w:rFonts w:hint="eastAsia"/>
+        </w:rPr>
+        <w:t xml:space="preserve">：会社管理外の端末では「ダウンロード禁止・ブラウザ閲覧のみ」に制限（Entra</w:t>
+      </w:r>
+      <w:r>
+        <w:t xml:space="preserve"> </w:t>
+      </w:r>
+      <w:r>
+        <w:rPr>
+          <w:rFonts w:hint="eastAsia"/>
+        </w:rPr>
+        <w:t xml:space="preserve">条件付きアクセス連携）〔S20〕〔S26〕。</w:t>
+      </w:r>
+    </w:p>
+    <w:p>
+      <w:pPr>
+        <w:pStyle w:val="Compact"/>
+        <w:numPr>
+          <w:ilvl w:val="0"/>
+          <w:numId w:val="1030"/>
+        </w:numPr>
+      </w:pPr>
+      <w:r>
         <w:t xml:space="preserve">ゲストアクセスの</w:t>
       </w:r>
       <w:r>
@@ -17863,8 +18571,8 @@
         <w:t xml:space="preserve">アクセスレビュー）。</w:t>
       </w:r>
     </w:p>
-    <w:bookmarkEnd w:id="95"/>
-    <w:bookmarkStart w:id="96" w:name="id-保護多要素認証条件付きアクセス"/>
+    <w:bookmarkEnd w:id="96"/>
+    <w:bookmarkStart w:id="97" w:name="id-保護多要素認証条件付きアクセス"/>
     <w:p>
       <w:pPr>
         <w:pStyle w:val="Heading2"/>
@@ -18317,8 +19025,8 @@
         <w:t xml:space="preserve">相当が必要な点に注意。</w:t>
       </w:r>
     </w:p>
-    <w:bookmarkEnd w:id="96"/>
-    <w:bookmarkStart w:id="100" w:name="フェーズ2の進め方推奨ステップ"/>
+    <w:bookmarkEnd w:id="97"/>
+    <w:bookmarkStart w:id="101" w:name="フェーズ2の進め方推奨ステップ"/>
     <w:p>
       <w:pPr>
         <w:pStyle w:val="Heading2"/>
@@ -18342,18 +19050,18 @@
           <wp:inline>
             <wp:extent cx="5334000" cy="15576826"/>
             <wp:effectExtent b="0" l="0" r="0" t="0"/>
-            <wp:docPr descr="" title="" id="98" name="Picture"/>
+            <wp:docPr descr="" title="" id="99" name="Picture"/>
             <a:graphic>
               <a:graphicData uri="http://schemas.openxmlformats.org/drawingml/2006/picture">
                 <pic:pic>
                   <pic:nvPicPr>
-                    <pic:cNvPr descr="/tmp/claude-0/-home-user-awc-naka881-repo/a3c507aa-79e5-54ea-b8f6-816304e43f56/scratchpad/wordimg/fig8.png" id="99" name="Picture"/>
+                    <pic:cNvPr descr="/tmp/claude-0/-home-user-awc-naka881-repo/a3c507aa-79e5-54ea-b8f6-816304e43f56/scratchpad/wordimg/fig8.png" id="100" name="Picture"/>
                     <pic:cNvPicPr>
                       <a:picLocks noChangeArrowheads="1" noChangeAspect="1"/>
                     </pic:cNvPicPr>
                   </pic:nvPicPr>
                   <pic:blipFill>
-                    <a:blip r:embed="rId97"/>
+                    <a:blip r:embed="rId98"/>
                     <a:stretch>
                       <a:fillRect/>
                     </a:stretch>
@@ -18413,8 +19121,8 @@
         </w:pict>
       </w:r>
     </w:p>
-    <w:bookmarkEnd w:id="100"/>
-    <w:bookmarkStart w:id="101" w:name="この章のまとめ-4"/>
+    <w:bookmarkEnd w:id="101"/>
+    <w:bookmarkStart w:id="102" w:name="この章のまとめ-4"/>
     <w:p>
       <w:pPr>
         <w:pStyle w:val="Heading2"/>
@@ -18431,7 +19139,7 @@
         <w:pStyle w:val="Compact"/>
         <w:numPr>
           <w:ilvl w:val="0"/>
-          <w:numId w:val="1030"/>
+          <w:numId w:val="1031"/>
         </w:numPr>
       </w:pPr>
       <w:r>
@@ -18509,7 +19217,7 @@
         <w:pStyle w:val="Compact"/>
         <w:numPr>
           <w:ilvl w:val="0"/>
-          <w:numId w:val="1030"/>
+          <w:numId w:val="1031"/>
         </w:numPr>
       </w:pPr>
       <w:r>
@@ -18571,7 +19279,7 @@
         <w:pStyle w:val="Compact"/>
         <w:numPr>
           <w:ilvl w:val="0"/>
-          <w:numId w:val="1030"/>
+          <w:numId w:val="1031"/>
         </w:numPr>
       </w:pPr>
       <w:r>
@@ -18612,7 +19320,7 @@
         <w:pStyle w:val="Compact"/>
         <w:numPr>
           <w:ilvl w:val="0"/>
-          <w:numId w:val="1030"/>
+          <w:numId w:val="1031"/>
         </w:numPr>
       </w:pPr>
       <w:r>
@@ -18666,9 +19374,9 @@
         <w:br w:type="page"/>
       </w:r>
     </w:p>
-    <w:bookmarkEnd w:id="101"/>
     <w:bookmarkEnd w:id="102"/>
-    <w:bookmarkStart w:id="116" w:name="フェーズ3ガバナンス運用"/>
+    <w:bookmarkEnd w:id="103"/>
+    <w:bookmarkStart w:id="118" w:name="フェーズ3ガバナンス運用"/>
     <w:p>
       <w:pPr>
         <w:pStyle w:val="Heading1"/>
@@ -18720,7 +19428,7 @@
           <w:b/>
           <w:bCs/>
         </w:rPr>
-        <w:t xml:space="preserve">放置で崩さず、継続的に回し続けるための仕組み</w:t>
+        <w:t xml:space="preserve">放置で崩さず回し続ける仕組み</w:t>
       </w:r>
       <w:r>
         <w:rPr>
@@ -18748,957 +19456,670 @@
         <w:pStyle w:val="BlockText"/>
       </w:pPr>
       <w:r>
-        <w:t xml:space="preserve">⚠️</w:t>
-      </w:r>
-      <w:r>
-        <w:t xml:space="preserve"> </w:t>
-      </w:r>
-      <w:r>
-        <w:rPr>
-          <w:rFonts w:hint="eastAsia"/>
-          <w:b/>
-          <w:bCs/>
-        </w:rPr>
-        <w:t xml:space="preserve">【ライセンス前提】E3標準</w:t>
-      </w:r>
-      <w:r>
-        <w:rPr>
-          <w:b/>
-          <w:bCs/>
-        </w:rPr>
-        <w:t xml:space="preserve"> / Entra ID P1・P2 / SharePoint Advanced Management </w:t>
-      </w:r>
-      <w:r>
-        <w:rPr>
-          <w:rFonts w:hint="eastAsia"/>
-          <w:b/>
-          <w:bCs/>
-        </w:rPr>
-        <w:t xml:space="preserve">を区別</w:t>
-      </w:r>
-      <w:r>
-        <w:t xml:space="preserve"> </w:t>
-      </w:r>
-      <w:r>
-        <w:rPr>
-          <w:rFonts w:hint="eastAsia"/>
-        </w:rPr>
-        <w:t xml:space="preserve">フェーズ3の施策は、</w:t>
-      </w:r>
-      <w:r>
-        <w:rPr>
-          <w:b/>
-          <w:bCs/>
-        </w:rPr>
-        <w:t xml:space="preserve">E3 </w:t>
-      </w:r>
-      <w:r>
-        <w:rPr>
-          <w:rFonts w:hint="eastAsia"/>
-          <w:b/>
-          <w:bCs/>
-        </w:rPr>
-        <w:t xml:space="preserve">標準でできること</w:t>
-      </w:r>
-      <w:r>
-        <w:t xml:space="preserve">、</w:t>
-      </w:r>
-      <w:r>
-        <w:rPr>
-          <w:b/>
-          <w:bCs/>
-        </w:rPr>
-        <w:t xml:space="preserve">Entra ID </w:t>
-      </w:r>
-      <w:r>
-        <w:rPr>
-          <w:rFonts w:hint="eastAsia"/>
-          <w:b/>
-          <w:bCs/>
-        </w:rPr>
-        <w:t xml:space="preserve">P1／P2</w:t>
-      </w:r>
-      <w:r>
-        <w:rPr>
-          <w:b/>
-          <w:bCs/>
-        </w:rPr>
-        <w:t xml:space="preserve"> </w:t>
-      </w:r>
-      <w:r>
-        <w:rPr>
-          <w:rFonts w:hint="eastAsia"/>
-          <w:b/>
-          <w:bCs/>
-        </w:rPr>
-        <w:t xml:space="preserve">が要ること</w:t>
-      </w:r>
-      <w:r>
-        <w:t xml:space="preserve">、</w:t>
-      </w:r>
-      <w:r>
-        <w:rPr>
-          <w:b/>
-          <w:bCs/>
-        </w:rPr>
-        <w:t xml:space="preserve">SharePoint Advanced </w:t>
-      </w:r>
-      <w:r>
-        <w:rPr>
-          <w:rFonts w:hint="eastAsia"/>
-          <w:b/>
-          <w:bCs/>
-        </w:rPr>
-        <w:t xml:space="preserve">Management（SAM。有償アドオン。価格は要見積もり／代理店確認）が要ること</w:t>
-      </w:r>
-      <w:r>
-        <w:rPr>
-          <w:rFonts w:hint="eastAsia"/>
-        </w:rPr>
-        <w:t xml:space="preserve">が混在します。まず</w:t>
-      </w:r>
-      <w:r>
-        <w:t xml:space="preserve"> </w:t>
-      </w:r>
-      <w:r>
-        <w:rPr>
-          <w:rFonts w:hint="eastAsia"/>
-        </w:rPr>
-        <w:t xml:space="preserve">E3・E3内包の</w:t>
-      </w:r>
-      <w:r>
-        <w:t xml:space="preserve"> P1 </w:t>
-      </w:r>
-      <w:r>
-        <w:rPr>
-          <w:rFonts w:hint="eastAsia"/>
-        </w:rPr>
-        <w:t xml:space="preserve">でできる統制から着手し、自動化（SAM・P2）は規模とリスクに応じて投資判断します。ライセンス条件は改定されるため、契約前に一次情報でご確認ください。</w:t>
-      </w:r>
-    </w:p>
-    <w:bookmarkStart w:id="103" w:name="ライセンス早見表フェーズ3"/>
+        <w:t xml:space="preserve">📌</w:t>
+      </w:r>
+      <w:r>
+        <w:t xml:space="preserve"> </w:t>
+      </w:r>
+      <w:r>
+        <w:rPr>
+          <w:rFonts w:hint="eastAsia"/>
+          <w:b/>
+          <w:bCs/>
+        </w:rPr>
+        <w:t xml:space="preserve">本章のマークの意味（費用の目印）</w:t>
+      </w:r>
+      <w:r>
+        <w:t xml:space="preserve"> </w:t>
+      </w:r>
+      <w:r>
+        <w:t xml:space="preserve">-</w:t>
+      </w:r>
+      <w:r>
+        <w:t xml:space="preserve"> </w:t>
+      </w:r>
+      <w:r>
+        <w:rPr>
+          <w:b/>
+          <w:bCs/>
+        </w:rPr>
+        <w:t xml:space="preserve">✅ … いまの E3 </w:t>
+      </w:r>
+      <w:r>
+        <w:rPr>
+          <w:rFonts w:hint="eastAsia"/>
+          <w:b/>
+          <w:bCs/>
+        </w:rPr>
+        <w:t xml:space="preserve">契約のまま・追加費用なしでできる</w:t>
+      </w:r>
+      <w:r>
+        <w:rPr>
+          <w:rFonts w:hint="eastAsia"/>
+        </w:rPr>
+        <w:t xml:space="preserve">（※後述の</w:t>
+      </w:r>
+      <w:r>
+        <w:t xml:space="preserve"> Entra ID P1 </w:t>
+      </w:r>
+      <w:r>
+        <w:rPr>
+          <w:rFonts w:hint="eastAsia"/>
+        </w:rPr>
+        <w:t xml:space="preserve">の機能を含む。</w:t>
+      </w:r>
+      <w:r>
+        <w:rPr>
+          <w:b/>
+          <w:bCs/>
+        </w:rPr>
+        <w:t xml:space="preserve">P1 は E3 </w:t>
+      </w:r>
+      <w:r>
+        <w:rPr>
+          <w:rFonts w:hint="eastAsia"/>
+          <w:b/>
+          <w:bCs/>
+        </w:rPr>
+        <w:t xml:space="preserve">に内包されているので追加費用はかかりません</w:t>
+      </w:r>
+      <w:r>
+        <w:rPr>
+          <w:rFonts w:hint="eastAsia"/>
+        </w:rPr>
+        <w:t xml:space="preserve">）</w:t>
+      </w:r>
+      <w:r>
+        <w:t xml:space="preserve"> </w:t>
+      </w:r>
+      <w:r>
+        <w:t xml:space="preserve">-</w:t>
+      </w:r>
+      <w:r>
+        <w:t xml:space="preserve"> </w:t>
+      </w:r>
+      <w:r>
+        <w:rPr>
+          <w:b/>
+          <w:bCs/>
+        </w:rPr>
+        <w:t xml:space="preserve">💰 … </w:t>
+      </w:r>
+      <w:r>
+        <w:rPr>
+          <w:rFonts w:hint="eastAsia"/>
+          <w:b/>
+          <w:bCs/>
+        </w:rPr>
+        <w:t xml:space="preserve">追加の課金・契約が必要</w:t>
+      </w:r>
+      <w:r>
+        <w:rPr>
+          <w:rFonts w:hint="eastAsia"/>
+        </w:rPr>
+        <w:t xml:space="preserve">（カッコ内が必要なもの。</w:t>
+      </w:r>
+      <w:r>
+        <w:rPr>
+          <w:b/>
+          <w:bCs/>
+        </w:rPr>
+        <w:t xml:space="preserve">SAM</w:t>
+      </w:r>
+      <w:r>
+        <w:rPr>
+          <w:rFonts w:hint="eastAsia"/>
+        </w:rPr>
+        <w:t xml:space="preserve">＝SharePoint</w:t>
+      </w:r>
+      <w:r>
+        <w:t xml:space="preserve"> Advanced Management </w:t>
+      </w:r>
+      <w:r>
+        <w:rPr>
+          <w:rFonts w:hint="eastAsia"/>
+        </w:rPr>
+        <w:t xml:space="preserve">という有償アドオン、</w:t>
+      </w:r>
+      <w:r>
+        <w:rPr>
+          <w:b/>
+          <w:bCs/>
+        </w:rPr>
+        <w:t xml:space="preserve">Entra P2</w:t>
+      </w:r>
+      <w:r>
+        <w:rPr>
+          <w:rFonts w:hint="eastAsia"/>
+        </w:rPr>
+        <w:t xml:space="preserve">＝ID</w:t>
+      </w:r>
+      <w:r>
+        <w:t xml:space="preserve"> </w:t>
+      </w:r>
+      <w:r>
+        <w:rPr>
+          <w:rFonts w:hint="eastAsia"/>
+        </w:rPr>
+        <w:t xml:space="preserve">の上位機能で</w:t>
+      </w:r>
+      <w:r>
+        <w:t xml:space="preserve"> E5 </w:t>
+      </w:r>
+      <w:r>
+        <w:rPr>
+          <w:rFonts w:hint="eastAsia"/>
+        </w:rPr>
+        <w:t xml:space="preserve">相当、</w:t>
+      </w:r>
+      <w:r>
+        <w:rPr>
+          <w:b/>
+          <w:bCs/>
+        </w:rPr>
+        <w:t xml:space="preserve">M365 Archive</w:t>
+      </w:r>
+      <w:r>
+        <w:rPr>
+          <w:rFonts w:hint="eastAsia"/>
+        </w:rPr>
+        <w:t xml:space="preserve">＝従量課金）</w:t>
+      </w:r>
+    </w:p>
+    <w:bookmarkStart w:id="104" w:name="この章でできるようになることまずはざっくり-1"/>
     <w:p>
       <w:pPr>
         <w:pStyle w:val="Heading2"/>
       </w:pPr>
       <w:r>
-        <w:t xml:space="preserve">0. </w:t>
-      </w:r>
-      <w:r>
-        <w:rPr>
-          <w:rFonts w:hint="eastAsia"/>
-        </w:rPr>
-        <w:t xml:space="preserve">ライセンス早見表（フェーズ3）</w:t>
-      </w:r>
-    </w:p>
-    <w:tbl>
-      <w:tblPr>
-        <w:tblStyle w:val="Table"/>
-        <w:tblW w:type="pct" w:w="5000"/>
-        <w:tblLayout w:type="fixed"/>
-        <w:tblLook w:firstRow="1" w:lastRow="0" w:firstColumn="0" w:lastColumn="0" w:noHBand="0" w:noVBand="0" w:val="0020"/>
-      </w:tblPr>
-      <w:tblGrid>
-        <w:gridCol w:w="3960"/>
-        <w:gridCol w:w="3960"/>
-      </w:tblGrid>
-      <w:tr>
-        <w:trPr>
-          <w:tblHeader w:val="on"/>
-        </w:trPr>
-        <w:tc>
-          <w:tcPr/>
-          <w:p>
-            <w:pPr>
-              <w:pStyle w:val="Compact"/>
-            </w:pPr>
-            <w:r>
-              <w:rPr>
-                <w:rFonts w:hint="eastAsia"/>
-              </w:rPr>
-              <w:t xml:space="preserve">施策</w:t>
-            </w:r>
-          </w:p>
-        </w:tc>
-        <w:tc>
-          <w:tcPr/>
-          <w:p>
-            <w:pPr>
-              <w:pStyle w:val="Compact"/>
-            </w:pPr>
-            <w:r>
-              <w:rPr>
-                <w:rFonts w:hint="eastAsia"/>
-              </w:rPr>
-              <w:t xml:space="preserve">必要ライセンス</w:t>
-            </w:r>
-          </w:p>
-        </w:tc>
-      </w:tr>
-      <w:tr>
-        <w:tc>
-          <w:tcPr/>
-          <w:p>
-            <w:pPr>
-              <w:pStyle w:val="Compact"/>
-            </w:pPr>
-            <w:r>
-              <w:rPr>
-                <w:rFonts w:hint="eastAsia"/>
-              </w:rPr>
-              <w:t xml:space="preserve">サイト／グループ／Teams</w:t>
-            </w:r>
-            <w:r>
-              <w:t xml:space="preserve"> の</w:t>
-            </w:r>
-            <w:r>
-              <w:rPr>
-                <w:rFonts w:hint="eastAsia"/>
-                <w:b/>
-                <w:bCs/>
-              </w:rPr>
-              <w:t xml:space="preserve">作成そのもの</w:t>
-            </w:r>
-          </w:p>
-        </w:tc>
-        <w:tc>
-          <w:tcPr/>
-          <w:p>
-            <w:pPr>
-              <w:pStyle w:val="Compact"/>
-            </w:pPr>
-            <w:r>
-              <w:t xml:space="preserve">E3 </w:t>
-            </w:r>
-            <w:r>
-              <w:rPr>
-                <w:rFonts w:hint="eastAsia"/>
-              </w:rPr>
-              <w:t xml:space="preserve">標準</w:t>
-            </w:r>
-            <w:r>
-              <w:t xml:space="preserve"> 〔S33〕</w:t>
-            </w:r>
-          </w:p>
-        </w:tc>
-      </w:tr>
-      <w:tr>
-        <w:tc>
-          <w:tcPr/>
-          <w:p>
-            <w:pPr>
-              <w:pStyle w:val="Compact"/>
-            </w:pPr>
-            <w:r>
-              <w:rPr>
-                <w:rFonts w:hint="eastAsia"/>
-              </w:rPr>
-              <w:t xml:space="preserve">サイトテンプレート／サイトデザインによる</w:t>
-            </w:r>
-            <w:r>
-              <w:rPr>
-                <w:b/>
-                <w:bCs/>
-              </w:rPr>
-              <w:t xml:space="preserve">プロビジョニング</w:t>
-            </w:r>
-          </w:p>
-        </w:tc>
-        <w:tc>
-          <w:tcPr/>
-          <w:p>
-            <w:pPr>
-              <w:pStyle w:val="Compact"/>
-            </w:pPr>
-            <w:r>
-              <w:t xml:space="preserve">E3 </w:t>
-            </w:r>
-            <w:r>
-              <w:rPr>
-                <w:rFonts w:hint="eastAsia"/>
-              </w:rPr>
-              <w:t xml:space="preserve">標準</w:t>
-            </w:r>
-            <w:r>
-              <w:t xml:space="preserve"> 〔S33〕</w:t>
-            </w:r>
-          </w:p>
-        </w:tc>
-      </w:tr>
-      <w:tr>
-        <w:tc>
-          <w:tcPr/>
-          <w:p>
-            <w:pPr>
-              <w:pStyle w:val="Compact"/>
-            </w:pPr>
-            <w:r>
-              <w:rPr>
-                <w:rFonts w:hint="eastAsia"/>
-              </w:rPr>
-              <w:t xml:space="preserve">利用状況レポート（管理センター）</w:t>
-            </w:r>
-          </w:p>
-        </w:tc>
-        <w:tc>
-          <w:tcPr/>
-          <w:p>
-            <w:pPr>
-              <w:pStyle w:val="Compact"/>
-            </w:pPr>
-            <w:r>
-              <w:t xml:space="preserve">E3 </w:t>
-            </w:r>
-            <w:r>
-              <w:rPr>
-                <w:rFonts w:hint="eastAsia"/>
-              </w:rPr>
-              <w:t xml:space="preserve">標準</w:t>
-            </w:r>
-            <w:r>
-              <w:t xml:space="preserve"> 〔S41〕</w:t>
-            </w:r>
-          </w:p>
-        </w:tc>
-      </w:tr>
-      <w:tr>
-        <w:tc>
-          <w:tcPr/>
-          <w:p>
-            <w:pPr>
-              <w:pStyle w:val="Compact"/>
-            </w:pPr>
-            <w:r>
-              <w:t xml:space="preserve">B2B </w:t>
-            </w:r>
-            <w:r>
-              <w:rPr>
-                <w:rFonts w:hint="eastAsia"/>
-              </w:rPr>
-              <w:t xml:space="preserve">ゲスト招待</w:t>
-            </w:r>
-          </w:p>
-        </w:tc>
-        <w:tc>
-          <w:tcPr/>
-          <w:p>
-            <w:pPr>
-              <w:pStyle w:val="Compact"/>
-            </w:pPr>
-            <w:r>
-              <w:t xml:space="preserve">E3 </w:t>
-            </w:r>
-            <w:r>
-              <w:rPr>
-                <w:rFonts w:hint="eastAsia"/>
-              </w:rPr>
-              <w:t xml:space="preserve">標準</w:t>
-            </w:r>
-            <w:r>
-              <w:t xml:space="preserve"> 〔S42〕</w:t>
-            </w:r>
-          </w:p>
-        </w:tc>
-      </w:tr>
-      <w:tr>
-        <w:tc>
-          <w:tcPr/>
-          <w:p>
-            <w:pPr>
-              <w:pStyle w:val="Compact"/>
-            </w:pPr>
-            <w:r>
-              <w:rPr>
-                <w:rFonts w:hint="eastAsia"/>
-              </w:rPr>
-              <w:t xml:space="preserve">基本的なサイト管理者（所有者）管理</w:t>
-            </w:r>
-          </w:p>
-        </w:tc>
-        <w:tc>
-          <w:tcPr/>
-          <w:p>
-            <w:pPr>
-              <w:pStyle w:val="Compact"/>
-            </w:pPr>
-            <w:r>
-              <w:t xml:space="preserve">E3 </w:t>
-            </w:r>
-            <w:r>
-              <w:rPr>
-                <w:rFonts w:hint="eastAsia"/>
-              </w:rPr>
-              <w:t xml:space="preserve">標準</w:t>
-            </w:r>
-            <w:r>
-              <w:t xml:space="preserve"> 〔S38〕</w:t>
-            </w:r>
-          </w:p>
-        </w:tc>
-      </w:tr>
-      <w:tr>
-        <w:tc>
-          <w:tcPr/>
-          <w:p>
-            <w:pPr>
-              <w:pStyle w:val="Compact"/>
-            </w:pPr>
-            <w:r>
-              <w:rPr>
-                <w:rFonts w:hint="eastAsia"/>
-                <w:b/>
-                <w:bCs/>
-              </w:rPr>
-              <w:t xml:space="preserve">グループ作成を特定ユーザーに制限</w:t>
-            </w:r>
-          </w:p>
-        </w:tc>
-        <w:tc>
-          <w:tcPr/>
-          <w:p>
-            <w:pPr>
-              <w:pStyle w:val="Compact"/>
-            </w:pPr>
-            <w:r>
-              <w:rPr>
-                <w:b/>
-                <w:bCs/>
-              </w:rPr>
-              <w:t xml:space="preserve">Entra ID P1</w:t>
-            </w:r>
-            <w:r>
-              <w:rPr>
-                <w:rFonts w:hint="eastAsia"/>
-              </w:rPr>
-              <w:t xml:space="preserve">（E3</w:t>
-            </w:r>
-            <w:r>
-              <w:t xml:space="preserve"> </w:t>
-            </w:r>
-            <w:r>
-              <w:rPr>
-                <w:rFonts w:hint="eastAsia"/>
-              </w:rPr>
-              <w:t xml:space="preserve">に内包）〔S30〕</w:t>
-            </w:r>
-          </w:p>
-        </w:tc>
-      </w:tr>
-      <w:tr>
-        <w:tc>
-          <w:tcPr/>
-          <w:p>
-            <w:pPr>
-              <w:pStyle w:val="Compact"/>
-            </w:pPr>
-            <w:r>
-              <w:rPr>
-                <w:rFonts w:hint="eastAsia"/>
-                <w:b/>
-                <w:bCs/>
-              </w:rPr>
-              <w:t xml:space="preserve">命名規則（名前付けポリシー）</w:t>
-            </w:r>
-          </w:p>
-        </w:tc>
-        <w:tc>
-          <w:tcPr/>
-          <w:p>
-            <w:pPr>
-              <w:pStyle w:val="Compact"/>
-            </w:pPr>
-            <w:r>
-              <w:rPr>
-                <w:b/>
-                <w:bCs/>
-              </w:rPr>
-              <w:t xml:space="preserve">Entra ID P1</w:t>
-            </w:r>
-            <w:r>
-              <w:t xml:space="preserve"> </w:t>
-            </w:r>
-            <w:r>
-              <w:t xml:space="preserve">〔S31〕</w:t>
-            </w:r>
-          </w:p>
-        </w:tc>
-      </w:tr>
-      <w:tr>
-        <w:tc>
-          <w:tcPr/>
-          <w:p>
-            <w:pPr>
-              <w:pStyle w:val="Compact"/>
-            </w:pPr>
-            <w:r>
-              <w:rPr>
-                <w:rFonts w:hint="eastAsia"/>
-                <w:b/>
-                <w:bCs/>
-              </w:rPr>
-              <w:t xml:space="preserve">グループ有効期限ポリシー</w:t>
-            </w:r>
-            <w:r>
-              <w:rPr>
-                <w:rFonts w:hint="eastAsia"/>
-              </w:rPr>
-              <w:t xml:space="preserve">（未使用グループ自動失効）</w:t>
-            </w:r>
-          </w:p>
-        </w:tc>
-        <w:tc>
-          <w:tcPr/>
-          <w:p>
-            <w:pPr>
-              <w:pStyle w:val="Compact"/>
-            </w:pPr>
-            <w:r>
-              <w:rPr>
-                <w:b/>
-                <w:bCs/>
-              </w:rPr>
-              <w:t xml:space="preserve">Entra ID P1</w:t>
-            </w:r>
-            <w:r>
-              <w:t xml:space="preserve"> </w:t>
-            </w:r>
-            <w:r>
-              <w:t xml:space="preserve">〔S32〕</w:t>
-            </w:r>
-          </w:p>
-        </w:tc>
-      </w:tr>
-      <w:tr>
-        <w:tc>
-          <w:tcPr/>
-          <w:p>
-            <w:pPr>
-              <w:pStyle w:val="Compact"/>
-            </w:pPr>
-            <w:r>
-              <w:rPr>
-                <w:b/>
-                <w:bCs/>
-              </w:rPr>
-              <w:t xml:space="preserve">アクセスレビュー</w:t>
-            </w:r>
-            <w:r>
-              <w:rPr>
-                <w:rFonts w:hint="eastAsia"/>
-              </w:rPr>
-              <w:t xml:space="preserve">（ゲスト・メンバー自動棚卸し）</w:t>
-            </w:r>
-          </w:p>
-        </w:tc>
-        <w:tc>
-          <w:tcPr/>
-          <w:p>
-            <w:pPr>
-              <w:pStyle w:val="Compact"/>
-            </w:pPr>
-            <w:r>
-              <w:rPr>
-                <w:b/>
-                <w:bCs/>
-              </w:rPr>
-              <w:t xml:space="preserve">Entra ID </w:t>
-            </w:r>
-            <w:r>
-              <w:rPr>
-                <w:rFonts w:hint="eastAsia"/>
-                <w:b/>
-                <w:bCs/>
-              </w:rPr>
-              <w:t xml:space="preserve">P2／Entra</w:t>
-            </w:r>
-            <w:r>
-              <w:rPr>
-                <w:b/>
-                <w:bCs/>
-              </w:rPr>
-              <w:t xml:space="preserve"> ID Governance</w:t>
-            </w:r>
-            <w:r>
-              <w:t xml:space="preserve"> </w:t>
-            </w:r>
-            <w:r>
-              <w:t xml:space="preserve">〔S40〕</w:t>
-            </w:r>
-          </w:p>
-        </w:tc>
-      </w:tr>
-      <w:tr>
-        <w:tc>
-          <w:tcPr/>
-          <w:p>
-            <w:pPr>
-              <w:pStyle w:val="Compact"/>
-            </w:pPr>
-            <w:r>
-              <w:rPr>
-                <w:b/>
-                <w:bCs/>
-              </w:rPr>
-              <w:t xml:space="preserve">データアクセスガバナンスレポート</w:t>
-            </w:r>
-            <w:r>
-              <w:rPr>
-                <w:rFonts w:hint="eastAsia"/>
-              </w:rPr>
-              <w:t xml:space="preserve">（過剰共有の可視化）</w:t>
-            </w:r>
-          </w:p>
-        </w:tc>
-        <w:tc>
-          <w:tcPr/>
-          <w:p>
-            <w:pPr>
-              <w:pStyle w:val="Compact"/>
-            </w:pPr>
-            <w:r>
-              <w:rPr>
-                <w:rFonts w:hint="eastAsia"/>
-                <w:b/>
-                <w:bCs/>
-              </w:rPr>
-              <w:t xml:space="preserve">SAM（有償アドオン）</w:t>
-            </w:r>
-            <w:r>
-              <w:t xml:space="preserve"> </w:t>
-            </w:r>
-            <w:r>
-              <w:t xml:space="preserve">〔S35〕</w:t>
-            </w:r>
-          </w:p>
-        </w:tc>
-      </w:tr>
-      <w:tr>
-        <w:tc>
-          <w:tcPr/>
-          <w:p>
-            <w:pPr>
-              <w:pStyle w:val="Compact"/>
-            </w:pPr>
-            <w:r>
-              <w:rPr>
-                <w:rFonts w:hint="eastAsia"/>
-                <w:b/>
-                <w:bCs/>
-              </w:rPr>
-              <w:t xml:space="preserve">非アクティブサイトポリシー</w:t>
-            </w:r>
-            <w:r>
-              <w:rPr>
-                <w:rFonts w:hint="eastAsia"/>
-              </w:rPr>
-              <w:t xml:space="preserve">（放置サイト自動検出・通知）</w:t>
-            </w:r>
-          </w:p>
-        </w:tc>
-        <w:tc>
-          <w:tcPr/>
-          <w:p>
-            <w:pPr>
-              <w:pStyle w:val="Compact"/>
-            </w:pPr>
-            <w:r>
-              <w:rPr>
-                <w:rFonts w:hint="eastAsia"/>
-                <w:b/>
-                <w:bCs/>
-              </w:rPr>
-              <w:t xml:space="preserve">SAM（有償アドオン）</w:t>
-            </w:r>
-            <w:r>
-              <w:t xml:space="preserve"> </w:t>
-            </w:r>
-            <w:r>
-              <w:t xml:space="preserve">〔S36〕</w:t>
-            </w:r>
-          </w:p>
-        </w:tc>
-      </w:tr>
-      <w:tr>
-        <w:tc>
-          <w:tcPr/>
-          <w:p>
-            <w:pPr>
-              <w:pStyle w:val="Compact"/>
-            </w:pPr>
-            <w:r>
-              <w:rPr>
-                <w:rFonts w:hint="eastAsia"/>
-                <w:b/>
-                <w:bCs/>
-              </w:rPr>
-              <w:t xml:space="preserve">サイト所有権ポリシー</w:t>
-            </w:r>
-            <w:r>
-              <w:rPr>
-                <w:rFonts w:hint="eastAsia"/>
-              </w:rPr>
-              <w:t xml:space="preserve">（オーナー要件の自動強制）</w:t>
-            </w:r>
-          </w:p>
-        </w:tc>
-        <w:tc>
-          <w:tcPr/>
-          <w:p>
-            <w:pPr>
-              <w:pStyle w:val="Compact"/>
-            </w:pPr>
-            <w:r>
-              <w:rPr>
-                <w:rFonts w:hint="eastAsia"/>
-                <w:b/>
-                <w:bCs/>
-              </w:rPr>
-              <w:t xml:space="preserve">SAM（有償アドオン）</w:t>
-            </w:r>
-            <w:r>
-              <w:t xml:space="preserve"> </w:t>
-            </w:r>
-            <w:r>
-              <w:t xml:space="preserve">〔S38〕</w:t>
-            </w:r>
-          </w:p>
-        </w:tc>
-      </w:tr>
-      <w:tr>
-        <w:tc>
-          <w:tcPr/>
-          <w:p>
-            <w:pPr>
-              <w:pStyle w:val="Compact"/>
-            </w:pPr>
-            <w:r>
-              <w:rPr>
-                <w:rFonts w:hint="eastAsia"/>
-                <w:b/>
-                <w:bCs/>
-              </w:rPr>
-              <w:t xml:space="preserve">制限付きアクセス制御／制限付きコンテンツ検出（RCD）</w:t>
-            </w:r>
-          </w:p>
-        </w:tc>
-        <w:tc>
-          <w:tcPr/>
-          <w:p>
-            <w:pPr>
-              <w:pStyle w:val="Compact"/>
-            </w:pPr>
-            <w:r>
-              <w:rPr>
-                <w:rFonts w:hint="eastAsia"/>
-                <w:b/>
-                <w:bCs/>
-              </w:rPr>
-              <w:t xml:space="preserve">SAM（有償アドオン）</w:t>
-            </w:r>
-            <w:r>
-              <w:t xml:space="preserve"> </w:t>
-            </w:r>
-            <w:r>
-              <w:t xml:space="preserve">〔S37〕</w:t>
-            </w:r>
-          </w:p>
-        </w:tc>
-      </w:tr>
-      <w:tr>
-        <w:tc>
-          <w:tcPr/>
-          <w:p>
-            <w:pPr>
-              <w:pStyle w:val="Compact"/>
-            </w:pPr>
-            <w:r>
-              <w:rPr>
-                <w:b/>
-                <w:bCs/>
-              </w:rPr>
-              <w:t xml:space="preserve">Microsoft 365 Archive</w:t>
-            </w:r>
-            <w:r>
-              <w:rPr>
-                <w:rFonts w:hint="eastAsia"/>
-              </w:rPr>
-              <w:t xml:space="preserve">（低コストアーカイブ層）</w:t>
-            </w:r>
-          </w:p>
-        </w:tc>
-        <w:tc>
-          <w:tcPr/>
-          <w:p>
-            <w:pPr>
-              <w:pStyle w:val="Compact"/>
-            </w:pPr>
-            <w:r>
-              <w:rPr>
-                <w:rFonts w:hint="eastAsia"/>
-              </w:rPr>
-              <w:t xml:space="preserve">従量課金の別サービス</w:t>
-            </w:r>
-            <w:r>
-              <w:t xml:space="preserve"> 〔S39〕</w:t>
-            </w:r>
-          </w:p>
-        </w:tc>
-      </w:tr>
-    </w:tbl>
-    <w:p>
-      <w:pPr>
-        <w:pStyle w:val="BlockText"/>
-      </w:pPr>
-      <w:r>
-        <w:t xml:space="preserve">💡</w:t>
-      </w:r>
-      <w:r>
-        <w:t xml:space="preserve"> </w:t>
-      </w:r>
-      <w:r>
-        <w:rPr>
-          <w:rFonts w:hint="eastAsia"/>
-          <w:b/>
-          <w:bCs/>
-        </w:rPr>
-        <w:t xml:space="preserve">【補足】Copilot</w:t>
-      </w:r>
-      <w:r>
-        <w:rPr>
-          <w:b/>
-          <w:bCs/>
-        </w:rPr>
-        <w:t xml:space="preserve"> </w:t>
-      </w:r>
-      <w:r>
-        <w:rPr>
-          <w:rFonts w:hint="eastAsia"/>
-          <w:b/>
-          <w:bCs/>
-        </w:rPr>
-        <w:t xml:space="preserve">を契約すると</w:t>
-      </w:r>
-      <w:r>
-        <w:rPr>
-          <w:b/>
-          <w:bCs/>
-        </w:rPr>
-        <w:t xml:space="preserve"> SAM </w:t>
-      </w:r>
-      <w:r>
-        <w:rPr>
-          <w:rFonts w:hint="eastAsia"/>
-          <w:b/>
-          <w:bCs/>
-        </w:rPr>
-        <w:t xml:space="preserve">の一部が付く</w:t>
-      </w:r>
-      <w:r>
-        <w:t xml:space="preserve"> </w:t>
-      </w:r>
-      <w:r>
-        <w:t xml:space="preserve">Microsoft 365 Copilot </w:t>
-      </w:r>
-      <w:r>
-        <w:rPr>
-          <w:rFonts w:hint="eastAsia"/>
-        </w:rPr>
-        <w:t xml:space="preserve">ライセンス保有者がいる場合、SharePoint</w:t>
-      </w:r>
-      <w:r>
-        <w:t xml:space="preserve"> </w:t>
-      </w:r>
-      <w:r>
-        <w:rPr>
-          <w:rFonts w:hint="eastAsia"/>
-        </w:rPr>
-        <w:t xml:space="preserve">管理者は</w:t>
-      </w:r>
-      <w:r>
-        <w:t xml:space="preserve"> </w:t>
-      </w:r>
-      <w:r>
-        <w:rPr>
-          <w:b/>
-          <w:bCs/>
-        </w:rPr>
-        <w:t xml:space="preserve">SAM </w:t>
-      </w:r>
-      <w:r>
-        <w:rPr>
-          <w:rFonts w:hint="eastAsia"/>
-          <w:b/>
-          <w:bCs/>
-        </w:rPr>
-        <w:t xml:space="preserve">の一部機能に自動アクセス</w:t>
-      </w:r>
-      <w:r>
-        <w:rPr>
-          <w:rFonts w:hint="eastAsia"/>
-        </w:rPr>
-        <w:t xml:space="preserve">できます（全社</w:t>
-      </w:r>
-      <w:r>
-        <w:t xml:space="preserve"> SAM </w:t>
-      </w:r>
-      <w:r>
-        <w:rPr>
-          <w:rFonts w:hint="eastAsia"/>
-        </w:rPr>
-        <w:t xml:space="preserve">契約とは別枠）〔S34〕。Copilot</w:t>
-      </w:r>
-      <w:r>
-        <w:t xml:space="preserve"> </w:t>
-      </w:r>
-      <w:r>
-        <w:rPr>
-          <w:rFonts w:hint="eastAsia"/>
-        </w:rPr>
-        <w:t xml:space="preserve">導入（フェーズ4）とガバナンス強化（フェーズ3）は連動して検討すると効率的です。</w:t>
-      </w:r>
-    </w:p>
-    <w:bookmarkEnd w:id="103"/>
-    <w:bookmarkStart w:id="104" w:name="作らせ方を統制する乱立の防止"/>
+        <w:rPr>
+          <w:rFonts w:hint="eastAsia"/>
+        </w:rPr>
+        <w:t xml:space="preserve">この章でできるようになること（まずはざっくり）</w:t>
+      </w:r>
+    </w:p>
+    <w:p>
+      <w:pPr>
+        <w:pStyle w:val="Compact"/>
+        <w:numPr>
+          <w:ilvl w:val="0"/>
+          <w:numId w:val="1032"/>
+        </w:numPr>
+      </w:pPr>
+      <w:r>
+        <w:t xml:space="preserve">🚦</w:t>
+      </w:r>
+      <w:r>
+        <w:t xml:space="preserve"> </w:t>
+      </w:r>
+      <w:r>
+        <w:rPr>
+          <w:rFonts w:hint="eastAsia"/>
+          <w:b/>
+          <w:bCs/>
+        </w:rPr>
+        <w:t xml:space="preserve">むやみに作らせない</w:t>
+      </w:r>
+      <w:r>
+        <w:rPr>
+          <w:rFonts w:hint="eastAsia"/>
+        </w:rPr>
+        <w:t xml:space="preserve">：サイト/チームを作れる人を絞り、名前のルールも強制する（＝作成制限・命名規則）…</w:t>
+      </w:r>
+      <w:r>
+        <w:t xml:space="preserve"> </w:t>
+      </w:r>
+      <w:r>
+        <w:rPr>
+          <w:b/>
+          <w:bCs/>
+        </w:rPr>
+        <w:t xml:space="preserve">✅ E3のまま</w:t>
+      </w:r>
+    </w:p>
+    <w:p>
+      <w:pPr>
+        <w:pStyle w:val="Compact"/>
+        <w:numPr>
+          <w:ilvl w:val="0"/>
+          <w:numId w:val="1032"/>
+        </w:numPr>
+      </w:pPr>
+      <w:r>
+        <w:t xml:space="preserve">⏰</w:t>
+      </w:r>
+      <w:r>
+        <w:t xml:space="preserve"> </w:t>
+      </w:r>
+      <w:r>
+        <w:rPr>
+          <w:rFonts w:hint="eastAsia"/>
+          <w:b/>
+          <w:bCs/>
+        </w:rPr>
+        <w:t xml:space="preserve">使わないものを自動で片づける</w:t>
+      </w:r>
+      <w:r>
+        <w:rPr>
+          <w:rFonts w:hint="eastAsia"/>
+        </w:rPr>
+        <w:t xml:space="preserve">：放置グループを自動失効させる</w:t>
+      </w:r>
+      <w:r>
+        <w:t xml:space="preserve"> …</w:t>
+      </w:r>
+      <w:r>
+        <w:t xml:space="preserve"> </w:t>
+      </w:r>
+      <w:r>
+        <w:rPr>
+          <w:b/>
+          <w:bCs/>
+        </w:rPr>
+        <w:t xml:space="preserve">✅ E3のまま</w:t>
+      </w:r>
+      <w:r>
+        <w:rPr>
+          <w:rFonts w:hint="eastAsia"/>
+        </w:rPr>
+        <w:t xml:space="preserve">／放置サイトを検出して所有者に通知は</w:t>
+      </w:r>
+      <w:r>
+        <w:t xml:space="preserve"> </w:t>
+      </w:r>
+      <w:r>
+        <w:rPr>
+          <w:b/>
+          <w:bCs/>
+        </w:rPr>
+        <w:t xml:space="preserve">💰 </w:t>
+      </w:r>
+      <w:r>
+        <w:rPr>
+          <w:rFonts w:hint="eastAsia"/>
+          <w:b/>
+          <w:bCs/>
+        </w:rPr>
+        <w:t xml:space="preserve">追加（SAM）</w:t>
+      </w:r>
+    </w:p>
+    <w:p>
+      <w:pPr>
+        <w:pStyle w:val="Compact"/>
+        <w:numPr>
+          <w:ilvl w:val="0"/>
+          <w:numId w:val="1032"/>
+        </w:numPr>
+      </w:pPr>
+      <w:r>
+        <w:t xml:space="preserve">👤</w:t>
+      </w:r>
+      <w:r>
+        <w:t xml:space="preserve"> </w:t>
+      </w:r>
+      <w:r>
+        <w:rPr>
+          <w:rFonts w:hint="eastAsia"/>
+          <w:b/>
+          <w:bCs/>
+        </w:rPr>
+        <w:t xml:space="preserve">持ち主不在をなくす</w:t>
+      </w:r>
+      <w:r>
+        <w:rPr>
+          <w:rFonts w:hint="eastAsia"/>
+        </w:rPr>
+        <w:t xml:space="preserve">：「所有者2名以上」を自動でチェック・強制</w:t>
+      </w:r>
+      <w:r>
+        <w:t xml:space="preserve"> …</w:t>
+      </w:r>
+      <w:r>
+        <w:t xml:space="preserve"> </w:t>
+      </w:r>
+      <w:r>
+        <w:rPr>
+          <w:b/>
+          <w:bCs/>
+        </w:rPr>
+        <w:t xml:space="preserve">💰 </w:t>
+      </w:r>
+      <w:r>
+        <w:rPr>
+          <w:rFonts w:hint="eastAsia"/>
+          <w:b/>
+          <w:bCs/>
+        </w:rPr>
+        <w:t xml:space="preserve">追加（SAM）</w:t>
+      </w:r>
+    </w:p>
+    <w:p>
+      <w:pPr>
+        <w:pStyle w:val="Compact"/>
+        <w:numPr>
+          <w:ilvl w:val="0"/>
+          <w:numId w:val="1032"/>
+        </w:numPr>
+      </w:pPr>
+      <w:r>
+        <w:t xml:space="preserve">🔎</w:t>
+      </w:r>
+      <w:r>
+        <w:t xml:space="preserve"> </w:t>
+      </w:r>
+      <w:r>
+        <w:rPr>
+          <w:rFonts w:hint="eastAsia"/>
+          <w:b/>
+          <w:bCs/>
+        </w:rPr>
+        <w:t xml:space="preserve">見える化する</w:t>
+      </w:r>
+      <w:r>
+        <w:rPr>
+          <w:rFonts w:hint="eastAsia"/>
+        </w:rPr>
+        <w:t xml:space="preserve">：どのサイトが使われ／使われていないかをレポートで把握</w:t>
+      </w:r>
+      <w:r>
+        <w:t xml:space="preserve"> …</w:t>
+      </w:r>
+      <w:r>
+        <w:t xml:space="preserve"> </w:t>
+      </w:r>
+      <w:r>
+        <w:rPr>
+          <w:b/>
+          <w:bCs/>
+        </w:rPr>
+        <w:t xml:space="preserve">✅ E3のまま</w:t>
+      </w:r>
+    </w:p>
+    <w:p>
+      <w:pPr>
+        <w:pStyle w:val="Compact"/>
+        <w:numPr>
+          <w:ilvl w:val="0"/>
+          <w:numId w:val="1032"/>
+        </w:numPr>
+      </w:pPr>
+      <w:r>
+        <w:t xml:space="preserve">🧹</w:t>
+      </w:r>
+      <w:r>
+        <w:t xml:space="preserve"> </w:t>
+      </w:r>
+      <w:r>
+        <w:rPr>
+          <w:rFonts w:hint="eastAsia"/>
+          <w:b/>
+          <w:bCs/>
+        </w:rPr>
+        <w:t xml:space="preserve">ゲストを棚卸す</w:t>
+      </w:r>
+      <w:r>
+        <w:rPr>
+          <w:rFonts w:hint="eastAsia"/>
+        </w:rPr>
+        <w:t xml:space="preserve">：招いた社外ユーザーを定期的に自動で見直す</w:t>
+      </w:r>
+      <w:r>
+        <w:t xml:space="preserve"> …</w:t>
+      </w:r>
+      <w:r>
+        <w:t xml:space="preserve"> </w:t>
+      </w:r>
+      <w:r>
+        <w:rPr>
+          <w:b/>
+          <w:bCs/>
+        </w:rPr>
+        <w:t xml:space="preserve">💰 </w:t>
+      </w:r>
+      <w:r>
+        <w:rPr>
+          <w:rFonts w:hint="eastAsia"/>
+          <w:b/>
+          <w:bCs/>
+        </w:rPr>
+        <w:t xml:space="preserve">追加（E5</w:t>
+      </w:r>
+      <w:r>
+        <w:rPr>
+          <w:b/>
+          <w:bCs/>
+        </w:rPr>
+        <w:t xml:space="preserve"> </w:t>
+      </w:r>
+      <w:r>
+        <w:rPr>
+          <w:rFonts w:hint="eastAsia"/>
+          <w:b/>
+          <w:bCs/>
+        </w:rPr>
+        <w:t xml:space="preserve">相当＝Entra</w:t>
+      </w:r>
+      <w:r>
+        <w:rPr>
+          <w:b/>
+          <w:bCs/>
+        </w:rPr>
+        <w:t xml:space="preserve"> </w:t>
+      </w:r>
+      <w:r>
+        <w:rPr>
+          <w:rFonts w:hint="eastAsia"/>
+          <w:b/>
+          <w:bCs/>
+        </w:rPr>
+        <w:t xml:space="preserve">P2）</w:t>
+      </w:r>
+    </w:p>
+    <w:p>
+      <w:pPr>
+        <w:pStyle w:val="Compact"/>
+        <w:numPr>
+          <w:ilvl w:val="0"/>
+          <w:numId w:val="1032"/>
+        </w:numPr>
+      </w:pPr>
+      <w:r>
+        <w:t xml:space="preserve">🛡️</w:t>
+      </w:r>
+      <w:r>
+        <w:t xml:space="preserve"> </w:t>
+      </w:r>
+      <w:r>
+        <w:rPr>
+          <w:rFonts w:hint="eastAsia"/>
+          <w:b/>
+          <w:bCs/>
+        </w:rPr>
+        <w:t xml:space="preserve">開きすぎを直す</w:t>
+      </w:r>
+      <w:r>
+        <w:rPr>
+          <w:rFonts w:hint="eastAsia"/>
+        </w:rPr>
+        <w:t xml:space="preserve">：過剰共有サイトを検出して是正する</w:t>
+      </w:r>
+      <w:r>
+        <w:t xml:space="preserve"> …</w:t>
+      </w:r>
+      <w:r>
+        <w:t xml:space="preserve"> </w:t>
+      </w:r>
+      <w:r>
+        <w:rPr>
+          <w:b/>
+          <w:bCs/>
+        </w:rPr>
+        <w:t xml:space="preserve">💰 </w:t>
+      </w:r>
+      <w:r>
+        <w:rPr>
+          <w:rFonts w:hint="eastAsia"/>
+          <w:b/>
+          <w:bCs/>
+        </w:rPr>
+        <w:t xml:space="preserve">追加（SAM）</w:t>
+      </w:r>
+    </w:p>
+    <w:p>
+      <w:pPr>
+        <w:pStyle w:val="Compact"/>
+        <w:numPr>
+          <w:ilvl w:val="0"/>
+          <w:numId w:val="1032"/>
+        </w:numPr>
+      </w:pPr>
+      <w:r>
+        <w:t xml:space="preserve">📦</w:t>
+      </w:r>
+      <w:r>
+        <w:t xml:space="preserve"> </w:t>
+      </w:r>
+      <w:r>
+        <w:rPr>
+          <w:rFonts w:hint="eastAsia"/>
+          <w:b/>
+          <w:bCs/>
+        </w:rPr>
+        <w:t xml:space="preserve">安く保管する</w:t>
+      </w:r>
+      <w:r>
+        <w:rPr>
+          <w:rFonts w:hint="eastAsia"/>
+        </w:rPr>
+        <w:t xml:space="preserve">：使わないサイトを低コストの保管庫へ</w:t>
+      </w:r>
+      <w:r>
+        <w:t xml:space="preserve"> …</w:t>
+      </w:r>
+      <w:r>
+        <w:t xml:space="preserve"> </w:t>
+      </w:r>
+      <w:r>
+        <w:rPr>
+          <w:b/>
+          <w:bCs/>
+        </w:rPr>
+        <w:t xml:space="preserve">💰 </w:t>
+      </w:r>
+      <w:r>
+        <w:rPr>
+          <w:rFonts w:hint="eastAsia"/>
+          <w:b/>
+          <w:bCs/>
+        </w:rPr>
+        <w:t xml:space="preserve">追加（M365</w:t>
+      </w:r>
+      <w:r>
+        <w:rPr>
+          <w:b/>
+          <w:bCs/>
+        </w:rPr>
+        <w:t xml:space="preserve"> </w:t>
+      </w:r>
+      <w:r>
+        <w:rPr>
+          <w:rFonts w:hint="eastAsia"/>
+          <w:b/>
+          <w:bCs/>
+        </w:rPr>
+        <w:t xml:space="preserve">Archive・従量課金）</w:t>
+      </w:r>
+    </w:p>
+    <w:p>
+      <w:pPr>
+        <w:pStyle w:val="FirstParagraph"/>
+      </w:pPr>
+      <w:r>
+        <w:t xml:space="preserve">👉</w:t>
+      </w:r>
+      <w:r>
+        <w:t xml:space="preserve"> </w:t>
+      </w:r>
+      <w:r>
+        <w:rPr>
+          <w:rFonts w:hint="eastAsia"/>
+          <w:b/>
+          <w:bCs/>
+        </w:rPr>
+        <w:t xml:space="preserve">「作らせ方の統制（作成制限・命名・有効期限）」と「見える化」は</w:t>
+      </w:r>
+      <w:r>
+        <w:rPr>
+          <w:b/>
+          <w:bCs/>
+        </w:rPr>
+        <w:t xml:space="preserve"> ✅ E3のまま</w:t>
+      </w:r>
+      <w:r>
+        <w:rPr>
+          <w:rFonts w:hint="eastAsia"/>
+        </w:rPr>
+        <w:t xml:space="preserve">着手できます（これらは</w:t>
+      </w:r>
+      <w:r>
+        <w:t xml:space="preserve"> Entra P1 </w:t>
+      </w:r>
+      <w:r>
+        <w:rPr>
+          <w:rFonts w:hint="eastAsia"/>
+        </w:rPr>
+        <w:t xml:space="preserve">の機能ですが</w:t>
+      </w:r>
+      <w:r>
+        <w:t xml:space="preserve"> P1 は E3 </w:t>
+      </w:r>
+      <w:r>
+        <w:rPr>
+          <w:rFonts w:hint="eastAsia"/>
+        </w:rPr>
+        <w:t xml:space="preserve">に含まれます）。</w:t>
+      </w:r>
+      <w:r>
+        <w:rPr>
+          <w:rFonts w:hint="eastAsia"/>
+          <w:b/>
+          <w:bCs/>
+        </w:rPr>
+        <w:t xml:space="preserve">自動化（放置検出・所有権強制・過剰共有是正・ゲスト自動棚卸し）は</w:t>
+      </w:r>
+      <w:r>
+        <w:rPr>
+          <w:b/>
+          <w:bCs/>
+        </w:rPr>
+        <w:t xml:space="preserve"> 💰 </w:t>
+      </w:r>
+      <w:r>
+        <w:rPr>
+          <w:rFonts w:hint="eastAsia"/>
+          <w:b/>
+          <w:bCs/>
+        </w:rPr>
+        <w:t xml:space="preserve">追加</w:t>
+      </w:r>
+      <w:r>
+        <w:rPr>
+          <w:rFonts w:hint="eastAsia"/>
+        </w:rPr>
+        <w:t xml:space="preserve">なので、規模とリスクを見て投資判断します。</w:t>
+      </w:r>
+    </w:p>
+    <w:bookmarkEnd w:id="104"/>
+    <w:bookmarkStart w:id="105" w:name="追加費用の要否ひとめ表-1"/>
     <w:p>
       <w:pPr>
         <w:pStyle w:val="Heading2"/>
       </w:pPr>
       <w:r>
-        <w:t xml:space="preserve">1. </w:t>
-      </w:r>
-      <w:r>
-        <w:rPr>
-          <w:rFonts w:hint="eastAsia"/>
-        </w:rPr>
-        <w:t xml:space="preserve">「作らせ方」を統制する（乱立の防止）</w:t>
-      </w:r>
-    </w:p>
-    <w:p>
-      <w:pPr>
-        <w:pStyle w:val="FirstParagraph"/>
-      </w:pPr>
-      <w:r>
-        <w:t xml:space="preserve">フェーズ1で「まず Teams </w:t>
-      </w:r>
-      <w:r>
-        <w:rPr>
-          <w:rFonts w:hint="eastAsia"/>
-        </w:rPr>
-        <w:t xml:space="preserve">チーム」を推奨しましたが、無制限だと</w:t>
-      </w:r>
-      <w:r>
-        <w:rPr>
-          <w:rFonts w:hint="eastAsia"/>
-          <w:b/>
-          <w:bCs/>
-        </w:rPr>
-        <w:t xml:space="preserve">サイト乱立</w:t>
-      </w:r>
-      <w:r>
-        <w:rPr>
-          <w:rFonts w:hint="eastAsia"/>
-        </w:rPr>
-        <w:t xml:space="preserve">を招きます。フェーズ3では作成を軽く統制します。</w:t>
+        <w:rPr>
+          <w:rFonts w:hint="eastAsia"/>
+        </w:rPr>
+        <w:t xml:space="preserve">追加費用の要否ひとめ表</w:t>
       </w:r>
     </w:p>
     <w:tbl>
@@ -19727,32 +20148,35 @@
               <w:rPr>
                 <w:rFonts w:hint="eastAsia"/>
               </w:rPr>
-              <w:t xml:space="preserve">施策</w:t>
-            </w:r>
-          </w:p>
-        </w:tc>
-        <w:tc>
-          <w:tcPr/>
-          <w:p>
-            <w:pPr>
-              <w:pStyle w:val="Compact"/>
-            </w:pPr>
-            <w:r>
-              <w:rPr>
-                <w:rFonts w:hint="eastAsia"/>
-              </w:rPr>
-              <w:t xml:space="preserve">内容</w:t>
-            </w:r>
-          </w:p>
-        </w:tc>
-        <w:tc>
-          <w:tcPr/>
-          <w:p>
-            <w:pPr>
-              <w:pStyle w:val="Compact"/>
-            </w:pPr>
-            <w:r>
-              <w:t xml:space="preserve">ライセンス</w:t>
+              <w:t xml:space="preserve">やりたいこと（機能）</w:t>
+            </w:r>
+          </w:p>
+        </w:tc>
+        <w:tc>
+          <w:tcPr/>
+          <w:p>
+            <w:pPr>
+              <w:pStyle w:val="Compact"/>
+            </w:pPr>
+            <w:r>
+              <w:rPr>
+                <w:rFonts w:hint="eastAsia"/>
+              </w:rPr>
+              <w:t xml:space="preserve">ざっくり何ができる</w:t>
+            </w:r>
+          </w:p>
+        </w:tc>
+        <w:tc>
+          <w:tcPr/>
+          <w:p>
+            <w:pPr>
+              <w:pStyle w:val="Compact"/>
+            </w:pPr>
+            <w:r>
+              <w:rPr>
+                <w:rFonts w:hint="eastAsia"/>
+              </w:rPr>
+              <w:t xml:space="preserve">追加費用は？</w:t>
             </w:r>
           </w:p>
         </w:tc>
@@ -19765,56 +20189,48 @@
               <w:pStyle w:val="Compact"/>
             </w:pPr>
             <w:r>
-              <w:rPr>
-                <w:rFonts w:hint="eastAsia"/>
-                <w:b/>
-                <w:bCs/>
-              </w:rPr>
-              <w:t xml:space="preserve">作成できる人の制限</w:t>
-            </w:r>
-          </w:p>
-        </w:tc>
-        <w:tc>
-          <w:tcPr/>
-          <w:p>
-            <w:pPr>
-              <w:pStyle w:val="Compact"/>
-            </w:pPr>
-            <w:r>
-              <w:rPr>
-                <w:rFonts w:hint="eastAsia"/>
-              </w:rPr>
-              <w:t xml:space="preserve">グループ／Teams</w:t>
+              <w:t xml:space="preserve">サイト/グループ/Teams </w:t>
+            </w:r>
+            <w:r>
+              <w:rPr>
+                <w:rFonts w:hint="eastAsia"/>
+              </w:rPr>
+              <w:t xml:space="preserve">の作成・テンプレート</w:t>
+            </w:r>
+          </w:p>
+        </w:tc>
+        <w:tc>
+          <w:tcPr/>
+          <w:p>
+            <w:pPr>
+              <w:pStyle w:val="Compact"/>
+            </w:pPr>
+            <w:r>
+              <w:rPr>
+                <w:rFonts w:hint="eastAsia"/>
+              </w:rPr>
+              <w:t xml:space="preserve">申請に応じて正しい構成で払い出す</w:t>
+            </w:r>
+          </w:p>
+        </w:tc>
+        <w:tc>
+          <w:tcPr/>
+          <w:p>
+            <w:pPr>
+              <w:pStyle w:val="Compact"/>
+            </w:pPr>
+            <w:r>
+              <w:rPr>
+                <w:b/>
+                <w:bCs/>
+              </w:rPr>
+              <w:t xml:space="preserve">✅ E3のまま</w:t>
             </w:r>
             <w:r>
               <w:t xml:space="preserve"> </w:t>
             </w:r>
             <w:r>
-              <w:rPr>
-                <w:rFonts w:hint="eastAsia"/>
-              </w:rPr>
-              <w:t xml:space="preserve">を作れるユーザーを、特定のセキュリティグループのメンバー（例：情シス・部門長）に限定</w:t>
-            </w:r>
-          </w:p>
-        </w:tc>
-        <w:tc>
-          <w:tcPr/>
-          <w:p>
-            <w:pPr>
-              <w:pStyle w:val="Compact"/>
-            </w:pPr>
-            <w:r>
-              <w:rPr>
-                <w:b/>
-                <w:bCs/>
-              </w:rPr>
-              <w:t xml:space="preserve">Entra ID P1</w:t>
-            </w:r>
-            <w:r>
-              <w:t xml:space="preserve"> </w:t>
-            </w:r>
-            <w:r>
-              <w:t xml:space="preserve">〔S30〕</w:t>
+              <w:t xml:space="preserve">〔S33〕</w:t>
             </w:r>
           </w:p>
         </w:tc>
@@ -19829,90 +20245,43 @@
             <w:r>
               <w:rPr>
                 <w:rFonts w:hint="eastAsia"/>
-                <w:b/>
-                <w:bCs/>
-              </w:rPr>
-              <w:t xml:space="preserve">命名規則（名前付けポリシー）</w:t>
-            </w:r>
-          </w:p>
-        </w:tc>
-        <w:tc>
-          <w:tcPr/>
-          <w:p>
-            <w:pPr>
-              <w:pStyle w:val="Compact"/>
-            </w:pPr>
-            <w:r>
-              <w:rPr>
-                <w:rFonts w:hint="eastAsia"/>
-              </w:rPr>
-              <w:t xml:space="preserve">接頭辞/接尾辞（例：</w:t>
-            </w:r>
-            <w:r>
-              <w:rPr>
-                <w:rStyle w:val="VerbatimChar"/>
-                <w:rFonts w:hint="eastAsia"/>
-              </w:rPr>
-              <w:t xml:space="preserve">営業_〇〇</w:t>
-            </w:r>
-            <w:r>
-              <w:rPr>
-                <w:rFonts w:hint="eastAsia"/>
-              </w:rPr>
-              <w:t xml:space="preserve">）を強制、禁止語（例：</w:t>
-            </w:r>
-            <w:r>
-              <w:rPr>
-                <w:rStyle w:val="VerbatimChar"/>
-                <w:rFonts w:hint="eastAsia"/>
-              </w:rPr>
-              <w:t xml:space="preserve">社長</w:t>
-            </w:r>
-            <w:r>
-              <w:t xml:space="preserve">,</w:t>
-            </w:r>
-            <w:r>
-              <w:rPr>
-                <w:rStyle w:val="VerbatimChar"/>
-                <w:rFonts w:hint="eastAsia"/>
-              </w:rPr>
-              <w:t xml:space="preserve">人事</w:t>
-            </w:r>
-            <w:r>
-              <w:t xml:space="preserve">,</w:t>
-            </w:r>
-            <w:r>
-              <w:rPr>
-                <w:rStyle w:val="VerbatimChar"/>
-              </w:rPr>
-              <w:t xml:space="preserve">Payroll</w:t>
-            </w:r>
-            <w:r>
-              <w:rPr>
-                <w:rFonts w:hint="eastAsia"/>
-              </w:rPr>
-              <w:t xml:space="preserve">）をブロック</w:t>
-            </w:r>
-          </w:p>
-        </w:tc>
-        <w:tc>
-          <w:tcPr/>
-          <w:p>
-            <w:pPr>
-              <w:pStyle w:val="Compact"/>
-            </w:pPr>
-            <w:r>
-              <w:rPr>
-                <w:b/>
-                <w:bCs/>
-              </w:rPr>
-              <w:t xml:space="preserve">Entra ID P1</w:t>
+              </w:rPr>
+              <w:t xml:space="preserve">利用状況レポート</w:t>
+            </w:r>
+          </w:p>
+        </w:tc>
+        <w:tc>
+          <w:tcPr/>
+          <w:p>
+            <w:pPr>
+              <w:pStyle w:val="Compact"/>
+            </w:pPr>
+            <w:r>
+              <w:rPr>
+                <w:rFonts w:hint="eastAsia"/>
+              </w:rPr>
+              <w:t xml:space="preserve">使用/未使用サイトを把握する</w:t>
+            </w:r>
+          </w:p>
+        </w:tc>
+        <w:tc>
+          <w:tcPr/>
+          <w:p>
+            <w:pPr>
+              <w:pStyle w:val="Compact"/>
+            </w:pPr>
+            <w:r>
+              <w:rPr>
+                <w:b/>
+                <w:bCs/>
+              </w:rPr>
+              <w:t xml:space="preserve">✅ E3のまま</w:t>
             </w:r>
             <w:r>
               <w:t xml:space="preserve"> </w:t>
             </w:r>
             <w:r>
-              <w:t xml:space="preserve">〔S31〕</w:t>
+              <w:t xml:space="preserve">〔S41〕</w:t>
             </w:r>
           </w:p>
         </w:tc>
@@ -19927,50 +20296,628 @@
             <w:r>
               <w:rPr>
                 <w:rFonts w:hint="eastAsia"/>
-                <w:b/>
-                <w:bCs/>
-              </w:rPr>
-              <w:t xml:space="preserve">申請・承認フロー</w:t>
-            </w:r>
-          </w:p>
-        </w:tc>
-        <w:tc>
-          <w:tcPr/>
-          <w:p>
-            <w:pPr>
-              <w:pStyle w:val="Compact"/>
-            </w:pPr>
-            <w:r>
-              <w:rPr>
-                <w:rFonts w:hint="eastAsia"/>
-              </w:rPr>
-              <w:t xml:space="preserve">セルフサービス作成を止め、Power</w:t>
-            </w:r>
-            <w:r>
-              <w:t xml:space="preserve"> Automate </w:t>
-            </w:r>
-            <w:r>
-              <w:rPr>
-                <w:rFonts w:hint="eastAsia"/>
-              </w:rPr>
-              <w:t xml:space="preserve">等で申請→承認→自動プロビジョニング</w:t>
-            </w:r>
-          </w:p>
-        </w:tc>
-        <w:tc>
-          <w:tcPr/>
-          <w:p>
-            <w:pPr>
-              <w:pStyle w:val="Compact"/>
-            </w:pPr>
-            <w:r>
-              <w:t xml:space="preserve">E3 </w:t>
-            </w:r>
-            <w:r>
-              <w:rPr>
-                <w:rFonts w:hint="eastAsia"/>
-              </w:rPr>
-              <w:t xml:space="preserve">標準（自動化部分）〔S33〕</w:t>
+              </w:rPr>
+              <w:t xml:space="preserve">作成できる人の制限</w:t>
+            </w:r>
+          </w:p>
+        </w:tc>
+        <w:tc>
+          <w:tcPr/>
+          <w:p>
+            <w:pPr>
+              <w:pStyle w:val="Compact"/>
+            </w:pPr>
+            <w:r>
+              <w:rPr>
+                <w:rFonts w:hint="eastAsia"/>
+              </w:rPr>
+              <w:t xml:space="preserve">作れる人を情シス・部門長等に限定</w:t>
+            </w:r>
+          </w:p>
+        </w:tc>
+        <w:tc>
+          <w:tcPr/>
+          <w:p>
+            <w:pPr>
+              <w:pStyle w:val="Compact"/>
+            </w:pPr>
+            <w:r>
+              <w:rPr>
+                <w:b/>
+                <w:bCs/>
+              </w:rPr>
+              <w:t xml:space="preserve">✅ E3のまま</w:t>
+            </w:r>
+            <w:r>
+              <w:rPr>
+                <w:rFonts w:hint="eastAsia"/>
+              </w:rPr>
+              <w:t xml:space="preserve">（Entra</w:t>
+            </w:r>
+            <w:r>
+              <w:t xml:space="preserve"> P1 は E3 </w:t>
+            </w:r>
+            <w:r>
+              <w:rPr>
+                <w:rFonts w:hint="eastAsia"/>
+              </w:rPr>
+              <w:t xml:space="preserve">内包）〔S30〕</w:t>
+            </w:r>
+          </w:p>
+        </w:tc>
+      </w:tr>
+      <w:tr>
+        <w:tc>
+          <w:tcPr/>
+          <w:p>
+            <w:pPr>
+              <w:pStyle w:val="Compact"/>
+            </w:pPr>
+            <w:r>
+              <w:rPr>
+                <w:rFonts w:hint="eastAsia"/>
+              </w:rPr>
+              <w:t xml:space="preserve">命名規則（名前付けポリシー）</w:t>
+            </w:r>
+          </w:p>
+        </w:tc>
+        <w:tc>
+          <w:tcPr/>
+          <w:p>
+            <w:pPr>
+              <w:pStyle w:val="Compact"/>
+            </w:pPr>
+            <w:r>
+              <w:rPr>
+                <w:rFonts w:hint="eastAsia"/>
+              </w:rPr>
+              <w:t xml:space="preserve">名前ルール強制・禁止語ブロック</w:t>
+            </w:r>
+          </w:p>
+        </w:tc>
+        <w:tc>
+          <w:tcPr/>
+          <w:p>
+            <w:pPr>
+              <w:pStyle w:val="Compact"/>
+            </w:pPr>
+            <w:r>
+              <w:rPr>
+                <w:b/>
+                <w:bCs/>
+              </w:rPr>
+              <w:t xml:space="preserve">✅ E3のまま</w:t>
+            </w:r>
+            <w:r>
+              <w:rPr>
+                <w:rFonts w:hint="eastAsia"/>
+              </w:rPr>
+              <w:t xml:space="preserve">（Entra</w:t>
+            </w:r>
+            <w:r>
+              <w:t xml:space="preserve"> </w:t>
+            </w:r>
+            <w:r>
+              <w:rPr>
+                <w:rFonts w:hint="eastAsia"/>
+              </w:rPr>
+              <w:t xml:space="preserve">P1）〔S31〕</w:t>
+            </w:r>
+          </w:p>
+        </w:tc>
+      </w:tr>
+      <w:tr>
+        <w:tc>
+          <w:tcPr/>
+          <w:p>
+            <w:pPr>
+              <w:pStyle w:val="Compact"/>
+            </w:pPr>
+            <w:r>
+              <w:rPr>
+                <w:rFonts w:hint="eastAsia"/>
+              </w:rPr>
+              <w:t xml:space="preserve">グループ有効期限ポリシー</w:t>
+            </w:r>
+          </w:p>
+        </w:tc>
+        <w:tc>
+          <w:tcPr/>
+          <w:p>
+            <w:pPr>
+              <w:pStyle w:val="Compact"/>
+            </w:pPr>
+            <w:r>
+              <w:rPr>
+                <w:rFonts w:hint="eastAsia"/>
+              </w:rPr>
+              <w:t xml:space="preserve">未使用グループを自動失効</w:t>
+            </w:r>
+          </w:p>
+        </w:tc>
+        <w:tc>
+          <w:tcPr/>
+          <w:p>
+            <w:pPr>
+              <w:pStyle w:val="Compact"/>
+            </w:pPr>
+            <w:r>
+              <w:rPr>
+                <w:b/>
+                <w:bCs/>
+              </w:rPr>
+              <w:t xml:space="preserve">✅ E3のまま</w:t>
+            </w:r>
+            <w:r>
+              <w:rPr>
+                <w:rFonts w:hint="eastAsia"/>
+              </w:rPr>
+              <w:t xml:space="preserve">（Entra</w:t>
+            </w:r>
+            <w:r>
+              <w:t xml:space="preserve"> </w:t>
+            </w:r>
+            <w:r>
+              <w:rPr>
+                <w:rFonts w:hint="eastAsia"/>
+              </w:rPr>
+              <w:t xml:space="preserve">P1）〔S32〕</w:t>
+            </w:r>
+          </w:p>
+        </w:tc>
+      </w:tr>
+      <w:tr>
+        <w:tc>
+          <w:tcPr/>
+          <w:p>
+            <w:pPr>
+              <w:pStyle w:val="Compact"/>
+            </w:pPr>
+            <w:r>
+              <w:t xml:space="preserve">B2B </w:t>
+            </w:r>
+            <w:r>
+              <w:rPr>
+                <w:rFonts w:hint="eastAsia"/>
+              </w:rPr>
+              <w:t xml:space="preserve">ゲスト招待・基本のサイト所有者管理</w:t>
+            </w:r>
+          </w:p>
+        </w:tc>
+        <w:tc>
+          <w:tcPr/>
+          <w:p>
+            <w:pPr>
+              <w:pStyle w:val="Compact"/>
+            </w:pPr>
+            <w:r>
+              <w:rPr>
+                <w:rFonts w:hint="eastAsia"/>
+              </w:rPr>
+              <w:t xml:space="preserve">社外を招く・所有者を設定</w:t>
+            </w:r>
+          </w:p>
+        </w:tc>
+        <w:tc>
+          <w:tcPr/>
+          <w:p>
+            <w:pPr>
+              <w:pStyle w:val="Compact"/>
+            </w:pPr>
+            <w:r>
+              <w:rPr>
+                <w:b/>
+                <w:bCs/>
+              </w:rPr>
+              <w:t xml:space="preserve">✅ E3のまま</w:t>
+            </w:r>
+            <w:r>
+              <w:t xml:space="preserve"> </w:t>
+            </w:r>
+            <w:r>
+              <w:t xml:space="preserve">〔S42〕〔S38〕</w:t>
+            </w:r>
+          </w:p>
+        </w:tc>
+      </w:tr>
+      <w:tr>
+        <w:tc>
+          <w:tcPr/>
+          <w:p>
+            <w:pPr>
+              <w:pStyle w:val="Compact"/>
+            </w:pPr>
+            <w:r>
+              <w:rPr>
+                <w:b/>
+                <w:bCs/>
+              </w:rPr>
+              <w:t xml:space="preserve">アクセスレビュー</w:t>
+            </w:r>
+          </w:p>
+        </w:tc>
+        <w:tc>
+          <w:tcPr/>
+          <w:p>
+            <w:pPr>
+              <w:pStyle w:val="Compact"/>
+            </w:pPr>
+            <w:r>
+              <w:rPr>
+                <w:rFonts w:hint="eastAsia"/>
+              </w:rPr>
+              <w:t xml:space="preserve">ゲスト等を自動で定期棚卸し</w:t>
+            </w:r>
+          </w:p>
+        </w:tc>
+        <w:tc>
+          <w:tcPr/>
+          <w:p>
+            <w:pPr>
+              <w:pStyle w:val="Compact"/>
+            </w:pPr>
+            <w:r>
+              <w:rPr>
+                <w:b/>
+                <w:bCs/>
+              </w:rPr>
+              <w:t xml:space="preserve">💰 </w:t>
+            </w:r>
+            <w:r>
+              <w:rPr>
+                <w:rFonts w:hint="eastAsia"/>
+                <w:b/>
+                <w:bCs/>
+              </w:rPr>
+              <w:t xml:space="preserve">追加（E5</w:t>
+            </w:r>
+            <w:r>
+              <w:rPr>
+                <w:b/>
+                <w:bCs/>
+              </w:rPr>
+              <w:t xml:space="preserve"> </w:t>
+            </w:r>
+            <w:r>
+              <w:rPr>
+                <w:rFonts w:hint="eastAsia"/>
+                <w:b/>
+                <w:bCs/>
+              </w:rPr>
+              <w:t xml:space="preserve">相当＝Entra</w:t>
+            </w:r>
+            <w:r>
+              <w:rPr>
+                <w:b/>
+                <w:bCs/>
+              </w:rPr>
+              <w:t xml:space="preserve"> </w:t>
+            </w:r>
+            <w:r>
+              <w:rPr>
+                <w:rFonts w:hint="eastAsia"/>
+                <w:b/>
+                <w:bCs/>
+              </w:rPr>
+              <w:t xml:space="preserve">P2/Governance）</w:t>
+            </w:r>
+            <w:r>
+              <w:t xml:space="preserve"> </w:t>
+            </w:r>
+            <w:r>
+              <w:t xml:space="preserve">〔S40〕</w:t>
+            </w:r>
+          </w:p>
+        </w:tc>
+      </w:tr>
+      <w:tr>
+        <w:tc>
+          <w:tcPr/>
+          <w:p>
+            <w:pPr>
+              <w:pStyle w:val="Compact"/>
+            </w:pPr>
+            <w:r>
+              <w:rPr>
+                <w:b/>
+                <w:bCs/>
+              </w:rPr>
+              <w:t xml:space="preserve">データアクセスガバナンスレポート</w:t>
+            </w:r>
+          </w:p>
+        </w:tc>
+        <w:tc>
+          <w:tcPr/>
+          <w:p>
+            <w:pPr>
+              <w:pStyle w:val="Compact"/>
+            </w:pPr>
+            <w:r>
+              <w:rPr>
+                <w:rFonts w:hint="eastAsia"/>
+              </w:rPr>
+              <w:t xml:space="preserve">過剰共有を検出・可視化</w:t>
+            </w:r>
+          </w:p>
+        </w:tc>
+        <w:tc>
+          <w:tcPr/>
+          <w:p>
+            <w:pPr>
+              <w:pStyle w:val="Compact"/>
+            </w:pPr>
+            <w:r>
+              <w:rPr>
+                <w:b/>
+                <w:bCs/>
+              </w:rPr>
+              <w:t xml:space="preserve">💰 </w:t>
+            </w:r>
+            <w:r>
+              <w:rPr>
+                <w:rFonts w:hint="eastAsia"/>
+                <w:b/>
+                <w:bCs/>
+              </w:rPr>
+              <w:t xml:space="preserve">追加（SAM）</w:t>
+            </w:r>
+            <w:r>
+              <w:t xml:space="preserve"> </w:t>
+            </w:r>
+            <w:r>
+              <w:t xml:space="preserve">〔S35〕</w:t>
+            </w:r>
+          </w:p>
+        </w:tc>
+      </w:tr>
+      <w:tr>
+        <w:tc>
+          <w:tcPr/>
+          <w:p>
+            <w:pPr>
+              <w:pStyle w:val="Compact"/>
+            </w:pPr>
+            <w:r>
+              <w:rPr>
+                <w:rFonts w:hint="eastAsia"/>
+                <w:b/>
+                <w:bCs/>
+              </w:rPr>
+              <w:t xml:space="preserve">非アクティブサイトポリシー</w:t>
+            </w:r>
+          </w:p>
+        </w:tc>
+        <w:tc>
+          <w:tcPr/>
+          <w:p>
+            <w:pPr>
+              <w:pStyle w:val="Compact"/>
+            </w:pPr>
+            <w:r>
+              <w:rPr>
+                <w:rFonts w:hint="eastAsia"/>
+              </w:rPr>
+              <w:t xml:space="preserve">放置サイトを自動検出・通知</w:t>
+            </w:r>
+          </w:p>
+        </w:tc>
+        <w:tc>
+          <w:tcPr/>
+          <w:p>
+            <w:pPr>
+              <w:pStyle w:val="Compact"/>
+            </w:pPr>
+            <w:r>
+              <w:rPr>
+                <w:b/>
+                <w:bCs/>
+              </w:rPr>
+              <w:t xml:space="preserve">💰 </w:t>
+            </w:r>
+            <w:r>
+              <w:rPr>
+                <w:rFonts w:hint="eastAsia"/>
+                <w:b/>
+                <w:bCs/>
+              </w:rPr>
+              <w:t xml:space="preserve">追加（SAM）</w:t>
+            </w:r>
+            <w:r>
+              <w:t xml:space="preserve"> </w:t>
+            </w:r>
+            <w:r>
+              <w:t xml:space="preserve">〔S36〕</w:t>
+            </w:r>
+          </w:p>
+        </w:tc>
+      </w:tr>
+      <w:tr>
+        <w:tc>
+          <w:tcPr/>
+          <w:p>
+            <w:pPr>
+              <w:pStyle w:val="Compact"/>
+            </w:pPr>
+            <w:r>
+              <w:rPr>
+                <w:rFonts w:hint="eastAsia"/>
+                <w:b/>
+                <w:bCs/>
+              </w:rPr>
+              <w:t xml:space="preserve">サイト所有権ポリシー</w:t>
+            </w:r>
+          </w:p>
+        </w:tc>
+        <w:tc>
+          <w:tcPr/>
+          <w:p>
+            <w:pPr>
+              <w:pStyle w:val="Compact"/>
+            </w:pPr>
+            <w:r>
+              <w:rPr>
+                <w:rFonts w:hint="eastAsia"/>
+              </w:rPr>
+              <w:t xml:space="preserve">所有者要件を自動強制</w:t>
+            </w:r>
+          </w:p>
+        </w:tc>
+        <w:tc>
+          <w:tcPr/>
+          <w:p>
+            <w:pPr>
+              <w:pStyle w:val="Compact"/>
+            </w:pPr>
+            <w:r>
+              <w:rPr>
+                <w:b/>
+                <w:bCs/>
+              </w:rPr>
+              <w:t xml:space="preserve">💰 </w:t>
+            </w:r>
+            <w:r>
+              <w:rPr>
+                <w:rFonts w:hint="eastAsia"/>
+                <w:b/>
+                <w:bCs/>
+              </w:rPr>
+              <w:t xml:space="preserve">追加（SAM）</w:t>
+            </w:r>
+            <w:r>
+              <w:t xml:space="preserve"> </w:t>
+            </w:r>
+            <w:r>
+              <w:t xml:space="preserve">〔S38〕</w:t>
+            </w:r>
+          </w:p>
+        </w:tc>
+      </w:tr>
+      <w:tr>
+        <w:tc>
+          <w:tcPr/>
+          <w:p>
+            <w:pPr>
+              <w:pStyle w:val="Compact"/>
+            </w:pPr>
+            <w:r>
+              <w:rPr>
+                <w:rFonts w:hint="eastAsia"/>
+                <w:b/>
+                <w:bCs/>
+              </w:rPr>
+              <w:t xml:space="preserve">制限付きアクセス/コンテンツ検出（RCD）</w:t>
+            </w:r>
+          </w:p>
+        </w:tc>
+        <w:tc>
+          <w:tcPr/>
+          <w:p>
+            <w:pPr>
+              <w:pStyle w:val="Compact"/>
+            </w:pPr>
+            <w:r>
+              <w:rPr>
+                <w:rFonts w:hint="eastAsia"/>
+              </w:rPr>
+              <w:t xml:space="preserve">対象サイトを検索/Copilot</w:t>
+            </w:r>
+            <w:r>
+              <w:t xml:space="preserve"> </w:t>
+            </w:r>
+            <w:r>
+              <w:rPr>
+                <w:rFonts w:hint="eastAsia"/>
+              </w:rPr>
+              <w:t xml:space="preserve">から除外</w:t>
+            </w:r>
+          </w:p>
+        </w:tc>
+        <w:tc>
+          <w:tcPr/>
+          <w:p>
+            <w:pPr>
+              <w:pStyle w:val="Compact"/>
+            </w:pPr>
+            <w:r>
+              <w:rPr>
+                <w:b/>
+                <w:bCs/>
+              </w:rPr>
+              <w:t xml:space="preserve">💰 </w:t>
+            </w:r>
+            <w:r>
+              <w:rPr>
+                <w:rFonts w:hint="eastAsia"/>
+                <w:b/>
+                <w:bCs/>
+              </w:rPr>
+              <w:t xml:space="preserve">追加（SAM）</w:t>
+            </w:r>
+            <w:r>
+              <w:t xml:space="preserve"> </w:t>
+            </w:r>
+            <w:r>
+              <w:t xml:space="preserve">〔S37〕</w:t>
+            </w:r>
+          </w:p>
+        </w:tc>
+      </w:tr>
+      <w:tr>
+        <w:tc>
+          <w:tcPr/>
+          <w:p>
+            <w:pPr>
+              <w:pStyle w:val="Compact"/>
+            </w:pPr>
+            <w:r>
+              <w:rPr>
+                <w:b/>
+                <w:bCs/>
+              </w:rPr>
+              <w:t xml:space="preserve">Microsoft 365 Archive</w:t>
+            </w:r>
+          </w:p>
+        </w:tc>
+        <w:tc>
+          <w:tcPr/>
+          <w:p>
+            <w:pPr>
+              <w:pStyle w:val="Compact"/>
+            </w:pPr>
+            <w:r>
+              <w:rPr>
+                <w:rFonts w:hint="eastAsia"/>
+              </w:rPr>
+              <w:t xml:space="preserve">使わないサイトを低コスト保管</w:t>
+            </w:r>
+          </w:p>
+        </w:tc>
+        <w:tc>
+          <w:tcPr/>
+          <w:p>
+            <w:pPr>
+              <w:pStyle w:val="Compact"/>
+            </w:pPr>
+            <w:r>
+              <w:rPr>
+                <w:b/>
+                <w:bCs/>
+              </w:rPr>
+              <w:t xml:space="preserve">💰 </w:t>
+            </w:r>
+            <w:r>
+              <w:rPr>
+                <w:rFonts w:hint="eastAsia"/>
+                <w:b/>
+                <w:bCs/>
+              </w:rPr>
+              <w:t xml:space="preserve">追加（従量課金）</w:t>
+            </w:r>
+            <w:r>
+              <w:t xml:space="preserve"> </w:t>
+            </w:r>
+            <w:r>
+              <w:t xml:space="preserve">〔S39〕</w:t>
             </w:r>
           </w:p>
         </w:tc>
@@ -19981,6 +20928,589 @@
         <w:pStyle w:val="BlockText"/>
       </w:pPr>
       <w:r>
+        <w:t xml:space="preserve">💰</w:t>
+      </w:r>
+      <w:r>
+        <w:t xml:space="preserve"> </w:t>
+      </w:r>
+      <w:r>
+        <w:rPr>
+          <w:rFonts w:hint="eastAsia"/>
+          <w:b/>
+          <w:bCs/>
+        </w:rPr>
+        <w:t xml:space="preserve">【要注意】E3</w:t>
+      </w:r>
+      <w:r>
+        <w:rPr>
+          <w:b/>
+          <w:bCs/>
+        </w:rPr>
+        <w:t xml:space="preserve"> </w:t>
+      </w:r>
+      <w:r>
+        <w:rPr>
+          <w:rFonts w:hint="eastAsia"/>
+          <w:b/>
+          <w:bCs/>
+        </w:rPr>
+        <w:t xml:space="preserve">だけでは“できない”＝追加の契約・課金が必要なもの（フェーズ3）</w:t>
+      </w:r>
+      <w:r>
+        <w:t xml:space="preserve"> </w:t>
+      </w:r>
+      <w:r>
+        <w:t xml:space="preserve">-</w:t>
+      </w:r>
+      <w:r>
+        <w:t xml:space="preserve"> </w:t>
+      </w:r>
+      <w:r>
+        <w:rPr>
+          <w:rFonts w:hint="eastAsia"/>
+          <w:b/>
+          <w:bCs/>
+        </w:rPr>
+        <w:t xml:space="preserve">各種自動化ポリシー全般</w:t>
+      </w:r>
+      <w:r>
+        <w:rPr>
+          <w:rFonts w:hint="eastAsia"/>
+        </w:rPr>
+        <w:t xml:space="preserve">（過剰共有の可視化・是正、放置サイト検出、所有権の自動強制、RCD）…</w:t>
+      </w:r>
+      <w:r>
+        <w:t xml:space="preserve"> </w:t>
+      </w:r>
+      <w:r>
+        <w:rPr>
+          <w:b/>
+          <w:bCs/>
+        </w:rPr>
+        <w:t xml:space="preserve">SharePoint Advanced </w:t>
+      </w:r>
+      <w:r>
+        <w:rPr>
+          <w:rFonts w:hint="eastAsia"/>
+          <w:b/>
+          <w:bCs/>
+        </w:rPr>
+        <w:t xml:space="preserve">Management（SAM）＝有償アドオン</w:t>
+      </w:r>
+      <w:r>
+        <w:t xml:space="preserve">〔S34〕</w:t>
+      </w:r>
+      <w:r>
+        <w:t xml:space="preserve"> </w:t>
+      </w:r>
+      <w:r>
+        <w:t xml:space="preserve">-</w:t>
+      </w:r>
+      <w:r>
+        <w:t xml:space="preserve"> </w:t>
+      </w:r>
+      <w:r>
+        <w:rPr>
+          <w:rFonts w:hint="eastAsia"/>
+          <w:b/>
+          <w:bCs/>
+        </w:rPr>
+        <w:t xml:space="preserve">ゲスト等の自動アクセスレビュー</w:t>
+      </w:r>
+      <w:r>
+        <w:t xml:space="preserve">…</w:t>
+      </w:r>
+      <w:r>
+        <w:t xml:space="preserve"> </w:t>
+      </w:r>
+      <w:r>
+        <w:rPr>
+          <w:b/>
+          <w:bCs/>
+        </w:rPr>
+        <w:t xml:space="preserve">E5 </w:t>
+      </w:r>
+      <w:r>
+        <w:rPr>
+          <w:rFonts w:hint="eastAsia"/>
+          <w:b/>
+          <w:bCs/>
+        </w:rPr>
+        <w:t xml:space="preserve">相当（Entra</w:t>
+      </w:r>
+      <w:r>
+        <w:rPr>
+          <w:b/>
+          <w:bCs/>
+        </w:rPr>
+        <w:t xml:space="preserve"> ID </w:t>
+      </w:r>
+      <w:r>
+        <w:rPr>
+          <w:rFonts w:hint="eastAsia"/>
+          <w:b/>
+          <w:bCs/>
+        </w:rPr>
+        <w:t xml:space="preserve">P2／Governance）</w:t>
+      </w:r>
+      <w:r>
+        <w:t xml:space="preserve">〔S40〕</w:t>
+      </w:r>
+      <w:r>
+        <w:t xml:space="preserve"> </w:t>
+      </w:r>
+      <w:r>
+        <w:t xml:space="preserve">-</w:t>
+      </w:r>
+      <w:r>
+        <w:t xml:space="preserve"> </w:t>
+      </w:r>
+      <w:r>
+        <w:rPr>
+          <w:rFonts w:hint="eastAsia"/>
+          <w:b/>
+          <w:bCs/>
+        </w:rPr>
+        <w:t xml:space="preserve">未使用サイトの低コスト保管</w:t>
+      </w:r>
+      <w:r>
+        <w:t xml:space="preserve">…</w:t>
+      </w:r>
+      <w:r>
+        <w:t xml:space="preserve"> </w:t>
+      </w:r>
+      <w:r>
+        <w:rPr>
+          <w:b/>
+          <w:bCs/>
+        </w:rPr>
+        <w:t xml:space="preserve">Microsoft 365 </w:t>
+      </w:r>
+      <w:r>
+        <w:rPr>
+          <w:rFonts w:hint="eastAsia"/>
+          <w:b/>
+          <w:bCs/>
+        </w:rPr>
+        <w:t xml:space="preserve">Archive＝従量課金の別サービス</w:t>
+      </w:r>
+      <w:r>
+        <w:t xml:space="preserve">〔S39〕</w:t>
+      </w:r>
+    </w:p>
+    <w:p>
+      <w:pPr>
+        <w:pStyle w:val="BlockText"/>
+      </w:pPr>
+      <w:r>
+        <w:t xml:space="preserve">💡 なお</w:t>
+      </w:r>
+      <w:r>
+        <w:t xml:space="preserve"> </w:t>
+      </w:r>
+      <w:r>
+        <w:rPr>
+          <w:b/>
+          <w:bCs/>
+        </w:rPr>
+        <w:t xml:space="preserve">Microsoft 365 Copilot </w:t>
+      </w:r>
+      <w:r>
+        <w:rPr>
+          <w:rFonts w:hint="eastAsia"/>
+          <w:b/>
+          <w:bCs/>
+        </w:rPr>
+        <w:t xml:space="preserve">を契約している場合、SharePoint</w:t>
+      </w:r>
+      <w:r>
+        <w:rPr>
+          <w:b/>
+          <w:bCs/>
+        </w:rPr>
+        <w:t xml:space="preserve"> </w:t>
+      </w:r>
+      <w:r>
+        <w:rPr>
+          <w:rFonts w:hint="eastAsia"/>
+          <w:b/>
+          <w:bCs/>
+        </w:rPr>
+        <w:t xml:space="preserve">管理者は</w:t>
+      </w:r>
+      <w:r>
+        <w:rPr>
+          <w:b/>
+          <w:bCs/>
+        </w:rPr>
+        <w:t xml:space="preserve"> SAM </w:t>
+      </w:r>
+      <w:r>
+        <w:rPr>
+          <w:rFonts w:hint="eastAsia"/>
+          <w:b/>
+          <w:bCs/>
+        </w:rPr>
+        <w:t xml:space="preserve">の一部機能に自動アクセス</w:t>
+      </w:r>
+      <w:r>
+        <w:rPr>
+          <w:rFonts w:hint="eastAsia"/>
+        </w:rPr>
+        <w:t xml:space="preserve">できます（全社</w:t>
+      </w:r>
+      <w:r>
+        <w:t xml:space="preserve"> SAM </w:t>
+      </w:r>
+      <w:r>
+        <w:rPr>
+          <w:rFonts w:hint="eastAsia"/>
+        </w:rPr>
+        <w:t xml:space="preserve">契約とは別枠）〔S34〕。Copilot</w:t>
+      </w:r>
+      <w:r>
+        <w:t xml:space="preserve"> </w:t>
+      </w:r>
+      <w:r>
+        <w:rPr>
+          <w:rFonts w:hint="eastAsia"/>
+        </w:rPr>
+        <w:t xml:space="preserve">導入（フェーズ4）とガバナンス強化は連動検討が効率的です。SAM</w:t>
+      </w:r>
+      <w:r>
+        <w:t xml:space="preserve"> </w:t>
+      </w:r>
+      <w:r>
+        <w:rPr>
+          <w:rFonts w:hint="eastAsia"/>
+        </w:rPr>
+        <w:t xml:space="preserve">の価格や条件は変動するため、代理店見積もり・一次情報でご確認ください。</w:t>
+      </w:r>
+    </w:p>
+    <w:bookmarkEnd w:id="105"/>
+    <w:bookmarkStart w:id="106" w:name="作らせ方を統制する乱立の防止"/>
+    <w:p>
+      <w:pPr>
+        <w:pStyle w:val="Heading2"/>
+      </w:pPr>
+      <w:r>
+        <w:t xml:space="preserve">1. </w:t>
+      </w:r>
+      <w:r>
+        <w:rPr>
+          <w:rFonts w:hint="eastAsia"/>
+        </w:rPr>
+        <w:t xml:space="preserve">「作らせ方」を統制する（乱立の防止）</w:t>
+      </w:r>
+    </w:p>
+    <w:p>
+      <w:pPr>
+        <w:pStyle w:val="FirstParagraph"/>
+      </w:pPr>
+      <w:r>
+        <w:t xml:space="preserve">フェーズ1で「まず Teams </w:t>
+      </w:r>
+      <w:r>
+        <w:rPr>
+          <w:rFonts w:hint="eastAsia"/>
+        </w:rPr>
+        <w:t xml:space="preserve">チーム」を推奨しましたが、無制限だと</w:t>
+      </w:r>
+      <w:r>
+        <w:rPr>
+          <w:rFonts w:hint="eastAsia"/>
+          <w:b/>
+          <w:bCs/>
+        </w:rPr>
+        <w:t xml:space="preserve">サイト乱立</w:t>
+      </w:r>
+      <w:r>
+        <w:rPr>
+          <w:rFonts w:hint="eastAsia"/>
+        </w:rPr>
+        <w:t xml:space="preserve">を招きます。フェーズ3では作成を軽く統制します。</w:t>
+      </w:r>
+    </w:p>
+    <w:tbl>
+      <w:tblPr>
+        <w:tblStyle w:val="Table"/>
+        <w:tblW w:type="pct" w:w="5000"/>
+        <w:tblLayout w:type="fixed"/>
+        <w:tblLook w:firstRow="1" w:lastRow="0" w:firstColumn="0" w:lastColumn="0" w:noHBand="0" w:noVBand="0" w:val="0020"/>
+      </w:tblPr>
+      <w:tblGrid>
+        <w:gridCol w:w="2640"/>
+        <w:gridCol w:w="2640"/>
+        <w:gridCol w:w="2640"/>
+      </w:tblGrid>
+      <w:tr>
+        <w:trPr>
+          <w:tblHeader w:val="on"/>
+        </w:trPr>
+        <w:tc>
+          <w:tcPr/>
+          <w:p>
+            <w:pPr>
+              <w:pStyle w:val="Compact"/>
+            </w:pPr>
+            <w:r>
+              <w:rPr>
+                <w:rFonts w:hint="eastAsia"/>
+              </w:rPr>
+              <w:t xml:space="preserve">施策</w:t>
+            </w:r>
+          </w:p>
+        </w:tc>
+        <w:tc>
+          <w:tcPr/>
+          <w:p>
+            <w:pPr>
+              <w:pStyle w:val="Compact"/>
+            </w:pPr>
+            <w:r>
+              <w:rPr>
+                <w:rFonts w:hint="eastAsia"/>
+              </w:rPr>
+              <w:t xml:space="preserve">内容</w:t>
+            </w:r>
+          </w:p>
+        </w:tc>
+        <w:tc>
+          <w:tcPr/>
+          <w:p>
+            <w:pPr>
+              <w:pStyle w:val="Compact"/>
+            </w:pPr>
+            <w:r>
+              <w:t xml:space="preserve">ライセンス</w:t>
+            </w:r>
+          </w:p>
+        </w:tc>
+      </w:tr>
+      <w:tr>
+        <w:tc>
+          <w:tcPr/>
+          <w:p>
+            <w:pPr>
+              <w:pStyle w:val="Compact"/>
+            </w:pPr>
+            <w:r>
+              <w:rPr>
+                <w:rFonts w:hint="eastAsia"/>
+                <w:b/>
+                <w:bCs/>
+              </w:rPr>
+              <w:t xml:space="preserve">作成できる人の制限</w:t>
+            </w:r>
+          </w:p>
+        </w:tc>
+        <w:tc>
+          <w:tcPr/>
+          <w:p>
+            <w:pPr>
+              <w:pStyle w:val="Compact"/>
+            </w:pPr>
+            <w:r>
+              <w:rPr>
+                <w:rFonts w:hint="eastAsia"/>
+              </w:rPr>
+              <w:t xml:space="preserve">グループ／Teams</w:t>
+            </w:r>
+            <w:r>
+              <w:t xml:space="preserve"> </w:t>
+            </w:r>
+            <w:r>
+              <w:rPr>
+                <w:rFonts w:hint="eastAsia"/>
+              </w:rPr>
+              <w:t xml:space="preserve">を作れるユーザーを、特定のセキュリティグループのメンバー（例：情シス・部門長）に限定</w:t>
+            </w:r>
+          </w:p>
+        </w:tc>
+        <w:tc>
+          <w:tcPr/>
+          <w:p>
+            <w:pPr>
+              <w:pStyle w:val="Compact"/>
+            </w:pPr>
+            <w:r>
+              <w:rPr>
+                <w:b/>
+                <w:bCs/>
+              </w:rPr>
+              <w:t xml:space="preserve">Entra ID P1</w:t>
+            </w:r>
+            <w:r>
+              <w:t xml:space="preserve"> </w:t>
+            </w:r>
+            <w:r>
+              <w:t xml:space="preserve">〔S30〕</w:t>
+            </w:r>
+          </w:p>
+        </w:tc>
+      </w:tr>
+      <w:tr>
+        <w:tc>
+          <w:tcPr/>
+          <w:p>
+            <w:pPr>
+              <w:pStyle w:val="Compact"/>
+            </w:pPr>
+            <w:r>
+              <w:rPr>
+                <w:rFonts w:hint="eastAsia"/>
+                <w:b/>
+                <w:bCs/>
+              </w:rPr>
+              <w:t xml:space="preserve">命名規則（名前付けポリシー）</w:t>
+            </w:r>
+          </w:p>
+        </w:tc>
+        <w:tc>
+          <w:tcPr/>
+          <w:p>
+            <w:pPr>
+              <w:pStyle w:val="Compact"/>
+            </w:pPr>
+            <w:r>
+              <w:rPr>
+                <w:rFonts w:hint="eastAsia"/>
+              </w:rPr>
+              <w:t xml:space="preserve">接頭辞/接尾辞（例：</w:t>
+            </w:r>
+            <w:r>
+              <w:rPr>
+                <w:rStyle w:val="VerbatimChar"/>
+                <w:rFonts w:hint="eastAsia"/>
+              </w:rPr>
+              <w:t xml:space="preserve">営業_〇〇</w:t>
+            </w:r>
+            <w:r>
+              <w:rPr>
+                <w:rFonts w:hint="eastAsia"/>
+              </w:rPr>
+              <w:t xml:space="preserve">）を強制、禁止語（例：</w:t>
+            </w:r>
+            <w:r>
+              <w:rPr>
+                <w:rStyle w:val="VerbatimChar"/>
+                <w:rFonts w:hint="eastAsia"/>
+              </w:rPr>
+              <w:t xml:space="preserve">社長</w:t>
+            </w:r>
+            <w:r>
+              <w:t xml:space="preserve">,</w:t>
+            </w:r>
+            <w:r>
+              <w:rPr>
+                <w:rStyle w:val="VerbatimChar"/>
+                <w:rFonts w:hint="eastAsia"/>
+              </w:rPr>
+              <w:t xml:space="preserve">人事</w:t>
+            </w:r>
+            <w:r>
+              <w:t xml:space="preserve">,</w:t>
+            </w:r>
+            <w:r>
+              <w:rPr>
+                <w:rStyle w:val="VerbatimChar"/>
+              </w:rPr>
+              <w:t xml:space="preserve">Payroll</w:t>
+            </w:r>
+            <w:r>
+              <w:rPr>
+                <w:rFonts w:hint="eastAsia"/>
+              </w:rPr>
+              <w:t xml:space="preserve">）をブロック</w:t>
+            </w:r>
+          </w:p>
+        </w:tc>
+        <w:tc>
+          <w:tcPr/>
+          <w:p>
+            <w:pPr>
+              <w:pStyle w:val="Compact"/>
+            </w:pPr>
+            <w:r>
+              <w:rPr>
+                <w:b/>
+                <w:bCs/>
+              </w:rPr>
+              <w:t xml:space="preserve">Entra ID P1</w:t>
+            </w:r>
+            <w:r>
+              <w:t xml:space="preserve"> </w:t>
+            </w:r>
+            <w:r>
+              <w:t xml:space="preserve">〔S31〕</w:t>
+            </w:r>
+          </w:p>
+        </w:tc>
+      </w:tr>
+      <w:tr>
+        <w:tc>
+          <w:tcPr/>
+          <w:p>
+            <w:pPr>
+              <w:pStyle w:val="Compact"/>
+            </w:pPr>
+            <w:r>
+              <w:rPr>
+                <w:rFonts w:hint="eastAsia"/>
+                <w:b/>
+                <w:bCs/>
+              </w:rPr>
+              <w:t xml:space="preserve">申請・承認フロー</w:t>
+            </w:r>
+          </w:p>
+        </w:tc>
+        <w:tc>
+          <w:tcPr/>
+          <w:p>
+            <w:pPr>
+              <w:pStyle w:val="Compact"/>
+            </w:pPr>
+            <w:r>
+              <w:rPr>
+                <w:rFonts w:hint="eastAsia"/>
+              </w:rPr>
+              <w:t xml:space="preserve">セルフサービス作成を止め、Power</w:t>
+            </w:r>
+            <w:r>
+              <w:t xml:space="preserve"> Automate </w:t>
+            </w:r>
+            <w:r>
+              <w:rPr>
+                <w:rFonts w:hint="eastAsia"/>
+              </w:rPr>
+              <w:t xml:space="preserve">等で申請→承認→自動プロビジョニング</w:t>
+            </w:r>
+          </w:p>
+        </w:tc>
+        <w:tc>
+          <w:tcPr/>
+          <w:p>
+            <w:pPr>
+              <w:pStyle w:val="Compact"/>
+            </w:pPr>
+            <w:r>
+              <w:t xml:space="preserve">E3 </w:t>
+            </w:r>
+            <w:r>
+              <w:rPr>
+                <w:rFonts w:hint="eastAsia"/>
+              </w:rPr>
+              <w:t xml:space="preserve">標準（自動化部分）〔S33〕</w:t>
+            </w:r>
+          </w:p>
+        </w:tc>
+      </w:tr>
+    </w:tbl>
+    <w:p>
+      <w:pPr>
+        <w:pStyle w:val="BlockText"/>
+      </w:pPr>
+      <w:r>
         <w:t xml:space="preserve">💡</w:t>
       </w:r>
       <w:r>
@@ -20021,8 +21551,8 @@
         <w:t xml:space="preserve"> 〔S33〕。</w:t>
       </w:r>
     </w:p>
-    <w:bookmarkEnd w:id="104"/>
-    <w:bookmarkStart w:id="105" w:name="プロビジョニングの標準化"/>
+    <w:bookmarkEnd w:id="106"/>
+    <w:bookmarkStart w:id="107" w:name="プロビジョニングの標準化"/>
     <w:p>
       <w:pPr>
         <w:pStyle w:val="Heading2"/>
@@ -20064,7 +21594,7 @@
         <w:pStyle w:val="Compact"/>
         <w:numPr>
           <w:ilvl w:val="0"/>
-          <w:numId w:val="1031"/>
+          <w:numId w:val="1033"/>
         </w:numPr>
       </w:pPr>
       <w:r>
@@ -20087,7 +21617,7 @@
         <w:pStyle w:val="Compact"/>
         <w:numPr>
           <w:ilvl w:val="0"/>
-          <w:numId w:val="1031"/>
+          <w:numId w:val="1033"/>
         </w:numPr>
       </w:pPr>
       <w:r>
@@ -20130,7 +21660,7 @@
         <w:pStyle w:val="Compact"/>
         <w:numPr>
           <w:ilvl w:val="0"/>
-          <w:numId w:val="1031"/>
+          <w:numId w:val="1033"/>
         </w:numPr>
       </w:pPr>
       <w:r>
@@ -20182,8 +21712,8 @@
         <w:t xml:space="preserve">命名・権限セットの自動付与。</w:t>
       </w:r>
     </w:p>
-    <w:bookmarkEnd w:id="105"/>
-    <w:bookmarkStart w:id="109" w:name="ライフサイクル管理棚卸し所有者アーカイブ"/>
+    <w:bookmarkEnd w:id="107"/>
+    <w:bookmarkStart w:id="111" w:name="ライフサイクル管理棚卸し所有者アーカイブ"/>
     <w:p>
       <w:pPr>
         <w:pStyle w:val="Heading2"/>
@@ -20229,18 +21759,18 @@
           <wp:inline>
             <wp:extent cx="5334000" cy="1170214"/>
             <wp:effectExtent b="0" l="0" r="0" t="0"/>
-            <wp:docPr descr="" title="" id="107" name="Picture"/>
+            <wp:docPr descr="" title="" id="109" name="Picture"/>
             <a:graphic>
               <a:graphicData uri="http://schemas.openxmlformats.org/drawingml/2006/picture">
                 <pic:pic>
                   <pic:nvPicPr>
-                    <pic:cNvPr descr="/tmp/claude-0/-home-user-awc-naka881-repo/a3c507aa-79e5-54ea-b8f6-816304e43f56/scratchpad/wordimg/fig9.png" id="108" name="Picture"/>
+                    <pic:cNvPr descr="/tmp/claude-0/-home-user-awc-naka881-repo/a3c507aa-79e5-54ea-b8f6-816304e43f56/scratchpad/wordimg/fig9.png" id="110" name="Picture"/>
                     <pic:cNvPicPr>
                       <a:picLocks noChangeArrowheads="1" noChangeAspect="1"/>
                     </pic:cNvPicPr>
                   </pic:nvPicPr>
                   <pic:blipFill>
-                    <a:blip r:embed="rId106"/>
+                    <a:blip r:embed="rId108"/>
                     <a:stretch>
                       <a:fillRect/>
                     </a:stretch>
@@ -20607,8 +22137,8 @@
         <w:t xml:space="preserve"> 〔S38〕。</w:t>
       </w:r>
     </w:p>
-    <w:bookmarkEnd w:id="109"/>
-    <w:bookmarkStart w:id="110" w:name="過剰共有oversharingの是正"/>
+    <w:bookmarkEnd w:id="111"/>
+    <w:bookmarkStart w:id="112" w:name="過剰共有oversharingの是正"/>
     <w:p>
       <w:pPr>
         <w:pStyle w:val="Heading2"/>
@@ -20998,8 +22528,8 @@
         <w:t xml:space="preserve">（RCD＝有償／RSS＝無償）なので、原語で区別してください。</w:t>
       </w:r>
     </w:p>
-    <w:bookmarkEnd w:id="110"/>
-    <w:bookmarkStart w:id="111" w:name="アクセスレビューとゲストの棚卸し"/>
+    <w:bookmarkEnd w:id="112"/>
+    <w:bookmarkStart w:id="113" w:name="アクセスレビューとゲストの棚卸し"/>
     <w:p>
       <w:pPr>
         <w:pStyle w:val="Heading2"/>
@@ -21019,7 +22549,7 @@
         <w:pStyle w:val="Compact"/>
         <w:numPr>
           <w:ilvl w:val="0"/>
-          <w:numId w:val="1032"/>
+          <w:numId w:val="1034"/>
         </w:numPr>
       </w:pPr>
       <w:r>
@@ -21088,7 +22618,7 @@
         <w:pStyle w:val="Compact"/>
         <w:numPr>
           <w:ilvl w:val="0"/>
-          <w:numId w:val="1032"/>
+          <w:numId w:val="1034"/>
         </w:numPr>
       </w:pPr>
       <w:r>
@@ -21143,8 +22673,8 @@
         <w:t xml:space="preserve">P2／Governance。フェーズ2の外部共有厳格化と合わせて、「招いたゲストを放置しない」運用を作ります。</w:t>
       </w:r>
     </w:p>
-    <w:bookmarkEnd w:id="111"/>
-    <w:bookmarkStart w:id="112" w:name="可視化利用状況レポート-e3で今すぐ"/>
+    <w:bookmarkEnd w:id="113"/>
+    <w:bookmarkStart w:id="114" w:name="可視化利用状況レポート-e3で今すぐ"/>
     <w:p>
       <w:pPr>
         <w:pStyle w:val="Heading2"/>
@@ -21299,8 +22829,8 @@
         <w:t xml:space="preserve">の自動化を検討する、という順が無理のない導入です。</w:t>
       </w:r>
     </w:p>
-    <w:bookmarkEnd w:id="112"/>
-    <w:bookmarkStart w:id="113" w:name="運用体制と役割分担"/>
+    <w:bookmarkEnd w:id="114"/>
+    <w:bookmarkStart w:id="115" w:name="運用体制と役割分担"/>
     <w:p>
       <w:pPr>
         <w:pStyle w:val="Heading2"/>
@@ -21590,8 +23120,8 @@
         <w:t xml:space="preserve"> 〔S43〕。</w:t>
       </w:r>
     </w:p>
-    <w:bookmarkEnd w:id="113"/>
-    <w:bookmarkStart w:id="114" w:name="フェーズ3の進め方推奨ステップ"/>
+    <w:bookmarkEnd w:id="115"/>
+    <w:bookmarkStart w:id="116" w:name="フェーズ3の進め方推奨ステップ"/>
     <w:p>
       <w:pPr>
         <w:pStyle w:val="Heading2"/>
@@ -21611,7 +23141,7 @@
         <w:pStyle w:val="Compact"/>
         <w:numPr>
           <w:ilvl w:val="0"/>
-          <w:numId w:val="1033"/>
+          <w:numId w:val="1035"/>
         </w:numPr>
       </w:pPr>
       <w:r>
@@ -21643,7 +23173,7 @@
         <w:pStyle w:val="Compact"/>
         <w:numPr>
           <w:ilvl w:val="0"/>
-          <w:numId w:val="1033"/>
+          <w:numId w:val="1035"/>
         </w:numPr>
       </w:pPr>
       <w:r>
@@ -21684,7 +23214,7 @@
         <w:pStyle w:val="Compact"/>
         <w:numPr>
           <w:ilvl w:val="0"/>
-          <w:numId w:val="1033"/>
+          <w:numId w:val="1035"/>
         </w:numPr>
       </w:pPr>
       <w:r>
@@ -21710,7 +23240,7 @@
         <w:pStyle w:val="Compact"/>
         <w:numPr>
           <w:ilvl w:val="0"/>
-          <w:numId w:val="1033"/>
+          <w:numId w:val="1035"/>
         </w:numPr>
       </w:pPr>
       <w:r>
@@ -21736,7 +23266,7 @@
         <w:pStyle w:val="Compact"/>
         <w:numPr>
           <w:ilvl w:val="0"/>
-          <w:numId w:val="1033"/>
+          <w:numId w:val="1035"/>
         </w:numPr>
       </w:pPr>
       <w:r>
@@ -21773,8 +23303,8 @@
         </w:pict>
       </w:r>
     </w:p>
-    <w:bookmarkEnd w:id="114"/>
-    <w:bookmarkStart w:id="115" w:name="この章のまとめ-5"/>
+    <w:bookmarkEnd w:id="116"/>
+    <w:bookmarkStart w:id="117" w:name="この章のまとめ-5"/>
     <w:p>
       <w:pPr>
         <w:pStyle w:val="Heading2"/>
@@ -21791,7 +23321,7 @@
         <w:pStyle w:val="Compact"/>
         <w:numPr>
           <w:ilvl w:val="0"/>
-          <w:numId w:val="1034"/>
+          <w:numId w:val="1036"/>
         </w:numPr>
       </w:pPr>
       <w:r>
@@ -21827,7 +23357,7 @@
         <w:pStyle w:val="Compact"/>
         <w:numPr>
           <w:ilvl w:val="0"/>
-          <w:numId w:val="1034"/>
+          <w:numId w:val="1036"/>
         </w:numPr>
       </w:pPr>
       <w:r>
@@ -21881,7 +23411,7 @@
         <w:pStyle w:val="Compact"/>
         <w:numPr>
           <w:ilvl w:val="0"/>
-          <w:numId w:val="1034"/>
+          <w:numId w:val="1036"/>
         </w:numPr>
       </w:pPr>
       <w:r>
@@ -21919,7 +23449,7 @@
         <w:pStyle w:val="Compact"/>
         <w:numPr>
           <w:ilvl w:val="0"/>
-          <w:numId w:val="1034"/>
+          <w:numId w:val="1036"/>
         </w:numPr>
       </w:pPr>
       <w:r>
@@ -22020,9 +23550,9 @@
         <w:br w:type="page"/>
       </w:r>
     </w:p>
-    <w:bookmarkEnd w:id="115"/>
-    <w:bookmarkEnd w:id="116"/>
-    <w:bookmarkStart w:id="130" w:name="フェーズ4高度化活用copilotpower-platform"/>
+    <w:bookmarkEnd w:id="117"/>
+    <w:bookmarkEnd w:id="118"/>
+    <w:bookmarkStart w:id="133" w:name="フェーズ4高度化活用copilotpower-platform"/>
     <w:p>
       <w:pPr>
         <w:pStyle w:val="Heading1"/>
@@ -22149,7 +23679,7 @@
         <w:rPr>
           <w:rFonts w:hint="eastAsia"/>
         </w:rPr>
-        <w:t xml:space="preserve">により生産性を高めます。ここは各社の戦略・投資判断によるため、必須ではありません。</w:t>
+        <w:t xml:space="preserve">で生産性を高めます。各社の戦略・投資判断によるため必須ではありません。</w:t>
       </w:r>
     </w:p>
     <w:p>
@@ -22157,6 +23687,79 @@
         <w:pStyle w:val="BlockText"/>
       </w:pPr>
       <w:r>
+        <w:t xml:space="preserve">📌</w:t>
+      </w:r>
+      <w:r>
+        <w:t xml:space="preserve"> </w:t>
+      </w:r>
+      <w:r>
+        <w:rPr>
+          <w:rFonts w:hint="eastAsia"/>
+          <w:b/>
+          <w:bCs/>
+        </w:rPr>
+        <w:t xml:space="preserve">本章のマークの意味（費用の目印）</w:t>
+      </w:r>
+      <w:r>
+        <w:t xml:space="preserve"> </w:t>
+      </w:r>
+      <w:r>
+        <w:t xml:space="preserve">-</w:t>
+      </w:r>
+      <w:r>
+        <w:t xml:space="preserve"> </w:t>
+      </w:r>
+      <w:r>
+        <w:rPr>
+          <w:b/>
+          <w:bCs/>
+        </w:rPr>
+        <w:t xml:space="preserve">✅ … いまの E3 </w:t>
+      </w:r>
+      <w:r>
+        <w:rPr>
+          <w:rFonts w:hint="eastAsia"/>
+          <w:b/>
+          <w:bCs/>
+        </w:rPr>
+        <w:t xml:space="preserve">契約のまま・追加費用なしでできる</w:t>
+      </w:r>
+      <w:r>
+        <w:t xml:space="preserve"> </w:t>
+      </w:r>
+      <w:r>
+        <w:t xml:space="preserve">-</w:t>
+      </w:r>
+      <w:r>
+        <w:t xml:space="preserve"> </w:t>
+      </w:r>
+      <w:r>
+        <w:rPr>
+          <w:b/>
+          <w:bCs/>
+        </w:rPr>
+        <w:t xml:space="preserve">💰 … </w:t>
+      </w:r>
+      <w:r>
+        <w:rPr>
+          <w:rFonts w:hint="eastAsia"/>
+          <w:b/>
+          <w:bCs/>
+        </w:rPr>
+        <w:t xml:space="preserve">追加の課金・契約が必要</w:t>
+      </w:r>
+      <w:r>
+        <w:rPr>
+          <w:rFonts w:hint="eastAsia"/>
+        </w:rPr>
+        <w:t xml:space="preserve">（カッコ内が必要なもの）</w:t>
+      </w:r>
+    </w:p>
+    <w:p>
+      <w:pPr>
+        <w:pStyle w:val="BlockText"/>
+      </w:pPr>
+      <w:r>
         <w:t xml:space="preserve">⚠️</w:t>
       </w:r>
       <w:r>
@@ -22168,88 +23771,542 @@
           <w:b/>
           <w:bCs/>
         </w:rPr>
-        <w:t xml:space="preserve">【ライセンス前提】この章の主役はほぼ「追加課金」</w:t>
-      </w:r>
-      <w:r>
-        <w:t xml:space="preserve"> </w:t>
-      </w:r>
-      <w:r>
-        <w:t xml:space="preserve">Copilot、Power Automate/Power Apps の Premium、Power BI Pro などは</w:t>
-      </w:r>
-      <w:r>
-        <w:t xml:space="preserve"> </w:t>
-      </w:r>
-      <w:r>
-        <w:rPr>
-          <w:b/>
-          <w:bCs/>
-        </w:rPr>
-        <w:t xml:space="preserve">E3 </w:t>
-      </w:r>
-      <w:r>
-        <w:rPr>
-          <w:rFonts w:hint="eastAsia"/>
-          <w:b/>
-          <w:bCs/>
-        </w:rPr>
-        <w:t xml:space="preserve">に含まれない追加ライセンス</w:t>
-      </w:r>
-      <w:r>
-        <w:rPr>
-          <w:rFonts w:hint="eastAsia"/>
-        </w:rPr>
-        <w:t xml:space="preserve">です。「無償で使える」と誤解しないよう、各項目に必要ライセンスを明記します。一方、Lists／Forms／Loop</w:t>
-      </w:r>
-      <w:r>
-        <w:t xml:space="preserve"> </w:t>
-      </w:r>
-      <w:r>
-        <w:rPr>
-          <w:rFonts w:hint="eastAsia"/>
-        </w:rPr>
-        <w:t xml:space="preserve">や標準コネクタの</w:t>
-      </w:r>
-      <w:r>
-        <w:t xml:space="preserve"> Power Automate など</w:t>
-      </w:r>
-      <w:r>
-        <w:t xml:space="preserve"> </w:t>
-      </w:r>
-      <w:r>
-        <w:rPr>
-          <w:b/>
-          <w:bCs/>
-        </w:rPr>
-        <w:t xml:space="preserve">M365 </w:t>
-      </w:r>
-      <w:r>
-        <w:rPr>
-          <w:rFonts w:hint="eastAsia"/>
-          <w:b/>
-          <w:bCs/>
-        </w:rPr>
-        <w:t xml:space="preserve">に付属</w:t>
-      </w:r>
-      <w:r>
-        <w:rPr>
-          <w:rFonts w:hint="eastAsia"/>
-        </w:rPr>
-        <w:t xml:space="preserve">して今すぐ使えるものもあります。</w:t>
-      </w:r>
-    </w:p>
-    <w:bookmarkStart w:id="117" w:name="ライセンス早見表フェーズ4"/>
+        <w:t xml:space="preserve">この章の“主役”はほぼ</w:t>
+      </w:r>
+      <w:r>
+        <w:rPr>
+          <w:b/>
+          <w:bCs/>
+        </w:rPr>
+        <w:t xml:space="preserve"> </w:t>
+      </w:r>
+      <w:r>
+        <w:rPr>
+          <w:rFonts w:hint="eastAsia"/>
+          <w:b/>
+          <w:bCs/>
+        </w:rPr>
+        <w:t xml:space="preserve">💰（追加課金）です。</w:t>
+      </w:r>
+      <w:r>
+        <w:t xml:space="preserve">Copilot、Power Automate/Apps の Premium、Power BI Pro は E3 </w:t>
+      </w:r>
+      <w:r>
+        <w:rPr>
+          <w:rFonts w:hint="eastAsia"/>
+        </w:rPr>
+        <w:t xml:space="preserve">に含まれません。ただし</w:t>
+      </w:r>
+      <w:r>
+        <w:t xml:space="preserve"> </w:t>
+      </w:r>
+      <w:r>
+        <w:rPr>
+          <w:rFonts w:hint="eastAsia"/>
+          <w:b/>
+          <w:bCs/>
+        </w:rPr>
+        <w:t xml:space="preserve">Lists／Forms／Loop・標準コネクタの</w:t>
+      </w:r>
+      <w:r>
+        <w:rPr>
+          <w:b/>
+          <w:bCs/>
+        </w:rPr>
+        <w:t xml:space="preserve"> Power Automate は ✅ </w:t>
+      </w:r>
+      <w:r>
+        <w:rPr>
+          <w:rFonts w:hint="eastAsia"/>
+          <w:b/>
+          <w:bCs/>
+        </w:rPr>
+        <w:t xml:space="preserve">付属</w:t>
+      </w:r>
+      <w:r>
+        <w:rPr>
+          <w:rFonts w:hint="eastAsia"/>
+        </w:rPr>
+        <w:t xml:space="preserve">で、追加費用ゼロで今すぐ使えます。</w:t>
+      </w:r>
+    </w:p>
+    <w:bookmarkStart w:id="119" w:name="この章でできるようになることまずはざっくり-2"/>
     <w:p>
       <w:pPr>
         <w:pStyle w:val="Heading2"/>
       </w:pPr>
       <w:r>
-        <w:t xml:space="preserve">0. </w:t>
-      </w:r>
-      <w:r>
-        <w:rPr>
-          <w:rFonts w:hint="eastAsia"/>
-        </w:rPr>
-        <w:t xml:space="preserve">ライセンス早見表（フェーズ4）</w:t>
+        <w:rPr>
+          <w:rFonts w:hint="eastAsia"/>
+        </w:rPr>
+        <w:t xml:space="preserve">この章でできるようになること（まずはざっくり）</w:t>
+      </w:r>
+    </w:p>
+    <w:p>
+      <w:pPr>
+        <w:pStyle w:val="Compact"/>
+        <w:numPr>
+          <w:ilvl w:val="0"/>
+          <w:numId w:val="1037"/>
+        </w:numPr>
+      </w:pPr>
+      <w:r>
+        <w:t xml:space="preserve">🔎</w:t>
+      </w:r>
+      <w:r>
+        <w:t xml:space="preserve"> </w:t>
+      </w:r>
+      <w:r>
+        <w:rPr>
+          <w:rFonts w:hint="eastAsia"/>
+          <w:b/>
+          <w:bCs/>
+        </w:rPr>
+        <w:t xml:space="preserve">社内の知識を</w:t>
+      </w:r>
+      <w:r>
+        <w:rPr>
+          <w:b/>
+          <w:bCs/>
+        </w:rPr>
+        <w:t xml:space="preserve"> AI </w:t>
+      </w:r>
+      <w:r>
+        <w:rPr>
+          <w:rFonts w:hint="eastAsia"/>
+          <w:b/>
+          <w:bCs/>
+        </w:rPr>
+        <w:t xml:space="preserve">に探させる・要約させる</w:t>
+      </w:r>
+      <w:r>
+        <w:rPr>
+          <w:rFonts w:hint="eastAsia"/>
+        </w:rPr>
+        <w:t xml:space="preserve">：自分の権限で見られる資料を横断して回答（＝Copilot）…</w:t>
+      </w:r>
+      <w:r>
+        <w:t xml:space="preserve"> </w:t>
+      </w:r>
+      <w:r>
+        <w:rPr>
+          <w:b/>
+          <w:bCs/>
+        </w:rPr>
+        <w:t xml:space="preserve">💰 </w:t>
+      </w:r>
+      <w:r>
+        <w:rPr>
+          <w:rFonts w:hint="eastAsia"/>
+          <w:b/>
+          <w:bCs/>
+        </w:rPr>
+        <w:t xml:space="preserve">追加（Copilot</w:t>
+      </w:r>
+      <w:r>
+        <w:rPr>
+          <w:b/>
+          <w:bCs/>
+        </w:rPr>
+        <w:t xml:space="preserve"> </w:t>
+      </w:r>
+      <w:r>
+        <w:rPr>
+          <w:rFonts w:hint="eastAsia"/>
+          <w:b/>
+          <w:bCs/>
+        </w:rPr>
+        <w:t xml:space="preserve">サブスク）</w:t>
+      </w:r>
+    </w:p>
+    <w:p>
+      <w:pPr>
+        <w:pStyle w:val="Compact"/>
+        <w:numPr>
+          <w:ilvl w:val="0"/>
+          <w:numId w:val="1037"/>
+        </w:numPr>
+      </w:pPr>
+      <w:r>
+        <w:t xml:space="preserve">✍️</w:t>
+      </w:r>
+      <w:r>
+        <w:t xml:space="preserve"> </w:t>
+      </w:r>
+      <w:r>
+        <w:rPr>
+          <w:rFonts w:hint="eastAsia"/>
+          <w:b/>
+          <w:bCs/>
+        </w:rPr>
+        <w:t xml:space="preserve">申請・承認を自動化する</w:t>
+      </w:r>
+      <w:r>
+        <w:rPr>
+          <w:rFonts w:hint="eastAsia"/>
+        </w:rPr>
+        <w:t xml:space="preserve">：フォーム入力</w:t>
+      </w:r>
+      <w:r>
+        <w:t xml:space="preserve"> → </w:t>
+      </w:r>
+      <w:r>
+        <w:rPr>
+          <w:rFonts w:hint="eastAsia"/>
+        </w:rPr>
+        <w:t xml:space="preserve">自動で上長へ承認依頼</w:t>
+      </w:r>
+      <w:r>
+        <w:t xml:space="preserve"> → </w:t>
+      </w:r>
+      <w:r>
+        <w:rPr>
+          <w:rFonts w:hint="eastAsia"/>
+        </w:rPr>
+        <w:t xml:space="preserve">台帳へ転記（＝Power</w:t>
+      </w:r>
+      <w:r>
+        <w:t xml:space="preserve"> </w:t>
+      </w:r>
+      <w:r>
+        <w:rPr>
+          <w:rFonts w:hint="eastAsia"/>
+        </w:rPr>
+        <w:t xml:space="preserve">Automate）…</w:t>
+      </w:r>
+      <w:r>
+        <w:t xml:space="preserve"> </w:t>
+      </w:r>
+      <w:r>
+        <w:rPr>
+          <w:b/>
+          <w:bCs/>
+        </w:rPr>
+        <w:t xml:space="preserve">✅ E3のまま</w:t>
+      </w:r>
+      <w:r>
+        <w:rPr>
+          <w:rFonts w:hint="eastAsia"/>
+        </w:rPr>
+        <w:t xml:space="preserve">（標準コネクタ）／基幹システム連携は</w:t>
+      </w:r>
+      <w:r>
+        <w:t xml:space="preserve"> </w:t>
+      </w:r>
+      <w:r>
+        <w:rPr>
+          <w:b/>
+          <w:bCs/>
+        </w:rPr>
+        <w:t xml:space="preserve">💰 Premium</w:t>
+      </w:r>
+    </w:p>
+    <w:p>
+      <w:pPr>
+        <w:pStyle w:val="Compact"/>
+        <w:numPr>
+          <w:ilvl w:val="0"/>
+          <w:numId w:val="1037"/>
+        </w:numPr>
+      </w:pPr>
+      <w:r>
+        <w:t xml:space="preserve">📱</w:t>
+      </w:r>
+      <w:r>
+        <w:t xml:space="preserve"> </w:t>
+      </w:r>
+      <w:r>
+        <w:rPr>
+          <w:rFonts w:hint="eastAsia"/>
+          <w:b/>
+          <w:bCs/>
+        </w:rPr>
+        <w:t xml:space="preserve">かんたんな業務アプリ・入力画面を作る</w:t>
+      </w:r>
+      <w:r>
+        <w:rPr>
+          <w:rFonts w:hint="eastAsia"/>
+        </w:rPr>
+        <w:t xml:space="preserve">：SharePoint</w:t>
+      </w:r>
+      <w:r>
+        <w:t xml:space="preserve"> </w:t>
+      </w:r>
+      <w:r>
+        <w:rPr>
+          <w:rFonts w:hint="eastAsia"/>
+        </w:rPr>
+        <w:t xml:space="preserve">リストからノーコードで（＝Power</w:t>
+      </w:r>
+      <w:r>
+        <w:t xml:space="preserve"> Apps、InfoPath </w:t>
+      </w:r>
+      <w:r>
+        <w:rPr>
+          <w:rFonts w:hint="eastAsia"/>
+        </w:rPr>
+        <w:t xml:space="preserve">の後継）…</w:t>
+      </w:r>
+      <w:r>
+        <w:t xml:space="preserve"> </w:t>
+      </w:r>
+      <w:r>
+        <w:rPr>
+          <w:b/>
+          <w:bCs/>
+        </w:rPr>
+        <w:t xml:space="preserve">✅ </w:t>
+      </w:r>
+      <w:r>
+        <w:rPr>
+          <w:rFonts w:hint="eastAsia"/>
+          <w:b/>
+          <w:bCs/>
+        </w:rPr>
+        <w:t xml:space="preserve">一部</w:t>
+      </w:r>
+      <w:r>
+        <w:rPr>
+          <w:b/>
+          <w:bCs/>
+        </w:rPr>
+        <w:t xml:space="preserve"> </w:t>
+      </w:r>
+      <w:r>
+        <w:rPr>
+          <w:rFonts w:hint="eastAsia"/>
+          <w:b/>
+          <w:bCs/>
+        </w:rPr>
+        <w:t xml:space="preserve">E3付属</w:t>
+      </w:r>
+      <w:r>
+        <w:rPr>
+          <w:rFonts w:hint="eastAsia"/>
+        </w:rPr>
+        <w:t xml:space="preserve">／フル機能は</w:t>
+      </w:r>
+      <w:r>
+        <w:t xml:space="preserve"> </w:t>
+      </w:r>
+      <w:r>
+        <w:rPr>
+          <w:b/>
+          <w:bCs/>
+        </w:rPr>
+        <w:t xml:space="preserve">💰 Premium</w:t>
+      </w:r>
+    </w:p>
+    <w:p>
+      <w:pPr>
+        <w:pStyle w:val="Compact"/>
+        <w:numPr>
+          <w:ilvl w:val="0"/>
+          <w:numId w:val="1037"/>
+        </w:numPr>
+      </w:pPr>
+      <w:r>
+        <w:t xml:space="preserve">📊</w:t>
+      </w:r>
+      <w:r>
+        <w:t xml:space="preserve"> </w:t>
+      </w:r>
+      <w:r>
+        <w:rPr>
+          <w:rFonts w:hint="eastAsia"/>
+          <w:b/>
+          <w:bCs/>
+        </w:rPr>
+        <w:t xml:space="preserve">ダッシュボードで見える化する</w:t>
+      </w:r>
+      <w:r>
+        <w:rPr>
+          <w:rFonts w:hint="eastAsia"/>
+        </w:rPr>
+        <w:t xml:space="preserve">：SharePoint</w:t>
+      </w:r>
+      <w:r>
+        <w:t xml:space="preserve"> </w:t>
+      </w:r>
+      <w:r>
+        <w:rPr>
+          <w:rFonts w:hint="eastAsia"/>
+        </w:rPr>
+        <w:t xml:space="preserve">のデータをグラフ化してページに埋め込み（＝Power</w:t>
+      </w:r>
+      <w:r>
+        <w:t xml:space="preserve"> </w:t>
+      </w:r>
+      <w:r>
+        <w:rPr>
+          <w:rFonts w:hint="eastAsia"/>
+        </w:rPr>
+        <w:t xml:space="preserve">BI）…</w:t>
+      </w:r>
+      <w:r>
+        <w:t xml:space="preserve"> </w:t>
+      </w:r>
+      <w:r>
+        <w:rPr>
+          <w:b/>
+          <w:bCs/>
+        </w:rPr>
+        <w:t xml:space="preserve">💰 </w:t>
+      </w:r>
+      <w:r>
+        <w:rPr>
+          <w:rFonts w:hint="eastAsia"/>
+          <w:b/>
+          <w:bCs/>
+        </w:rPr>
+        <w:t xml:space="preserve">追加（Power</w:t>
+      </w:r>
+      <w:r>
+        <w:rPr>
+          <w:b/>
+          <w:bCs/>
+        </w:rPr>
+        <w:t xml:space="preserve"> BI Pro </w:t>
+      </w:r>
+      <w:r>
+        <w:rPr>
+          <w:rFonts w:hint="eastAsia"/>
+          <w:b/>
+          <w:bCs/>
+        </w:rPr>
+        <w:t xml:space="preserve">以上）</w:t>
+      </w:r>
+    </w:p>
+    <w:p>
+      <w:pPr>
+        <w:pStyle w:val="Compact"/>
+        <w:numPr>
+          <w:ilvl w:val="0"/>
+          <w:numId w:val="1037"/>
+        </w:numPr>
+      </w:pPr>
+      <w:r>
+        <w:t xml:space="preserve">🧩</w:t>
+      </w:r>
+      <w:r>
+        <w:t xml:space="preserve"> </w:t>
+      </w:r>
+      <w:r>
+        <w:rPr>
+          <w:rFonts w:hint="eastAsia"/>
+          <w:b/>
+          <w:bCs/>
+        </w:rPr>
+        <w:t xml:space="preserve">今すぐ使える道具で紙・Excel</w:t>
+      </w:r>
+      <w:r>
+        <w:rPr>
+          <w:b/>
+          <w:bCs/>
+        </w:rPr>
+        <w:t xml:space="preserve"> </w:t>
+      </w:r>
+      <w:r>
+        <w:rPr>
+          <w:rFonts w:hint="eastAsia"/>
+          <w:b/>
+          <w:bCs/>
+        </w:rPr>
+        <w:t xml:space="preserve">を置き換える</w:t>
+      </w:r>
+      <w:r>
+        <w:rPr>
+          <w:rFonts w:hint="eastAsia"/>
+        </w:rPr>
+        <w:t xml:space="preserve">：Lists（簡易DB）・Forms（アンケート/申請）・Loop（共同編集）…</w:t>
+      </w:r>
+      <w:r>
+        <w:t xml:space="preserve"> </w:t>
+      </w:r>
+      <w:r>
+        <w:rPr>
+          <w:b/>
+          <w:bCs/>
+        </w:rPr>
+        <w:t xml:space="preserve">✅ E3のまま</w:t>
+      </w:r>
+    </w:p>
+    <w:p>
+      <w:pPr>
+        <w:pStyle w:val="FirstParagraph"/>
+      </w:pPr>
+      <w:r>
+        <w:t xml:space="preserve">👉</w:t>
+      </w:r>
+      <w:r>
+        <w:t xml:space="preserve"> </w:t>
+      </w:r>
+      <w:r>
+        <w:rPr>
+          <w:b/>
+          <w:bCs/>
+        </w:rPr>
+        <w:t xml:space="preserve">まず ✅ </w:t>
+      </w:r>
+      <w:r>
+        <w:rPr>
+          <w:rFonts w:hint="eastAsia"/>
+          <w:b/>
+          <w:bCs/>
+        </w:rPr>
+        <w:t xml:space="preserve">の付属機能（Lists／Forms／標準</w:t>
+      </w:r>
+      <w:r>
+        <w:rPr>
+          <w:b/>
+          <w:bCs/>
+        </w:rPr>
+        <w:t xml:space="preserve"> Power </w:t>
+      </w:r>
+      <w:r>
+        <w:rPr>
+          <w:rFonts w:hint="eastAsia"/>
+          <w:b/>
+          <w:bCs/>
+        </w:rPr>
+        <w:t xml:space="preserve">Automate）で「紙・Excel</w:t>
+      </w:r>
+      <w:r>
+        <w:rPr>
+          <w:b/>
+          <w:bCs/>
+        </w:rPr>
+        <w:t xml:space="preserve"> </w:t>
+      </w:r>
+      <w:r>
+        <w:rPr>
+          <w:rFonts w:hint="eastAsia"/>
+          <w:b/>
+          <w:bCs/>
+        </w:rPr>
+        <w:t xml:space="preserve">台帳・メール申請」を置き換えて成功体験を作り</w:t>
+      </w:r>
+      <w:r>
+        <w:t xml:space="preserve">、Copilot や Premium などの 💰 </w:t>
+      </w:r>
+      <w:r>
+        <w:rPr>
+          <w:rFonts w:hint="eastAsia"/>
+        </w:rPr>
+        <w:t xml:space="preserve">は費用対効果を見て段階導入する――これがフェーズ4の進め方です。</w:t>
+      </w:r>
+    </w:p>
+    <w:bookmarkEnd w:id="119"/>
+    <w:bookmarkStart w:id="120" w:name="追加費用の要否ひとめ表-2"/>
+    <w:p>
+      <w:pPr>
+        <w:pStyle w:val="Heading2"/>
+      </w:pPr>
+      <w:r>
+        <w:rPr>
+          <w:rFonts w:hint="eastAsia"/>
+        </w:rPr>
+        <w:t xml:space="preserve">追加費用の要否ひとめ表</w:t>
       </w:r>
     </w:p>
     <w:tbl>
@@ -22278,35 +24335,35 @@
               <w:rPr>
                 <w:rFonts w:hint="eastAsia"/>
               </w:rPr>
-              <w:t xml:space="preserve">機能</w:t>
-            </w:r>
-          </w:p>
-        </w:tc>
-        <w:tc>
-          <w:tcPr/>
-          <w:p>
-            <w:pPr>
-              <w:pStyle w:val="Compact"/>
-            </w:pPr>
-            <w:r>
-              <w:rPr>
-                <w:rFonts w:hint="eastAsia"/>
-              </w:rPr>
-              <w:t xml:space="preserve">M365（E3）に付属</w:t>
-            </w:r>
-          </w:p>
-        </w:tc>
-        <w:tc>
-          <w:tcPr/>
-          <w:p>
-            <w:pPr>
-              <w:pStyle w:val="Compact"/>
-            </w:pPr>
-            <w:r>
-              <w:rPr>
-                <w:rFonts w:hint="eastAsia"/>
-              </w:rPr>
-              <w:t xml:space="preserve">追加ライセンスが必要</w:t>
+              <w:t xml:space="preserve">やりたいこと（機能）</w:t>
+            </w:r>
+          </w:p>
+        </w:tc>
+        <w:tc>
+          <w:tcPr/>
+          <w:p>
+            <w:pPr>
+              <w:pStyle w:val="Compact"/>
+            </w:pPr>
+            <w:r>
+              <w:rPr>
+                <w:rFonts w:hint="eastAsia"/>
+              </w:rPr>
+              <w:t xml:space="preserve">ざっくり何ができる</w:t>
+            </w:r>
+          </w:p>
+        </w:tc>
+        <w:tc>
+          <w:tcPr/>
+          <w:p>
+            <w:pPr>
+              <w:pStyle w:val="Compact"/>
+            </w:pPr>
+            <w:r>
+              <w:rPr>
+                <w:rFonts w:hint="eastAsia"/>
+              </w:rPr>
+              <w:t xml:space="preserve">追加費用は？</w:t>
             </w:r>
           </w:p>
         </w:tc>
@@ -22319,29 +24376,42 @@
               <w:pStyle w:val="Compact"/>
             </w:pPr>
             <w:r>
-              <w:t xml:space="preserve">Microsoft Lists / Forms / Loop コンポーネント</w:t>
-            </w:r>
-          </w:p>
-        </w:tc>
-        <w:tc>
-          <w:tcPr/>
-          <w:p>
-            <w:pPr>
-              <w:pStyle w:val="Compact"/>
-            </w:pPr>
-            <w:r>
-              <w:t xml:space="preserve">○ 〔S52〕</w:t>
-            </w:r>
-          </w:p>
-        </w:tc>
-        <w:tc>
-          <w:tcPr/>
-          <w:p>
-            <w:pPr>
-              <w:pStyle w:val="Compact"/>
-            </w:pPr>
-            <w:r>
-              <w:t xml:space="preserve">—</w:t>
+              <w:t xml:space="preserve">Lists / Forms / Loop</w:t>
+            </w:r>
+          </w:p>
+        </w:tc>
+        <w:tc>
+          <w:tcPr/>
+          <w:p>
+            <w:pPr>
+              <w:pStyle w:val="Compact"/>
+            </w:pPr>
+            <w:r>
+              <w:rPr>
+                <w:rFonts w:hint="eastAsia"/>
+              </w:rPr>
+              <w:t xml:space="preserve">簡易DB・アンケート・共同編集</w:t>
+            </w:r>
+          </w:p>
+        </w:tc>
+        <w:tc>
+          <w:tcPr/>
+          <w:p>
+            <w:pPr>
+              <w:pStyle w:val="Compact"/>
+            </w:pPr>
+            <w:r>
+              <w:rPr>
+                <w:b/>
+                <w:bCs/>
+              </w:rPr>
+              <w:t xml:space="preserve">✅ E3のまま</w:t>
+            </w:r>
+            <w:r>
+              <w:t xml:space="preserve"> </w:t>
+            </w:r>
+            <w:r>
+              <w:t xml:space="preserve">〔S52〕</w:t>
             </w:r>
           </w:p>
         </w:tc>
@@ -22354,50 +24424,48 @@
               <w:pStyle w:val="Compact"/>
             </w:pPr>
             <w:r>
-              <w:t xml:space="preserve">Viva Connections </w:t>
-            </w:r>
-            <w:r>
-              <w:rPr>
-                <w:rFonts w:hint="eastAsia"/>
-              </w:rPr>
-              <w:t xml:space="preserve">ダッシュボード（基本）</w:t>
-            </w:r>
-          </w:p>
-        </w:tc>
-        <w:tc>
-          <w:tcPr/>
-          <w:p>
-            <w:pPr>
-              <w:pStyle w:val="Compact"/>
-            </w:pPr>
-            <w:r>
-              <w:rPr>
-                <w:rFonts w:hint="eastAsia"/>
-              </w:rPr>
-              <w:t xml:space="preserve">○（要確認）〔S52〕</w:t>
-            </w:r>
-          </w:p>
-        </w:tc>
-        <w:tc>
-          <w:tcPr/>
-          <w:p>
-            <w:pPr>
-              <w:pStyle w:val="Compact"/>
-            </w:pPr>
-            <w:r>
-              <w:rPr>
-                <w:rFonts w:hint="eastAsia"/>
-              </w:rPr>
-              <w:t xml:space="preserve">一部</w:t>
-            </w:r>
-            <w:r>
-              <w:t xml:space="preserve"> Viva </w:t>
-            </w:r>
-            <w:r>
-              <w:rPr>
-                <w:rFonts w:hint="eastAsia"/>
-              </w:rPr>
-              <w:t xml:space="preserve">拡張は別ライセンスの可能性</w:t>
+              <w:t xml:space="preserve">Viva </w:t>
+            </w:r>
+            <w:r>
+              <w:rPr>
+                <w:rFonts w:hint="eastAsia"/>
+              </w:rPr>
+              <w:t xml:space="preserve">Connections（基本）</w:t>
+            </w:r>
+          </w:p>
+        </w:tc>
+        <w:tc>
+          <w:tcPr/>
+          <w:p>
+            <w:pPr>
+              <w:pStyle w:val="Compact"/>
+            </w:pPr>
+            <w:r>
+              <w:rPr>
+                <w:rFonts w:hint="eastAsia"/>
+              </w:rPr>
+              <w:t xml:space="preserve">ポータルを従業員ダッシュボード化</w:t>
+            </w:r>
+          </w:p>
+        </w:tc>
+        <w:tc>
+          <w:tcPr/>
+          <w:p>
+            <w:pPr>
+              <w:pStyle w:val="Compact"/>
+            </w:pPr>
+            <w:r>
+              <w:rPr>
+                <w:b/>
+                <w:bCs/>
+              </w:rPr>
+              <w:t xml:space="preserve">✅ E3のまま</w:t>
+            </w:r>
+            <w:r>
+              <w:rPr>
+                <w:rFonts w:hint="eastAsia"/>
+              </w:rPr>
+              <w:t xml:space="preserve">（一部拡張は要確認）〔S52〕</w:t>
             </w:r>
           </w:p>
         </w:tc>
@@ -22416,43 +24484,42 @@
               <w:rPr>
                 <w:rFonts w:hint="eastAsia"/>
               </w:rPr>
-              <w:t xml:space="preserve">Automate（</w:t>
-            </w:r>
-            <w:r>
-              <w:rPr>
-                <w:rFonts w:hint="eastAsia"/>
-                <w:b/>
-                <w:bCs/>
-              </w:rPr>
-              <w:t xml:space="preserve">標準コネクタ</w:t>
-            </w:r>
-            <w:r>
-              <w:rPr>
-                <w:rFonts w:hint="eastAsia"/>
-              </w:rPr>
-              <w:t xml:space="preserve">のクラウドフロー）</w:t>
-            </w:r>
-          </w:p>
-        </w:tc>
-        <w:tc>
-          <w:tcPr/>
-          <w:p>
-            <w:pPr>
-              <w:pStyle w:val="Compact"/>
-            </w:pPr>
-            <w:r>
-              <w:t xml:space="preserve">○ 〔S48〕</w:t>
-            </w:r>
-          </w:p>
-        </w:tc>
-        <w:tc>
-          <w:tcPr/>
-          <w:p>
-            <w:pPr>
-              <w:pStyle w:val="Compact"/>
-            </w:pPr>
-            <w:r>
-              <w:t xml:space="preserve">—</w:t>
+              <w:t xml:space="preserve">Automate（標準コネクタ）</w:t>
+            </w:r>
+          </w:p>
+        </w:tc>
+        <w:tc>
+          <w:tcPr/>
+          <w:p>
+            <w:pPr>
+              <w:pStyle w:val="Compact"/>
+            </w:pPr>
+            <w:r>
+              <w:rPr>
+                <w:rFonts w:hint="eastAsia"/>
+              </w:rPr>
+              <w:t xml:space="preserve">承認・通知・転記の自動化</w:t>
+            </w:r>
+          </w:p>
+        </w:tc>
+        <w:tc>
+          <w:tcPr/>
+          <w:p>
+            <w:pPr>
+              <w:pStyle w:val="Compact"/>
+            </w:pPr>
+            <w:r>
+              <w:rPr>
+                <w:b/>
+                <w:bCs/>
+              </w:rPr>
+              <w:t xml:space="preserve">✅ E3のまま</w:t>
+            </w:r>
+            <w:r>
+              <w:t xml:space="preserve"> </w:t>
+            </w:r>
+            <w:r>
+              <w:t xml:space="preserve">〔S48〕</w:t>
             </w:r>
           </w:p>
         </w:tc>
@@ -22471,52 +24538,68 @@
               <w:rPr>
                 <w:rFonts w:hint="eastAsia"/>
               </w:rPr>
-              <w:t xml:space="preserve">Automate（</w:t>
-            </w:r>
-            <w:r>
-              <w:rPr>
-                <w:b/>
-                <w:bCs/>
-              </w:rPr>
-              <w:t xml:space="preserve">プレミアムコネクタ</w:t>
-            </w:r>
-            <w:r>
-              <w:rPr>
-                <w:rFonts w:hint="eastAsia"/>
-              </w:rPr>
-              <w:t xml:space="preserve">・大規模）</w:t>
-            </w:r>
-          </w:p>
-        </w:tc>
-        <w:tc>
-          <w:tcPr/>
-          <w:p>
-            <w:pPr>
-              <w:pStyle w:val="Compact"/>
-            </w:pPr>
-            <w:r>
-              <w:t xml:space="preserve">✕</w:t>
-            </w:r>
-          </w:p>
-        </w:tc>
-        <w:tc>
-          <w:tcPr/>
-          <w:p>
-            <w:pPr>
-              <w:pStyle w:val="Compact"/>
-            </w:pPr>
-            <w:r>
-              <w:rPr>
-                <w:b/>
-                <w:bCs/>
-              </w:rPr>
-              <w:t xml:space="preserve">Power Automate Premium</w:t>
-            </w:r>
-            <w:r>
+              <w:t xml:space="preserve">Apps（Basic）</w:t>
+            </w:r>
+          </w:p>
+        </w:tc>
+        <w:tc>
+          <w:tcPr/>
+          <w:p>
+            <w:pPr>
+              <w:pStyle w:val="Compact"/>
+            </w:pPr>
+            <w:r>
+              <w:t xml:space="preserve">SharePoint </w:t>
+            </w:r>
+            <w:r>
+              <w:rPr>
+                <w:rFonts w:hint="eastAsia"/>
+              </w:rPr>
+              <w:t xml:space="preserve">リスト連携アプリ</w:t>
+            </w:r>
+          </w:p>
+        </w:tc>
+        <w:tc>
+          <w:tcPr/>
+          <w:p>
+            <w:pPr>
+              <w:pStyle w:val="Compact"/>
+            </w:pPr>
+            <w:r>
+              <w:rPr>
+                <w:b/>
+                <w:bCs/>
+              </w:rPr>
+              <w:t xml:space="preserve">✅ </w:t>
+            </w:r>
+            <w:r>
+              <w:rPr>
+                <w:rFonts w:hint="eastAsia"/>
+                <w:b/>
+                <w:bCs/>
+              </w:rPr>
+              <w:t xml:space="preserve">一部</w:t>
+            </w:r>
+            <w:r>
+              <w:rPr>
+                <w:b/>
+                <w:bCs/>
+              </w:rPr>
               <w:t xml:space="preserve"> </w:t>
             </w:r>
             <w:r>
-              <w:t xml:space="preserve">〔S48〕</w:t>
+              <w:rPr>
+                <w:rFonts w:hint="eastAsia"/>
+                <w:b/>
+                <w:bCs/>
+              </w:rPr>
+              <w:t xml:space="preserve">E3付属</w:t>
+            </w:r>
+            <w:r>
+              <w:rPr>
+                <w:rFonts w:hint="eastAsia"/>
+              </w:rPr>
+              <w:t xml:space="preserve">（限定）〔S49〕</w:t>
             </w:r>
           </w:p>
         </w:tc>
@@ -22529,47 +24612,59 @@
               <w:pStyle w:val="Compact"/>
             </w:pPr>
             <w:r>
-              <w:t xml:space="preserve">Power </w:t>
-            </w:r>
-            <w:r>
-              <w:rPr>
-                <w:rFonts w:hint="eastAsia"/>
-              </w:rPr>
-              <w:t xml:space="preserve">Apps（Basic：SharePoint</w:t>
+              <w:t xml:space="preserve">Restricted SharePoint </w:t>
+            </w:r>
+            <w:r>
+              <w:rPr>
+                <w:rFonts w:hint="eastAsia"/>
+              </w:rPr>
+              <w:t xml:space="preserve">Search（RSS）</w:t>
+            </w:r>
+          </w:p>
+        </w:tc>
+        <w:tc>
+          <w:tcPr/>
+          <w:p>
+            <w:pPr>
+              <w:pStyle w:val="Compact"/>
+            </w:pPr>
+            <w:r>
+              <w:t xml:space="preserve">Copilot </w:t>
+            </w:r>
+            <w:r>
+              <w:rPr>
+                <w:rFonts w:hint="eastAsia"/>
+              </w:rPr>
+              <w:t xml:space="preserve">の参照範囲を一時的に限定</w:t>
+            </w:r>
+          </w:p>
+        </w:tc>
+        <w:tc>
+          <w:tcPr/>
+          <w:p>
+            <w:pPr>
+              <w:pStyle w:val="Compact"/>
+            </w:pPr>
+            <w:r>
+              <w:rPr>
+                <w:b/>
+                <w:bCs/>
+              </w:rPr>
+              <w:t xml:space="preserve">✅ </w:t>
+            </w:r>
+            <w:r>
+              <w:rPr>
+                <w:rFonts w:hint="eastAsia"/>
+                <w:b/>
+                <w:bCs/>
+              </w:rPr>
+              <w:t xml:space="preserve">E3のまま（無償・全テナント）</w:t>
             </w:r>
             <w:r>
               <w:t xml:space="preserve"> </w:t>
             </w:r>
             <w:r>
-              <w:rPr>
-                <w:rFonts w:hint="eastAsia"/>
-              </w:rPr>
-              <w:t xml:space="preserve">リスト連携アプリ）</w:t>
-            </w:r>
-          </w:p>
-        </w:tc>
-        <w:tc>
-          <w:tcPr/>
-          <w:p>
-            <w:pPr>
-              <w:pStyle w:val="Compact"/>
-            </w:pPr>
-            <w:r>
-              <w:rPr>
-                <w:rFonts w:hint="eastAsia"/>
-              </w:rPr>
-              <w:t xml:space="preserve">○（限定）〔S49〕</w:t>
-            </w:r>
-          </w:p>
-        </w:tc>
-        <w:tc>
-          <w:tcPr/>
-          <w:p>
-            <w:pPr>
-              <w:pStyle w:val="Compact"/>
-            </w:pPr>
-            <w:r>
-              <w:t xml:space="preserve">—</w:t>
+              <w:t xml:space="preserve">〔S46〕</w:t>
             </w:r>
           </w:p>
         </w:tc>
@@ -22582,45 +24677,78 @@
               <w:pStyle w:val="Compact"/>
             </w:pPr>
             <w:r>
-              <w:t xml:space="preserve">Power </w:t>
-            </w:r>
-            <w:r>
-              <w:rPr>
-                <w:rFonts w:hint="eastAsia"/>
-              </w:rPr>
-              <w:t xml:space="preserve">Apps（フル機能・無制限展開）</w:t>
-            </w:r>
-          </w:p>
-        </w:tc>
-        <w:tc>
-          <w:tcPr/>
-          <w:p>
-            <w:pPr>
-              <w:pStyle w:val="Compact"/>
-            </w:pPr>
-            <w:r>
-              <w:t xml:space="preserve">✕</w:t>
-            </w:r>
-          </w:p>
-        </w:tc>
-        <w:tc>
-          <w:tcPr/>
-          <w:p>
-            <w:pPr>
-              <w:pStyle w:val="Compact"/>
-            </w:pPr>
-            <w:r>
-              <w:rPr>
-                <w:b/>
-                <w:bCs/>
-              </w:rPr>
-              <w:t xml:space="preserve">Power Apps Premium</w:t>
-            </w:r>
-            <w:r>
+              <w:rPr>
+                <w:b/>
+                <w:bCs/>
+              </w:rPr>
+              <w:t xml:space="preserve">Microsoft 365 Copilot</w:t>
+            </w:r>
+          </w:p>
+        </w:tc>
+        <w:tc>
+          <w:tcPr/>
+          <w:p>
+            <w:pPr>
+              <w:pStyle w:val="Compact"/>
+            </w:pPr>
+            <w:r>
+              <w:rPr>
+                <w:rFonts w:hint="eastAsia"/>
+              </w:rPr>
+              <w:t xml:space="preserve">社内知識を</w:t>
+            </w:r>
+            <w:r>
+              <w:t xml:space="preserve"> AI </w:t>
+            </w:r>
+            <w:r>
+              <w:rPr>
+                <w:rFonts w:hint="eastAsia"/>
+              </w:rPr>
+              <w:t xml:space="preserve">で検索・要約・生成</w:t>
+            </w:r>
+          </w:p>
+        </w:tc>
+        <w:tc>
+          <w:tcPr/>
+          <w:p>
+            <w:pPr>
+              <w:pStyle w:val="Compact"/>
+            </w:pPr>
+            <w:r>
+              <w:rPr>
+                <w:b/>
+                <w:bCs/>
+              </w:rPr>
+              <w:t xml:space="preserve">💰 </w:t>
+            </w:r>
+            <w:r>
+              <w:rPr>
+                <w:rFonts w:hint="eastAsia"/>
+                <w:b/>
+                <w:bCs/>
+              </w:rPr>
+              <w:t xml:space="preserve">追加（Copilot</w:t>
+            </w:r>
+            <w:r>
+              <w:rPr>
+                <w:b/>
+                <w:bCs/>
+              </w:rPr>
               <w:t xml:space="preserve"> </w:t>
             </w:r>
             <w:r>
-              <w:t xml:space="preserve">〔S49〕</w:t>
+              <w:rPr>
+                <w:rFonts w:hint="eastAsia"/>
+                <w:b/>
+                <w:bCs/>
+              </w:rPr>
+              <w:t xml:space="preserve">サブスク）</w:t>
+            </w:r>
+            <w:r>
+              <w:t xml:space="preserve"> </w:t>
+            </w:r>
+            <w:r>
+              <w:t xml:space="preserve">〔S44〕</w:t>
             </w:r>
           </w:p>
         </w:tc>
@@ -22639,53 +24767,65 @@
               <w:rPr>
                 <w:rFonts w:hint="eastAsia"/>
               </w:rPr>
-              <w:t xml:space="preserve">BI（レポート作成・公開）</w:t>
-            </w:r>
-          </w:p>
-        </w:tc>
-        <w:tc>
-          <w:tcPr/>
-          <w:p>
-            <w:pPr>
-              <w:pStyle w:val="Compact"/>
-            </w:pPr>
-            <w:r>
-              <w:rPr>
-                <w:rFonts w:hint="eastAsia"/>
-              </w:rPr>
-              <w:t xml:space="preserve">原則</w:t>
-            </w:r>
-            <w:r>
-              <w:t xml:space="preserve"> ✕</w:t>
-            </w:r>
-          </w:p>
-        </w:tc>
-        <w:tc>
-          <w:tcPr/>
-          <w:p>
-            <w:pPr>
-              <w:pStyle w:val="Compact"/>
-            </w:pPr>
-            <w:r>
-              <w:rPr>
-                <w:b/>
-                <w:bCs/>
-              </w:rPr>
-              <w:t xml:space="preserve">Power BI Pro </w:t>
-            </w:r>
-            <w:r>
-              <w:rPr>
-                <w:rFonts w:hint="eastAsia"/>
-                <w:b/>
-                <w:bCs/>
-              </w:rPr>
-              <w:t xml:space="preserve">以上</w:t>
-            </w:r>
-            <w:r>
-              <w:rPr>
-                <w:rFonts w:hint="eastAsia"/>
-              </w:rPr>
-              <w:t xml:space="preserve">（構成依存）〔S50〕</w:t>
+              <w:t xml:space="preserve">Automate（プレミアムコネクタ・大規模）</w:t>
+            </w:r>
+          </w:p>
+        </w:tc>
+        <w:tc>
+          <w:tcPr/>
+          <w:p>
+            <w:pPr>
+              <w:pStyle w:val="Compact"/>
+            </w:pPr>
+            <w:r>
+              <w:rPr>
+                <w:rFonts w:hint="eastAsia"/>
+              </w:rPr>
+              <w:t xml:space="preserve">基幹系・外部SaaS連携、大量実行</w:t>
+            </w:r>
+          </w:p>
+        </w:tc>
+        <w:tc>
+          <w:tcPr/>
+          <w:p>
+            <w:pPr>
+              <w:pStyle w:val="Compact"/>
+            </w:pPr>
+            <w:r>
+              <w:rPr>
+                <w:b/>
+                <w:bCs/>
+              </w:rPr>
+              <w:t xml:space="preserve">💰 </w:t>
+            </w:r>
+            <w:r>
+              <w:rPr>
+                <w:rFonts w:hint="eastAsia"/>
+                <w:b/>
+                <w:bCs/>
+              </w:rPr>
+              <w:t xml:space="preserve">追加（Power</w:t>
+            </w:r>
+            <w:r>
+              <w:rPr>
+                <w:b/>
+                <w:bCs/>
+              </w:rPr>
+              <w:t xml:space="preserve"> Automate </w:t>
+            </w:r>
+            <w:r>
+              <w:rPr>
+                <w:rFonts w:hint="eastAsia"/>
+                <w:b/>
+                <w:bCs/>
+              </w:rPr>
+              <w:t xml:space="preserve">Premium）</w:t>
+            </w:r>
+            <w:r>
+              <w:t xml:space="preserve"> </w:t>
+            </w:r>
+            <w:r>
+              <w:t xml:space="preserve">〔S48〕</w:t>
             </w:r>
           </w:p>
         </w:tc>
@@ -22698,60 +24838,71 @@
               <w:pStyle w:val="Compact"/>
             </w:pPr>
             <w:r>
-              <w:rPr>
-                <w:b/>
-                <w:bCs/>
-              </w:rPr>
-              <w:t xml:space="preserve">Microsoft 365 Copilot</w:t>
-            </w:r>
-          </w:p>
-        </w:tc>
-        <w:tc>
-          <w:tcPr/>
-          <w:p>
-            <w:pPr>
-              <w:pStyle w:val="Compact"/>
-            </w:pPr>
-            <w:r>
-              <w:t xml:space="preserve">✕</w:t>
-            </w:r>
-          </w:p>
-        </w:tc>
-        <w:tc>
-          <w:tcPr/>
-          <w:p>
-            <w:pPr>
-              <w:pStyle w:val="Compact"/>
-            </w:pPr>
-            <w:r>
-              <w:rPr>
-                <w:b/>
-                <w:bCs/>
-              </w:rPr>
-              <w:t xml:space="preserve">Copilot </w:t>
-            </w:r>
-            <w:r>
-              <w:rPr>
-                <w:rFonts w:hint="eastAsia"/>
-                <w:b/>
-                <w:bCs/>
-              </w:rPr>
-              <w:t xml:space="preserve">追加サブスクリプション</w:t>
-            </w:r>
-            <w:r>
-              <w:rPr>
-                <w:rFonts w:hint="eastAsia"/>
-              </w:rPr>
-              <w:t xml:space="preserve">（E3</w:t>
+              <w:t xml:space="preserve">Power </w:t>
+            </w:r>
+            <w:r>
+              <w:rPr>
+                <w:rFonts w:hint="eastAsia"/>
+              </w:rPr>
+              <w:t xml:space="preserve">Apps（フル機能・無制限展開）</w:t>
+            </w:r>
+          </w:p>
+        </w:tc>
+        <w:tc>
+          <w:tcPr/>
+          <w:p>
+            <w:pPr>
+              <w:pStyle w:val="Compact"/>
+            </w:pPr>
+            <w:r>
+              <w:rPr>
+                <w:rFonts w:hint="eastAsia"/>
+              </w:rPr>
+              <w:t xml:space="preserve">本格的な業務アプリ展開</w:t>
+            </w:r>
+          </w:p>
+        </w:tc>
+        <w:tc>
+          <w:tcPr/>
+          <w:p>
+            <w:pPr>
+              <w:pStyle w:val="Compact"/>
+            </w:pPr>
+            <w:r>
+              <w:rPr>
+                <w:b/>
+                <w:bCs/>
+              </w:rPr>
+              <w:t xml:space="preserve">💰 </w:t>
+            </w:r>
+            <w:r>
+              <w:rPr>
+                <w:rFonts w:hint="eastAsia"/>
+                <w:b/>
+                <w:bCs/>
+              </w:rPr>
+              <w:t xml:space="preserve">追加（Power</w:t>
+            </w:r>
+            <w:r>
+              <w:rPr>
+                <w:b/>
+                <w:bCs/>
+              </w:rPr>
+              <w:t xml:space="preserve"> Apps </w:t>
+            </w:r>
+            <w:r>
+              <w:rPr>
+                <w:rFonts w:hint="eastAsia"/>
+                <w:b/>
+                <w:bCs/>
+              </w:rPr>
+              <w:t xml:space="preserve">Premium）</w:t>
             </w:r>
             <w:r>
               <w:t xml:space="preserve"> </w:t>
             </w:r>
             <w:r>
-              <w:rPr>
-                <w:rFonts w:hint="eastAsia"/>
-              </w:rPr>
-              <w:t xml:space="preserve">等の基本ライセンス保有が前提）〔S44〕</w:t>
+              <w:t xml:space="preserve">〔S49〕</w:t>
             </w:r>
           </w:p>
         </w:tc>
@@ -22764,57 +24915,447 @@
               <w:pStyle w:val="Compact"/>
             </w:pPr>
             <w:r>
-              <w:t xml:space="preserve">Power Platform </w:t>
-            </w:r>
-            <w:r>
-              <w:rPr>
-                <w:rFonts w:hint="eastAsia"/>
-              </w:rPr>
-              <w:t xml:space="preserve">ガバナンス（環境・DLP・管理センター）</w:t>
-            </w:r>
-          </w:p>
-        </w:tc>
-        <w:tc>
-          <w:tcPr/>
-          <w:p>
-            <w:pPr>
-              <w:pStyle w:val="Compact"/>
-            </w:pPr>
-            <w:r>
-              <w:rPr>
-                <w:rFonts w:hint="eastAsia"/>
-              </w:rPr>
-              <w:t xml:space="preserve">○（管理者権限で利用）〔S51〕</w:t>
-            </w:r>
-          </w:p>
-        </w:tc>
-        <w:tc>
-          <w:tcPr/>
-          <w:p>
-            <w:pPr>
-              <w:pStyle w:val="Compact"/>
-            </w:pPr>
-            <w:r>
-              <w:rPr>
-                <w:rFonts w:hint="eastAsia"/>
-              </w:rPr>
-              <w:t xml:space="preserve">一部監査は</w:t>
+              <w:t xml:space="preserve">Power </w:t>
+            </w:r>
+            <w:r>
+              <w:rPr>
+                <w:rFonts w:hint="eastAsia"/>
+              </w:rPr>
+              <w:t xml:space="preserve">BI（レポート作成・公開）</w:t>
+            </w:r>
+          </w:p>
+        </w:tc>
+        <w:tc>
+          <w:tcPr/>
+          <w:p>
+            <w:pPr>
+              <w:pStyle w:val="Compact"/>
+            </w:pPr>
+            <w:r>
+              <w:rPr>
+                <w:rFonts w:hint="eastAsia"/>
+              </w:rPr>
+              <w:t xml:space="preserve">データをグラフ化・共有</w:t>
+            </w:r>
+          </w:p>
+        </w:tc>
+        <w:tc>
+          <w:tcPr/>
+          <w:p>
+            <w:pPr>
+              <w:pStyle w:val="Compact"/>
+            </w:pPr>
+            <w:r>
+              <w:rPr>
+                <w:b/>
+                <w:bCs/>
+              </w:rPr>
+              <w:t xml:space="preserve">💰 </w:t>
+            </w:r>
+            <w:r>
+              <w:rPr>
+                <w:rFonts w:hint="eastAsia"/>
+                <w:b/>
+                <w:bCs/>
+              </w:rPr>
+              <w:t xml:space="preserve">追加（Power</w:t>
+            </w:r>
+            <w:r>
+              <w:rPr>
+                <w:b/>
+                <w:bCs/>
+              </w:rPr>
+              <w:t xml:space="preserve"> BI Pro </w:t>
+            </w:r>
+            <w:r>
+              <w:rPr>
+                <w:rFonts w:hint="eastAsia"/>
+                <w:b/>
+                <w:bCs/>
+              </w:rPr>
+              <w:t xml:space="preserve">以上）</w:t>
             </w:r>
             <w:r>
               <w:t xml:space="preserve"> </w:t>
             </w:r>
             <w:r>
-              <w:rPr>
-                <w:rFonts w:hint="eastAsia"/>
-              </w:rPr>
-              <w:t xml:space="preserve">E5／Purview</w:t>
+              <w:t xml:space="preserve">〔S50〕</w:t>
+            </w:r>
+          </w:p>
+        </w:tc>
+      </w:tr>
+      <w:tr>
+        <w:tc>
+          <w:tcPr/>
+          <w:p>
+            <w:pPr>
+              <w:pStyle w:val="Compact"/>
+            </w:pPr>
+            <w:r>
+              <w:rPr>
+                <w:rFonts w:hint="eastAsia"/>
+              </w:rPr>
+              <w:t xml:space="preserve">過剰共有の恒久是正（RCD</w:t>
+            </w:r>
+            <w:r>
+              <w:t xml:space="preserve"> </w:t>
+            </w:r>
+            <w:r>
+              <w:rPr>
+                <w:rFonts w:hint="eastAsia"/>
+              </w:rPr>
+              <w:t xml:space="preserve">等）</w:t>
+            </w:r>
+          </w:p>
+        </w:tc>
+        <w:tc>
+          <w:tcPr/>
+          <w:p>
+            <w:pPr>
+              <w:pStyle w:val="Compact"/>
+            </w:pPr>
+            <w:r>
+              <w:t xml:space="preserve">Copilot </w:t>
+            </w:r>
+            <w:r>
+              <w:rPr>
+                <w:rFonts w:hint="eastAsia"/>
+              </w:rPr>
+              <w:t xml:space="preserve">前の是正を自動化</w:t>
+            </w:r>
+          </w:p>
+        </w:tc>
+        <w:tc>
+          <w:tcPr/>
+          <w:p>
+            <w:pPr>
+              <w:pStyle w:val="Compact"/>
+            </w:pPr>
+            <w:r>
+              <w:rPr>
+                <w:b/>
+                <w:bCs/>
+              </w:rPr>
+              <w:t xml:space="preserve">💰 </w:t>
+            </w:r>
+            <w:r>
+              <w:rPr>
+                <w:rFonts w:hint="eastAsia"/>
+                <w:b/>
+                <w:bCs/>
+              </w:rPr>
+              <w:t xml:space="preserve">追加（SAM）</w:t>
+            </w:r>
+            <w:r>
+              <w:t xml:space="preserve"> </w:t>
+            </w:r>
+            <w:r>
+              <w:t xml:space="preserve">〔S46〕</w:t>
             </w:r>
           </w:p>
         </w:tc>
       </w:tr>
     </w:tbl>
-    <w:bookmarkEnd w:id="117"/>
-    <w:bookmarkStart w:id="122" w:name="microsoft-365-copilot-導入前の地ならしが9割"/>
+    <w:p>
+      <w:pPr>
+        <w:pStyle w:val="BlockText"/>
+      </w:pPr>
+      <w:r>
+        <w:t xml:space="preserve">💰</w:t>
+      </w:r>
+      <w:r>
+        <w:t xml:space="preserve"> </w:t>
+      </w:r>
+      <w:r>
+        <w:rPr>
+          <w:rFonts w:hint="eastAsia"/>
+          <w:b/>
+          <w:bCs/>
+        </w:rPr>
+        <w:t xml:space="preserve">【要注意】E3</w:t>
+      </w:r>
+      <w:r>
+        <w:rPr>
+          <w:b/>
+          <w:bCs/>
+        </w:rPr>
+        <w:t xml:space="preserve"> </w:t>
+      </w:r>
+      <w:r>
+        <w:rPr>
+          <w:rFonts w:hint="eastAsia"/>
+          <w:b/>
+          <w:bCs/>
+        </w:rPr>
+        <w:t xml:space="preserve">だけでは“できない”＝追加の契約・課金が必要なもの（フェーズ4）</w:t>
+      </w:r>
+      <w:r>
+        <w:t xml:space="preserve"> </w:t>
+      </w:r>
+      <w:r>
+        <w:t xml:space="preserve">-</w:t>
+      </w:r>
+      <w:r>
+        <w:t xml:space="preserve"> </w:t>
+      </w:r>
+      <w:r>
+        <w:rPr>
+          <w:b/>
+          <w:bCs/>
+        </w:rPr>
+        <w:t xml:space="preserve">Microsoft 365 Copilot</w:t>
+      </w:r>
+      <w:r>
+        <w:rPr>
+          <w:rFonts w:hint="eastAsia"/>
+        </w:rPr>
+        <w:t xml:space="preserve">（AI</w:t>
+      </w:r>
+      <w:r>
+        <w:t xml:space="preserve"> </w:t>
+      </w:r>
+      <w:r>
+        <w:rPr>
+          <w:rFonts w:hint="eastAsia"/>
+        </w:rPr>
+        <w:t xml:space="preserve">活用の本体）…</w:t>
+      </w:r>
+      <w:r>
+        <w:t xml:space="preserve"> </w:t>
+      </w:r>
+      <w:r>
+        <w:rPr>
+          <w:b/>
+          <w:bCs/>
+        </w:rPr>
+        <w:t xml:space="preserve">Copilot </w:t>
+      </w:r>
+      <w:r>
+        <w:rPr>
+          <w:rFonts w:hint="eastAsia"/>
+          <w:b/>
+          <w:bCs/>
+        </w:rPr>
+        <w:t xml:space="preserve">追加サブスクリプション</w:t>
+      </w:r>
+      <w:r>
+        <w:rPr>
+          <w:rFonts w:hint="eastAsia"/>
+        </w:rPr>
+        <w:t xml:space="preserve">（E3</w:t>
+      </w:r>
+      <w:r>
+        <w:t xml:space="preserve"> </w:t>
+      </w:r>
+      <w:r>
+        <w:rPr>
+          <w:rFonts w:hint="eastAsia"/>
+        </w:rPr>
+        <w:t xml:space="preserve">等の保有が前提）〔S44〕</w:t>
+      </w:r>
+      <w:r>
+        <w:t xml:space="preserve"> </w:t>
+      </w:r>
+      <w:r>
+        <w:t xml:space="preserve">-</w:t>
+      </w:r>
+      <w:r>
+        <w:t xml:space="preserve"> </w:t>
+      </w:r>
+      <w:r>
+        <w:rPr>
+          <w:b/>
+          <w:bCs/>
+        </w:rPr>
+        <w:t xml:space="preserve">Power Automate / Power Apps の Premium</w:t>
+      </w:r>
+      <w:r>
+        <w:rPr>
+          <w:rFonts w:hint="eastAsia"/>
+        </w:rPr>
+        <w:t xml:space="preserve">（基幹系連携・本格アプリ展開）…</w:t>
+      </w:r>
+      <w:r>
+        <w:t xml:space="preserve"> </w:t>
+      </w:r>
+      <w:r>
+        <w:rPr>
+          <w:rFonts w:hint="eastAsia"/>
+          <w:b/>
+          <w:bCs/>
+        </w:rPr>
+        <w:t xml:space="preserve">各</w:t>
+      </w:r>
+      <w:r>
+        <w:rPr>
+          <w:b/>
+          <w:bCs/>
+        </w:rPr>
+        <w:t xml:space="preserve"> Premium ライセンス</w:t>
+      </w:r>
+      <w:r>
+        <w:t xml:space="preserve">〔S48〕〔S49〕</w:t>
+      </w:r>
+      <w:r>
+        <w:t xml:space="preserve"> </w:t>
+      </w:r>
+      <w:r>
+        <w:t xml:space="preserve">-</w:t>
+      </w:r>
+      <w:r>
+        <w:t xml:space="preserve"> </w:t>
+      </w:r>
+      <w:r>
+        <w:rPr>
+          <w:b/>
+          <w:bCs/>
+        </w:rPr>
+        <w:t xml:space="preserve">Power BI </w:t>
+      </w:r>
+      <w:r>
+        <w:rPr>
+          <w:rFonts w:hint="eastAsia"/>
+          <w:b/>
+          <w:bCs/>
+        </w:rPr>
+        <w:t xml:space="preserve">のレポート作成・公開</w:t>
+      </w:r>
+      <w:r>
+        <w:t xml:space="preserve">…</w:t>
+      </w:r>
+      <w:r>
+        <w:t xml:space="preserve"> </w:t>
+      </w:r>
+      <w:r>
+        <w:rPr>
+          <w:b/>
+          <w:bCs/>
+        </w:rPr>
+        <w:t xml:space="preserve">Power BI Pro </w:t>
+      </w:r>
+      <w:r>
+        <w:rPr>
+          <w:rFonts w:hint="eastAsia"/>
+          <w:b/>
+          <w:bCs/>
+        </w:rPr>
+        <w:t xml:space="preserve">以上</w:t>
+      </w:r>
+      <w:r>
+        <w:rPr>
+          <w:rFonts w:hint="eastAsia"/>
+        </w:rPr>
+        <w:t xml:space="preserve">（構成依存）〔S50〕</w:t>
+      </w:r>
+      <w:r>
+        <w:t xml:space="preserve"> </w:t>
+      </w:r>
+      <w:r>
+        <w:t xml:space="preserve">-</w:t>
+      </w:r>
+      <w:r>
+        <w:t xml:space="preserve"> </w:t>
+      </w:r>
+      <w:r>
+        <w:rPr>
+          <w:b/>
+          <w:bCs/>
+        </w:rPr>
+        <w:t xml:space="preserve">Copilot </w:t>
+      </w:r>
+      <w:r>
+        <w:rPr>
+          <w:rFonts w:hint="eastAsia"/>
+          <w:b/>
+          <w:bCs/>
+        </w:rPr>
+        <w:t xml:space="preserve">前の恒久的な過剰共有是正</w:t>
+      </w:r>
+      <w:r>
+        <w:t xml:space="preserve">…</w:t>
+      </w:r>
+      <w:r>
+        <w:t xml:space="preserve"> </w:t>
+      </w:r>
+      <w:r>
+        <w:rPr>
+          <w:b/>
+          <w:bCs/>
+        </w:rPr>
+        <w:t xml:space="preserve">SharePoint Advanced </w:t>
+      </w:r>
+      <w:r>
+        <w:rPr>
+          <w:rFonts w:hint="eastAsia"/>
+          <w:b/>
+          <w:bCs/>
+        </w:rPr>
+        <w:t xml:space="preserve">Management（SAM・有償）</w:t>
+      </w:r>
+      <w:r>
+        <w:t xml:space="preserve">〔S46〕</w:t>
+      </w:r>
+    </w:p>
+    <w:p>
+      <w:pPr>
+        <w:pStyle w:val="BlockText"/>
+      </w:pPr>
+      <w:r>
+        <w:t xml:space="preserve">💡 </w:t>
+      </w:r>
+      <w:r>
+        <w:rPr>
+          <w:rFonts w:hint="eastAsia"/>
+        </w:rPr>
+        <w:t xml:space="preserve">逆に、</w:t>
+      </w:r>
+      <w:r>
+        <w:rPr>
+          <w:rFonts w:hint="eastAsia"/>
+          <w:b/>
+          <w:bCs/>
+        </w:rPr>
+        <w:t xml:space="preserve">Lists／Forms／Loop・標準コネクタの</w:t>
+      </w:r>
+      <w:r>
+        <w:rPr>
+          <w:b/>
+          <w:bCs/>
+        </w:rPr>
+        <w:t xml:space="preserve"> Power Automate・Restricted SharePoint </w:t>
+      </w:r>
+      <w:r>
+        <w:rPr>
+          <w:rFonts w:hint="eastAsia"/>
+          <w:b/>
+          <w:bCs/>
+        </w:rPr>
+        <w:t xml:space="preserve">Search（RSS）は</w:t>
+      </w:r>
+      <w:r>
+        <w:rPr>
+          <w:b/>
+          <w:bCs/>
+        </w:rPr>
+        <w:t xml:space="preserve"> ✅ </w:t>
+      </w:r>
+      <w:r>
+        <w:rPr>
+          <w:rFonts w:hint="eastAsia"/>
+          <w:b/>
+          <w:bCs/>
+        </w:rPr>
+        <w:t xml:space="preserve">追加費用ゼロ</w:t>
+      </w:r>
+      <w:r>
+        <w:rPr>
+          <w:rFonts w:hint="eastAsia"/>
+        </w:rPr>
+        <w:t xml:space="preserve">。まずここから始めれば、コストをかけずに効果を出せます。</w:t>
+      </w:r>
+    </w:p>
+    <w:bookmarkEnd w:id="120"/>
+    <w:bookmarkStart w:id="125" w:name="microsoft-365-copilot-導入前の地ならしが9割"/>
     <w:p>
       <w:pPr>
         <w:pStyle w:val="Heading2"/>
@@ -22875,18 +25416,18 @@
           <wp:inline>
             <wp:extent cx="5334000" cy="2190750"/>
             <wp:effectExtent b="0" l="0" r="0" t="0"/>
-            <wp:docPr descr="" title="" id="119" name="Picture"/>
+            <wp:docPr descr="" title="" id="122" name="Picture"/>
             <a:graphic>
               <a:graphicData uri="http://schemas.openxmlformats.org/drawingml/2006/picture">
                 <pic:pic>
                   <pic:nvPicPr>
-                    <pic:cNvPr descr="/tmp/claude-0/-home-user-awc-naka881-repo/a3c507aa-79e5-54ea-b8f6-816304e43f56/scratchpad/wordimg/fig10.png" id="120" name="Picture"/>
+                    <pic:cNvPr descr="/tmp/claude-0/-home-user-awc-naka881-repo/a3c507aa-79e5-54ea-b8f6-816304e43f56/scratchpad/wordimg/fig10.png" id="123" name="Picture"/>
                     <pic:cNvPicPr>
                       <a:picLocks noChangeArrowheads="1" noChangeAspect="1"/>
                     </pic:cNvPicPr>
                   </pic:nvPicPr>
                   <pic:blipFill>
-                    <a:blip r:embed="rId118"/>
+                    <a:blip r:embed="rId121"/>
                     <a:stretch>
                       <a:fillRect/>
                     </a:stretch>
@@ -23037,7 +25578,7 @@
         <w:t xml:space="preserve">だけ入れるのは危険です。</w:t>
       </w:r>
     </w:p>
-    <w:bookmarkStart w:id="121" w:name="copilot-導入前のチェックフェーズ13の総仕上げ"/>
+    <w:bookmarkStart w:id="124" w:name="copilot-導入前のチェックフェーズ13の総仕上げ"/>
     <w:p>
       <w:pPr>
         <w:pStyle w:val="Heading3"/>
@@ -23057,7 +25598,7 @@
         <w:pStyle w:val="Compact"/>
         <w:numPr>
           <w:ilvl w:val="0"/>
-          <w:numId w:val="1035"/>
+          <w:numId w:val="1038"/>
         </w:numPr>
       </w:pPr>
       <w:r>
@@ -23086,7 +25627,7 @@
         <w:pStyle w:val="Compact"/>
         <w:numPr>
           <w:ilvl w:val="0"/>
-          <w:numId w:val="1035"/>
+          <w:numId w:val="1038"/>
         </w:numPr>
       </w:pPr>
       <w:r>
@@ -23115,7 +25656,7 @@
         <w:pStyle w:val="Compact"/>
         <w:numPr>
           <w:ilvl w:val="0"/>
-          <w:numId w:val="1035"/>
+          <w:numId w:val="1038"/>
         </w:numPr>
       </w:pPr>
       <w:r>
@@ -23509,9 +26050,9 @@
         <w:t xml:space="preserve">側の機能です。名前が似ていますがライセンス帰属が異なります。</w:t>
       </w:r>
     </w:p>
-    <w:bookmarkEnd w:id="121"/>
-    <w:bookmarkEnd w:id="122"/>
-    <w:bookmarkStart w:id="123" w:name="power-automate承認通知の自動化"/>
+    <w:bookmarkEnd w:id="124"/>
+    <w:bookmarkEnd w:id="125"/>
+    <w:bookmarkStart w:id="126" w:name="power-automate承認通知の自動化"/>
     <w:p>
       <w:pPr>
         <w:pStyle w:val="Heading2"/>
@@ -23572,7 +26113,7 @@
         <w:pStyle w:val="Compact"/>
         <w:numPr>
           <w:ilvl w:val="0"/>
-          <w:numId w:val="1036"/>
+          <w:numId w:val="1039"/>
         </w:numPr>
       </w:pPr>
       <w:r>
@@ -23628,7 +26169,7 @@
         <w:pStyle w:val="Compact"/>
         <w:numPr>
           <w:ilvl w:val="0"/>
-          <w:numId w:val="1036"/>
+          <w:numId w:val="1039"/>
         </w:numPr>
       </w:pPr>
       <w:r>
@@ -23741,8 +26282,8 @@
         <w:t xml:space="preserve"> 〔S53〕。</w:t>
       </w:r>
     </w:p>
-    <w:bookmarkEnd w:id="123"/>
-    <w:bookmarkStart w:id="124" w:name="power-apps業務アプリinfopath-の後継"/>
+    <w:bookmarkEnd w:id="126"/>
+    <w:bookmarkStart w:id="127" w:name="power-apps業務アプリinfopath-の後継"/>
     <w:p>
       <w:pPr>
         <w:pStyle w:val="Heading2"/>
@@ -23824,7 +26365,7 @@
         <w:pStyle w:val="Compact"/>
         <w:numPr>
           <w:ilvl w:val="0"/>
-          <w:numId w:val="1037"/>
+          <w:numId w:val="1040"/>
         </w:numPr>
       </w:pPr>
       <w:r>
@@ -23867,7 +26408,7 @@
         <w:pStyle w:val="Compact"/>
         <w:numPr>
           <w:ilvl w:val="0"/>
-          <w:numId w:val="1037"/>
+          <w:numId w:val="1040"/>
         </w:numPr>
       </w:pPr>
       <w:r>
@@ -23900,8 +26441,8 @@
         <w:t xml:space="preserve">（追加課金）〔S49〕。</w:t>
       </w:r>
     </w:p>
-    <w:bookmarkEnd w:id="124"/>
-    <w:bookmarkStart w:id="125" w:name="power-biレポート可視化"/>
+    <w:bookmarkEnd w:id="127"/>
+    <w:bookmarkStart w:id="128" w:name="power-biレポート可視化"/>
     <w:p>
       <w:pPr>
         <w:pStyle w:val="Heading2"/>
@@ -24005,8 +26546,8 @@
         <w:t xml:space="preserve">の場合もあり、テナント構成に依存）〔S50〕。</w:t>
       </w:r>
     </w:p>
-    <w:bookmarkEnd w:id="125"/>
-    <w:bookmarkStart w:id="126" w:name="power-platform-のガバナンス"/>
+    <w:bookmarkEnd w:id="128"/>
+    <w:bookmarkStart w:id="129" w:name="power-platform-のガバナンス"/>
     <w:p>
       <w:pPr>
         <w:pStyle w:val="Heading2"/>
@@ -24069,7 +26610,7 @@
         <w:pStyle w:val="Compact"/>
         <w:numPr>
           <w:ilvl w:val="0"/>
-          <w:numId w:val="1038"/>
+          <w:numId w:val="1041"/>
         </w:numPr>
       </w:pPr>
       <w:r>
@@ -24092,7 +26633,7 @@
         <w:pStyle w:val="Compact"/>
         <w:numPr>
           <w:ilvl w:val="0"/>
-          <w:numId w:val="1038"/>
+          <w:numId w:val="1041"/>
         </w:numPr>
       </w:pPr>
       <w:r>
@@ -24152,7 +26693,7 @@
         <w:pStyle w:val="Compact"/>
         <w:numPr>
           <w:ilvl w:val="0"/>
-          <w:numId w:val="1038"/>
+          <w:numId w:val="1041"/>
         </w:numPr>
       </w:pPr>
       <w:r>
@@ -24195,8 +26736,8 @@
         <w:t xml:space="preserve">は中核機能が管理センターへ統合が進行中）〔S51〕。</w:t>
       </w:r>
     </w:p>
-    <w:bookmarkEnd w:id="126"/>
-    <w:bookmarkStart w:id="127" w:name="付属機能で今すぐできる高度化追加課金不要"/>
+    <w:bookmarkEnd w:id="129"/>
+    <w:bookmarkStart w:id="130" w:name="付属機能で今すぐできる高度化追加課金不要"/>
     <w:p>
       <w:pPr>
         <w:pStyle w:val="Heading2"/>
@@ -24554,8 +27095,8 @@
         <w:t xml:space="preserve">投資の判断材料になります。</w:t>
       </w:r>
     </w:p>
-    <w:bookmarkEnd w:id="127"/>
-    <w:bookmarkStart w:id="128" w:name="業務自動化のユースケース例"/>
+    <w:bookmarkEnd w:id="130"/>
+    <w:bookmarkStart w:id="131" w:name="業務自動化のユースケース例"/>
     <w:p>
       <w:pPr>
         <w:pStyle w:val="Heading2"/>
@@ -24926,8 +27467,8 @@
         </w:pict>
       </w:r>
     </w:p>
-    <w:bookmarkEnd w:id="128"/>
-    <w:bookmarkStart w:id="129" w:name="この章のまとめ-6"/>
+    <w:bookmarkEnd w:id="131"/>
+    <w:bookmarkStart w:id="132" w:name="この章のまとめ-6"/>
     <w:p>
       <w:pPr>
         <w:pStyle w:val="Heading2"/>
@@ -24944,7 +27485,7 @@
         <w:pStyle w:val="Compact"/>
         <w:numPr>
           <w:ilvl w:val="0"/>
-          <w:numId w:val="1039"/>
+          <w:numId w:val="1042"/>
         </w:numPr>
       </w:pPr>
       <w:r>
@@ -24979,7 +27520,7 @@
         <w:pStyle w:val="Compact"/>
         <w:numPr>
           <w:ilvl w:val="0"/>
-          <w:numId w:val="1039"/>
+          <w:numId w:val="1042"/>
         </w:numPr>
       </w:pPr>
       <w:r>
@@ -25012,7 +27553,7 @@
         <w:pStyle w:val="Compact"/>
         <w:numPr>
           <w:ilvl w:val="0"/>
-          <w:numId w:val="1039"/>
+          <w:numId w:val="1042"/>
         </w:numPr>
       </w:pPr>
       <w:r>
@@ -25050,7 +27591,7 @@
         <w:pStyle w:val="Compact"/>
         <w:numPr>
           <w:ilvl w:val="0"/>
-          <w:numId w:val="1039"/>
+          <w:numId w:val="1042"/>
         </w:numPr>
       </w:pPr>
       <w:r>
@@ -25148,9 +27689,9 @@
         <w:br w:type="page"/>
       </w:r>
     </w:p>
-    <w:bookmarkEnd w:id="129"/>
-    <w:bookmarkEnd w:id="130"/>
-    <w:bookmarkStart w:id="137" w:name="出典一覧appendix"/>
+    <w:bookmarkEnd w:id="132"/>
+    <w:bookmarkEnd w:id="133"/>
+    <w:bookmarkStart w:id="140" w:name="出典一覧appendix"/>
     <w:p>
       <w:pPr>
         <w:pStyle w:val="Heading1"/>
@@ -25358,7 +27899,7 @@
         <w:t xml:space="preserve">検索で確認できた実在の公式ページに基づきます。ページの記載内容・URL・製品名・価格は将来変更される可能性があります。実装前に最新の一次情報をご確認ください。</w:t>
       </w:r>
     </w:p>
-    <w:bookmarkStart w:id="134" w:name="microsoft-公式出典s"/>
+    <w:bookmarkStart w:id="137" w:name="microsoft-公式出典s"/>
     <w:p>
       <w:pPr>
         <w:pStyle w:val="Heading2"/>
@@ -26552,7 +29093,7 @@
         </w:tc>
       </w:tr>
     </w:tbl>
-    <w:bookmarkStart w:id="131" w:name="フェーズ2セキュリティの出典"/>
+    <w:bookmarkStart w:id="134" w:name="フェーズ2セキュリティの出典"/>
     <w:p>
       <w:pPr>
         <w:pStyle w:val="Heading3"/>
@@ -27404,8 +29945,8 @@
         </w:tc>
       </w:tr>
     </w:tbl>
-    <w:bookmarkEnd w:id="131"/>
-    <w:bookmarkStart w:id="132" w:name="フェーズ3ガバナンス運用の出典"/>
+    <w:bookmarkEnd w:id="134"/>
+    <w:bookmarkStart w:id="135" w:name="フェーズ3ガバナンス運用の出典"/>
     <w:p>
       <w:pPr>
         <w:pStyle w:val="Heading3"/>
@@ -28314,8 +30855,8 @@
         </w:tc>
       </w:tr>
     </w:tbl>
-    <w:bookmarkEnd w:id="132"/>
-    <w:bookmarkStart w:id="133" w:name="フェーズ4高度化活用の出典"/>
+    <w:bookmarkEnd w:id="135"/>
+    <w:bookmarkStart w:id="136" w:name="フェーズ4高度化活用の出典"/>
     <w:p>
       <w:pPr>
         <w:pStyle w:val="Heading3"/>
@@ -29158,9 +31699,9 @@
         <w:t xml:space="preserve">（改定されます）。</w:t>
       </w:r>
     </w:p>
-    <w:bookmarkEnd w:id="133"/>
-    <w:bookmarkEnd w:id="134"/>
-    <w:bookmarkStart w:id="136" w:name="ベンダー公式出典v"/>
+    <w:bookmarkEnd w:id="136"/>
+    <w:bookmarkEnd w:id="137"/>
+    <w:bookmarkStart w:id="139" w:name="ベンダー公式出典v"/>
     <w:p>
       <w:pPr>
         <w:pStyle w:val="Heading2"/>
@@ -29436,7 +31977,7 @@
         </w:tc>
       </w:tr>
     </w:tbl>
-    <w:bookmarkStart w:id="135" w:name="参考一次情報未確認費用の目安として調査で参照"/>
+    <w:bookmarkStart w:id="138" w:name="参考一次情報未確認費用の目安として調査で参照"/>
     <w:p>
       <w:pPr>
         <w:pStyle w:val="Heading3"/>
@@ -29453,7 +31994,7 @@
         <w:pStyle w:val="Compact"/>
         <w:numPr>
           <w:ilvl w:val="0"/>
-          <w:numId w:val="1040"/>
+          <w:numId w:val="1043"/>
         </w:numPr>
       </w:pPr>
       <w:r>
@@ -29474,7 +32015,7 @@
         <w:pStyle w:val="Compact"/>
         <w:numPr>
           <w:ilvl w:val="0"/>
-          <w:numId w:val="1040"/>
+          <w:numId w:val="1043"/>
         </w:numPr>
       </w:pPr>
       <w:r>
@@ -29524,10 +32065,10 @@
         <w:br w:type="page"/>
       </w:r>
     </w:p>
-    <w:bookmarkEnd w:id="135"/>
-    <w:bookmarkEnd w:id="136"/>
-    <w:bookmarkEnd w:id="137"/>
-    <w:bookmarkStart w:id="138" w:name="用語集"/>
+    <w:bookmarkEnd w:id="138"/>
+    <w:bookmarkEnd w:id="139"/>
+    <w:bookmarkEnd w:id="140"/>
+    <w:bookmarkStart w:id="141" w:name="用語集"/>
     <w:p>
       <w:pPr>
         <w:pStyle w:val="Heading1"/>
@@ -32428,7 +34969,7 @@
         </w:tc>
       </w:tr>
     </w:tbl>
-    <w:bookmarkEnd w:id="138"/>
+    <w:bookmarkEnd w:id="141"/>
     <w:sectPr>
       <w:footnotePr>
         <w:numRestart w:val="eachSect"/>
@@ -32957,6 +35498,12 @@
     <w:abstractNumId w:val="991"/>
   </w:num>
   <w:num w:numId="1033">
+    <w:abstractNumId w:val="991"/>
+  </w:num>
+  <w:num w:numId="1034">
+    <w:abstractNumId w:val="991"/>
+  </w:num>
+  <w:num w:numId="1035">
     <w:abstractNumId w:val="99411"/>
     <w:lvlOverride w:ilvl="0">
       <w:startOverride w:val="1"/>
@@ -32986,12 +35533,6 @@
       <w:startOverride w:val="1"/>
     </w:lvlOverride>
   </w:num>
-  <w:num w:numId="1034">
-    <w:abstractNumId w:val="991"/>
-  </w:num>
-  <w:num w:numId="1035">
-    <w:abstractNumId w:val="991"/>
-  </w:num>
   <w:num w:numId="1036">
     <w:abstractNumId w:val="991"/>
   </w:num>
@@ -33005,6 +35546,15 @@
     <w:abstractNumId w:val="991"/>
   </w:num>
   <w:num w:numId="1040">
+    <w:abstractNumId w:val="991"/>
+  </w:num>
+  <w:num w:numId="1041">
+    <w:abstractNumId w:val="991"/>
+  </w:num>
+  <w:num w:numId="1042">
+    <w:abstractNumId w:val="991"/>
+  </w:num>
+  <w:num w:numId="1043">
     <w:abstractNumId w:val="991"/>
   </w:num>
 </w:numbering>

--- a/sharepoint-online-guide/SharePoint-Online活用ガイド_フェーズ1-4.docx
+++ b/sharepoint-online-guide/SharePoint-Online活用ガイド_フェーズ1-4.docx
@@ -1697,7 +1697,7 @@
           <w:b/>
           <w:bCs/>
         </w:rPr>
-        <w:t xml:space="preserve">費用の目印（フェーズ2〜4</w:t>
+        <w:t xml:space="preserve">費用の表記（フェーズ2〜4</w:t>
       </w:r>
       <w:r>
         <w:rPr>
@@ -1726,7 +1726,7 @@
           <w:b/>
           <w:bCs/>
         </w:rPr>
-        <w:t xml:space="preserve">この章でできること（ざっくり）</w:t>
+        <w:t xml:space="preserve">この章でできること（全体像・図解）</w:t>
       </w:r>
       <w:r>
         <w:t xml:space="preserve">」と「</w:t>
@@ -1743,7 +1743,7 @@
         <w:rPr>
           <w:rFonts w:hint="eastAsia"/>
         </w:rPr>
-        <w:t xml:space="preserve">」を用意し、次の2マークで一目で分かるようにしています。</w:t>
+        <w:t xml:space="preserve">」を用意し、次の2表記で一目で分かるようにしています。</w:t>
       </w:r>
       <w:r>
         <w:t xml:space="preserve"> </w:t>
@@ -1756,18 +1756,32 @@
       </w:r>
       <w:r>
         <w:rPr>
-          <w:b/>
-          <w:bCs/>
-        </w:rPr>
-        <w:t xml:space="preserve">✅ … いまの E3 </w:t>
-      </w:r>
-      <w:r>
-        <w:rPr>
-          <w:rFonts w:hint="eastAsia"/>
-          <w:b/>
-          <w:bCs/>
-        </w:rPr>
-        <w:t xml:space="preserve">契約のまま・追加費用なしでできる</w:t>
+          <w:rFonts w:hint="eastAsia"/>
+          <w:b/>
+          <w:bCs/>
+        </w:rPr>
+        <w:t xml:space="preserve">［E3標準］</w:t>
+      </w:r>
+      <w:r>
+        <w:t xml:space="preserve"> </w:t>
+      </w:r>
+      <w:r>
+        <w:t xml:space="preserve">… </w:t>
+      </w:r>
+      <w:r>
+        <w:rPr>
+          <w:rFonts w:hint="eastAsia"/>
+        </w:rPr>
+        <w:t xml:space="preserve">追加費用なしで実施可能（現行の</w:t>
+      </w:r>
+      <w:r>
+        <w:t xml:space="preserve"> Microsoft 365 E3 </w:t>
+      </w:r>
+      <w:r>
+        <w:rPr>
+          <w:rFonts w:hint="eastAsia"/>
+        </w:rPr>
+        <w:t xml:space="preserve">の範囲）</w:t>
       </w:r>
       <w:r>
         <w:t xml:space="preserve"> </w:t>
@@ -1780,27 +1794,26 @@
       </w:r>
       <w:r>
         <w:rPr>
-          <w:b/>
-          <w:bCs/>
-        </w:rPr>
-        <w:t xml:space="preserve">💰 … </w:t>
-      </w:r>
-      <w:r>
-        <w:rPr>
-          <w:rFonts w:hint="eastAsia"/>
-          <w:b/>
-          <w:bCs/>
-        </w:rPr>
-        <w:t xml:space="preserve">追加の課金・契約が必要</w:t>
-      </w:r>
-      <w:r>
-        <w:rPr>
-          <w:rFonts w:hint="eastAsia"/>
-        </w:rPr>
-        <w:t xml:space="preserve">（E5／Entra</w:t>
-      </w:r>
-      <w:r>
-        <w:t xml:space="preserve"> </w:t>
+          <w:rFonts w:hint="eastAsia"/>
+          <w:b/>
+          <w:bCs/>
+        </w:rPr>
+        <w:t xml:space="preserve">［要追加ライセンス］</w:t>
+      </w:r>
+      <w:r>
+        <w:t xml:space="preserve"> </w:t>
+      </w:r>
+      <w:r>
+        <w:t xml:space="preserve">… </w:t>
+      </w:r>
+      <w:r>
+        <w:rPr>
+          <w:rFonts w:hint="eastAsia"/>
+        </w:rPr>
+        <w:t xml:space="preserve">別途の購入・契約が必要（E5／Entra</w:t>
+      </w:r>
+      <w:r>
+        <w:t xml:space="preserve"> ID </w:t>
       </w:r>
       <w:r>
         <w:rPr>
@@ -14317,7 +14330,7 @@
     </w:p>
     <w:bookmarkEnd w:id="81"/>
     <w:bookmarkEnd w:id="82"/>
-    <w:bookmarkStart w:id="103" w:name="フェーズ2セキュリティ秘密度ラベル監査情報保護"/>
+    <w:bookmarkStart w:id="106" w:name="フェーズ2セキュリティ秘密度ラベル監査情報保護"/>
     <w:p>
       <w:pPr>
         <w:pStyle w:val="Heading1"/>
@@ -14427,18 +14440,12 @@
         <w:pStyle w:val="BlockText"/>
       </w:pPr>
       <w:r>
-        <w:t xml:space="preserve">📌</w:t>
-      </w:r>
-      <w:r>
-        <w:t xml:space="preserve"> </w:t>
-      </w:r>
-      <w:r>
-        <w:rPr>
-          <w:rFonts w:hint="eastAsia"/>
-          <w:b/>
-          <w:bCs/>
-        </w:rPr>
-        <w:t xml:space="preserve">本章のマークの意味（費用の目印）</w:t>
+        <w:rPr>
+          <w:rFonts w:hint="eastAsia"/>
+          <w:b/>
+          <w:bCs/>
+        </w:rPr>
+        <w:t xml:space="preserve">凡例：費用の表記（本章共通）</w:t>
       </w:r>
       <w:r>
         <w:t xml:space="preserve"> </w:t>
@@ -14451,18 +14458,32 @@
       </w:r>
       <w:r>
         <w:rPr>
-          <w:b/>
-          <w:bCs/>
-        </w:rPr>
-        <w:t xml:space="preserve">✅ … いまの E3 </w:t>
-      </w:r>
-      <w:r>
-        <w:rPr>
-          <w:rFonts w:hint="eastAsia"/>
-          <w:b/>
-          <w:bCs/>
-        </w:rPr>
-        <w:t xml:space="preserve">契約のまま・追加費用なしでできる</w:t>
+          <w:rFonts w:hint="eastAsia"/>
+          <w:b/>
+          <w:bCs/>
+        </w:rPr>
+        <w:t xml:space="preserve">［E3標準］</w:t>
+      </w:r>
+      <w:r>
+        <w:t xml:space="preserve"> </w:t>
+      </w:r>
+      <w:r>
+        <w:t xml:space="preserve">… </w:t>
+      </w:r>
+      <w:r>
+        <w:rPr>
+          <w:rFonts w:hint="eastAsia"/>
+        </w:rPr>
+        <w:t xml:space="preserve">追加費用なしで実施可能（現行の</w:t>
+      </w:r>
+      <w:r>
+        <w:t xml:space="preserve"> Microsoft 365 E3 </w:t>
+      </w:r>
+      <w:r>
+        <w:rPr>
+          <w:rFonts w:hint="eastAsia"/>
+        </w:rPr>
+        <w:t xml:space="preserve">の範囲）</w:t>
       </w:r>
       <w:r>
         <w:t xml:space="preserve"> </w:t>
@@ -14475,45 +14496,44 @@
       </w:r>
       <w:r>
         <w:rPr>
-          <w:b/>
-          <w:bCs/>
-        </w:rPr>
-        <w:t xml:space="preserve">💰 … </w:t>
-      </w:r>
-      <w:r>
-        <w:rPr>
-          <w:rFonts w:hint="eastAsia"/>
-          <w:b/>
-          <w:bCs/>
-        </w:rPr>
-        <w:t xml:space="preserve">追加の課金・契約が必要</w:t>
-      </w:r>
-      <w:r>
-        <w:rPr>
-          <w:rFonts w:hint="eastAsia"/>
-        </w:rPr>
-        <w:t xml:space="preserve">（カッコ内が必要なもの。E5＝上位プラン、Entra</w:t>
-      </w:r>
-      <w:r>
-        <w:t xml:space="preserve"> </w:t>
-      </w:r>
-      <w:r>
-        <w:rPr>
-          <w:rFonts w:hint="eastAsia"/>
-        </w:rPr>
-        <w:t xml:space="preserve">P2＝ID</w:t>
-      </w:r>
-      <w:r>
-        <w:t xml:space="preserve"> </w:t>
-      </w:r>
-      <w:r>
-        <w:rPr>
-          <w:rFonts w:hint="eastAsia"/>
-        </w:rPr>
-        <w:t xml:space="preserve">の上位機能、いずれも有料）</w:t>
-      </w:r>
-    </w:p>
-    <w:bookmarkStart w:id="83" w:name="この章でできるようになることまずはざっくり"/>
+          <w:rFonts w:hint="eastAsia"/>
+          <w:b/>
+          <w:bCs/>
+        </w:rPr>
+        <w:t xml:space="preserve">［要追加ライセンス］</w:t>
+      </w:r>
+      <w:r>
+        <w:t xml:space="preserve"> </w:t>
+      </w:r>
+      <w:r>
+        <w:t xml:space="preserve">… </w:t>
+      </w:r>
+      <w:r>
+        <w:rPr>
+          <w:rFonts w:hint="eastAsia"/>
+        </w:rPr>
+        <w:t xml:space="preserve">別途の購入・契約が必要（カッコ内が対象。E5／E5</w:t>
+      </w:r>
+      <w:r>
+        <w:t xml:space="preserve"> </w:t>
+      </w:r>
+      <w:r>
+        <w:rPr>
+          <w:rFonts w:hint="eastAsia"/>
+        </w:rPr>
+        <w:t xml:space="preserve">Compliance／Microsoft</w:t>
+      </w:r>
+      <w:r>
+        <w:t xml:space="preserve"> Entra ID P2 </w:t>
+      </w:r>
+      <w:r>
+        <w:rPr>
+          <w:rFonts w:hint="eastAsia"/>
+        </w:rPr>
+        <w:t xml:space="preserve">等）</w:t>
+      </w:r>
+    </w:p>
+    <w:bookmarkStart w:id="86" w:name="この章でできること全体像"/>
     <w:p>
       <w:pPr>
         <w:pStyle w:val="Heading2"/>
@@ -14522,7 +14542,7 @@
         <w:rPr>
           <w:rFonts w:hint="eastAsia"/>
         </w:rPr>
-        <w:t xml:space="preserve">この章でできるようになること（まずはざっくり）</w:t>
+        <w:t xml:space="preserve">この章でできること（全体像）</w:t>
       </w:r>
     </w:p>
     <w:p>
@@ -14533,7 +14553,44 @@
         <w:rPr>
           <w:rFonts w:hint="eastAsia"/>
         </w:rPr>
-        <w:t xml:space="preserve">むずかしく考えず、「何ができるか」を普段の言葉で。詳細は</w:t>
+        <w:t xml:space="preserve">まず「何ができるか」を俯瞰します。左側が</w:t>
+      </w:r>
+      <w:r>
+        <w:t xml:space="preserve"> </w:t>
+      </w:r>
+      <w:r>
+        <w:rPr>
+          <w:rFonts w:hint="eastAsia"/>
+          <w:b/>
+          <w:bCs/>
+        </w:rPr>
+        <w:t xml:space="preserve">［E3標準］（追加費用なし）</w:t>
+      </w:r>
+      <w:r>
+        <w:rPr>
+          <w:rFonts w:hint="eastAsia"/>
+        </w:rPr>
+        <w:t xml:space="preserve">、右側が</w:t>
+      </w:r>
+      <w:r>
+        <w:t xml:space="preserve"> </w:t>
+      </w:r>
+      <w:r>
+        <w:rPr>
+          <w:rFonts w:hint="eastAsia"/>
+          <w:b/>
+          <w:bCs/>
+        </w:rPr>
+        <w:t xml:space="preserve">［要追加ライセンス］</w:t>
+      </w:r>
+      <w:r>
+        <w:t xml:space="preserve"> </w:t>
+      </w:r>
+      <w:r>
+        <w:rPr>
+          <w:rFonts w:hint="eastAsia"/>
+        </w:rPr>
+        <w:t xml:space="preserve">で実現できる範囲です。詳細は</w:t>
       </w:r>
       <w:r>
         <w:t xml:space="preserve"> §1 </w:t>
@@ -14547,401 +14604,103 @@
     </w:p>
     <w:p>
       <w:pPr>
-        <w:pStyle w:val="Compact"/>
-        <w:numPr>
-          <w:ilvl w:val="0"/>
-          <w:numId w:val="1026"/>
-        </w:numPr>
-      </w:pPr>
-      <w:r>
-        <w:t xml:space="preserve">🔍</w:t>
-      </w:r>
-      <w:r>
-        <w:t xml:space="preserve"> </w:t>
-      </w:r>
-      <w:r>
-        <w:rPr>
-          <w:rFonts w:hint="eastAsia"/>
-          <w:b/>
-          <w:bCs/>
-        </w:rPr>
-        <w:t xml:space="preserve">記録を残す</w:t>
-      </w:r>
-      <w:r>
-        <w:rPr>
-          <w:rFonts w:hint="eastAsia"/>
-        </w:rPr>
-        <w:t xml:space="preserve">：誰がどのファイルを開いた・共有した・消したかを記録し、後から調べられる（＝監査ログ）…</w:t>
-      </w:r>
-      <w:r>
-        <w:t xml:space="preserve"> </w:t>
-      </w:r>
-      <w:r>
-        <w:rPr>
-          <w:b/>
-          <w:bCs/>
-        </w:rPr>
-        <w:t xml:space="preserve">✅ E3</w:t>
-      </w:r>
-    </w:p>
-    <w:p>
-      <w:pPr>
-        <w:pStyle w:val="Compact"/>
-        <w:numPr>
-          <w:ilvl w:val="0"/>
-          <w:numId w:val="1026"/>
-        </w:numPr>
-      </w:pPr>
-      <w:r>
-        <w:t xml:space="preserve">🏷️</w:t>
-      </w:r>
-      <w:r>
-        <w:t xml:space="preserve"> </w:t>
-      </w:r>
-      <w:r>
-        <w:rPr>
-          <w:rFonts w:hint="eastAsia"/>
-          <w:b/>
-          <w:bCs/>
-        </w:rPr>
-        <w:t xml:space="preserve">ファイルに「社外秘」の札を付けて守る</w:t>
-      </w:r>
-      <w:r>
-        <w:rPr>
-          <w:rFonts w:hint="eastAsia"/>
-        </w:rPr>
-        <w:t xml:space="preserve">：Office</w:t>
-      </w:r>
-      <w:r>
-        <w:t xml:space="preserve"> </w:t>
-      </w:r>
-      <w:r>
-        <w:rPr>
-          <w:rFonts w:hint="eastAsia"/>
-        </w:rPr>
-        <w:t xml:space="preserve">ファイルにラベルを付け、暗号化する（＝秘密度ラベルを手で付ける）…</w:t>
-      </w:r>
-      <w:r>
-        <w:t xml:space="preserve"> </w:t>
-      </w:r>
-      <w:r>
-        <w:rPr>
-          <w:b/>
-          <w:bCs/>
-        </w:rPr>
-        <w:t xml:space="preserve">✅ E3</w:t>
-      </w:r>
-    </w:p>
-    <w:p>
-      <w:pPr>
-        <w:pStyle w:val="Compact"/>
-        <w:numPr>
-          <w:ilvl w:val="0"/>
-          <w:numId w:val="1026"/>
-        </w:numPr>
-      </w:pPr>
-      <w:r>
-        <w:t xml:space="preserve">🤖</w:t>
-      </w:r>
-      <w:r>
-        <w:t xml:space="preserve"> </w:t>
-      </w:r>
-      <w:r>
-        <w:rPr>
-          <w:rFonts w:hint="eastAsia"/>
-          <w:b/>
-          <w:bCs/>
-        </w:rPr>
-        <w:t xml:space="preserve">札を自動で付ける</w:t>
-      </w:r>
-      <w:r>
-        <w:rPr>
-          <w:rFonts w:hint="eastAsia"/>
-        </w:rPr>
-        <w:t xml:space="preserve">：中身（マイナンバー等）を判定して自動でラベル</w:t>
-      </w:r>
-      <w:r>
-        <w:t xml:space="preserve"> …</w:t>
-      </w:r>
-      <w:r>
-        <w:t xml:space="preserve"> </w:t>
-      </w:r>
-      <w:r>
-        <w:rPr>
-          <w:b/>
-          <w:bCs/>
-        </w:rPr>
-        <w:t xml:space="preserve">💰 </w:t>
-      </w:r>
-      <w:r>
-        <w:rPr>
-          <w:rFonts w:hint="eastAsia"/>
-          <w:b/>
-          <w:bCs/>
-        </w:rPr>
-        <w:t xml:space="preserve">追加（E5）</w:t>
-      </w:r>
-    </w:p>
-    <w:p>
-      <w:pPr>
-        <w:pStyle w:val="Compact"/>
-        <w:numPr>
-          <w:ilvl w:val="0"/>
-          <w:numId w:val="1026"/>
-        </w:numPr>
-      </w:pPr>
-      <w:r>
-        <w:t xml:space="preserve">🚫</w:t>
-      </w:r>
-      <w:r>
-        <w:t xml:space="preserve"> </w:t>
-      </w:r>
-      <w:r>
-        <w:rPr>
-          <w:rFonts w:hint="eastAsia"/>
-          <w:b/>
-          <w:bCs/>
-        </w:rPr>
-        <w:t xml:space="preserve">持ち出しを止める</w:t>
-      </w:r>
-      <w:r>
-        <w:rPr>
-          <w:rFonts w:hint="eastAsia"/>
-        </w:rPr>
-        <w:t xml:space="preserve">：クレカ番号入りファイルの外部共有をブロック（＝DLP）…</w:t>
-      </w:r>
-      <w:r>
-        <w:t xml:space="preserve"> </w:t>
-      </w:r>
-      <w:r>
-        <w:rPr>
-          <w:b/>
-          <w:bCs/>
-        </w:rPr>
-        <w:t xml:space="preserve">✅ E3</w:t>
-      </w:r>
-      <w:r>
-        <w:rPr>
-          <w:rFonts w:hint="eastAsia"/>
-        </w:rPr>
-        <w:t xml:space="preserve">（ただし</w:t>
-      </w:r>
-      <w:r>
-        <w:t xml:space="preserve"> Teams </w:t>
-      </w:r>
-      <w:r>
-        <w:rPr>
-          <w:rFonts w:hint="eastAsia"/>
-        </w:rPr>
-        <w:t xml:space="preserve">チャット本文・PC</w:t>
-      </w:r>
-      <w:r>
-        <w:t xml:space="preserve"> の USB は</w:t>
-      </w:r>
-      <w:r>
-        <w:t xml:space="preserve"> </w:t>
-      </w:r>
-      <w:r>
-        <w:rPr>
-          <w:b/>
-          <w:bCs/>
-        </w:rPr>
-        <w:t xml:space="preserve">💰 E5</w:t>
-      </w:r>
-      <w:r>
-        <w:rPr>
-          <w:rFonts w:hint="eastAsia"/>
-        </w:rPr>
-        <w:t xml:space="preserve">）</w:t>
-      </w:r>
-    </w:p>
-    <w:p>
-      <w:pPr>
-        <w:pStyle w:val="Compact"/>
-        <w:numPr>
-          <w:ilvl w:val="0"/>
-          <w:numId w:val="1026"/>
-        </w:numPr>
-      </w:pPr>
-      <w:r>
-        <w:t xml:space="preserve">🔐</w:t>
-      </w:r>
-      <w:r>
-        <w:t xml:space="preserve"> </w:t>
-      </w:r>
-      <w:r>
-        <w:rPr>
-          <w:rFonts w:hint="eastAsia"/>
-          <w:b/>
-          <w:bCs/>
-        </w:rPr>
-        <w:t xml:space="preserve">入口を固める</w:t>
-      </w:r>
-      <w:r>
-        <w:rPr>
-          <w:rFonts w:hint="eastAsia"/>
-        </w:rPr>
-        <w:t xml:space="preserve">：社外からは</w:t>
-      </w:r>
-      <w:r>
-        <w:t xml:space="preserve"> MFA </w:t>
-      </w:r>
-      <w:r>
-        <w:rPr>
-          <w:rFonts w:hint="eastAsia"/>
-        </w:rPr>
-        <w:t xml:space="preserve">必須、私物</w:t>
-      </w:r>
-      <w:r>
-        <w:t xml:space="preserve"> PC </w:t>
-      </w:r>
-      <w:r>
-        <w:rPr>
-          <w:rFonts w:hint="eastAsia"/>
-        </w:rPr>
-        <w:t xml:space="preserve">は閲覧のみ</w:t>
-      </w:r>
-      <w:r>
-        <w:t xml:space="preserve"> </w:t>
-      </w:r>
-      <w:r>
-        <w:rPr>
-          <w:rFonts w:hint="eastAsia"/>
-        </w:rPr>
-        <w:t xml:space="preserve">等（＝条件付きアクセス）…</w:t>
-      </w:r>
-      <w:r>
-        <w:t xml:space="preserve"> </w:t>
-      </w:r>
-      <w:r>
-        <w:rPr>
-          <w:b/>
-          <w:bCs/>
-        </w:rPr>
-        <w:t xml:space="preserve">✅ E3</w:t>
-      </w:r>
-      <w:r>
-        <w:rPr>
-          <w:rFonts w:hint="eastAsia"/>
-        </w:rPr>
-        <w:t xml:space="preserve">（高度なリスク自動判定は</w:t>
-      </w:r>
-      <w:r>
-        <w:t xml:space="preserve"> </w:t>
-      </w:r>
-      <w:r>
-        <w:rPr>
-          <w:b/>
-          <w:bCs/>
-        </w:rPr>
-        <w:t xml:space="preserve">💰 E5</w:t>
-      </w:r>
-      <w:r>
-        <w:rPr>
-          <w:rFonts w:hint="eastAsia"/>
-        </w:rPr>
-        <w:t xml:space="preserve">）</w:t>
-      </w:r>
-    </w:p>
-    <w:p>
-      <w:pPr>
-        <w:pStyle w:val="Compact"/>
-        <w:numPr>
-          <w:ilvl w:val="0"/>
-          <w:numId w:val="1026"/>
-        </w:numPr>
-      </w:pPr>
-      <w:r>
-        <w:t xml:space="preserve">🧹</w:t>
-      </w:r>
-      <w:r>
-        <w:t xml:space="preserve"> </w:t>
-      </w:r>
-      <w:r>
-        <w:rPr>
-          <w:rFonts w:hint="eastAsia"/>
-          <w:b/>
-          <w:bCs/>
-        </w:rPr>
-        <w:t xml:space="preserve">ゲストを棚卸す</w:t>
-      </w:r>
-      <w:r>
-        <w:rPr>
-          <w:rFonts w:hint="eastAsia"/>
-        </w:rPr>
-        <w:t xml:space="preserve">：招いた社外ユーザーを定期的に見直す（＝アクセスレビュー）…</w:t>
-      </w:r>
-      <w:r>
-        <w:t xml:space="preserve"> </w:t>
-      </w:r>
-      <w:r>
-        <w:rPr>
-          <w:b/>
-          <w:bCs/>
-        </w:rPr>
-        <w:t xml:space="preserve">💰 </w:t>
-      </w:r>
-      <w:r>
-        <w:rPr>
-          <w:rFonts w:hint="eastAsia"/>
-          <w:b/>
-          <w:bCs/>
-        </w:rPr>
-        <w:t xml:space="preserve">追加（E5</w:t>
-      </w:r>
-      <w:r>
-        <w:rPr>
-          <w:b/>
-          <w:bCs/>
-        </w:rPr>
-        <w:t xml:space="preserve"> </w:t>
-      </w:r>
-      <w:r>
-        <w:rPr>
-          <w:rFonts w:hint="eastAsia"/>
-          <w:b/>
-          <w:bCs/>
-        </w:rPr>
-        <w:t xml:space="preserve">相当）</w:t>
-      </w:r>
-    </w:p>
-    <w:p>
-      <w:pPr>
-        <w:pStyle w:val="FirstParagraph"/>
-      </w:pPr>
-      <w:r>
-        <w:t xml:space="preserve">👉</w:t>
-      </w:r>
-      <w:r>
-        <w:t xml:space="preserve"> </w:t>
-      </w:r>
-      <w:r>
-        <w:rPr>
-          <w:b/>
-          <w:bCs/>
-        </w:rPr>
-        <w:t xml:space="preserve">まず </w:t>
-      </w:r>
-      <w:r>
-        <w:rPr>
-          <w:rFonts w:hint="eastAsia"/>
-          <w:b/>
-          <w:bCs/>
-        </w:rPr>
-        <w:t xml:space="preserve">✅（E3のまま）でできる「記録を残す・入口を固める・手で札を付ける」から着手</w:t>
-      </w:r>
-      <w:r>
-        <w:t xml:space="preserve">し、💰 </w:t>
-      </w:r>
-      <w:r>
-        <w:rPr>
-          <w:rFonts w:hint="eastAsia"/>
-        </w:rPr>
-        <w:t xml:space="preserve">の高度機能は投資判断とセットで後から足す――これがフェーズ2の基本方針です。</w:t>
-      </w:r>
-    </w:p>
-    <w:bookmarkEnd w:id="83"/>
-    <w:bookmarkStart w:id="84" w:name="追加費用の要否ひとめ表"/>
+        <w:pStyle w:val="BodyText"/>
+      </w:pPr>
+      <w:r>
+        <w:drawing>
+          <wp:inline>
+            <wp:extent cx="5334000" cy="6327321"/>
+            <wp:effectExtent b="0" l="0" r="0" t="0"/>
+            <wp:docPr descr="" title="" id="84" name="Picture"/>
+            <a:graphic>
+              <a:graphicData uri="http://schemas.openxmlformats.org/drawingml/2006/picture">
+                <pic:pic>
+                  <pic:nvPicPr>
+                    <pic:cNvPr descr="/tmp/claude-0/-home-user-awc-naka881-repo/a3c507aa-79e5-54ea-b8f6-816304e43f56/scratchpad/wordimg/fig7.png" id="85" name="Picture"/>
+                    <pic:cNvPicPr>
+                      <a:picLocks noChangeArrowheads="1" noChangeAspect="1"/>
+                    </pic:cNvPicPr>
+                  </pic:nvPicPr>
+                  <pic:blipFill>
+                    <a:blip r:embed="rId83"/>
+                    <a:stretch>
+                      <a:fillRect/>
+                    </a:stretch>
+                  </pic:blipFill>
+                  <pic:spPr bwMode="auto">
+                    <a:xfrm>
+                      <a:off x="0" y="0"/>
+                      <a:ext cx="5334000" cy="6327321"/>
+                    </a:xfrm>
+                    <a:prstGeom prst="rect">
+                      <a:avLst/>
+                    </a:prstGeom>
+                    <a:noFill/>
+                    <a:ln w="9525">
+                      <a:noFill/>
+                      <a:headEnd/>
+                      <a:tailEnd/>
+                    </a:ln>
+                  </pic:spPr>
+                </pic:pic>
+              </a:graphicData>
+            </a:graphic>
+          </wp:inline>
+        </w:drawing>
+      </w:r>
+    </w:p>
+    <w:p>
+      <w:pPr>
+        <w:pStyle w:val="BodyText"/>
+      </w:pPr>
+      <w:r>
+        <w:rPr>
+          <w:rFonts w:hint="eastAsia"/>
+          <w:b/>
+          <w:bCs/>
+        </w:rPr>
+        <w:t xml:space="preserve">基本方針</w:t>
+      </w:r>
+      <w:r>
+        <w:rPr>
+          <w:rFonts w:hint="eastAsia"/>
+        </w:rPr>
+        <w:t xml:space="preserve">：まず</w:t>
+      </w:r>
+      <w:r>
+        <w:t xml:space="preserve"> </w:t>
+      </w:r>
+      <w:r>
+        <w:rPr>
+          <w:rFonts w:hint="eastAsia"/>
+          <w:b/>
+          <w:bCs/>
+        </w:rPr>
+        <w:t xml:space="preserve">［E3標準］</w:t>
+      </w:r>
+      <w:r>
+        <w:rPr>
+          <w:rFonts w:hint="eastAsia"/>
+        </w:rPr>
+        <w:t xml:space="preserve">でできる「記録を残す・入口を固める・手でラベルを付ける」から着手し、</w:t>
+      </w:r>
+      <w:r>
+        <w:rPr>
+          <w:rFonts w:hint="eastAsia"/>
+          <w:b/>
+          <w:bCs/>
+        </w:rPr>
+        <w:t xml:space="preserve">［要追加ライセンス］</w:t>
+      </w:r>
+      <w:r>
+        <w:rPr>
+          <w:rFonts w:hint="eastAsia"/>
+        </w:rPr>
+        <w:t xml:space="preserve">の高度機能は投資判断とセットで段階的に導入します。</w:t>
+      </w:r>
+    </w:p>
+    <w:bookmarkEnd w:id="86"/>
+    <w:bookmarkStart w:id="87" w:name="追加費用の要否ひとめ表"/>
     <w:p>
       <w:pPr>
         <w:pStyle w:val="Heading2"/>
@@ -14979,35 +14738,32 @@
               <w:rPr>
                 <w:rFonts w:hint="eastAsia"/>
               </w:rPr>
-              <w:t xml:space="preserve">やりたいこと（機能）</w:t>
-            </w:r>
-          </w:p>
-        </w:tc>
-        <w:tc>
-          <w:tcPr/>
-          <w:p>
-            <w:pPr>
-              <w:pStyle w:val="Compact"/>
-            </w:pPr>
-            <w:r>
-              <w:rPr>
-                <w:rFonts w:hint="eastAsia"/>
-              </w:rPr>
-              <w:t xml:space="preserve">ざっくり何ができる</w:t>
-            </w:r>
-          </w:p>
-        </w:tc>
-        <w:tc>
-          <w:tcPr/>
-          <w:p>
-            <w:pPr>
-              <w:pStyle w:val="Compact"/>
-            </w:pPr>
-            <w:r>
-              <w:rPr>
-                <w:rFonts w:hint="eastAsia"/>
-              </w:rPr>
-              <w:t xml:space="preserve">追加費用は？</w:t>
+              <w:t xml:space="preserve">機能</w:t>
+            </w:r>
+          </w:p>
+        </w:tc>
+        <w:tc>
+          <w:tcPr/>
+          <w:p>
+            <w:pPr>
+              <w:pStyle w:val="Compact"/>
+            </w:pPr>
+            <w:r>
+              <w:t xml:space="preserve">できること</w:t>
+            </w:r>
+          </w:p>
+        </w:tc>
+        <w:tc>
+          <w:tcPr/>
+          <w:p>
+            <w:pPr>
+              <w:pStyle w:val="Compact"/>
+            </w:pPr>
+            <w:r>
+              <w:rPr>
+                <w:rFonts w:hint="eastAsia"/>
+              </w:rPr>
+              <w:t xml:space="preserve">追加費用</w:t>
             </w:r>
           </w:p>
         </w:tc>
@@ -15049,16 +14805,17 @@
             </w:pPr>
             <w:r>
               <w:rPr>
-                <w:b/>
-                <w:bCs/>
-              </w:rPr>
-              <w:t xml:space="preserve">✅ E3のまま</w:t>
-            </w:r>
-            <w:r>
-              <w:t xml:space="preserve"> </w:t>
-            </w:r>
-            <w:r>
-              <w:t xml:space="preserve">〔S24〕</w:t>
+                <w:rFonts w:hint="eastAsia"/>
+                <w:b/>
+                <w:bCs/>
+              </w:rPr>
+              <w:t xml:space="preserve">E3標準</w:t>
+            </w:r>
+            <w:r>
+              <w:rPr>
+                <w:rFonts w:hint="eastAsia"/>
+              </w:rPr>
+              <w:t xml:space="preserve">（追加費用なし）〔S24〕</w:t>
             </w:r>
           </w:p>
         </w:tc>
@@ -15074,7 +14831,7 @@
               <w:rPr>
                 <w:rFonts w:hint="eastAsia"/>
               </w:rPr>
-              <w:t xml:space="preserve">秘密度ラベル（手で付ける・暗号化）</w:t>
+              <w:t xml:space="preserve">秘密度ラベル（手動付与・暗号化）</w:t>
             </w:r>
           </w:p>
         </w:tc>
@@ -15100,16 +14857,17 @@
             </w:pPr>
             <w:r>
               <w:rPr>
-                <w:b/>
-                <w:bCs/>
-              </w:rPr>
-              <w:t xml:space="preserve">✅ E3のまま</w:t>
-            </w:r>
-            <w:r>
-              <w:t xml:space="preserve"> </w:t>
-            </w:r>
-            <w:r>
-              <w:t xml:space="preserve">〔S18〕</w:t>
+                <w:rFonts w:hint="eastAsia"/>
+                <w:b/>
+                <w:bCs/>
+              </w:rPr>
+              <w:t xml:space="preserve">E3標準</w:t>
+            </w:r>
+            <w:r>
+              <w:rPr>
+                <w:rFonts w:hint="eastAsia"/>
+              </w:rPr>
+              <w:t xml:space="preserve">（追加費用なし）〔S18〕</w:t>
             </w:r>
           </w:p>
         </w:tc>
@@ -15125,16 +14883,7 @@
               <w:rPr>
                 <w:rFonts w:hint="eastAsia"/>
               </w:rPr>
-              <w:t xml:space="preserve">DLP（SharePoint/OneDrive/Exchange</w:t>
-            </w:r>
-            <w:r>
-              <w:t xml:space="preserve"> </w:t>
-            </w:r>
-            <w:r>
-              <w:rPr>
-                <w:rFonts w:hint="eastAsia"/>
-              </w:rPr>
-              <w:t xml:space="preserve">のファイル）</w:t>
+              <w:t xml:space="preserve">DLP（SharePoint/OneDrive/Exchange）</w:t>
             </w:r>
           </w:p>
         </w:tc>
@@ -15160,16 +14909,17 @@
             </w:pPr>
             <w:r>
               <w:rPr>
-                <w:b/>
-                <w:bCs/>
-              </w:rPr>
-              <w:t xml:space="preserve">✅ E3のまま</w:t>
-            </w:r>
-            <w:r>
-              <w:t xml:space="preserve"> </w:t>
-            </w:r>
-            <w:r>
-              <w:t xml:space="preserve">〔S22〕</w:t>
+                <w:rFonts w:hint="eastAsia"/>
+                <w:b/>
+                <w:bCs/>
+              </w:rPr>
+              <w:t xml:space="preserve">E3標準</w:t>
+            </w:r>
+            <w:r>
+              <w:rPr>
+                <w:rFonts w:hint="eastAsia"/>
+              </w:rPr>
+              <w:t xml:space="preserve">（追加費用なし）〔S22〕</w:t>
             </w:r>
           </w:p>
         </w:tc>
@@ -15199,22 +14949,32 @@
               <w:rPr>
                 <w:rFonts w:hint="eastAsia"/>
               </w:rPr>
-              <w:t xml:space="preserve">入口をMFA・デバイス条件で固める</w:t>
-            </w:r>
-          </w:p>
-        </w:tc>
-        <w:tc>
-          <w:tcPr/>
-          <w:p>
-            <w:pPr>
-              <w:pStyle w:val="Compact"/>
-            </w:pPr>
-            <w:r>
-              <w:rPr>
-                <w:b/>
-                <w:bCs/>
-              </w:rPr>
-              <w:t xml:space="preserve">✅ E3のまま</w:t>
+              <w:t xml:space="preserve">入口を</w:t>
+            </w:r>
+            <w:r>
+              <w:t xml:space="preserve"> </w:t>
+            </w:r>
+            <w:r>
+              <w:rPr>
+                <w:rFonts w:hint="eastAsia"/>
+              </w:rPr>
+              <w:t xml:space="preserve">MFA・デバイス条件で固める</w:t>
+            </w:r>
+          </w:p>
+        </w:tc>
+        <w:tc>
+          <w:tcPr/>
+          <w:p>
+            <w:pPr>
+              <w:pStyle w:val="Compact"/>
+            </w:pPr>
+            <w:r>
+              <w:rPr>
+                <w:rFonts w:hint="eastAsia"/>
+                <w:b/>
+                <w:bCs/>
+              </w:rPr>
+              <w:t xml:space="preserve">E3標準</w:t>
             </w:r>
             <w:r>
               <w:rPr>
@@ -15271,16 +15031,17 @@
             </w:pPr>
             <w:r>
               <w:rPr>
-                <w:b/>
-                <w:bCs/>
-              </w:rPr>
-              <w:t xml:space="preserve">✅ E3のまま</w:t>
-            </w:r>
-            <w:r>
-              <w:t xml:space="preserve"> </w:t>
-            </w:r>
-            <w:r>
-              <w:t xml:space="preserve">〔S25〕</w:t>
+                <w:rFonts w:hint="eastAsia"/>
+                <w:b/>
+                <w:bCs/>
+              </w:rPr>
+              <w:t xml:space="preserve">E3標準</w:t>
+            </w:r>
+            <w:r>
+              <w:rPr>
+                <w:rFonts w:hint="eastAsia"/>
+              </w:rPr>
+              <w:t xml:space="preserve">（追加費用なし）〔S25〕</w:t>
             </w:r>
           </w:p>
         </w:tc>
@@ -15324,51 +15085,38 @@
               <w:rPr>
                 <w:rFonts w:hint="eastAsia"/>
               </w:rPr>
-              <w:t xml:space="preserve">中身を判定して自動で札を付ける</w:t>
-            </w:r>
-          </w:p>
-        </w:tc>
-        <w:tc>
-          <w:tcPr/>
-          <w:p>
-            <w:pPr>
-              <w:pStyle w:val="Compact"/>
-            </w:pPr>
-            <w:r>
-              <w:rPr>
-                <w:b/>
-                <w:bCs/>
-              </w:rPr>
-              <w:t xml:space="preserve">💰 </w:t>
-            </w:r>
-            <w:r>
-              <w:rPr>
-                <w:rFonts w:hint="eastAsia"/>
-                <w:b/>
-                <w:bCs/>
-              </w:rPr>
-              <w:t xml:space="preserve">追加（E5／E3＋E5</w:t>
-            </w:r>
-            <w:r>
-              <w:rPr>
-                <w:b/>
-                <w:bCs/>
-              </w:rPr>
+              <w:t xml:space="preserve">中身を判定して自動でラベル</w:t>
+            </w:r>
+          </w:p>
+        </w:tc>
+        <w:tc>
+          <w:tcPr/>
+          <w:p>
+            <w:pPr>
+              <w:pStyle w:val="Compact"/>
+            </w:pPr>
+            <w:r>
+              <w:rPr>
+                <w:rFonts w:hint="eastAsia"/>
+                <w:b/>
+                <w:bCs/>
+              </w:rPr>
+              <w:t xml:space="preserve">要追加ライセンス</w:t>
+            </w:r>
+            <w:r>
+              <w:rPr>
+                <w:rFonts w:hint="eastAsia"/>
+              </w:rPr>
+              <w:t xml:space="preserve">（E5／E3＋E5</w:t>
+            </w:r>
+            <w:r>
               <w:t xml:space="preserve"> </w:t>
             </w:r>
             <w:r>
               <w:rPr>
                 <w:rFonts w:hint="eastAsia"/>
-                <w:b/>
-                <w:bCs/>
-              </w:rPr>
-              <w:t xml:space="preserve">Compliance）</w:t>
-            </w:r>
-            <w:r>
-              <w:t xml:space="preserve"> </w:t>
-            </w:r>
-            <w:r>
-              <w:t xml:space="preserve">〔S19〕</w:t>
+              </w:rPr>
+              <w:t xml:space="preserve">Compliance）〔S19〕</w:t>
             </w:r>
           </w:p>
         </w:tc>
@@ -15431,24 +15179,17 @@
             </w:pPr>
             <w:r>
               <w:rPr>
-                <w:b/>
-                <w:bCs/>
-              </w:rPr>
-              <w:t xml:space="preserve">💰 </w:t>
-            </w:r>
-            <w:r>
-              <w:rPr>
-                <w:rFonts w:hint="eastAsia"/>
-                <w:b/>
-                <w:bCs/>
-              </w:rPr>
-              <w:t xml:space="preserve">追加（E5）</w:t>
-            </w:r>
-            <w:r>
-              <w:t xml:space="preserve"> </w:t>
-            </w:r>
-            <w:r>
-              <w:t xml:space="preserve">〔S22〕</w:t>
+                <w:rFonts w:hint="eastAsia"/>
+                <w:b/>
+                <w:bCs/>
+              </w:rPr>
+              <w:t xml:space="preserve">要追加ライセンス</w:t>
+            </w:r>
+            <w:r>
+              <w:rPr>
+                <w:rFonts w:hint="eastAsia"/>
+              </w:rPr>
+              <w:t xml:space="preserve">（E5）〔S22〕</w:t>
             </w:r>
           </w:p>
         </w:tc>
@@ -15509,39 +15250,26 @@
             </w:pPr>
             <w:r>
               <w:rPr>
-                <w:b/>
-                <w:bCs/>
-              </w:rPr>
-              <w:t xml:space="preserve">💰 </w:t>
-            </w:r>
-            <w:r>
-              <w:rPr>
-                <w:rFonts w:hint="eastAsia"/>
-                <w:b/>
-                <w:bCs/>
-              </w:rPr>
-              <w:t xml:space="preserve">追加（E5</w:t>
-            </w:r>
-            <w:r>
-              <w:rPr>
-                <w:b/>
-                <w:bCs/>
-              </w:rPr>
+                <w:rFonts w:hint="eastAsia"/>
+                <w:b/>
+                <w:bCs/>
+              </w:rPr>
+              <w:t xml:space="preserve">要追加ライセンス</w:t>
+            </w:r>
+            <w:r>
+              <w:rPr>
+                <w:rFonts w:hint="eastAsia"/>
+              </w:rPr>
+              <w:t xml:space="preserve">（E5</w:t>
+            </w:r>
+            <w:r>
               <w:t xml:space="preserve"> </w:t>
             </w:r>
             <w:r>
               <w:rPr>
                 <w:rFonts w:hint="eastAsia"/>
-                <w:b/>
-                <w:bCs/>
-              </w:rPr>
-              <w:t xml:space="preserve">相当）</w:t>
-            </w:r>
-            <w:r>
-              <w:t xml:space="preserve"> </w:t>
-            </w:r>
-            <w:r>
-              <w:t xml:space="preserve">〔S23〕</w:t>
+              </w:rPr>
+              <w:t xml:space="preserve">相当）〔S23〕</w:t>
             </w:r>
           </w:p>
         </w:tc>
@@ -15599,39 +15327,26 @@
             </w:pPr>
             <w:r>
               <w:rPr>
-                <w:b/>
-                <w:bCs/>
-              </w:rPr>
-              <w:t xml:space="preserve">💰 </w:t>
-            </w:r>
-            <w:r>
-              <w:rPr>
-                <w:rFonts w:hint="eastAsia"/>
-                <w:b/>
-                <w:bCs/>
-              </w:rPr>
-              <w:t xml:space="preserve">追加（E5／E5</w:t>
-            </w:r>
-            <w:r>
-              <w:rPr>
-                <w:b/>
-                <w:bCs/>
-              </w:rPr>
+                <w:rFonts w:hint="eastAsia"/>
+                <w:b/>
+                <w:bCs/>
+              </w:rPr>
+              <w:t xml:space="preserve">要追加ライセンス</w:t>
+            </w:r>
+            <w:r>
+              <w:rPr>
+                <w:rFonts w:hint="eastAsia"/>
+              </w:rPr>
+              <w:t xml:space="preserve">（E5／E5</w:t>
+            </w:r>
+            <w:r>
               <w:t xml:space="preserve"> </w:t>
             </w:r>
             <w:r>
               <w:rPr>
                 <w:rFonts w:hint="eastAsia"/>
-                <w:b/>
-                <w:bCs/>
-              </w:rPr>
-              <w:t xml:space="preserve">Compliance）</w:t>
-            </w:r>
-            <w:r>
-              <w:t xml:space="preserve"> </w:t>
-            </w:r>
-            <w:r>
-              <w:t xml:space="preserve">〔S24〕</w:t>
+              </w:rPr>
+              <w:t xml:space="preserve">Compliance）〔S24〕</w:t>
             </w:r>
           </w:p>
         </w:tc>
@@ -15681,24 +15396,17 @@
             </w:pPr>
             <w:r>
               <w:rPr>
-                <w:b/>
-                <w:bCs/>
-              </w:rPr>
-              <w:t xml:space="preserve">💰 </w:t>
-            </w:r>
-            <w:r>
-              <w:rPr>
-                <w:rFonts w:hint="eastAsia"/>
-                <w:b/>
-                <w:bCs/>
-              </w:rPr>
-              <w:t xml:space="preserve">追加（E5）</w:t>
-            </w:r>
-            <w:r>
-              <w:t xml:space="preserve"> </w:t>
-            </w:r>
-            <w:r>
-              <w:t xml:space="preserve">〔S25〕</w:t>
+                <w:rFonts w:hint="eastAsia"/>
+                <w:b/>
+                <w:bCs/>
+              </w:rPr>
+              <w:t xml:space="preserve">要追加ライセンス</w:t>
+            </w:r>
+            <w:r>
+              <w:rPr>
+                <w:rFonts w:hint="eastAsia"/>
+              </w:rPr>
+              <w:t xml:space="preserve">（E5）〔S25〕</w:t>
             </w:r>
           </w:p>
         </w:tc>
@@ -15740,39 +15448,26 @@
             </w:pPr>
             <w:r>
               <w:rPr>
-                <w:b/>
-                <w:bCs/>
-              </w:rPr>
-              <w:t xml:space="preserve">💰 </w:t>
-            </w:r>
-            <w:r>
-              <w:rPr>
-                <w:rFonts w:hint="eastAsia"/>
-                <w:b/>
-                <w:bCs/>
-              </w:rPr>
-              <w:t xml:space="preserve">追加（E5</w:t>
-            </w:r>
-            <w:r>
-              <w:rPr>
-                <w:b/>
-                <w:bCs/>
-              </w:rPr>
+                <w:rFonts w:hint="eastAsia"/>
+                <w:b/>
+                <w:bCs/>
+              </w:rPr>
+              <w:t xml:space="preserve">要追加ライセンス</w:t>
+            </w:r>
+            <w:r>
+              <w:rPr>
+                <w:rFonts w:hint="eastAsia"/>
+              </w:rPr>
+              <w:t xml:space="preserve">（E5</w:t>
+            </w:r>
+            <w:r>
               <w:t xml:space="preserve"> </w:t>
             </w:r>
             <w:r>
               <w:rPr>
                 <w:rFonts w:hint="eastAsia"/>
-                <w:b/>
-                <w:bCs/>
-              </w:rPr>
-              <w:t xml:space="preserve">系）</w:t>
-            </w:r>
-            <w:r>
-              <w:t xml:space="preserve"> </w:t>
-            </w:r>
-            <w:r>
-              <w:t xml:space="preserve">〔S25〕</w:t>
+              </w:rPr>
+              <w:t xml:space="preserve">系）〔S25〕</w:t>
             </w:r>
           </w:p>
         </w:tc>
@@ -15821,39 +15516,26 @@
             </w:pPr>
             <w:r>
               <w:rPr>
-                <w:b/>
-                <w:bCs/>
-              </w:rPr>
-              <w:t xml:space="preserve">💰 </w:t>
-            </w:r>
-            <w:r>
-              <w:rPr>
-                <w:rFonts w:hint="eastAsia"/>
-                <w:b/>
-                <w:bCs/>
-              </w:rPr>
-              <w:t xml:space="preserve">追加（E5＝Entra</w:t>
-            </w:r>
-            <w:r>
-              <w:rPr>
-                <w:b/>
-                <w:bCs/>
-              </w:rPr>
+                <w:rFonts w:hint="eastAsia"/>
+                <w:b/>
+                <w:bCs/>
+              </w:rPr>
+              <w:t xml:space="preserve">要追加ライセンス</w:t>
+            </w:r>
+            <w:r>
+              <w:rPr>
+                <w:rFonts w:hint="eastAsia"/>
+              </w:rPr>
+              <w:t xml:space="preserve">（E5＝Entra</w:t>
+            </w:r>
+            <w:r>
               <w:t xml:space="preserve"> </w:t>
             </w:r>
             <w:r>
               <w:rPr>
                 <w:rFonts w:hint="eastAsia"/>
-                <w:b/>
-                <w:bCs/>
-              </w:rPr>
-              <w:t xml:space="preserve">P2）</w:t>
-            </w:r>
-            <w:r>
-              <w:t xml:space="preserve"> </w:t>
-            </w:r>
-            <w:r>
-              <w:t xml:space="preserve">〔S27〕</w:t>
+              </w:rPr>
+              <w:t xml:space="preserve">P2）〔S27〕</w:t>
             </w:r>
           </w:p>
         </w:tc>
@@ -15902,54 +15584,35 @@
             </w:pPr>
             <w:r>
               <w:rPr>
-                <w:b/>
-                <w:bCs/>
-              </w:rPr>
-              <w:t xml:space="preserve">💰 </w:t>
-            </w:r>
-            <w:r>
-              <w:rPr>
-                <w:rFonts w:hint="eastAsia"/>
-                <w:b/>
-                <w:bCs/>
-              </w:rPr>
-              <w:t xml:space="preserve">追加（E5</w:t>
-            </w:r>
-            <w:r>
-              <w:rPr>
-                <w:b/>
-                <w:bCs/>
-              </w:rPr>
+                <w:rFonts w:hint="eastAsia"/>
+                <w:b/>
+                <w:bCs/>
+              </w:rPr>
+              <w:t xml:space="preserve">要追加ライセンス</w:t>
+            </w:r>
+            <w:r>
+              <w:rPr>
+                <w:rFonts w:hint="eastAsia"/>
+              </w:rPr>
+              <w:t xml:space="preserve">（E5</w:t>
+            </w:r>
+            <w:r>
               <w:t xml:space="preserve"> </w:t>
             </w:r>
             <w:r>
               <w:rPr>
                 <w:rFonts w:hint="eastAsia"/>
-                <w:b/>
-                <w:bCs/>
               </w:rPr>
               <w:t xml:space="preserve">相当＝Entra</w:t>
             </w:r>
             <w:r>
-              <w:rPr>
-                <w:b/>
-                <w:bCs/>
-              </w:rPr>
               <w:t xml:space="preserve"> </w:t>
             </w:r>
             <w:r>
               <w:rPr>
                 <w:rFonts w:hint="eastAsia"/>
-                <w:b/>
-                <w:bCs/>
-              </w:rPr>
-              <w:t xml:space="preserve">P2/Governance）</w:t>
-            </w:r>
-            <w:r>
-              <w:t xml:space="preserve"> </w:t>
-            </w:r>
-            <w:r>
-              <w:t xml:space="preserve">〔S28〕</w:t>
+              </w:rPr>
+              <w:t xml:space="preserve">P2）〔S28〕</w:t>
             </w:r>
           </w:p>
         </w:tc>
@@ -15960,33 +15623,34 @@
         <w:pStyle w:val="BlockText"/>
       </w:pPr>
       <w:r>
-        <w:t xml:space="preserve">💰</w:t>
-      </w:r>
-      <w:r>
-        <w:t xml:space="preserve"> </w:t>
-      </w:r>
-      <w:r>
-        <w:rPr>
-          <w:rFonts w:hint="eastAsia"/>
-          <w:b/>
-          <w:bCs/>
-        </w:rPr>
-        <w:t xml:space="preserve">【要注意】E3</w:t>
-      </w:r>
-      <w:r>
-        <w:rPr>
-          <w:b/>
-          <w:bCs/>
-        </w:rPr>
-        <w:t xml:space="preserve"> </w:t>
-      </w:r>
-      <w:r>
-        <w:rPr>
-          <w:rFonts w:hint="eastAsia"/>
-          <w:b/>
-          <w:bCs/>
-        </w:rPr>
-        <w:t xml:space="preserve">だけでは“できない”＝追加の契約・課金が必要なもの（フェーズ2）</w:t>
+        <w:rPr>
+          <w:rFonts w:hint="eastAsia"/>
+          <w:b/>
+          <w:bCs/>
+        </w:rPr>
+        <w:t xml:space="preserve">要追加ライセンスとなる機能（E3</w:t>
+      </w:r>
+      <w:r>
+        <w:rPr>
+          <w:b/>
+          <w:bCs/>
+        </w:rPr>
+        <w:t xml:space="preserve"> </w:t>
+      </w:r>
+      <w:r>
+        <w:rPr>
+          <w:rFonts w:hint="eastAsia"/>
+          <w:b/>
+          <w:bCs/>
+        </w:rPr>
+        <w:t xml:space="preserve">では実施不可）―</w:t>
+      </w:r>
+      <w:r>
+        <w:rPr>
+          <w:b/>
+          <w:bCs/>
+        </w:rPr>
+        <w:t xml:space="preserve"> フェーズ2</w:t>
       </w:r>
       <w:r>
         <w:t xml:space="preserve"> </w:t>
@@ -16004,21 +15668,21 @@
         <w:rPr>
           <w:rFonts w:hint="eastAsia"/>
         </w:rPr>
-        <w:t xml:space="preserve">に含まれず、</w:t>
-      </w:r>
-      <w:r>
-        <w:rPr>
-          <w:rFonts w:hint="eastAsia"/>
-          <w:b/>
-          <w:bCs/>
-        </w:rPr>
-        <w:t xml:space="preserve">上位プラン等の追加購入が必要</w:t>
-      </w:r>
-      <w:r>
-        <w:rPr>
-          <w:rFonts w:hint="eastAsia"/>
-        </w:rPr>
-        <w:t xml:space="preserve">です。導入を検討する際は、必ず</w:t>
+        <w:t xml:space="preserve">に含まれず、上位プラン等の</w:t>
+      </w:r>
+      <w:r>
+        <w:rPr>
+          <w:rFonts w:hint="eastAsia"/>
+          <w:b/>
+          <w:bCs/>
+        </w:rPr>
+        <w:t xml:space="preserve">追加購入が必要</w:t>
+      </w:r>
+      <w:r>
+        <w:rPr>
+          <w:rFonts w:hint="eastAsia"/>
+        </w:rPr>
+        <w:t xml:space="preserve">です。導入検討時は必ず</w:t>
       </w:r>
       <w:r>
         <w:rPr>
@@ -16038,24 +15702,13 @@
         <w:t xml:space="preserve"> </w:t>
       </w:r>
       <w:r>
-        <w:t xml:space="preserve">-</w:t>
-      </w:r>
-      <w:r>
-        <w:t xml:space="preserve"> </w:t>
-      </w:r>
-      <w:r>
-        <w:rPr>
-          <w:rFonts w:hint="eastAsia"/>
-          <w:b/>
-          <w:bCs/>
-        </w:rPr>
-        <w:t xml:space="preserve">秘密度ラベルの自動付与</w:t>
-      </w:r>
-      <w:r>
-        <w:rPr>
-          <w:rFonts w:hint="eastAsia"/>
-        </w:rPr>
-        <w:t xml:space="preserve">（E5／E3＋E5</w:t>
+        <w:t xml:space="preserve">- </w:t>
+      </w:r>
+      <w:r>
+        <w:rPr>
+          <w:rFonts w:hint="eastAsia"/>
+        </w:rPr>
+        <w:t xml:space="preserve">秘密度ラベルの自動付与（E5／E3＋E5</w:t>
       </w:r>
       <w:r>
         <w:t xml:space="preserve"> </w:t>
@@ -16070,83 +15723,52 @@
         <w:t xml:space="preserve"> </w:t>
       </w:r>
       <w:r>
-        <w:t xml:space="preserve">-</w:t>
-      </w:r>
-      <w:r>
-        <w:t xml:space="preserve"> </w:t>
-      </w:r>
-      <w:r>
-        <w:rPr>
-          <w:b/>
-          <w:bCs/>
-        </w:rPr>
-        <w:t xml:space="preserve">Teams </w:t>
-      </w:r>
-      <w:r>
-        <w:rPr>
-          <w:rFonts w:hint="eastAsia"/>
-          <w:b/>
-          <w:bCs/>
+        <w:t xml:space="preserve">- Teams </w:t>
+      </w:r>
+      <w:r>
+        <w:rPr>
+          <w:rFonts w:hint="eastAsia"/>
         </w:rPr>
         <w:t xml:space="preserve">チャット本文の</w:t>
       </w:r>
       <w:r>
-        <w:rPr>
-          <w:b/>
-          <w:bCs/>
-        </w:rPr>
-        <w:t xml:space="preserve"> </w:t>
-      </w:r>
-      <w:r>
-        <w:rPr>
-          <w:rFonts w:hint="eastAsia"/>
-          <w:b/>
-          <w:bCs/>
+        <w:t xml:space="preserve"> </w:t>
+      </w:r>
+      <w:r>
+        <w:rPr>
+          <w:rFonts w:hint="eastAsia"/>
         </w:rPr>
         <w:t xml:space="preserve">DLP／エンドポイント</w:t>
       </w:r>
       <w:r>
-        <w:rPr>
-          <w:b/>
-          <w:bCs/>
-        </w:rPr>
-        <w:t xml:space="preserve"> DLP</w:t>
-      </w:r>
-      <w:r>
-        <w:rPr>
-          <w:rFonts w:hint="eastAsia"/>
-        </w:rPr>
-        <w:t xml:space="preserve">（E5）</w:t>
-      </w:r>
-      <w:r>
-        <w:t xml:space="preserve"> </w:t>
-      </w:r>
-      <w:r>
-        <w:t xml:space="preserve">-</w:t>
-      </w:r>
-      <w:r>
-        <w:t xml:space="preserve"> </w:t>
-      </w:r>
-      <w:r>
-        <w:rPr>
-          <w:rFonts w:hint="eastAsia"/>
-          <w:b/>
-          <w:bCs/>
+        <w:t xml:space="preserve"> </w:t>
+      </w:r>
+      <w:r>
+        <w:rPr>
+          <w:rFonts w:hint="eastAsia"/>
+        </w:rPr>
+        <w:t xml:space="preserve">DLP（E5）</w:t>
+      </w:r>
+      <w:r>
+        <w:t xml:space="preserve"> </w:t>
+      </w:r>
+      <w:r>
+        <w:t xml:space="preserve">- </w:t>
+      </w:r>
+      <w:r>
+        <w:rPr>
+          <w:rFonts w:hint="eastAsia"/>
         </w:rPr>
         <w:t xml:space="preserve">監査ログ</w:t>
       </w:r>
       <w:r>
-        <w:rPr>
-          <w:b/>
-          <w:bCs/>
-        </w:rPr>
-        <w:t xml:space="preserve"> Premium</w:t>
-      </w:r>
-      <w:r>
-        <w:rPr>
-          <w:rFonts w:hint="eastAsia"/>
-        </w:rPr>
-        <w:t xml:space="preserve">（E5／E5</w:t>
+        <w:t xml:space="preserve"> </w:t>
+      </w:r>
+      <w:r>
+        <w:rPr>
+          <w:rFonts w:hint="eastAsia"/>
+        </w:rPr>
+        <w:t xml:space="preserve">Premium（E5／E5</w:t>
       </w:r>
       <w:r>
         <w:t xml:space="preserve"> </w:t>
@@ -16161,31 +15783,22 @@
         <w:t xml:space="preserve"> </w:t>
       </w:r>
       <w:r>
-        <w:t xml:space="preserve">-</w:t>
-      </w:r>
-      <w:r>
-        <w:t xml:space="preserve"> </w:t>
-      </w:r>
-      <w:r>
-        <w:rPr>
-          <w:rFonts w:hint="eastAsia"/>
-          <w:b/>
-          <w:bCs/>
+        <w:t xml:space="preserve">- </w:t>
+      </w:r>
+      <w:r>
+        <w:rPr>
+          <w:rFonts w:hint="eastAsia"/>
         </w:rPr>
         <w:t xml:space="preserve">保持の内容ベース自動適用・eDiscovery</w:t>
       </w:r>
       <w:r>
-        <w:rPr>
-          <w:b/>
-          <w:bCs/>
-        </w:rPr>
-        <w:t xml:space="preserve"> Premium</w:t>
-      </w:r>
-      <w:r>
-        <w:rPr>
-          <w:rFonts w:hint="eastAsia"/>
-        </w:rPr>
-        <w:t xml:space="preserve">（E5</w:t>
+        <w:t xml:space="preserve"> </w:t>
+      </w:r>
+      <w:r>
+        <w:rPr>
+          <w:rFonts w:hint="eastAsia"/>
+        </w:rPr>
+        <w:t xml:space="preserve">Premium（E5</w:t>
       </w:r>
       <w:r>
         <w:t xml:space="preserve"> </w:t>
@@ -16200,24 +15813,13 @@
         <w:t xml:space="preserve"> </w:t>
       </w:r>
       <w:r>
-        <w:t xml:space="preserve">-</w:t>
-      </w:r>
-      <w:r>
-        <w:t xml:space="preserve"> </w:t>
-      </w:r>
-      <w:r>
-        <w:rPr>
-          <w:rFonts w:hint="eastAsia"/>
-          <w:b/>
-          <w:bCs/>
-        </w:rPr>
-        <w:t xml:space="preserve">リスクベース条件付きアクセス／アクセスレビュー</w:t>
-      </w:r>
-      <w:r>
-        <w:rPr>
-          <w:rFonts w:hint="eastAsia"/>
-        </w:rPr>
-        <w:t xml:space="preserve">（E5＝Entra</w:t>
+        <w:t xml:space="preserve">- </w:t>
+      </w:r>
+      <w:r>
+        <w:rPr>
+          <w:rFonts w:hint="eastAsia"/>
+        </w:rPr>
+        <w:t xml:space="preserve">リスクベース条件付きアクセス／アクセスレビュー（E5＝Entra</w:t>
       </w:r>
       <w:r>
         <w:t xml:space="preserve"> ID </w:t>
@@ -16234,21 +15836,26 @@
         <w:pStyle w:val="BlockText"/>
       </w:pPr>
       <w:r>
-        <w:t xml:space="preserve">⚠️ </w:t>
-      </w:r>
-      <w:r>
-        <w:rPr>
-          <w:rFonts w:hint="eastAsia"/>
-        </w:rPr>
-        <w:t xml:space="preserve">上位機能は原則、</w:t>
-      </w:r>
-      <w:r>
-        <w:rPr>
-          <w:rFonts w:hint="eastAsia"/>
-          <w:b/>
-          <w:bCs/>
-        </w:rPr>
-        <w:t xml:space="preserve">その機能の恩恵を受ける利用者側</w:t>
+        <w:rPr>
+          <w:rFonts w:hint="eastAsia"/>
+          <w:b/>
+          <w:bCs/>
+        </w:rPr>
+        <w:t xml:space="preserve">補足</w:t>
+      </w:r>
+      <w:r>
+        <w:rPr>
+          <w:rFonts w:hint="eastAsia"/>
+        </w:rPr>
+        <w:t xml:space="preserve">：上位機能は原則、その機能の恩恵を受ける</w:t>
+      </w:r>
+      <w:r>
+        <w:rPr>
+          <w:rFonts w:hint="eastAsia"/>
+          <w:b/>
+          <w:bCs/>
+        </w:rPr>
+        <w:t xml:space="preserve">利用者側</w:t>
       </w:r>
       <w:r>
         <w:rPr>
@@ -16272,21 +15879,7 @@
         <w:rPr>
           <w:rFonts w:hint="eastAsia"/>
         </w:rPr>
-        <w:t xml:space="preserve">E5」で済むとは限りません。</w:t>
-      </w:r>
-      <w:r>
-        <w:rPr>
-          <w:rFonts w:hint="eastAsia"/>
-          <w:b/>
-          <w:bCs/>
-        </w:rPr>
-        <w:t xml:space="preserve">どの利用者に何が必要か</w:t>
-      </w:r>
-      <w:r>
-        <w:rPr>
-          <w:rFonts w:hint="eastAsia"/>
-        </w:rPr>
-        <w:t xml:space="preserve">を機能ごとに一次情報で確認してから調達してください（過少ライセンスはコンプライアンス違反の恐れ）〔S19〕。ライセンス条件は改定されるため、契約前に「Microsoft</w:t>
+        <w:t xml:space="preserve">E5」で済むとは限りません。機能ごとに一次情報で確認してから調達してください〔S19〕。ライセンス条件は改定されるため、契約前に「Microsoft</w:t>
       </w:r>
       <w:r>
         <w:t xml:space="preserve"> Purview </w:t>
@@ -16298,8 +15891,8 @@
         <w:t xml:space="preserve">サービスの説明」等の一次情報で最終確認を。</w:t>
       </w:r>
     </w:p>
-    <w:bookmarkEnd w:id="84"/>
-    <w:bookmarkStart w:id="88" w:name="情報保護の全体像-可視化-分類-保護を段階的に"/>
+    <w:bookmarkEnd w:id="87"/>
+    <w:bookmarkStart w:id="91" w:name="情報保護の全体像-可視化-分類-保護を段階的に"/>
     <w:p>
       <w:pPr>
         <w:pStyle w:val="Heading2"/>
@@ -16375,18 +15968,18 @@
           <wp:inline>
             <wp:extent cx="5334000" cy="1074964"/>
             <wp:effectExtent b="0" l="0" r="0" t="0"/>
-            <wp:docPr descr="" title="" id="86" name="Picture"/>
+            <wp:docPr descr="" title="" id="89" name="Picture"/>
             <a:graphic>
               <a:graphicData uri="http://schemas.openxmlformats.org/drawingml/2006/picture">
                 <pic:pic>
                   <pic:nvPicPr>
-                    <pic:cNvPr descr="/tmp/claude-0/-home-user-awc-naka881-repo/a3c507aa-79e5-54ea-b8f6-816304e43f56/scratchpad/wordimg/fig7.png" id="87" name="Picture"/>
+                    <pic:cNvPr descr="/tmp/claude-0/-home-user-awc-naka881-repo/a3c507aa-79e5-54ea-b8f6-816304e43f56/scratchpad/wordimg/fig8.png" id="90" name="Picture"/>
                     <pic:cNvPicPr>
                       <a:picLocks noChangeArrowheads="1" noChangeAspect="1"/>
                     </pic:cNvPicPr>
                   </pic:nvPicPr>
                   <pic:blipFill>
-                    <a:blip r:embed="rId85"/>
+                    <a:blip r:embed="rId88"/>
                     <a:stretch>
                       <a:fillRect/>
                     </a:stretch>
@@ -16418,7 +16011,7 @@
         <w:pStyle w:val="Compact"/>
         <w:numPr>
           <w:ilvl w:val="0"/>
-          <w:numId w:val="1027"/>
+          <w:numId w:val="1026"/>
         </w:numPr>
       </w:pPr>
       <w:r>
@@ -16466,7 +16059,7 @@
         <w:pStyle w:val="Compact"/>
         <w:numPr>
           <w:ilvl w:val="0"/>
-          <w:numId w:val="1027"/>
+          <w:numId w:val="1026"/>
         </w:numPr>
       </w:pPr>
       <w:r>
@@ -16510,7 +16103,7 @@
         <w:pStyle w:val="Compact"/>
         <w:numPr>
           <w:ilvl w:val="0"/>
-          <w:numId w:val="1027"/>
+          <w:numId w:val="1026"/>
         </w:numPr>
       </w:pPr>
       <w:r>
@@ -16544,8 +16137,8 @@
         <w:t xml:space="preserve">や自動付与（E5）へと段階的に強化する。</w:t>
       </w:r>
     </w:p>
-    <w:bookmarkEnd w:id="88"/>
-    <w:bookmarkStart w:id="92" w:name="秘密度ラベル社外秘極秘などのタグ付け"/>
+    <w:bookmarkEnd w:id="91"/>
+    <w:bookmarkStart w:id="95" w:name="秘密度ラベル社外秘極秘などのタグ付け"/>
     <w:p>
       <w:pPr>
         <w:pStyle w:val="Heading2"/>
@@ -16688,7 +16281,7 @@
         <w:t xml:space="preserve">。両者は補完関係で、土台の権限（フェーズ1）＋ファイルのラベル（フェーズ2）の二重で守ります。</w:t>
       </w:r>
     </w:p>
-    <w:bookmarkStart w:id="89" w:name="ラベル体系の設計例汎用"/>
+    <w:bookmarkStart w:id="92" w:name="ラベル体系の設計例汎用"/>
     <w:p>
       <w:pPr>
         <w:pStyle w:val="Heading3"/>
@@ -17023,8 +16616,8 @@
         <w:t xml:space="preserve"> 〔S21〕。</w:t>
       </w:r>
     </w:p>
-    <w:bookmarkEnd w:id="89"/>
-    <w:bookmarkStart w:id="90" w:name="手動付与e3で可能と自動付与e5"/>
+    <w:bookmarkEnd w:id="92"/>
+    <w:bookmarkStart w:id="93" w:name="手動付与e3で可能と自動付与e5"/>
     <w:p>
       <w:pPr>
         <w:pStyle w:val="Heading3"/>
@@ -17342,8 +16935,8 @@
         <w:t xml:space="preserve">を追加投資として検討します。</w:t>
       </w:r>
     </w:p>
-    <w:bookmarkEnd w:id="90"/>
-    <w:bookmarkStart w:id="91" w:name="コンテナラベルサイトteamsグループ単位のラベル"/>
+    <w:bookmarkEnd w:id="93"/>
+    <w:bookmarkStart w:id="94" w:name="コンテナラベルサイトteamsグループ単位のラベル"/>
     <w:p>
       <w:pPr>
         <w:pStyle w:val="Heading3"/>
@@ -17413,7 +17006,7 @@
         <w:pStyle w:val="Compact"/>
         <w:numPr>
           <w:ilvl w:val="0"/>
-          <w:numId w:val="1028"/>
+          <w:numId w:val="1027"/>
         </w:numPr>
       </w:pPr>
       <w:r>
@@ -17438,7 +17031,7 @@
         <w:pStyle w:val="Compact"/>
         <w:numPr>
           <w:ilvl w:val="0"/>
-          <w:numId w:val="1028"/>
+          <w:numId w:val="1027"/>
         </w:numPr>
       </w:pPr>
       <w:r>
@@ -17464,7 +17057,7 @@
         <w:pStyle w:val="Compact"/>
         <w:numPr>
           <w:ilvl w:val="0"/>
-          <w:numId w:val="1028"/>
+          <w:numId w:val="1027"/>
         </w:numPr>
       </w:pPr>
       <w:r>
@@ -17542,9 +17135,9 @@
         <w:t xml:space="preserve">〔S20〕）</w:t>
       </w:r>
     </w:p>
-    <w:bookmarkEnd w:id="91"/>
-    <w:bookmarkEnd w:id="92"/>
-    <w:bookmarkStart w:id="93" w:name="dlp情報漏えい防止"/>
+    <w:bookmarkEnd w:id="94"/>
+    <w:bookmarkEnd w:id="95"/>
+    <w:bookmarkStart w:id="96" w:name="dlp情報漏えい防止"/>
     <w:p>
       <w:pPr>
         <w:pStyle w:val="Heading2"/>
@@ -17891,8 +17484,8 @@
         <w:t xml:space="preserve">を検討します。</w:t>
       </w:r>
     </w:p>
-    <w:bookmarkEnd w:id="93"/>
-    <w:bookmarkStart w:id="94" w:name="監査ログログ機能の有効化"/>
+    <w:bookmarkEnd w:id="96"/>
+    <w:bookmarkStart w:id="97" w:name="監査ログログ機能の有効化"/>
     <w:p>
       <w:pPr>
         <w:pStyle w:val="Heading2"/>
@@ -18273,8 +17866,8 @@
         <w:t xml:space="preserve">しておくことが重要です（既定で有効な場合も、保持期間と対象を確認）。</w:t>
       </w:r>
     </w:p>
-    <w:bookmarkEnd w:id="94"/>
-    <w:bookmarkStart w:id="95" w:name="保持と電子情報開示ediscovery"/>
+    <w:bookmarkEnd w:id="97"/>
+    <w:bookmarkStart w:id="98" w:name="保持と電子情報開示ediscovery"/>
     <w:p>
       <w:pPr>
         <w:pStyle w:val="Heading2"/>
@@ -18287,6 +17880,181 @@
           <w:rFonts w:hint="eastAsia"/>
         </w:rPr>
         <w:t xml:space="preserve">保持と電子情報開示（eDiscovery）</w:t>
+      </w:r>
+    </w:p>
+    <w:p>
+      <w:pPr>
+        <w:pStyle w:val="Compact"/>
+        <w:numPr>
+          <w:ilvl w:val="0"/>
+          <w:numId w:val="1028"/>
+        </w:numPr>
+      </w:pPr>
+      <w:r>
+        <w:rPr>
+          <w:rFonts w:hint="eastAsia"/>
+          <w:b/>
+          <w:bCs/>
+        </w:rPr>
+        <w:t xml:space="preserve">保持ポリシー／保持ラベル</w:t>
+      </w:r>
+      <w:r>
+        <w:rPr>
+          <w:rFonts w:hint="eastAsia"/>
+        </w:rPr>
+        <w:t xml:space="preserve">：「経理文書は7年保持」「退職者データは一定期間後に削除」等、法令・社内規程に沿った保持・削除を自動化。</w:t>
+      </w:r>
+      <w:r>
+        <w:rPr>
+          <w:rFonts w:hint="eastAsia"/>
+          <w:b/>
+          <w:bCs/>
+        </w:rPr>
+        <w:t xml:space="preserve">手動適用・場所（サイト等）ベースの保持は</w:t>
+      </w:r>
+      <w:r>
+        <w:rPr>
+          <w:b/>
+          <w:bCs/>
+        </w:rPr>
+        <w:t xml:space="preserve"> E3 </w:t>
+      </w:r>
+      <w:r>
+        <w:rPr>
+          <w:rFonts w:hint="eastAsia"/>
+          <w:b/>
+          <w:bCs/>
+        </w:rPr>
+        <w:t xml:space="preserve">で可能</w:t>
+      </w:r>
+      <w:r>
+        <w:t xml:space="preserve">。ただし</w:t>
+      </w:r>
+      <w:r>
+        <w:rPr>
+          <w:rFonts w:hint="eastAsia"/>
+          <w:b/>
+          <w:bCs/>
+        </w:rPr>
+        <w:t xml:space="preserve">内容ベースの自動適用</w:t>
+      </w:r>
+      <w:r>
+        <w:rPr>
+          <w:rFonts w:hint="eastAsia"/>
+        </w:rPr>
+        <w:t xml:space="preserve">（トレーニング可能な分類子・機微情報での自動ラベル付け、アダプティブスコープ）は</w:t>
+      </w:r>
+      <w:r>
+        <w:t xml:space="preserve"> </w:t>
+      </w:r>
+      <w:r>
+        <w:rPr>
+          <w:b/>
+          <w:bCs/>
+        </w:rPr>
+        <w:t xml:space="preserve">E5 </w:t>
+      </w:r>
+      <w:r>
+        <w:rPr>
+          <w:rFonts w:hint="eastAsia"/>
+          <w:b/>
+          <w:bCs/>
+        </w:rPr>
+        <w:t xml:space="preserve">相当</w:t>
+      </w:r>
+      <w:r>
+        <w:rPr>
+          <w:rFonts w:hint="eastAsia"/>
+        </w:rPr>
+        <w:t xml:space="preserve">が必要</w:t>
+      </w:r>
+      <w:r>
+        <w:t xml:space="preserve"> 〔S25〕。</w:t>
+      </w:r>
+    </w:p>
+    <w:p>
+      <w:pPr>
+        <w:pStyle w:val="Compact"/>
+        <w:numPr>
+          <w:ilvl w:val="0"/>
+          <w:numId w:val="1028"/>
+        </w:numPr>
+      </w:pPr>
+      <w:r>
+        <w:rPr>
+          <w:rFonts w:hint="eastAsia"/>
+          <w:b/>
+          <w:bCs/>
+        </w:rPr>
+        <w:t xml:space="preserve">eDiscovery（電子情報開示）</w:t>
+      </w:r>
+      <w:r>
+        <w:rPr>
+          <w:rFonts w:hint="eastAsia"/>
+        </w:rPr>
+        <w:t xml:space="preserve">：訴訟・調査時に関連データを検索・保全・書き出し。Standard</w:t>
+      </w:r>
+      <w:r>
+        <w:t xml:space="preserve"> と Premium があり、</w:t>
+      </w:r>
+      <w:r>
+        <w:rPr>
+          <w:b/>
+          <w:bCs/>
+        </w:rPr>
+        <w:t xml:space="preserve">Premium は E5 </w:t>
+      </w:r>
+      <w:r>
+        <w:rPr>
+          <w:rFonts w:hint="eastAsia"/>
+          <w:b/>
+          <w:bCs/>
+        </w:rPr>
+        <w:t xml:space="preserve">系</w:t>
+      </w:r>
+      <w:r>
+        <w:t xml:space="preserve"> </w:t>
+      </w:r>
+      <w:r>
+        <w:t xml:space="preserve">〔S25〕。</w:t>
+      </w:r>
+    </w:p>
+    <w:bookmarkEnd w:id="98"/>
+    <w:bookmarkStart w:id="99" w:name="外部共有の厳格化とデバイス制御"/>
+    <w:p>
+      <w:pPr>
+        <w:pStyle w:val="Heading2"/>
+      </w:pPr>
+      <w:r>
+        <w:t xml:space="preserve">6. </w:t>
+      </w:r>
+      <w:r>
+        <w:rPr>
+          <w:rFonts w:hint="eastAsia"/>
+        </w:rPr>
+        <w:t xml:space="preserve">外部共有の厳格化とデバイス制御</w:t>
+      </w:r>
+    </w:p>
+    <w:p>
+      <w:pPr>
+        <w:pStyle w:val="FirstParagraph"/>
+      </w:pPr>
+      <w:r>
+        <w:rPr>
+          <w:rFonts w:hint="eastAsia"/>
+        </w:rPr>
+        <w:t xml:space="preserve">フェーズ1では「テナント上限を絞ってサイト単位で緩める」初期設定を行いました。フェーズ2ではこれを</w:t>
+      </w:r>
+      <w:r>
+        <w:rPr>
+          <w:rFonts w:hint="eastAsia"/>
+          <w:b/>
+          <w:bCs/>
+        </w:rPr>
+        <w:t xml:space="preserve">運用レベルで厳格化</w:t>
+      </w:r>
+      <w:r>
+        <w:t xml:space="preserve">します 〔S26〕。</w:t>
       </w:r>
     </w:p>
     <w:p>
@@ -18300,83 +18068,22 @@
       <w:r>
         <w:rPr>
           <w:rFonts w:hint="eastAsia"/>
-          <w:b/>
-          <w:bCs/>
-        </w:rPr>
-        <w:t xml:space="preserve">保持ポリシー／保持ラベル</w:t>
-      </w:r>
-      <w:r>
-        <w:rPr>
-          <w:rFonts w:hint="eastAsia"/>
-        </w:rPr>
-        <w:t xml:space="preserve">：「経理文書は7年保持」「退職者データは一定期間後に削除」等、法令・社内規程に沿った保持・削除を自動化。</w:t>
-      </w:r>
-      <w:r>
-        <w:rPr>
-          <w:rFonts w:hint="eastAsia"/>
-          <w:b/>
-          <w:bCs/>
-        </w:rPr>
-        <w:t xml:space="preserve">手動適用・場所（サイト等）ベースの保持は</w:t>
-      </w:r>
-      <w:r>
-        <w:rPr>
-          <w:b/>
-          <w:bCs/>
-        </w:rPr>
-        <w:t xml:space="preserve"> E3 </w:t>
-      </w:r>
-      <w:r>
-        <w:rPr>
-          <w:rFonts w:hint="eastAsia"/>
-          <w:b/>
-          <w:bCs/>
-        </w:rPr>
-        <w:t xml:space="preserve">で可能</w:t>
-      </w:r>
-      <w:r>
-        <w:t xml:space="preserve">。ただし</w:t>
-      </w:r>
-      <w:r>
-        <w:rPr>
-          <w:rFonts w:hint="eastAsia"/>
-          <w:b/>
-          <w:bCs/>
-        </w:rPr>
-        <w:t xml:space="preserve">内容ベースの自動適用</w:t>
-      </w:r>
-      <w:r>
-        <w:rPr>
-          <w:rFonts w:hint="eastAsia"/>
-        </w:rPr>
-        <w:t xml:space="preserve">（トレーニング可能な分類子・機微情報での自動ラベル付け、アダプティブスコープ）は</w:t>
-      </w:r>
-      <w:r>
-        <w:t xml:space="preserve"> </w:t>
-      </w:r>
-      <w:r>
-        <w:rPr>
-          <w:b/>
-          <w:bCs/>
-        </w:rPr>
-        <w:t xml:space="preserve">E5 </w:t>
-      </w:r>
-      <w:r>
-        <w:rPr>
-          <w:rFonts w:hint="eastAsia"/>
-          <w:b/>
-          <w:bCs/>
-        </w:rPr>
-        <w:t xml:space="preserve">相当</w:t>
-      </w:r>
-      <w:r>
-        <w:rPr>
-          <w:rFonts w:hint="eastAsia"/>
-        </w:rPr>
-        <w:t xml:space="preserve">が必要</w:t>
-      </w:r>
-      <w:r>
-        <w:t xml:space="preserve"> 〔S25〕。</w:t>
+        </w:rPr>
+        <w:t xml:space="preserve">機密サイト（コンテナラベル付き）からの</w:t>
+      </w:r>
+      <w:r>
+        <w:rPr>
+          <w:rFonts w:hint="eastAsia"/>
+          <w:b/>
+          <w:bCs/>
+        </w:rPr>
+        <w:t xml:space="preserve">外部共有をブロック</w:t>
+      </w:r>
+      <w:r>
+        <w:rPr>
+          <w:rFonts w:hint="eastAsia"/>
+        </w:rPr>
+        <w:t xml:space="preserve">、または特定ドメインのみ許可。</w:t>
       </w:r>
     </w:p>
     <w:p>
@@ -18393,75 +18100,22 @@
           <w:b/>
           <w:bCs/>
         </w:rPr>
-        <w:t xml:space="preserve">eDiscovery（電子情報開示）</w:t>
-      </w:r>
-      <w:r>
-        <w:rPr>
-          <w:rFonts w:hint="eastAsia"/>
-        </w:rPr>
-        <w:t xml:space="preserve">：訴訟・調査時に関連データを検索・保全・書き出し。Standard</w:t>
-      </w:r>
-      <w:r>
-        <w:t xml:space="preserve"> と Premium があり、</w:t>
-      </w:r>
-      <w:r>
-        <w:rPr>
-          <w:b/>
-          <w:bCs/>
-        </w:rPr>
-        <w:t xml:space="preserve">Premium は E5 </w:t>
-      </w:r>
-      <w:r>
-        <w:rPr>
-          <w:rFonts w:hint="eastAsia"/>
-          <w:b/>
-          <w:bCs/>
-        </w:rPr>
-        <w:t xml:space="preserve">系</w:t>
-      </w:r>
-      <w:r>
-        <w:t xml:space="preserve"> </w:t>
-      </w:r>
-      <w:r>
-        <w:t xml:space="preserve">〔S25〕。</w:t>
-      </w:r>
-    </w:p>
-    <w:bookmarkEnd w:id="95"/>
-    <w:bookmarkStart w:id="96" w:name="外部共有の厳格化とデバイス制御"/>
-    <w:p>
-      <w:pPr>
-        <w:pStyle w:val="Heading2"/>
-      </w:pPr>
-      <w:r>
-        <w:t xml:space="preserve">6. </w:t>
-      </w:r>
-      <w:r>
-        <w:rPr>
-          <w:rFonts w:hint="eastAsia"/>
-        </w:rPr>
-        <w:t xml:space="preserve">外部共有の厳格化とデバイス制御</w:t>
-      </w:r>
-    </w:p>
-    <w:p>
-      <w:pPr>
-        <w:pStyle w:val="FirstParagraph"/>
-      </w:pPr>
-      <w:r>
-        <w:rPr>
-          <w:rFonts w:hint="eastAsia"/>
-        </w:rPr>
-        <w:t xml:space="preserve">フェーズ1では「テナント上限を絞ってサイト単位で緩める」初期設定を行いました。フェーズ2ではこれを</w:t>
-      </w:r>
-      <w:r>
-        <w:rPr>
-          <w:rFonts w:hint="eastAsia"/>
-          <w:b/>
-          <w:bCs/>
-        </w:rPr>
-        <w:t xml:space="preserve">運用レベルで厳格化</w:t>
-      </w:r>
-      <w:r>
-        <w:t xml:space="preserve">します 〔S26〕。</w:t>
+        <w:t xml:space="preserve">非管理デバイスからのアクセス制限</w:t>
+      </w:r>
+      <w:r>
+        <w:rPr>
+          <w:rFonts w:hint="eastAsia"/>
+        </w:rPr>
+        <w:t xml:space="preserve">：会社管理外の端末では「ダウンロード禁止・ブラウザ閲覧のみ」に制限（Entra</w:t>
+      </w:r>
+      <w:r>
+        <w:t xml:space="preserve"> </w:t>
+      </w:r>
+      <w:r>
+        <w:rPr>
+          <w:rFonts w:hint="eastAsia"/>
+        </w:rPr>
+        <w:t xml:space="preserve">条件付きアクセス連携）〔S20〕〔S26〕。</w:t>
       </w:r>
     </w:p>
     <w:p>
@@ -18469,71 +18123,10 @@
         <w:pStyle w:val="Compact"/>
         <w:numPr>
           <w:ilvl w:val="0"/>
-          <w:numId w:val="1030"/>
+          <w:numId w:val="1029"/>
         </w:numPr>
       </w:pPr>
       <w:r>
-        <w:rPr>
-          <w:rFonts w:hint="eastAsia"/>
-        </w:rPr>
-        <w:t xml:space="preserve">機密サイト（コンテナラベル付き）からの</w:t>
-      </w:r>
-      <w:r>
-        <w:rPr>
-          <w:rFonts w:hint="eastAsia"/>
-          <w:b/>
-          <w:bCs/>
-        </w:rPr>
-        <w:t xml:space="preserve">外部共有をブロック</w:t>
-      </w:r>
-      <w:r>
-        <w:rPr>
-          <w:rFonts w:hint="eastAsia"/>
-        </w:rPr>
-        <w:t xml:space="preserve">、または特定ドメインのみ許可。</w:t>
-      </w:r>
-    </w:p>
-    <w:p>
-      <w:pPr>
-        <w:pStyle w:val="Compact"/>
-        <w:numPr>
-          <w:ilvl w:val="0"/>
-          <w:numId w:val="1030"/>
-        </w:numPr>
-      </w:pPr>
-      <w:r>
-        <w:rPr>
-          <w:rFonts w:hint="eastAsia"/>
-          <w:b/>
-          <w:bCs/>
-        </w:rPr>
-        <w:t xml:space="preserve">非管理デバイスからのアクセス制限</w:t>
-      </w:r>
-      <w:r>
-        <w:rPr>
-          <w:rFonts w:hint="eastAsia"/>
-        </w:rPr>
-        <w:t xml:space="preserve">：会社管理外の端末では「ダウンロード禁止・ブラウザ閲覧のみ」に制限（Entra</w:t>
-      </w:r>
-      <w:r>
-        <w:t xml:space="preserve"> </w:t>
-      </w:r>
-      <w:r>
-        <w:rPr>
-          <w:rFonts w:hint="eastAsia"/>
-        </w:rPr>
-        <w:t xml:space="preserve">条件付きアクセス連携）〔S20〕〔S26〕。</w:t>
-      </w:r>
-    </w:p>
-    <w:p>
-      <w:pPr>
-        <w:pStyle w:val="Compact"/>
-        <w:numPr>
-          <w:ilvl w:val="0"/>
-          <w:numId w:val="1030"/>
-        </w:numPr>
-      </w:pPr>
-      <w:r>
         <w:t xml:space="preserve">ゲストアクセスの</w:t>
       </w:r>
       <w:r>
@@ -18571,8 +18164,8 @@
         <w:t xml:space="preserve">アクセスレビュー）。</w:t>
       </w:r>
     </w:p>
-    <w:bookmarkEnd w:id="96"/>
-    <w:bookmarkStart w:id="97" w:name="id-保護多要素認証条件付きアクセス"/>
+    <w:bookmarkEnd w:id="99"/>
+    <w:bookmarkStart w:id="100" w:name="id-保護多要素認証条件付きアクセス"/>
     <w:p>
       <w:pPr>
         <w:pStyle w:val="Heading2"/>
@@ -19025,8 +18618,8 @@
         <w:t xml:space="preserve">相当が必要な点に注意。</w:t>
       </w:r>
     </w:p>
-    <w:bookmarkEnd w:id="97"/>
-    <w:bookmarkStart w:id="101" w:name="フェーズ2の進め方推奨ステップ"/>
+    <w:bookmarkEnd w:id="100"/>
+    <w:bookmarkStart w:id="104" w:name="フェーズ2の進め方推奨ステップ"/>
     <w:p>
       <w:pPr>
         <w:pStyle w:val="Heading2"/>
@@ -19050,18 +18643,18 @@
           <wp:inline>
             <wp:extent cx="5334000" cy="15576826"/>
             <wp:effectExtent b="0" l="0" r="0" t="0"/>
-            <wp:docPr descr="" title="" id="99" name="Picture"/>
+            <wp:docPr descr="" title="" id="102" name="Picture"/>
             <a:graphic>
               <a:graphicData uri="http://schemas.openxmlformats.org/drawingml/2006/picture">
                 <pic:pic>
                   <pic:nvPicPr>
-                    <pic:cNvPr descr="/tmp/claude-0/-home-user-awc-naka881-repo/a3c507aa-79e5-54ea-b8f6-816304e43f56/scratchpad/wordimg/fig8.png" id="100" name="Picture"/>
+                    <pic:cNvPr descr="/tmp/claude-0/-home-user-awc-naka881-repo/a3c507aa-79e5-54ea-b8f6-816304e43f56/scratchpad/wordimg/fig9.png" id="103" name="Picture"/>
                     <pic:cNvPicPr>
                       <a:picLocks noChangeArrowheads="1" noChangeAspect="1"/>
                     </pic:cNvPicPr>
                   </pic:nvPicPr>
                   <pic:blipFill>
-                    <a:blip r:embed="rId98"/>
+                    <a:blip r:embed="rId101"/>
                     <a:stretch>
                       <a:fillRect/>
                     </a:stretch>
@@ -19121,8 +18714,8 @@
         </w:pict>
       </w:r>
     </w:p>
-    <w:bookmarkEnd w:id="101"/>
-    <w:bookmarkStart w:id="102" w:name="この章のまとめ-4"/>
+    <w:bookmarkEnd w:id="104"/>
+    <w:bookmarkStart w:id="105" w:name="この章のまとめ-4"/>
     <w:p>
       <w:pPr>
         <w:pStyle w:val="Heading2"/>
@@ -19139,7 +18732,7 @@
         <w:pStyle w:val="Compact"/>
         <w:numPr>
           <w:ilvl w:val="0"/>
-          <w:numId w:val="1031"/>
+          <w:numId w:val="1030"/>
         </w:numPr>
       </w:pPr>
       <w:r>
@@ -19217,7 +18810,7 @@
         <w:pStyle w:val="Compact"/>
         <w:numPr>
           <w:ilvl w:val="0"/>
-          <w:numId w:val="1031"/>
+          <w:numId w:val="1030"/>
         </w:numPr>
       </w:pPr>
       <w:r>
@@ -19279,7 +18872,7 @@
         <w:pStyle w:val="Compact"/>
         <w:numPr>
           <w:ilvl w:val="0"/>
-          <w:numId w:val="1031"/>
+          <w:numId w:val="1030"/>
         </w:numPr>
       </w:pPr>
       <w:r>
@@ -19320,7 +18913,7 @@
         <w:pStyle w:val="Compact"/>
         <w:numPr>
           <w:ilvl w:val="0"/>
-          <w:numId w:val="1031"/>
+          <w:numId w:val="1030"/>
         </w:numPr>
       </w:pPr>
       <w:r>
@@ -19374,9 +18967,9 @@
         <w:br w:type="page"/>
       </w:r>
     </w:p>
-    <w:bookmarkEnd w:id="102"/>
-    <w:bookmarkEnd w:id="103"/>
-    <w:bookmarkStart w:id="118" w:name="フェーズ3ガバナンス運用"/>
+    <w:bookmarkEnd w:id="105"/>
+    <w:bookmarkEnd w:id="106"/>
+    <w:bookmarkStart w:id="124" w:name="フェーズ3ガバナンス運用"/>
     <w:p>
       <w:pPr>
         <w:pStyle w:val="Heading1"/>
@@ -19456,18 +19049,12 @@
         <w:pStyle w:val="BlockText"/>
       </w:pPr>
       <w:r>
-        <w:t xml:space="preserve">📌</w:t>
-      </w:r>
-      <w:r>
-        <w:t xml:space="preserve"> </w:t>
-      </w:r>
-      <w:r>
-        <w:rPr>
-          <w:rFonts w:hint="eastAsia"/>
-          <w:b/>
-          <w:bCs/>
-        </w:rPr>
-        <w:t xml:space="preserve">本章のマークの意味（費用の目印）</w:t>
+        <w:rPr>
+          <w:rFonts w:hint="eastAsia"/>
+          <w:b/>
+          <w:bCs/>
+        </w:rPr>
+        <w:t xml:space="preserve">凡例：費用の表記（本章共通）</w:t>
       </w:r>
       <w:r>
         <w:t xml:space="preserve"> </w:t>
@@ -19480,24 +19067,23 @@
       </w:r>
       <w:r>
         <w:rPr>
-          <w:b/>
-          <w:bCs/>
-        </w:rPr>
-        <w:t xml:space="preserve">✅ … いまの E3 </w:t>
-      </w:r>
-      <w:r>
-        <w:rPr>
-          <w:rFonts w:hint="eastAsia"/>
-          <w:b/>
-          <w:bCs/>
-        </w:rPr>
-        <w:t xml:space="preserve">契約のまま・追加費用なしでできる</w:t>
-      </w:r>
-      <w:r>
-        <w:rPr>
-          <w:rFonts w:hint="eastAsia"/>
-        </w:rPr>
-        <w:t xml:space="preserve">（※後述の</w:t>
+          <w:rFonts w:hint="eastAsia"/>
+          <w:b/>
+          <w:bCs/>
+        </w:rPr>
+        <w:t xml:space="preserve">［E3標準］</w:t>
+      </w:r>
+      <w:r>
+        <w:t xml:space="preserve"> </w:t>
+      </w:r>
+      <w:r>
+        <w:t xml:space="preserve">… </w:t>
+      </w:r>
+      <w:r>
+        <w:rPr>
+          <w:rFonts w:hint="eastAsia"/>
+        </w:rPr>
+        <w:t xml:space="preserve">追加費用なしで実施可能（※</w:t>
       </w:r>
       <w:r>
         <w:t xml:space="preserve"> Entra ID P1 </w:t>
@@ -19521,7 +19107,7 @@
           <w:b/>
           <w:bCs/>
         </w:rPr>
-        <w:t xml:space="preserve">に内包されているので追加費用はかかりません</w:t>
+        <w:t xml:space="preserve">に内包されるため追加費用はかかりません</w:t>
       </w:r>
       <w:r>
         <w:rPr>
@@ -19540,24 +19126,23 @@
       </w:r>
       <w:r>
         <w:rPr>
-          <w:b/>
-          <w:bCs/>
-        </w:rPr>
-        <w:t xml:space="preserve">💰 … </w:t>
-      </w:r>
-      <w:r>
-        <w:rPr>
-          <w:rFonts w:hint="eastAsia"/>
-          <w:b/>
-          <w:bCs/>
-        </w:rPr>
-        <w:t xml:space="preserve">追加の課金・契約が必要</w:t>
-      </w:r>
-      <w:r>
-        <w:rPr>
-          <w:rFonts w:hint="eastAsia"/>
-        </w:rPr>
-        <w:t xml:space="preserve">（カッコ内が必要なもの。</w:t>
+          <w:rFonts w:hint="eastAsia"/>
+          <w:b/>
+          <w:bCs/>
+        </w:rPr>
+        <w:t xml:space="preserve">［要追加ライセンス］</w:t>
+      </w:r>
+      <w:r>
+        <w:t xml:space="preserve"> </w:t>
+      </w:r>
+      <w:r>
+        <w:t xml:space="preserve">… </w:t>
+      </w:r>
+      <w:r>
+        <w:rPr>
+          <w:rFonts w:hint="eastAsia"/>
+        </w:rPr>
+        <w:t xml:space="preserve">別途の購入・契約が必要（</w:t>
       </w:r>
       <w:r>
         <w:rPr>
@@ -19626,7 +19211,7 @@
         <w:t xml:space="preserve">＝従量課金）</w:t>
       </w:r>
     </w:p>
-    <w:bookmarkStart w:id="104" w:name="この章でできるようになることまずはざっくり-1"/>
+    <w:bookmarkStart w:id="110" w:name="この章でできること全体像-1"/>
     <w:p>
       <w:pPr>
         <w:pStyle w:val="Heading2"/>
@@ -19635,399 +19220,7 @@
         <w:rPr>
           <w:rFonts w:hint="eastAsia"/>
         </w:rPr>
-        <w:t xml:space="preserve">この章でできるようになること（まずはざっくり）</w:t>
-      </w:r>
-    </w:p>
-    <w:p>
-      <w:pPr>
-        <w:pStyle w:val="Compact"/>
-        <w:numPr>
-          <w:ilvl w:val="0"/>
-          <w:numId w:val="1032"/>
-        </w:numPr>
-      </w:pPr>
-      <w:r>
-        <w:t xml:space="preserve">🚦</w:t>
-      </w:r>
-      <w:r>
-        <w:t xml:space="preserve"> </w:t>
-      </w:r>
-      <w:r>
-        <w:rPr>
-          <w:rFonts w:hint="eastAsia"/>
-          <w:b/>
-          <w:bCs/>
-        </w:rPr>
-        <w:t xml:space="preserve">むやみに作らせない</w:t>
-      </w:r>
-      <w:r>
-        <w:rPr>
-          <w:rFonts w:hint="eastAsia"/>
-        </w:rPr>
-        <w:t xml:space="preserve">：サイト/チームを作れる人を絞り、名前のルールも強制する（＝作成制限・命名規則）…</w:t>
-      </w:r>
-      <w:r>
-        <w:t xml:space="preserve"> </w:t>
-      </w:r>
-      <w:r>
-        <w:rPr>
-          <w:b/>
-          <w:bCs/>
-        </w:rPr>
-        <w:t xml:space="preserve">✅ E3のまま</w:t>
-      </w:r>
-    </w:p>
-    <w:p>
-      <w:pPr>
-        <w:pStyle w:val="Compact"/>
-        <w:numPr>
-          <w:ilvl w:val="0"/>
-          <w:numId w:val="1032"/>
-        </w:numPr>
-      </w:pPr>
-      <w:r>
-        <w:t xml:space="preserve">⏰</w:t>
-      </w:r>
-      <w:r>
-        <w:t xml:space="preserve"> </w:t>
-      </w:r>
-      <w:r>
-        <w:rPr>
-          <w:rFonts w:hint="eastAsia"/>
-          <w:b/>
-          <w:bCs/>
-        </w:rPr>
-        <w:t xml:space="preserve">使わないものを自動で片づける</w:t>
-      </w:r>
-      <w:r>
-        <w:rPr>
-          <w:rFonts w:hint="eastAsia"/>
-        </w:rPr>
-        <w:t xml:space="preserve">：放置グループを自動失効させる</w:t>
-      </w:r>
-      <w:r>
-        <w:t xml:space="preserve"> …</w:t>
-      </w:r>
-      <w:r>
-        <w:t xml:space="preserve"> </w:t>
-      </w:r>
-      <w:r>
-        <w:rPr>
-          <w:b/>
-          <w:bCs/>
-        </w:rPr>
-        <w:t xml:space="preserve">✅ E3のまま</w:t>
-      </w:r>
-      <w:r>
-        <w:rPr>
-          <w:rFonts w:hint="eastAsia"/>
-        </w:rPr>
-        <w:t xml:space="preserve">／放置サイトを検出して所有者に通知は</w:t>
-      </w:r>
-      <w:r>
-        <w:t xml:space="preserve"> </w:t>
-      </w:r>
-      <w:r>
-        <w:rPr>
-          <w:b/>
-          <w:bCs/>
-        </w:rPr>
-        <w:t xml:space="preserve">💰 </w:t>
-      </w:r>
-      <w:r>
-        <w:rPr>
-          <w:rFonts w:hint="eastAsia"/>
-          <w:b/>
-          <w:bCs/>
-        </w:rPr>
-        <w:t xml:space="preserve">追加（SAM）</w:t>
-      </w:r>
-    </w:p>
-    <w:p>
-      <w:pPr>
-        <w:pStyle w:val="Compact"/>
-        <w:numPr>
-          <w:ilvl w:val="0"/>
-          <w:numId w:val="1032"/>
-        </w:numPr>
-      </w:pPr>
-      <w:r>
-        <w:t xml:space="preserve">👤</w:t>
-      </w:r>
-      <w:r>
-        <w:t xml:space="preserve"> </w:t>
-      </w:r>
-      <w:r>
-        <w:rPr>
-          <w:rFonts w:hint="eastAsia"/>
-          <w:b/>
-          <w:bCs/>
-        </w:rPr>
-        <w:t xml:space="preserve">持ち主不在をなくす</w:t>
-      </w:r>
-      <w:r>
-        <w:rPr>
-          <w:rFonts w:hint="eastAsia"/>
-        </w:rPr>
-        <w:t xml:space="preserve">：「所有者2名以上」を自動でチェック・強制</w:t>
-      </w:r>
-      <w:r>
-        <w:t xml:space="preserve"> …</w:t>
-      </w:r>
-      <w:r>
-        <w:t xml:space="preserve"> </w:t>
-      </w:r>
-      <w:r>
-        <w:rPr>
-          <w:b/>
-          <w:bCs/>
-        </w:rPr>
-        <w:t xml:space="preserve">💰 </w:t>
-      </w:r>
-      <w:r>
-        <w:rPr>
-          <w:rFonts w:hint="eastAsia"/>
-          <w:b/>
-          <w:bCs/>
-        </w:rPr>
-        <w:t xml:space="preserve">追加（SAM）</w:t>
-      </w:r>
-    </w:p>
-    <w:p>
-      <w:pPr>
-        <w:pStyle w:val="Compact"/>
-        <w:numPr>
-          <w:ilvl w:val="0"/>
-          <w:numId w:val="1032"/>
-        </w:numPr>
-      </w:pPr>
-      <w:r>
-        <w:t xml:space="preserve">🔎</w:t>
-      </w:r>
-      <w:r>
-        <w:t xml:space="preserve"> </w:t>
-      </w:r>
-      <w:r>
-        <w:rPr>
-          <w:rFonts w:hint="eastAsia"/>
-          <w:b/>
-          <w:bCs/>
-        </w:rPr>
-        <w:t xml:space="preserve">見える化する</w:t>
-      </w:r>
-      <w:r>
-        <w:rPr>
-          <w:rFonts w:hint="eastAsia"/>
-        </w:rPr>
-        <w:t xml:space="preserve">：どのサイトが使われ／使われていないかをレポートで把握</w:t>
-      </w:r>
-      <w:r>
-        <w:t xml:space="preserve"> …</w:t>
-      </w:r>
-      <w:r>
-        <w:t xml:space="preserve"> </w:t>
-      </w:r>
-      <w:r>
-        <w:rPr>
-          <w:b/>
-          <w:bCs/>
-        </w:rPr>
-        <w:t xml:space="preserve">✅ E3のまま</w:t>
-      </w:r>
-    </w:p>
-    <w:p>
-      <w:pPr>
-        <w:pStyle w:val="Compact"/>
-        <w:numPr>
-          <w:ilvl w:val="0"/>
-          <w:numId w:val="1032"/>
-        </w:numPr>
-      </w:pPr>
-      <w:r>
-        <w:t xml:space="preserve">🧹</w:t>
-      </w:r>
-      <w:r>
-        <w:t xml:space="preserve"> </w:t>
-      </w:r>
-      <w:r>
-        <w:rPr>
-          <w:rFonts w:hint="eastAsia"/>
-          <w:b/>
-          <w:bCs/>
-        </w:rPr>
-        <w:t xml:space="preserve">ゲストを棚卸す</w:t>
-      </w:r>
-      <w:r>
-        <w:rPr>
-          <w:rFonts w:hint="eastAsia"/>
-        </w:rPr>
-        <w:t xml:space="preserve">：招いた社外ユーザーを定期的に自動で見直す</w:t>
-      </w:r>
-      <w:r>
-        <w:t xml:space="preserve"> …</w:t>
-      </w:r>
-      <w:r>
-        <w:t xml:space="preserve"> </w:t>
-      </w:r>
-      <w:r>
-        <w:rPr>
-          <w:b/>
-          <w:bCs/>
-        </w:rPr>
-        <w:t xml:space="preserve">💰 </w:t>
-      </w:r>
-      <w:r>
-        <w:rPr>
-          <w:rFonts w:hint="eastAsia"/>
-          <w:b/>
-          <w:bCs/>
-        </w:rPr>
-        <w:t xml:space="preserve">追加（E5</w:t>
-      </w:r>
-      <w:r>
-        <w:rPr>
-          <w:b/>
-          <w:bCs/>
-        </w:rPr>
-        <w:t xml:space="preserve"> </w:t>
-      </w:r>
-      <w:r>
-        <w:rPr>
-          <w:rFonts w:hint="eastAsia"/>
-          <w:b/>
-          <w:bCs/>
-        </w:rPr>
-        <w:t xml:space="preserve">相当＝Entra</w:t>
-      </w:r>
-      <w:r>
-        <w:rPr>
-          <w:b/>
-          <w:bCs/>
-        </w:rPr>
-        <w:t xml:space="preserve"> </w:t>
-      </w:r>
-      <w:r>
-        <w:rPr>
-          <w:rFonts w:hint="eastAsia"/>
-          <w:b/>
-          <w:bCs/>
-        </w:rPr>
-        <w:t xml:space="preserve">P2）</w:t>
-      </w:r>
-    </w:p>
-    <w:p>
-      <w:pPr>
-        <w:pStyle w:val="Compact"/>
-        <w:numPr>
-          <w:ilvl w:val="0"/>
-          <w:numId w:val="1032"/>
-        </w:numPr>
-      </w:pPr>
-      <w:r>
-        <w:t xml:space="preserve">🛡️</w:t>
-      </w:r>
-      <w:r>
-        <w:t xml:space="preserve"> </w:t>
-      </w:r>
-      <w:r>
-        <w:rPr>
-          <w:rFonts w:hint="eastAsia"/>
-          <w:b/>
-          <w:bCs/>
-        </w:rPr>
-        <w:t xml:space="preserve">開きすぎを直す</w:t>
-      </w:r>
-      <w:r>
-        <w:rPr>
-          <w:rFonts w:hint="eastAsia"/>
-        </w:rPr>
-        <w:t xml:space="preserve">：過剰共有サイトを検出して是正する</w:t>
-      </w:r>
-      <w:r>
-        <w:t xml:space="preserve"> …</w:t>
-      </w:r>
-      <w:r>
-        <w:t xml:space="preserve"> </w:t>
-      </w:r>
-      <w:r>
-        <w:rPr>
-          <w:b/>
-          <w:bCs/>
-        </w:rPr>
-        <w:t xml:space="preserve">💰 </w:t>
-      </w:r>
-      <w:r>
-        <w:rPr>
-          <w:rFonts w:hint="eastAsia"/>
-          <w:b/>
-          <w:bCs/>
-        </w:rPr>
-        <w:t xml:space="preserve">追加（SAM）</w:t>
-      </w:r>
-    </w:p>
-    <w:p>
-      <w:pPr>
-        <w:pStyle w:val="Compact"/>
-        <w:numPr>
-          <w:ilvl w:val="0"/>
-          <w:numId w:val="1032"/>
-        </w:numPr>
-      </w:pPr>
-      <w:r>
-        <w:t xml:space="preserve">📦</w:t>
-      </w:r>
-      <w:r>
-        <w:t xml:space="preserve"> </w:t>
-      </w:r>
-      <w:r>
-        <w:rPr>
-          <w:rFonts w:hint="eastAsia"/>
-          <w:b/>
-          <w:bCs/>
-        </w:rPr>
-        <w:t xml:space="preserve">安く保管する</w:t>
-      </w:r>
-      <w:r>
-        <w:rPr>
-          <w:rFonts w:hint="eastAsia"/>
-        </w:rPr>
-        <w:t xml:space="preserve">：使わないサイトを低コストの保管庫へ</w:t>
-      </w:r>
-      <w:r>
-        <w:t xml:space="preserve"> …</w:t>
-      </w:r>
-      <w:r>
-        <w:t xml:space="preserve"> </w:t>
-      </w:r>
-      <w:r>
-        <w:rPr>
-          <w:b/>
-          <w:bCs/>
-        </w:rPr>
-        <w:t xml:space="preserve">💰 </w:t>
-      </w:r>
-      <w:r>
-        <w:rPr>
-          <w:rFonts w:hint="eastAsia"/>
-          <w:b/>
-          <w:bCs/>
-        </w:rPr>
-        <w:t xml:space="preserve">追加（M365</w:t>
-      </w:r>
-      <w:r>
-        <w:rPr>
-          <w:b/>
-          <w:bCs/>
-        </w:rPr>
-        <w:t xml:space="preserve"> </w:t>
-      </w:r>
-      <w:r>
-        <w:rPr>
-          <w:rFonts w:hint="eastAsia"/>
-          <w:b/>
-          <w:bCs/>
-        </w:rPr>
-        <w:t xml:space="preserve">Archive・従量課金）</w:t>
+        <w:t xml:space="preserve">この章でできること（全体像）</w:t>
       </w:r>
     </w:p>
     <w:p>
@@ -20035,34 +19228,142 @@
         <w:pStyle w:val="FirstParagraph"/>
       </w:pPr>
       <w:r>
-        <w:t xml:space="preserve">👉</w:t>
-      </w:r>
-      <w:r>
-        <w:t xml:space="preserve"> </w:t>
-      </w:r>
-      <w:r>
-        <w:rPr>
-          <w:rFonts w:hint="eastAsia"/>
-          <w:b/>
-          <w:bCs/>
-        </w:rPr>
-        <w:t xml:space="preserve">「作らせ方の統制（作成制限・命名・有効期限）」と「見える化」は</w:t>
-      </w:r>
-      <w:r>
-        <w:rPr>
-          <w:b/>
-          <w:bCs/>
-        </w:rPr>
-        <w:t xml:space="preserve"> ✅ E3のまま</w:t>
-      </w:r>
-      <w:r>
-        <w:rPr>
-          <w:rFonts w:hint="eastAsia"/>
-        </w:rPr>
-        <w:t xml:space="preserve">着手できます（これらは</w:t>
-      </w:r>
-      <w:r>
-        <w:t xml:space="preserve"> Entra P1 </w:t>
+        <w:rPr>
+          <w:rFonts w:hint="eastAsia"/>
+        </w:rPr>
+        <w:t xml:space="preserve">左側が</w:t>
+      </w:r>
+      <w:r>
+        <w:t xml:space="preserve"> </w:t>
+      </w:r>
+      <w:r>
+        <w:rPr>
+          <w:rFonts w:hint="eastAsia"/>
+          <w:b/>
+          <w:bCs/>
+        </w:rPr>
+        <w:t xml:space="preserve">［E3標準］（追加費用なし）</w:t>
+      </w:r>
+      <w:r>
+        <w:rPr>
+          <w:rFonts w:hint="eastAsia"/>
+        </w:rPr>
+        <w:t xml:space="preserve">、右側が</w:t>
+      </w:r>
+      <w:r>
+        <w:t xml:space="preserve"> </w:t>
+      </w:r>
+      <w:r>
+        <w:rPr>
+          <w:rFonts w:hint="eastAsia"/>
+          <w:b/>
+          <w:bCs/>
+        </w:rPr>
+        <w:t xml:space="preserve">［要追加ライセンス］</w:t>
+      </w:r>
+      <w:r>
+        <w:t xml:space="preserve"> </w:t>
+      </w:r>
+      <w:r>
+        <w:rPr>
+          <w:rFonts w:hint="eastAsia"/>
+        </w:rPr>
+        <w:t xml:space="preserve">で実現できる範囲です。詳細は</w:t>
+      </w:r>
+      <w:r>
+        <w:t xml:space="preserve"> §1 </w:t>
+      </w:r>
+      <w:r>
+        <w:rPr>
+          <w:rFonts w:hint="eastAsia"/>
+        </w:rPr>
+        <w:t xml:space="preserve">以降で説明します。</w:t>
+      </w:r>
+    </w:p>
+    <w:p>
+      <w:pPr>
+        <w:pStyle w:val="BodyText"/>
+      </w:pPr>
+      <w:r>
+        <w:drawing>
+          <wp:inline>
+            <wp:extent cx="5334000" cy="6191250"/>
+            <wp:effectExtent b="0" l="0" r="0" t="0"/>
+            <wp:docPr descr="" title="" id="108" name="Picture"/>
+            <a:graphic>
+              <a:graphicData uri="http://schemas.openxmlformats.org/drawingml/2006/picture">
+                <pic:pic>
+                  <pic:nvPicPr>
+                    <pic:cNvPr descr="/tmp/claude-0/-home-user-awc-naka881-repo/a3c507aa-79e5-54ea-b8f6-816304e43f56/scratchpad/wordimg/fig10.png" id="109" name="Picture"/>
+                    <pic:cNvPicPr>
+                      <a:picLocks noChangeArrowheads="1" noChangeAspect="1"/>
+                    </pic:cNvPicPr>
+                  </pic:nvPicPr>
+                  <pic:blipFill>
+                    <a:blip r:embed="rId107"/>
+                    <a:stretch>
+                      <a:fillRect/>
+                    </a:stretch>
+                  </pic:blipFill>
+                  <pic:spPr bwMode="auto">
+                    <a:xfrm>
+                      <a:off x="0" y="0"/>
+                      <a:ext cx="5334000" cy="6191250"/>
+                    </a:xfrm>
+                    <a:prstGeom prst="rect">
+                      <a:avLst/>
+                    </a:prstGeom>
+                    <a:noFill/>
+                    <a:ln w="9525">
+                      <a:noFill/>
+                      <a:headEnd/>
+                      <a:tailEnd/>
+                    </a:ln>
+                  </pic:spPr>
+                </pic:pic>
+              </a:graphicData>
+            </a:graphic>
+          </wp:inline>
+        </w:drawing>
+      </w:r>
+    </w:p>
+    <w:p>
+      <w:pPr>
+        <w:pStyle w:val="BodyText"/>
+      </w:pPr>
+      <w:r>
+        <w:rPr>
+          <w:rFonts w:hint="eastAsia"/>
+          <w:b/>
+          <w:bCs/>
+        </w:rPr>
+        <w:t xml:space="preserve">基本方針</w:t>
+      </w:r>
+      <w:r>
+        <w:rPr>
+          <w:rFonts w:hint="eastAsia"/>
+        </w:rPr>
+        <w:t xml:space="preserve">：「作らせ方の統制（作成制限・命名・有効期限）」と「見える化」は</w:t>
+      </w:r>
+      <w:r>
+        <w:t xml:space="preserve"> </w:t>
+      </w:r>
+      <w:r>
+        <w:rPr>
+          <w:rFonts w:hint="eastAsia"/>
+          <w:b/>
+          <w:bCs/>
+        </w:rPr>
+        <w:t xml:space="preserve">［E3標準］</w:t>
+      </w:r>
+      <w:r>
+        <w:rPr>
+          <w:rFonts w:hint="eastAsia"/>
+        </w:rPr>
+        <w:t xml:space="preserve">で着手できます（Entra</w:t>
+      </w:r>
+      <w:r>
+        <w:t xml:space="preserve"> P1 </w:t>
       </w:r>
       <w:r>
         <w:rPr>
@@ -20077,40 +19378,25 @@
         <w:rPr>
           <w:rFonts w:hint="eastAsia"/>
         </w:rPr>
-        <w:t xml:space="preserve">に含まれます）。</w:t>
-      </w:r>
-      <w:r>
-        <w:rPr>
-          <w:rFonts w:hint="eastAsia"/>
-          <w:b/>
-          <w:bCs/>
-        </w:rPr>
-        <w:t xml:space="preserve">自動化（放置検出・所有権強制・過剰共有是正・ゲスト自動棚卸し）は</w:t>
-      </w:r>
-      <w:r>
-        <w:rPr>
-          <w:b/>
-          <w:bCs/>
-        </w:rPr>
-        <w:t xml:space="preserve"> 💰 </w:t>
-      </w:r>
-      <w:r>
-        <w:rPr>
-          <w:rFonts w:hint="eastAsia"/>
-          <w:b/>
-          <w:bCs/>
-        </w:rPr>
-        <w:t xml:space="preserve">追加</w:t>
-      </w:r>
-      <w:r>
-        <w:rPr>
-          <w:rFonts w:hint="eastAsia"/>
-        </w:rPr>
-        <w:t xml:space="preserve">なので、規模とリスクを見て投資判断します。</w:t>
-      </w:r>
-    </w:p>
-    <w:bookmarkEnd w:id="104"/>
-    <w:bookmarkStart w:id="105" w:name="追加費用の要否ひとめ表-1"/>
+        <w:t xml:space="preserve">に内包）。</w:t>
+      </w:r>
+      <w:r>
+        <w:rPr>
+          <w:rFonts w:hint="eastAsia"/>
+          <w:b/>
+          <w:bCs/>
+        </w:rPr>
+        <w:t xml:space="preserve">自動化（放置検出・所有権是正・過剰共有是正・ゲスト自動棚卸し）は［要追加ライセンス］</w:t>
+      </w:r>
+      <w:r>
+        <w:rPr>
+          <w:rFonts w:hint="eastAsia"/>
+        </w:rPr>
+        <w:t xml:space="preserve">のため、規模とリスクを見て投資判断します。</w:t>
+      </w:r>
+    </w:p>
+    <w:bookmarkEnd w:id="110"/>
+    <w:bookmarkStart w:id="111" w:name="追加費用の要否ひとめ表-1"/>
     <w:p>
       <w:pPr>
         <w:pStyle w:val="Heading2"/>
@@ -20148,35 +19434,32 @@
               <w:rPr>
                 <w:rFonts w:hint="eastAsia"/>
               </w:rPr>
-              <w:t xml:space="preserve">やりたいこと（機能）</w:t>
-            </w:r>
-          </w:p>
-        </w:tc>
-        <w:tc>
-          <w:tcPr/>
-          <w:p>
-            <w:pPr>
-              <w:pStyle w:val="Compact"/>
-            </w:pPr>
-            <w:r>
-              <w:rPr>
-                <w:rFonts w:hint="eastAsia"/>
-              </w:rPr>
-              <w:t xml:space="preserve">ざっくり何ができる</w:t>
-            </w:r>
-          </w:p>
-        </w:tc>
-        <w:tc>
-          <w:tcPr/>
-          <w:p>
-            <w:pPr>
-              <w:pStyle w:val="Compact"/>
-            </w:pPr>
-            <w:r>
-              <w:rPr>
-                <w:rFonts w:hint="eastAsia"/>
-              </w:rPr>
-              <w:t xml:space="preserve">追加費用は？</w:t>
+              <w:t xml:space="preserve">機能</w:t>
+            </w:r>
+          </w:p>
+        </w:tc>
+        <w:tc>
+          <w:tcPr/>
+          <w:p>
+            <w:pPr>
+              <w:pStyle w:val="Compact"/>
+            </w:pPr>
+            <w:r>
+              <w:t xml:space="preserve">できること</w:t>
+            </w:r>
+          </w:p>
+        </w:tc>
+        <w:tc>
+          <w:tcPr/>
+          <w:p>
+            <w:pPr>
+              <w:pStyle w:val="Compact"/>
+            </w:pPr>
+            <w:r>
+              <w:rPr>
+                <w:rFonts w:hint="eastAsia"/>
+              </w:rPr>
+              <w:t xml:space="preserve">追加費用</w:t>
             </w:r>
           </w:p>
         </w:tc>
@@ -20209,28 +19492,29 @@
               <w:rPr>
                 <w:rFonts w:hint="eastAsia"/>
               </w:rPr>
-              <w:t xml:space="preserve">申請に応じて正しい構成で払い出す</w:t>
-            </w:r>
-          </w:p>
-        </w:tc>
-        <w:tc>
-          <w:tcPr/>
-          <w:p>
-            <w:pPr>
-              <w:pStyle w:val="Compact"/>
-            </w:pPr>
-            <w:r>
-              <w:rPr>
-                <w:b/>
-                <w:bCs/>
-              </w:rPr>
-              <w:t xml:space="preserve">✅ E3のまま</w:t>
-            </w:r>
-            <w:r>
-              <w:t xml:space="preserve"> </w:t>
-            </w:r>
-            <w:r>
-              <w:t xml:space="preserve">〔S33〕</w:t>
+              <w:t xml:space="preserve">正しい構成で払い出す</w:t>
+            </w:r>
+          </w:p>
+        </w:tc>
+        <w:tc>
+          <w:tcPr/>
+          <w:p>
+            <w:pPr>
+              <w:pStyle w:val="Compact"/>
+            </w:pPr>
+            <w:r>
+              <w:rPr>
+                <w:rFonts w:hint="eastAsia"/>
+                <w:b/>
+                <w:bCs/>
+              </w:rPr>
+              <w:t xml:space="preserve">E3標準</w:t>
+            </w:r>
+            <w:r>
+              <w:rPr>
+                <w:rFonts w:hint="eastAsia"/>
+              </w:rPr>
+              <w:t xml:space="preserve">（追加費用なし）〔S33〕</w:t>
             </w:r>
           </w:p>
         </w:tc>
@@ -20272,16 +19556,17 @@
             </w:pPr>
             <w:r>
               <w:rPr>
-                <w:b/>
-                <w:bCs/>
-              </w:rPr>
-              <w:t xml:space="preserve">✅ E3のまま</w:t>
-            </w:r>
-            <w:r>
-              <w:t xml:space="preserve"> </w:t>
-            </w:r>
-            <w:r>
-              <w:t xml:space="preserve">〔S41〕</w:t>
+                <w:rFonts w:hint="eastAsia"/>
+                <w:b/>
+                <w:bCs/>
+              </w:rPr>
+              <w:t xml:space="preserve">E3標準</w:t>
+            </w:r>
+            <w:r>
+              <w:rPr>
+                <w:rFonts w:hint="eastAsia"/>
+              </w:rPr>
+              <w:t xml:space="preserve">（追加費用なし）〔S41〕</w:t>
             </w:r>
           </w:p>
         </w:tc>
@@ -20323,10 +19608,11 @@
             </w:pPr>
             <w:r>
               <w:rPr>
-                <w:b/>
-                <w:bCs/>
-              </w:rPr>
-              <w:t xml:space="preserve">✅ E3のまま</w:t>
+                <w:rFonts w:hint="eastAsia"/>
+                <w:b/>
+                <w:bCs/>
+              </w:rPr>
+              <w:t xml:space="preserve">E3標準</w:t>
             </w:r>
             <w:r>
               <w:rPr>
@@ -20383,10 +19669,11 @@
             </w:pPr>
             <w:r>
               <w:rPr>
-                <w:b/>
-                <w:bCs/>
-              </w:rPr>
-              <w:t xml:space="preserve">✅ E3のまま</w:t>
+                <w:rFonts w:hint="eastAsia"/>
+                <w:b/>
+                <w:bCs/>
+              </w:rPr>
+              <w:t xml:space="preserve">E3標準</w:t>
             </w:r>
             <w:r>
               <w:rPr>
@@ -20443,10 +19730,11 @@
             </w:pPr>
             <w:r>
               <w:rPr>
-                <w:b/>
-                <w:bCs/>
-              </w:rPr>
-              <w:t xml:space="preserve">✅ E3のまま</w:t>
+                <w:rFonts w:hint="eastAsia"/>
+                <w:b/>
+                <w:bCs/>
+              </w:rPr>
+              <w:t xml:space="preserve">E3標準</w:t>
             </w:r>
             <w:r>
               <w:rPr>
@@ -20506,16 +19794,17 @@
             </w:pPr>
             <w:r>
               <w:rPr>
-                <w:b/>
-                <w:bCs/>
-              </w:rPr>
-              <w:t xml:space="preserve">✅ E3のまま</w:t>
-            </w:r>
-            <w:r>
-              <w:t xml:space="preserve"> </w:t>
-            </w:r>
-            <w:r>
-              <w:t xml:space="preserve">〔S42〕〔S38〕</w:t>
+                <w:rFonts w:hint="eastAsia"/>
+                <w:b/>
+                <w:bCs/>
+              </w:rPr>
+              <w:t xml:space="preserve">E3標準</w:t>
+            </w:r>
+            <w:r>
+              <w:rPr>
+                <w:rFonts w:hint="eastAsia"/>
+              </w:rPr>
+              <w:t xml:space="preserve">（追加費用なし）〔S42〕〔S38〕</w:t>
             </w:r>
           </w:p>
         </w:tc>
@@ -20558,54 +19847,35 @@
             </w:pPr>
             <w:r>
               <w:rPr>
-                <w:b/>
-                <w:bCs/>
-              </w:rPr>
-              <w:t xml:space="preserve">💰 </w:t>
-            </w:r>
-            <w:r>
-              <w:rPr>
-                <w:rFonts w:hint="eastAsia"/>
-                <w:b/>
-                <w:bCs/>
-              </w:rPr>
-              <w:t xml:space="preserve">追加（E5</w:t>
-            </w:r>
-            <w:r>
-              <w:rPr>
-                <w:b/>
-                <w:bCs/>
-              </w:rPr>
+                <w:rFonts w:hint="eastAsia"/>
+                <w:b/>
+                <w:bCs/>
+              </w:rPr>
+              <w:t xml:space="preserve">要追加ライセンス</w:t>
+            </w:r>
+            <w:r>
+              <w:rPr>
+                <w:rFonts w:hint="eastAsia"/>
+              </w:rPr>
+              <w:t xml:space="preserve">（E5</w:t>
+            </w:r>
+            <w:r>
               <w:t xml:space="preserve"> </w:t>
             </w:r>
             <w:r>
               <w:rPr>
                 <w:rFonts w:hint="eastAsia"/>
-                <w:b/>
-                <w:bCs/>
               </w:rPr>
               <w:t xml:space="preserve">相当＝Entra</w:t>
             </w:r>
             <w:r>
-              <w:rPr>
-                <w:b/>
-                <w:bCs/>
-              </w:rPr>
               <w:t xml:space="preserve"> </w:t>
             </w:r>
             <w:r>
               <w:rPr>
                 <w:rFonts w:hint="eastAsia"/>
-                <w:b/>
-                <w:bCs/>
-              </w:rPr>
-              <w:t xml:space="preserve">P2/Governance）</w:t>
-            </w:r>
-            <w:r>
-              <w:t xml:space="preserve"> </w:t>
-            </w:r>
-            <w:r>
-              <w:t xml:space="preserve">〔S40〕</w:t>
+              </w:rPr>
+              <w:t xml:space="preserve">P2）〔S40〕</w:t>
             </w:r>
           </w:p>
         </w:tc>
@@ -20648,24 +19918,17 @@
             </w:pPr>
             <w:r>
               <w:rPr>
-                <w:b/>
-                <w:bCs/>
-              </w:rPr>
-              <w:t xml:space="preserve">💰 </w:t>
-            </w:r>
-            <w:r>
-              <w:rPr>
-                <w:rFonts w:hint="eastAsia"/>
-                <w:b/>
-                <w:bCs/>
-              </w:rPr>
-              <w:t xml:space="preserve">追加（SAM）</w:t>
-            </w:r>
-            <w:r>
-              <w:t xml:space="preserve"> </w:t>
-            </w:r>
-            <w:r>
-              <w:t xml:space="preserve">〔S35〕</w:t>
+                <w:rFonts w:hint="eastAsia"/>
+                <w:b/>
+                <w:bCs/>
+              </w:rPr>
+              <w:t xml:space="preserve">要追加ライセンス</w:t>
+            </w:r>
+            <w:r>
+              <w:rPr>
+                <w:rFonts w:hint="eastAsia"/>
+              </w:rPr>
+              <w:t xml:space="preserve">（SAM）〔S35〕</w:t>
             </w:r>
           </w:p>
         </w:tc>
@@ -20709,24 +19972,17 @@
             </w:pPr>
             <w:r>
               <w:rPr>
-                <w:b/>
-                <w:bCs/>
-              </w:rPr>
-              <w:t xml:space="preserve">💰 </w:t>
-            </w:r>
-            <w:r>
-              <w:rPr>
-                <w:rFonts w:hint="eastAsia"/>
-                <w:b/>
-                <w:bCs/>
-              </w:rPr>
-              <w:t xml:space="preserve">追加（SAM）</w:t>
-            </w:r>
-            <w:r>
-              <w:t xml:space="preserve"> </w:t>
-            </w:r>
-            <w:r>
-              <w:t xml:space="preserve">〔S36〕</w:t>
+                <w:rFonts w:hint="eastAsia"/>
+                <w:b/>
+                <w:bCs/>
+              </w:rPr>
+              <w:t xml:space="preserve">要追加ライセンス</w:t>
+            </w:r>
+            <w:r>
+              <w:rPr>
+                <w:rFonts w:hint="eastAsia"/>
+              </w:rPr>
+              <w:t xml:space="preserve">（SAM）〔S36〕</w:t>
             </w:r>
           </w:p>
         </w:tc>
@@ -20758,36 +20014,29 @@
               <w:rPr>
                 <w:rFonts w:hint="eastAsia"/>
               </w:rPr>
-              <w:t xml:space="preserve">所有者要件を自動強制</w:t>
-            </w:r>
-          </w:p>
-        </w:tc>
-        <w:tc>
-          <w:tcPr/>
-          <w:p>
-            <w:pPr>
-              <w:pStyle w:val="Compact"/>
-            </w:pPr>
-            <w:r>
-              <w:rPr>
-                <w:b/>
-                <w:bCs/>
-              </w:rPr>
-              <w:t xml:space="preserve">💰 </w:t>
-            </w:r>
-            <w:r>
-              <w:rPr>
-                <w:rFonts w:hint="eastAsia"/>
-                <w:b/>
-                <w:bCs/>
-              </w:rPr>
-              <w:t xml:space="preserve">追加（SAM）</w:t>
-            </w:r>
-            <w:r>
-              <w:t xml:space="preserve"> </w:t>
-            </w:r>
-            <w:r>
-              <w:t xml:space="preserve">〔S38〕</w:t>
+              <w:t xml:space="preserve">所有者要件を自動で是正</w:t>
+            </w:r>
+          </w:p>
+        </w:tc>
+        <w:tc>
+          <w:tcPr/>
+          <w:p>
+            <w:pPr>
+              <w:pStyle w:val="Compact"/>
+            </w:pPr>
+            <w:r>
+              <w:rPr>
+                <w:rFonts w:hint="eastAsia"/>
+                <w:b/>
+                <w:bCs/>
+              </w:rPr>
+              <w:t xml:space="preserve">要追加ライセンス</w:t>
+            </w:r>
+            <w:r>
+              <w:rPr>
+                <w:rFonts w:hint="eastAsia"/>
+              </w:rPr>
+              <w:t xml:space="preserve">（SAM）〔S38〕</w:t>
             </w:r>
           </w:p>
         </w:tc>
@@ -20840,24 +20089,17 @@
             </w:pPr>
             <w:r>
               <w:rPr>
-                <w:b/>
-                <w:bCs/>
-              </w:rPr>
-              <w:t xml:space="preserve">💰 </w:t>
-            </w:r>
-            <w:r>
-              <w:rPr>
-                <w:rFonts w:hint="eastAsia"/>
-                <w:b/>
-                <w:bCs/>
-              </w:rPr>
-              <w:t xml:space="preserve">追加（SAM）</w:t>
-            </w:r>
-            <w:r>
-              <w:t xml:space="preserve"> </w:t>
-            </w:r>
-            <w:r>
-              <w:t xml:space="preserve">〔S37〕</w:t>
+                <w:rFonts w:hint="eastAsia"/>
+                <w:b/>
+                <w:bCs/>
+              </w:rPr>
+              <w:t xml:space="preserve">要追加ライセンス</w:t>
+            </w:r>
+            <w:r>
+              <w:rPr>
+                <w:rFonts w:hint="eastAsia"/>
+              </w:rPr>
+              <w:t xml:space="preserve">（SAM）〔S37〕</w:t>
             </w:r>
           </w:p>
         </w:tc>
@@ -20900,24 +20142,17 @@
             </w:pPr>
             <w:r>
               <w:rPr>
-                <w:b/>
-                <w:bCs/>
-              </w:rPr>
-              <w:t xml:space="preserve">💰 </w:t>
-            </w:r>
-            <w:r>
-              <w:rPr>
-                <w:rFonts w:hint="eastAsia"/>
-                <w:b/>
-                <w:bCs/>
-              </w:rPr>
-              <w:t xml:space="preserve">追加（従量課金）</w:t>
-            </w:r>
-            <w:r>
-              <w:t xml:space="preserve"> </w:t>
-            </w:r>
-            <w:r>
-              <w:t xml:space="preserve">〔S39〕</w:t>
+                <w:rFonts w:hint="eastAsia"/>
+                <w:b/>
+                <w:bCs/>
+              </w:rPr>
+              <w:t xml:space="preserve">要追加ライセンス</w:t>
+            </w:r>
+            <w:r>
+              <w:rPr>
+                <w:rFonts w:hint="eastAsia"/>
+              </w:rPr>
+              <w:t xml:space="preserve">（従量課金）〔S39〕</w:t>
             </w:r>
           </w:p>
         </w:tc>
@@ -20928,33 +20163,34 @@
         <w:pStyle w:val="BlockText"/>
       </w:pPr>
       <w:r>
-        <w:t xml:space="preserve">💰</w:t>
-      </w:r>
-      <w:r>
-        <w:t xml:space="preserve"> </w:t>
-      </w:r>
-      <w:r>
-        <w:rPr>
-          <w:rFonts w:hint="eastAsia"/>
-          <w:b/>
-          <w:bCs/>
-        </w:rPr>
-        <w:t xml:space="preserve">【要注意】E3</w:t>
-      </w:r>
-      <w:r>
-        <w:rPr>
-          <w:b/>
-          <w:bCs/>
-        </w:rPr>
-        <w:t xml:space="preserve"> </w:t>
-      </w:r>
-      <w:r>
-        <w:rPr>
-          <w:rFonts w:hint="eastAsia"/>
-          <w:b/>
-          <w:bCs/>
-        </w:rPr>
-        <w:t xml:space="preserve">だけでは“できない”＝追加の契約・課金が必要なもの（フェーズ3）</w:t>
+        <w:rPr>
+          <w:rFonts w:hint="eastAsia"/>
+          <w:b/>
+          <w:bCs/>
+        </w:rPr>
+        <w:t xml:space="preserve">要追加ライセンスとなる機能（E3</w:t>
+      </w:r>
+      <w:r>
+        <w:rPr>
+          <w:b/>
+          <w:bCs/>
+        </w:rPr>
+        <w:t xml:space="preserve"> </w:t>
+      </w:r>
+      <w:r>
+        <w:rPr>
+          <w:rFonts w:hint="eastAsia"/>
+          <w:b/>
+          <w:bCs/>
+        </w:rPr>
+        <w:t xml:space="preserve">では実施不可）―</w:t>
+      </w:r>
+      <w:r>
+        <w:rPr>
+          <w:b/>
+          <w:bCs/>
+        </w:rPr>
+        <w:t xml:space="preserve"> フェーズ3</w:t>
       </w:r>
       <w:r>
         <w:t xml:space="preserve"> </w:t>
@@ -20977,7 +20213,7 @@
         <w:rPr>
           <w:rFonts w:hint="eastAsia"/>
         </w:rPr>
-        <w:t xml:space="preserve">（過剰共有の可視化・是正、放置サイト検出、所有権の自動強制、RCD）…</w:t>
+        <w:t xml:space="preserve">（過剰共有の可視化・是正、放置サイト検出、所有権の自動是正、RCD）…</w:t>
       </w:r>
       <w:r>
         <w:t xml:space="preserve"> </w:t>
@@ -21103,61 +20339,45 @@
         <w:pStyle w:val="BlockText"/>
       </w:pPr>
       <w:r>
-        <w:t xml:space="preserve">💡 なお</w:t>
-      </w:r>
-      <w:r>
-        <w:t xml:space="preserve"> </w:t>
-      </w:r>
-      <w:r>
-        <w:rPr>
-          <w:b/>
-          <w:bCs/>
-        </w:rPr>
-        <w:t xml:space="preserve">Microsoft 365 Copilot </w:t>
-      </w:r>
-      <w:r>
-        <w:rPr>
-          <w:rFonts w:hint="eastAsia"/>
-          <w:b/>
-          <w:bCs/>
+        <w:rPr>
+          <w:rFonts w:hint="eastAsia"/>
+          <w:b/>
+          <w:bCs/>
+        </w:rPr>
+        <w:t xml:space="preserve">補足</w:t>
+      </w:r>
+      <w:r>
+        <w:rPr>
+          <w:rFonts w:hint="eastAsia"/>
+        </w:rPr>
+        <w:t xml:space="preserve">：Microsoft</w:t>
+      </w:r>
+      <w:r>
+        <w:t xml:space="preserve"> 365 Copilot </w:t>
+      </w:r>
+      <w:r>
+        <w:rPr>
+          <w:rFonts w:hint="eastAsia"/>
         </w:rPr>
         <w:t xml:space="preserve">を契約している場合、SharePoint</w:t>
       </w:r>
       <w:r>
-        <w:rPr>
-          <w:b/>
-          <w:bCs/>
-        </w:rPr>
-        <w:t xml:space="preserve"> </w:t>
-      </w:r>
-      <w:r>
-        <w:rPr>
-          <w:rFonts w:hint="eastAsia"/>
-          <w:b/>
-          <w:bCs/>
+        <w:t xml:space="preserve"> </w:t>
+      </w:r>
+      <w:r>
+        <w:rPr>
+          <w:rFonts w:hint="eastAsia"/>
         </w:rPr>
         <w:t xml:space="preserve">管理者は</w:t>
       </w:r>
       <w:r>
-        <w:rPr>
-          <w:b/>
-          <w:bCs/>
-        </w:rPr>
         <w:t xml:space="preserve"> SAM </w:t>
       </w:r>
       <w:r>
         <w:rPr>
           <w:rFonts w:hint="eastAsia"/>
-          <w:b/>
-          <w:bCs/>
-        </w:rPr>
-        <w:t xml:space="preserve">の一部機能に自動アクセス</w:t>
-      </w:r>
-      <w:r>
-        <w:rPr>
-          <w:rFonts w:hint="eastAsia"/>
-        </w:rPr>
-        <w:t xml:space="preserve">できます（全社</w:t>
+        </w:rPr>
+        <w:t xml:space="preserve">の一部機能に自動アクセスできます（全社</w:t>
       </w:r>
       <w:r>
         <w:t xml:space="preserve"> SAM </w:t>
@@ -21184,11 +20404,11 @@
         <w:rPr>
           <w:rFonts w:hint="eastAsia"/>
         </w:rPr>
-        <w:t xml:space="preserve">の価格や条件は変動するため、代理店見積もり・一次情報でご確認ください。</w:t>
-      </w:r>
-    </w:p>
-    <w:bookmarkEnd w:id="105"/>
-    <w:bookmarkStart w:id="106" w:name="作らせ方を統制する乱立の防止"/>
+        <w:t xml:space="preserve">の価格・条件は変動するため、代理店見積もり・一次情報でご確認ください。</w:t>
+      </w:r>
+    </w:p>
+    <w:bookmarkEnd w:id="111"/>
+    <w:bookmarkStart w:id="112" w:name="作らせ方を統制する乱立の防止"/>
     <w:p>
       <w:pPr>
         <w:pStyle w:val="Heading2"/>
@@ -21551,8 +20771,8 @@
         <w:t xml:space="preserve"> 〔S33〕。</w:t>
       </w:r>
     </w:p>
-    <w:bookmarkEnd w:id="106"/>
-    <w:bookmarkStart w:id="107" w:name="プロビジョニングの標準化"/>
+    <w:bookmarkEnd w:id="112"/>
+    <w:bookmarkStart w:id="113" w:name="プロビジョニングの標準化"/>
     <w:p>
       <w:pPr>
         <w:pStyle w:val="Heading2"/>
@@ -21594,7 +20814,7 @@
         <w:pStyle w:val="Compact"/>
         <w:numPr>
           <w:ilvl w:val="0"/>
-          <w:numId w:val="1033"/>
+          <w:numId w:val="1031"/>
         </w:numPr>
       </w:pPr>
       <w:r>
@@ -21617,7 +20837,7 @@
         <w:pStyle w:val="Compact"/>
         <w:numPr>
           <w:ilvl w:val="0"/>
-          <w:numId w:val="1033"/>
+          <w:numId w:val="1031"/>
         </w:numPr>
       </w:pPr>
       <w:r>
@@ -21660,7 +20880,7 @@
         <w:pStyle w:val="Compact"/>
         <w:numPr>
           <w:ilvl w:val="0"/>
-          <w:numId w:val="1033"/>
+          <w:numId w:val="1031"/>
         </w:numPr>
       </w:pPr>
       <w:r>
@@ -21712,8 +20932,8 @@
         <w:t xml:space="preserve">命名・権限セットの自動付与。</w:t>
       </w:r>
     </w:p>
-    <w:bookmarkEnd w:id="107"/>
-    <w:bookmarkStart w:id="111" w:name="ライフサイクル管理棚卸し所有者アーカイブ"/>
+    <w:bookmarkEnd w:id="113"/>
+    <w:bookmarkStart w:id="117" w:name="ライフサイクル管理棚卸し所有者アーカイブ"/>
     <w:p>
       <w:pPr>
         <w:pStyle w:val="Heading2"/>
@@ -21759,18 +20979,18 @@
           <wp:inline>
             <wp:extent cx="5334000" cy="1170214"/>
             <wp:effectExtent b="0" l="0" r="0" t="0"/>
-            <wp:docPr descr="" title="" id="109" name="Picture"/>
+            <wp:docPr descr="" title="" id="115" name="Picture"/>
             <a:graphic>
               <a:graphicData uri="http://schemas.openxmlformats.org/drawingml/2006/picture">
                 <pic:pic>
                   <pic:nvPicPr>
-                    <pic:cNvPr descr="/tmp/claude-0/-home-user-awc-naka881-repo/a3c507aa-79e5-54ea-b8f6-816304e43f56/scratchpad/wordimg/fig9.png" id="110" name="Picture"/>
+                    <pic:cNvPr descr="/tmp/claude-0/-home-user-awc-naka881-repo/a3c507aa-79e5-54ea-b8f6-816304e43f56/scratchpad/wordimg/fig11.png" id="116" name="Picture"/>
                     <pic:cNvPicPr>
                       <a:picLocks noChangeArrowheads="1" noChangeAspect="1"/>
                     </pic:cNvPicPr>
                   </pic:nvPicPr>
                   <pic:blipFill>
-                    <a:blip r:embed="rId108"/>
+                    <a:blip r:embed="rId114"/>
                     <a:stretch>
                       <a:fillRect/>
                     </a:stretch>
@@ -22137,8 +21357,8 @@
         <w:t xml:space="preserve"> 〔S38〕。</w:t>
       </w:r>
     </w:p>
-    <w:bookmarkEnd w:id="111"/>
-    <w:bookmarkStart w:id="112" w:name="過剰共有oversharingの是正"/>
+    <w:bookmarkEnd w:id="117"/>
+    <w:bookmarkStart w:id="118" w:name="過剰共有oversharingの是正"/>
     <w:p>
       <w:pPr>
         <w:pStyle w:val="Heading2"/>
@@ -22528,8 +21748,8 @@
         <w:t xml:space="preserve">（RCD＝有償／RSS＝無償）なので、原語で区別してください。</w:t>
       </w:r>
     </w:p>
-    <w:bookmarkEnd w:id="112"/>
-    <w:bookmarkStart w:id="113" w:name="アクセスレビューとゲストの棚卸し"/>
+    <w:bookmarkEnd w:id="118"/>
+    <w:bookmarkStart w:id="119" w:name="アクセスレビューとゲストの棚卸し"/>
     <w:p>
       <w:pPr>
         <w:pStyle w:val="Heading2"/>
@@ -22549,7 +21769,7 @@
         <w:pStyle w:val="Compact"/>
         <w:numPr>
           <w:ilvl w:val="0"/>
-          <w:numId w:val="1034"/>
+          <w:numId w:val="1032"/>
         </w:numPr>
       </w:pPr>
       <w:r>
@@ -22618,7 +21838,7 @@
         <w:pStyle w:val="Compact"/>
         <w:numPr>
           <w:ilvl w:val="0"/>
-          <w:numId w:val="1034"/>
+          <w:numId w:val="1032"/>
         </w:numPr>
       </w:pPr>
       <w:r>
@@ -22673,8 +21893,8 @@
         <w:t xml:space="preserve">P2／Governance。フェーズ2の外部共有厳格化と合わせて、「招いたゲストを放置しない」運用を作ります。</w:t>
       </w:r>
     </w:p>
-    <w:bookmarkEnd w:id="113"/>
-    <w:bookmarkStart w:id="114" w:name="可視化利用状況レポート-e3で今すぐ"/>
+    <w:bookmarkEnd w:id="119"/>
+    <w:bookmarkStart w:id="120" w:name="可視化利用状況レポート-e3で今すぐ"/>
     <w:p>
       <w:pPr>
         <w:pStyle w:val="Heading2"/>
@@ -22829,8 +22049,8 @@
         <w:t xml:space="preserve">の自動化を検討する、という順が無理のない導入です。</w:t>
       </w:r>
     </w:p>
-    <w:bookmarkEnd w:id="114"/>
-    <w:bookmarkStart w:id="115" w:name="運用体制と役割分担"/>
+    <w:bookmarkEnd w:id="120"/>
+    <w:bookmarkStart w:id="121" w:name="運用体制と役割分担"/>
     <w:p>
       <w:pPr>
         <w:pStyle w:val="Heading2"/>
@@ -23120,8 +22340,8 @@
         <w:t xml:space="preserve"> 〔S43〕。</w:t>
       </w:r>
     </w:p>
-    <w:bookmarkEnd w:id="115"/>
-    <w:bookmarkStart w:id="116" w:name="フェーズ3の進め方推奨ステップ"/>
+    <w:bookmarkEnd w:id="121"/>
+    <w:bookmarkStart w:id="122" w:name="フェーズ3の進め方推奨ステップ"/>
     <w:p>
       <w:pPr>
         <w:pStyle w:val="Heading2"/>
@@ -23141,7 +22361,7 @@
         <w:pStyle w:val="Compact"/>
         <w:numPr>
           <w:ilvl w:val="0"/>
-          <w:numId w:val="1035"/>
+          <w:numId w:val="1033"/>
         </w:numPr>
       </w:pPr>
       <w:r>
@@ -23173,7 +22393,7 @@
         <w:pStyle w:val="Compact"/>
         <w:numPr>
           <w:ilvl w:val="0"/>
-          <w:numId w:val="1035"/>
+          <w:numId w:val="1033"/>
         </w:numPr>
       </w:pPr>
       <w:r>
@@ -23214,7 +22434,7 @@
         <w:pStyle w:val="Compact"/>
         <w:numPr>
           <w:ilvl w:val="0"/>
-          <w:numId w:val="1035"/>
+          <w:numId w:val="1033"/>
         </w:numPr>
       </w:pPr>
       <w:r>
@@ -23240,7 +22460,7 @@
         <w:pStyle w:val="Compact"/>
         <w:numPr>
           <w:ilvl w:val="0"/>
-          <w:numId w:val="1035"/>
+          <w:numId w:val="1033"/>
         </w:numPr>
       </w:pPr>
       <w:r>
@@ -23266,7 +22486,7 @@
         <w:pStyle w:val="Compact"/>
         <w:numPr>
           <w:ilvl w:val="0"/>
-          <w:numId w:val="1035"/>
+          <w:numId w:val="1033"/>
         </w:numPr>
       </w:pPr>
       <w:r>
@@ -23303,8 +22523,8 @@
         </w:pict>
       </w:r>
     </w:p>
-    <w:bookmarkEnd w:id="116"/>
-    <w:bookmarkStart w:id="117" w:name="この章のまとめ-5"/>
+    <w:bookmarkEnd w:id="122"/>
+    <w:bookmarkStart w:id="123" w:name="この章のまとめ-5"/>
     <w:p>
       <w:pPr>
         <w:pStyle w:val="Heading2"/>
@@ -23321,7 +22541,7 @@
         <w:pStyle w:val="Compact"/>
         <w:numPr>
           <w:ilvl w:val="0"/>
-          <w:numId w:val="1036"/>
+          <w:numId w:val="1034"/>
         </w:numPr>
       </w:pPr>
       <w:r>
@@ -23357,7 +22577,7 @@
         <w:pStyle w:val="Compact"/>
         <w:numPr>
           <w:ilvl w:val="0"/>
-          <w:numId w:val="1036"/>
+          <w:numId w:val="1034"/>
         </w:numPr>
       </w:pPr>
       <w:r>
@@ -23411,7 +22631,7 @@
         <w:pStyle w:val="Compact"/>
         <w:numPr>
           <w:ilvl w:val="0"/>
-          <w:numId w:val="1036"/>
+          <w:numId w:val="1034"/>
         </w:numPr>
       </w:pPr>
       <w:r>
@@ -23449,7 +22669,7 @@
         <w:pStyle w:val="Compact"/>
         <w:numPr>
           <w:ilvl w:val="0"/>
-          <w:numId w:val="1036"/>
+          <w:numId w:val="1034"/>
         </w:numPr>
       </w:pPr>
       <w:r>
@@ -23550,9 +22770,9 @@
         <w:br w:type="page"/>
       </w:r>
     </w:p>
-    <w:bookmarkEnd w:id="117"/>
-    <w:bookmarkEnd w:id="118"/>
-    <w:bookmarkStart w:id="133" w:name="フェーズ4高度化活用copilotpower-platform"/>
+    <w:bookmarkEnd w:id="123"/>
+    <w:bookmarkEnd w:id="124"/>
+    <w:bookmarkStart w:id="142" w:name="フェーズ4高度化活用copilotpower-platform"/>
     <w:p>
       <w:pPr>
         <w:pStyle w:val="Heading1"/>
@@ -23687,18 +22907,12 @@
         <w:pStyle w:val="BlockText"/>
       </w:pPr>
       <w:r>
-        <w:t xml:space="preserve">📌</w:t>
-      </w:r>
-      <w:r>
-        <w:t xml:space="preserve"> </w:t>
-      </w:r>
-      <w:r>
-        <w:rPr>
-          <w:rFonts w:hint="eastAsia"/>
-          <w:b/>
-          <w:bCs/>
-        </w:rPr>
-        <w:t xml:space="preserve">本章のマークの意味（費用の目印）</w:t>
+        <w:rPr>
+          <w:rFonts w:hint="eastAsia"/>
+          <w:b/>
+          <w:bCs/>
+        </w:rPr>
+        <w:t xml:space="preserve">凡例：費用の表記（本章共通）</w:t>
       </w:r>
       <w:r>
         <w:t xml:space="preserve"> </w:t>
@@ -23711,18 +22925,23 @@
       </w:r>
       <w:r>
         <w:rPr>
-          <w:b/>
-          <w:bCs/>
-        </w:rPr>
-        <w:t xml:space="preserve">✅ … いまの E3 </w:t>
-      </w:r>
-      <w:r>
-        <w:rPr>
-          <w:rFonts w:hint="eastAsia"/>
-          <w:b/>
-          <w:bCs/>
-        </w:rPr>
-        <w:t xml:space="preserve">契約のまま・追加費用なしでできる</w:t>
+          <w:rFonts w:hint="eastAsia"/>
+          <w:b/>
+          <w:bCs/>
+        </w:rPr>
+        <w:t xml:space="preserve">［E3標準］</w:t>
+      </w:r>
+      <w:r>
+        <w:t xml:space="preserve"> </w:t>
+      </w:r>
+      <w:r>
+        <w:t xml:space="preserve">… </w:t>
+      </w:r>
+      <w:r>
+        <w:rPr>
+          <w:rFonts w:hint="eastAsia"/>
+        </w:rPr>
+        <w:t xml:space="preserve">追加費用なしで実施可能</w:t>
       </w:r>
       <w:r>
         <w:t xml:space="preserve"> </w:t>
@@ -23735,24 +22954,50 @@
       </w:r>
       <w:r>
         <w:rPr>
-          <w:b/>
-          <w:bCs/>
-        </w:rPr>
-        <w:t xml:space="preserve">💰 … </w:t>
-      </w:r>
-      <w:r>
-        <w:rPr>
-          <w:rFonts w:hint="eastAsia"/>
-          <w:b/>
-          <w:bCs/>
-        </w:rPr>
-        <w:t xml:space="preserve">追加の課金・契約が必要</w:t>
-      </w:r>
-      <w:r>
-        <w:rPr>
-          <w:rFonts w:hint="eastAsia"/>
-        </w:rPr>
-        <w:t xml:space="preserve">（カッコ内が必要なもの）</w:t>
+          <w:rFonts w:hint="eastAsia"/>
+          <w:b/>
+          <w:bCs/>
+        </w:rPr>
+        <w:t xml:space="preserve">［要追加ライセンス］</w:t>
+      </w:r>
+      <w:r>
+        <w:t xml:space="preserve"> </w:t>
+      </w:r>
+      <w:r>
+        <w:t xml:space="preserve">… </w:t>
+      </w:r>
+      <w:r>
+        <w:rPr>
+          <w:rFonts w:hint="eastAsia"/>
+        </w:rPr>
+        <w:t xml:space="preserve">別途の購入・契約が必要（Copilot／Power</w:t>
+      </w:r>
+      <w:r>
+        <w:t xml:space="preserve"> Platform </w:t>
+      </w:r>
+      <w:r>
+        <w:rPr>
+          <w:rFonts w:hint="eastAsia"/>
+        </w:rPr>
+        <w:t xml:space="preserve">Premium／Power</w:t>
+      </w:r>
+      <w:r>
+        <w:t xml:space="preserve"> BI </w:t>
+      </w:r>
+      <w:r>
+        <w:rPr>
+          <w:rFonts w:hint="eastAsia"/>
+        </w:rPr>
+        <w:t xml:space="preserve">Pro／SAM</w:t>
+      </w:r>
+      <w:r>
+        <w:t xml:space="preserve"> </w:t>
+      </w:r>
+      <w:r>
+        <w:rPr>
+          <w:rFonts w:hint="eastAsia"/>
+        </w:rPr>
+        <w:t xml:space="preserve">等）</w:t>
       </w:r>
     </w:p>
     <w:p>
@@ -23760,42 +23005,47 @@
         <w:pStyle w:val="BlockText"/>
       </w:pPr>
       <w:r>
-        <w:t xml:space="preserve">⚠️</w:t>
-      </w:r>
-      <w:r>
-        <w:t xml:space="preserve"> </w:t>
-      </w:r>
-      <w:r>
-        <w:rPr>
-          <w:rFonts w:hint="eastAsia"/>
-          <w:b/>
-          <w:bCs/>
-        </w:rPr>
-        <w:t xml:space="preserve">この章の“主役”はほぼ</w:t>
-      </w:r>
-      <w:r>
-        <w:rPr>
-          <w:b/>
-          <w:bCs/>
-        </w:rPr>
-        <w:t xml:space="preserve"> </w:t>
-      </w:r>
-      <w:r>
-        <w:rPr>
-          <w:rFonts w:hint="eastAsia"/>
-          <w:b/>
-          <w:bCs/>
-        </w:rPr>
-        <w:t xml:space="preserve">💰（追加課金）です。</w:t>
-      </w:r>
-      <w:r>
-        <w:t xml:space="preserve">Copilot、Power Automate/Apps の Premium、Power BI Pro は E3 </w:t>
-      </w:r>
-      <w:r>
-        <w:rPr>
-          <w:rFonts w:hint="eastAsia"/>
-        </w:rPr>
-        <w:t xml:space="preserve">に含まれません。ただし</w:t>
+        <w:rPr>
+          <w:rFonts w:hint="eastAsia"/>
+          <w:b/>
+          <w:bCs/>
+        </w:rPr>
+        <w:t xml:space="preserve">本章の位置づけ</w:t>
+      </w:r>
+      <w:r>
+        <w:rPr>
+          <w:rFonts w:hint="eastAsia"/>
+        </w:rPr>
+        <w:t xml:space="preserve">：この章の“主役”は多くが</w:t>
+      </w:r>
+      <w:r>
+        <w:t xml:space="preserve"> </w:t>
+      </w:r>
+      <w:r>
+        <w:rPr>
+          <w:rFonts w:hint="eastAsia"/>
+          <w:b/>
+          <w:bCs/>
+        </w:rPr>
+        <w:t xml:space="preserve">［要追加ライセンス］</w:t>
+      </w:r>
+      <w:r>
+        <w:t xml:space="preserve"> </w:t>
+      </w:r>
+      <w:r>
+        <w:rPr>
+          <w:rFonts w:hint="eastAsia"/>
+        </w:rPr>
+        <w:t xml:space="preserve">です（Copilot、Power</w:t>
+      </w:r>
+      <w:r>
+        <w:t xml:space="preserve"> Automate/Apps の Premium、Power BI </w:t>
+      </w:r>
+      <w:r>
+        <w:rPr>
+          <w:rFonts w:hint="eastAsia"/>
+        </w:rPr>
+        <w:t xml:space="preserve">Pro）。一方</w:t>
       </w:r>
       <w:r>
         <w:t xml:space="preserve"> </w:t>
@@ -23813,24 +23063,24 @@
           <w:b/>
           <w:bCs/>
         </w:rPr>
-        <w:t xml:space="preserve"> Power Automate は ✅ </w:t>
-      </w:r>
-      <w:r>
-        <w:rPr>
-          <w:rFonts w:hint="eastAsia"/>
-          <w:b/>
-          <w:bCs/>
-        </w:rPr>
-        <w:t xml:space="preserve">付属</w:t>
-      </w:r>
-      <w:r>
-        <w:rPr>
-          <w:rFonts w:hint="eastAsia"/>
-        </w:rPr>
-        <w:t xml:space="preserve">で、追加費用ゼロで今すぐ使えます。</w:t>
-      </w:r>
-    </w:p>
-    <w:bookmarkStart w:id="119" w:name="この章でできるようになることまずはざっくり-2"/>
+        <w:t xml:space="preserve"> Power Automate </w:t>
+      </w:r>
+      <w:r>
+        <w:rPr>
+          <w:rFonts w:hint="eastAsia"/>
+          <w:b/>
+          <w:bCs/>
+        </w:rPr>
+        <w:t xml:space="preserve">は［E3標準］</w:t>
+      </w:r>
+      <w:r>
+        <w:rPr>
+          <w:rFonts w:hint="eastAsia"/>
+        </w:rPr>
+        <w:t xml:space="preserve">で、追加費用なしで今すぐ使えます。</w:t>
+      </w:r>
+    </w:p>
+    <w:bookmarkStart w:id="128" w:name="この章でできること全体像-2"/>
     <w:p>
       <w:pPr>
         <w:pStyle w:val="Heading2"/>
@@ -23839,396 +23089,7 @@
         <w:rPr>
           <w:rFonts w:hint="eastAsia"/>
         </w:rPr>
-        <w:t xml:space="preserve">この章でできるようになること（まずはざっくり）</w:t>
-      </w:r>
-    </w:p>
-    <w:p>
-      <w:pPr>
-        <w:pStyle w:val="Compact"/>
-        <w:numPr>
-          <w:ilvl w:val="0"/>
-          <w:numId w:val="1037"/>
-        </w:numPr>
-      </w:pPr>
-      <w:r>
-        <w:t xml:space="preserve">🔎</w:t>
-      </w:r>
-      <w:r>
-        <w:t xml:space="preserve"> </w:t>
-      </w:r>
-      <w:r>
-        <w:rPr>
-          <w:rFonts w:hint="eastAsia"/>
-          <w:b/>
-          <w:bCs/>
-        </w:rPr>
-        <w:t xml:space="preserve">社内の知識を</w:t>
-      </w:r>
-      <w:r>
-        <w:rPr>
-          <w:b/>
-          <w:bCs/>
-        </w:rPr>
-        <w:t xml:space="preserve"> AI </w:t>
-      </w:r>
-      <w:r>
-        <w:rPr>
-          <w:rFonts w:hint="eastAsia"/>
-          <w:b/>
-          <w:bCs/>
-        </w:rPr>
-        <w:t xml:space="preserve">に探させる・要約させる</w:t>
-      </w:r>
-      <w:r>
-        <w:rPr>
-          <w:rFonts w:hint="eastAsia"/>
-        </w:rPr>
-        <w:t xml:space="preserve">：自分の権限で見られる資料を横断して回答（＝Copilot）…</w:t>
-      </w:r>
-      <w:r>
-        <w:t xml:space="preserve"> </w:t>
-      </w:r>
-      <w:r>
-        <w:rPr>
-          <w:b/>
-          <w:bCs/>
-        </w:rPr>
-        <w:t xml:space="preserve">💰 </w:t>
-      </w:r>
-      <w:r>
-        <w:rPr>
-          <w:rFonts w:hint="eastAsia"/>
-          <w:b/>
-          <w:bCs/>
-        </w:rPr>
-        <w:t xml:space="preserve">追加（Copilot</w:t>
-      </w:r>
-      <w:r>
-        <w:rPr>
-          <w:b/>
-          <w:bCs/>
-        </w:rPr>
-        <w:t xml:space="preserve"> </w:t>
-      </w:r>
-      <w:r>
-        <w:rPr>
-          <w:rFonts w:hint="eastAsia"/>
-          <w:b/>
-          <w:bCs/>
-        </w:rPr>
-        <w:t xml:space="preserve">サブスク）</w:t>
-      </w:r>
-    </w:p>
-    <w:p>
-      <w:pPr>
-        <w:pStyle w:val="Compact"/>
-        <w:numPr>
-          <w:ilvl w:val="0"/>
-          <w:numId w:val="1037"/>
-        </w:numPr>
-      </w:pPr>
-      <w:r>
-        <w:t xml:space="preserve">✍️</w:t>
-      </w:r>
-      <w:r>
-        <w:t xml:space="preserve"> </w:t>
-      </w:r>
-      <w:r>
-        <w:rPr>
-          <w:rFonts w:hint="eastAsia"/>
-          <w:b/>
-          <w:bCs/>
-        </w:rPr>
-        <w:t xml:space="preserve">申請・承認を自動化する</w:t>
-      </w:r>
-      <w:r>
-        <w:rPr>
-          <w:rFonts w:hint="eastAsia"/>
-        </w:rPr>
-        <w:t xml:space="preserve">：フォーム入力</w:t>
-      </w:r>
-      <w:r>
-        <w:t xml:space="preserve"> → </w:t>
-      </w:r>
-      <w:r>
-        <w:rPr>
-          <w:rFonts w:hint="eastAsia"/>
-        </w:rPr>
-        <w:t xml:space="preserve">自動で上長へ承認依頼</w:t>
-      </w:r>
-      <w:r>
-        <w:t xml:space="preserve"> → </w:t>
-      </w:r>
-      <w:r>
-        <w:rPr>
-          <w:rFonts w:hint="eastAsia"/>
-        </w:rPr>
-        <w:t xml:space="preserve">台帳へ転記（＝Power</w:t>
-      </w:r>
-      <w:r>
-        <w:t xml:space="preserve"> </w:t>
-      </w:r>
-      <w:r>
-        <w:rPr>
-          <w:rFonts w:hint="eastAsia"/>
-        </w:rPr>
-        <w:t xml:space="preserve">Automate）…</w:t>
-      </w:r>
-      <w:r>
-        <w:t xml:space="preserve"> </w:t>
-      </w:r>
-      <w:r>
-        <w:rPr>
-          <w:b/>
-          <w:bCs/>
-        </w:rPr>
-        <w:t xml:space="preserve">✅ E3のまま</w:t>
-      </w:r>
-      <w:r>
-        <w:rPr>
-          <w:rFonts w:hint="eastAsia"/>
-        </w:rPr>
-        <w:t xml:space="preserve">（標準コネクタ）／基幹システム連携は</w:t>
-      </w:r>
-      <w:r>
-        <w:t xml:space="preserve"> </w:t>
-      </w:r>
-      <w:r>
-        <w:rPr>
-          <w:b/>
-          <w:bCs/>
-        </w:rPr>
-        <w:t xml:space="preserve">💰 Premium</w:t>
-      </w:r>
-    </w:p>
-    <w:p>
-      <w:pPr>
-        <w:pStyle w:val="Compact"/>
-        <w:numPr>
-          <w:ilvl w:val="0"/>
-          <w:numId w:val="1037"/>
-        </w:numPr>
-      </w:pPr>
-      <w:r>
-        <w:t xml:space="preserve">📱</w:t>
-      </w:r>
-      <w:r>
-        <w:t xml:space="preserve"> </w:t>
-      </w:r>
-      <w:r>
-        <w:rPr>
-          <w:rFonts w:hint="eastAsia"/>
-          <w:b/>
-          <w:bCs/>
-        </w:rPr>
-        <w:t xml:space="preserve">かんたんな業務アプリ・入力画面を作る</w:t>
-      </w:r>
-      <w:r>
-        <w:rPr>
-          <w:rFonts w:hint="eastAsia"/>
-        </w:rPr>
-        <w:t xml:space="preserve">：SharePoint</w:t>
-      </w:r>
-      <w:r>
-        <w:t xml:space="preserve"> </w:t>
-      </w:r>
-      <w:r>
-        <w:rPr>
-          <w:rFonts w:hint="eastAsia"/>
-        </w:rPr>
-        <w:t xml:space="preserve">リストからノーコードで（＝Power</w:t>
-      </w:r>
-      <w:r>
-        <w:t xml:space="preserve"> Apps、InfoPath </w:t>
-      </w:r>
-      <w:r>
-        <w:rPr>
-          <w:rFonts w:hint="eastAsia"/>
-        </w:rPr>
-        <w:t xml:space="preserve">の後継）…</w:t>
-      </w:r>
-      <w:r>
-        <w:t xml:space="preserve"> </w:t>
-      </w:r>
-      <w:r>
-        <w:rPr>
-          <w:b/>
-          <w:bCs/>
-        </w:rPr>
-        <w:t xml:space="preserve">✅ </w:t>
-      </w:r>
-      <w:r>
-        <w:rPr>
-          <w:rFonts w:hint="eastAsia"/>
-          <w:b/>
-          <w:bCs/>
-        </w:rPr>
-        <w:t xml:space="preserve">一部</w:t>
-      </w:r>
-      <w:r>
-        <w:rPr>
-          <w:b/>
-          <w:bCs/>
-        </w:rPr>
-        <w:t xml:space="preserve"> </w:t>
-      </w:r>
-      <w:r>
-        <w:rPr>
-          <w:rFonts w:hint="eastAsia"/>
-          <w:b/>
-          <w:bCs/>
-        </w:rPr>
-        <w:t xml:space="preserve">E3付属</w:t>
-      </w:r>
-      <w:r>
-        <w:rPr>
-          <w:rFonts w:hint="eastAsia"/>
-        </w:rPr>
-        <w:t xml:space="preserve">／フル機能は</w:t>
-      </w:r>
-      <w:r>
-        <w:t xml:space="preserve"> </w:t>
-      </w:r>
-      <w:r>
-        <w:rPr>
-          <w:b/>
-          <w:bCs/>
-        </w:rPr>
-        <w:t xml:space="preserve">💰 Premium</w:t>
-      </w:r>
-    </w:p>
-    <w:p>
-      <w:pPr>
-        <w:pStyle w:val="Compact"/>
-        <w:numPr>
-          <w:ilvl w:val="0"/>
-          <w:numId w:val="1037"/>
-        </w:numPr>
-      </w:pPr>
-      <w:r>
-        <w:t xml:space="preserve">📊</w:t>
-      </w:r>
-      <w:r>
-        <w:t xml:space="preserve"> </w:t>
-      </w:r>
-      <w:r>
-        <w:rPr>
-          <w:rFonts w:hint="eastAsia"/>
-          <w:b/>
-          <w:bCs/>
-        </w:rPr>
-        <w:t xml:space="preserve">ダッシュボードで見える化する</w:t>
-      </w:r>
-      <w:r>
-        <w:rPr>
-          <w:rFonts w:hint="eastAsia"/>
-        </w:rPr>
-        <w:t xml:space="preserve">：SharePoint</w:t>
-      </w:r>
-      <w:r>
-        <w:t xml:space="preserve"> </w:t>
-      </w:r>
-      <w:r>
-        <w:rPr>
-          <w:rFonts w:hint="eastAsia"/>
-        </w:rPr>
-        <w:t xml:space="preserve">のデータをグラフ化してページに埋め込み（＝Power</w:t>
-      </w:r>
-      <w:r>
-        <w:t xml:space="preserve"> </w:t>
-      </w:r>
-      <w:r>
-        <w:rPr>
-          <w:rFonts w:hint="eastAsia"/>
-        </w:rPr>
-        <w:t xml:space="preserve">BI）…</w:t>
-      </w:r>
-      <w:r>
-        <w:t xml:space="preserve"> </w:t>
-      </w:r>
-      <w:r>
-        <w:rPr>
-          <w:b/>
-          <w:bCs/>
-        </w:rPr>
-        <w:t xml:space="preserve">💰 </w:t>
-      </w:r>
-      <w:r>
-        <w:rPr>
-          <w:rFonts w:hint="eastAsia"/>
-          <w:b/>
-          <w:bCs/>
-        </w:rPr>
-        <w:t xml:space="preserve">追加（Power</w:t>
-      </w:r>
-      <w:r>
-        <w:rPr>
-          <w:b/>
-          <w:bCs/>
-        </w:rPr>
-        <w:t xml:space="preserve"> BI Pro </w:t>
-      </w:r>
-      <w:r>
-        <w:rPr>
-          <w:rFonts w:hint="eastAsia"/>
-          <w:b/>
-          <w:bCs/>
-        </w:rPr>
-        <w:t xml:space="preserve">以上）</w:t>
-      </w:r>
-    </w:p>
-    <w:p>
-      <w:pPr>
-        <w:pStyle w:val="Compact"/>
-        <w:numPr>
-          <w:ilvl w:val="0"/>
-          <w:numId w:val="1037"/>
-        </w:numPr>
-      </w:pPr>
-      <w:r>
-        <w:t xml:space="preserve">🧩</w:t>
-      </w:r>
-      <w:r>
-        <w:t xml:space="preserve"> </w:t>
-      </w:r>
-      <w:r>
-        <w:rPr>
-          <w:rFonts w:hint="eastAsia"/>
-          <w:b/>
-          <w:bCs/>
-        </w:rPr>
-        <w:t xml:space="preserve">今すぐ使える道具で紙・Excel</w:t>
-      </w:r>
-      <w:r>
-        <w:rPr>
-          <w:b/>
-          <w:bCs/>
-        </w:rPr>
-        <w:t xml:space="preserve"> </w:t>
-      </w:r>
-      <w:r>
-        <w:rPr>
-          <w:rFonts w:hint="eastAsia"/>
-          <w:b/>
-          <w:bCs/>
-        </w:rPr>
-        <w:t xml:space="preserve">を置き換える</w:t>
-      </w:r>
-      <w:r>
-        <w:rPr>
-          <w:rFonts w:hint="eastAsia"/>
-        </w:rPr>
-        <w:t xml:space="preserve">：Lists（簡易DB）・Forms（アンケート/申請）・Loop（共同編集）…</w:t>
-      </w:r>
-      <w:r>
-        <w:t xml:space="preserve"> </w:t>
-      </w:r>
-      <w:r>
-        <w:rPr>
-          <w:b/>
-          <w:bCs/>
-        </w:rPr>
-        <w:t xml:space="preserve">✅ E3のまま</w:t>
+        <w:t xml:space="preserve">この章でできること（全体像）</w:t>
       </w:r>
     </w:p>
     <w:p>
@@ -24236,68 +23097,184 @@
         <w:pStyle w:val="FirstParagraph"/>
       </w:pPr>
       <w:r>
-        <w:t xml:space="preserve">👉</w:t>
-      </w:r>
-      <w:r>
-        <w:t xml:space="preserve"> </w:t>
-      </w:r>
-      <w:r>
-        <w:rPr>
-          <w:b/>
-          <w:bCs/>
-        </w:rPr>
-        <w:t xml:space="preserve">まず ✅ </w:t>
-      </w:r>
-      <w:r>
-        <w:rPr>
-          <w:rFonts w:hint="eastAsia"/>
-          <w:b/>
-          <w:bCs/>
+        <w:rPr>
+          <w:rFonts w:hint="eastAsia"/>
+        </w:rPr>
+        <w:t xml:space="preserve">左側が</w:t>
+      </w:r>
+      <w:r>
+        <w:t xml:space="preserve"> </w:t>
+      </w:r>
+      <w:r>
+        <w:rPr>
+          <w:rFonts w:hint="eastAsia"/>
+          <w:b/>
+          <w:bCs/>
+        </w:rPr>
+        <w:t xml:space="preserve">［E3標準］（追加費用なし）</w:t>
+      </w:r>
+      <w:r>
+        <w:rPr>
+          <w:rFonts w:hint="eastAsia"/>
+        </w:rPr>
+        <w:t xml:space="preserve">、右側が</w:t>
+      </w:r>
+      <w:r>
+        <w:t xml:space="preserve"> </w:t>
+      </w:r>
+      <w:r>
+        <w:rPr>
+          <w:rFonts w:hint="eastAsia"/>
+          <w:b/>
+          <w:bCs/>
+        </w:rPr>
+        <w:t xml:space="preserve">［要追加ライセンス］</w:t>
+      </w:r>
+      <w:r>
+        <w:t xml:space="preserve"> </w:t>
+      </w:r>
+      <w:r>
+        <w:rPr>
+          <w:rFonts w:hint="eastAsia"/>
+        </w:rPr>
+        <w:t xml:space="preserve">で実現できる範囲です。詳細は</w:t>
+      </w:r>
+      <w:r>
+        <w:t xml:space="preserve"> §1 </w:t>
+      </w:r>
+      <w:r>
+        <w:rPr>
+          <w:rFonts w:hint="eastAsia"/>
+        </w:rPr>
+        <w:t xml:space="preserve">以降で説明します。</w:t>
+      </w:r>
+    </w:p>
+    <w:p>
+      <w:pPr>
+        <w:pStyle w:val="BodyText"/>
+      </w:pPr>
+      <w:r>
+        <w:drawing>
+          <wp:inline>
+            <wp:extent cx="5334000" cy="5674178"/>
+            <wp:effectExtent b="0" l="0" r="0" t="0"/>
+            <wp:docPr descr="" title="" id="126" name="Picture"/>
+            <a:graphic>
+              <a:graphicData uri="http://schemas.openxmlformats.org/drawingml/2006/picture">
+                <pic:pic>
+                  <pic:nvPicPr>
+                    <pic:cNvPr descr="/tmp/claude-0/-home-user-awc-naka881-repo/a3c507aa-79e5-54ea-b8f6-816304e43f56/scratchpad/wordimg/fig12.png" id="127" name="Picture"/>
+                    <pic:cNvPicPr>
+                      <a:picLocks noChangeArrowheads="1" noChangeAspect="1"/>
+                    </pic:cNvPicPr>
+                  </pic:nvPicPr>
+                  <pic:blipFill>
+                    <a:blip r:embed="rId125"/>
+                    <a:stretch>
+                      <a:fillRect/>
+                    </a:stretch>
+                  </pic:blipFill>
+                  <pic:spPr bwMode="auto">
+                    <a:xfrm>
+                      <a:off x="0" y="0"/>
+                      <a:ext cx="5334000" cy="5674178"/>
+                    </a:xfrm>
+                    <a:prstGeom prst="rect">
+                      <a:avLst/>
+                    </a:prstGeom>
+                    <a:noFill/>
+                    <a:ln w="9525">
+                      <a:noFill/>
+                      <a:headEnd/>
+                      <a:tailEnd/>
+                    </a:ln>
+                  </pic:spPr>
+                </pic:pic>
+              </a:graphicData>
+            </a:graphic>
+          </wp:inline>
+        </w:drawing>
+      </w:r>
+    </w:p>
+    <w:p>
+      <w:pPr>
+        <w:pStyle w:val="BodyText"/>
+      </w:pPr>
+      <w:r>
+        <w:rPr>
+          <w:rFonts w:hint="eastAsia"/>
+          <w:b/>
+          <w:bCs/>
+        </w:rPr>
+        <w:t xml:space="preserve">基本方針</w:t>
+      </w:r>
+      <w:r>
+        <w:rPr>
+          <w:rFonts w:hint="eastAsia"/>
+        </w:rPr>
+        <w:t xml:space="preserve">：まず</w:t>
+      </w:r>
+      <w:r>
+        <w:t xml:space="preserve"> </w:t>
+      </w:r>
+      <w:r>
+        <w:rPr>
+          <w:rFonts w:hint="eastAsia"/>
+          <w:b/>
+          <w:bCs/>
+        </w:rPr>
+        <w:t xml:space="preserve">［E3標準］</w:t>
+      </w:r>
+      <w:r>
+        <w:rPr>
+          <w:rFonts w:hint="eastAsia"/>
         </w:rPr>
         <w:t xml:space="preserve">の付属機能（Lists／Forms／標準</w:t>
       </w:r>
       <w:r>
-        <w:rPr>
-          <w:b/>
-          <w:bCs/>
-        </w:rPr>
         <w:t xml:space="preserve"> Power </w:t>
       </w:r>
       <w:r>
         <w:rPr>
           <w:rFonts w:hint="eastAsia"/>
-          <w:b/>
-          <w:bCs/>
         </w:rPr>
         <w:t xml:space="preserve">Automate）で「紙・Excel</w:t>
       </w:r>
       <w:r>
-        <w:rPr>
-          <w:b/>
-          <w:bCs/>
-        </w:rPr>
-        <w:t xml:space="preserve"> </w:t>
-      </w:r>
-      <w:r>
-        <w:rPr>
-          <w:rFonts w:hint="eastAsia"/>
-          <w:b/>
-          <w:bCs/>
-        </w:rPr>
-        <w:t xml:space="preserve">台帳・メール申請」を置き換えて成功体験を作り</w:t>
-      </w:r>
-      <w:r>
-        <w:t xml:space="preserve">、Copilot や Premium などの 💰 </w:t>
-      </w:r>
-      <w:r>
-        <w:rPr>
-          <w:rFonts w:hint="eastAsia"/>
-        </w:rPr>
-        <w:t xml:space="preserve">は費用対効果を見て段階導入する――これがフェーズ4の進め方です。</w:t>
-      </w:r>
-    </w:p>
-    <w:bookmarkEnd w:id="119"/>
-    <w:bookmarkStart w:id="120" w:name="追加費用の要否ひとめ表-2"/>
+        <w:t xml:space="preserve"> </w:t>
+      </w:r>
+      <w:r>
+        <w:rPr>
+          <w:rFonts w:hint="eastAsia"/>
+        </w:rPr>
+        <w:t xml:space="preserve">台帳・メール申請」を置き換えて成功体験を作り、Copilot</w:t>
+      </w:r>
+      <w:r>
+        <w:t xml:space="preserve"> や Premium などの</w:t>
+      </w:r>
+      <w:r>
+        <w:t xml:space="preserve"> </w:t>
+      </w:r>
+      <w:r>
+        <w:rPr>
+          <w:rFonts w:hint="eastAsia"/>
+          <w:b/>
+          <w:bCs/>
+        </w:rPr>
+        <w:t xml:space="preserve">［要追加ライセンス］</w:t>
+      </w:r>
+      <w:r>
+        <w:t xml:space="preserve"> </w:t>
+      </w:r>
+      <w:r>
+        <w:rPr>
+          <w:rFonts w:hint="eastAsia"/>
+        </w:rPr>
+        <w:t xml:space="preserve">は費用対効果を見て段階導入します。</w:t>
+      </w:r>
+    </w:p>
+    <w:bookmarkEnd w:id="128"/>
+    <w:bookmarkStart w:id="129" w:name="追加費用の要否ひとめ表-2"/>
     <w:p>
       <w:pPr>
         <w:pStyle w:val="Heading2"/>
@@ -24335,35 +23312,32 @@
               <w:rPr>
                 <w:rFonts w:hint="eastAsia"/>
               </w:rPr>
-              <w:t xml:space="preserve">やりたいこと（機能）</w:t>
-            </w:r>
-          </w:p>
-        </w:tc>
-        <w:tc>
-          <w:tcPr/>
-          <w:p>
-            <w:pPr>
-              <w:pStyle w:val="Compact"/>
-            </w:pPr>
-            <w:r>
-              <w:rPr>
-                <w:rFonts w:hint="eastAsia"/>
-              </w:rPr>
-              <w:t xml:space="preserve">ざっくり何ができる</w:t>
-            </w:r>
-          </w:p>
-        </w:tc>
-        <w:tc>
-          <w:tcPr/>
-          <w:p>
-            <w:pPr>
-              <w:pStyle w:val="Compact"/>
-            </w:pPr>
-            <w:r>
-              <w:rPr>
-                <w:rFonts w:hint="eastAsia"/>
-              </w:rPr>
-              <w:t xml:space="preserve">追加費用は？</w:t>
+              <w:t xml:space="preserve">機能</w:t>
+            </w:r>
+          </w:p>
+        </w:tc>
+        <w:tc>
+          <w:tcPr/>
+          <w:p>
+            <w:pPr>
+              <w:pStyle w:val="Compact"/>
+            </w:pPr>
+            <w:r>
+              <w:t xml:space="preserve">できること</w:t>
+            </w:r>
+          </w:p>
+        </w:tc>
+        <w:tc>
+          <w:tcPr/>
+          <w:p>
+            <w:pPr>
+              <w:pStyle w:val="Compact"/>
+            </w:pPr>
+            <w:r>
+              <w:rPr>
+                <w:rFonts w:hint="eastAsia"/>
+              </w:rPr>
+              <w:t xml:space="preserve">追加費用</w:t>
             </w:r>
           </w:p>
         </w:tc>
@@ -24402,16 +23376,17 @@
             </w:pPr>
             <w:r>
               <w:rPr>
-                <w:b/>
-                <w:bCs/>
-              </w:rPr>
-              <w:t xml:space="preserve">✅ E3のまま</w:t>
-            </w:r>
-            <w:r>
-              <w:t xml:space="preserve"> </w:t>
-            </w:r>
-            <w:r>
-              <w:t xml:space="preserve">〔S52〕</w:t>
+                <w:rFonts w:hint="eastAsia"/>
+                <w:b/>
+                <w:bCs/>
+              </w:rPr>
+              <w:t xml:space="preserve">E3標準</w:t>
+            </w:r>
+            <w:r>
+              <w:rPr>
+                <w:rFonts w:hint="eastAsia"/>
+              </w:rPr>
+              <w:t xml:space="preserve">（追加費用なし）〔S52〕</w:t>
             </w:r>
           </w:p>
         </w:tc>
@@ -24456,10 +23431,11 @@
             </w:pPr>
             <w:r>
               <w:rPr>
-                <w:b/>
-                <w:bCs/>
-              </w:rPr>
-              <w:t xml:space="preserve">✅ E3のまま</w:t>
+                <w:rFonts w:hint="eastAsia"/>
+                <w:b/>
+                <w:bCs/>
+              </w:rPr>
+              <w:t xml:space="preserve">E3標準</w:t>
             </w:r>
             <w:r>
               <w:rPr>
@@ -24510,16 +23486,17 @@
             </w:pPr>
             <w:r>
               <w:rPr>
-                <w:b/>
-                <w:bCs/>
-              </w:rPr>
-              <w:t xml:space="preserve">✅ E3のまま</w:t>
-            </w:r>
-            <w:r>
-              <w:t xml:space="preserve"> </w:t>
-            </w:r>
-            <w:r>
-              <w:t xml:space="preserve">〔S48〕</w:t>
+                <w:rFonts w:hint="eastAsia"/>
+                <w:b/>
+                <w:bCs/>
+              </w:rPr>
+              <w:t xml:space="preserve">E3標準</w:t>
+            </w:r>
+            <w:r>
+              <w:rPr>
+                <w:rFonts w:hint="eastAsia"/>
+              </w:rPr>
+              <w:t xml:space="preserve">（追加費用なし）〔S48〕</w:t>
             </w:r>
           </w:p>
         </w:tc>
@@ -24567,39 +23544,17 @@
             </w:pPr>
             <w:r>
               <w:rPr>
-                <w:b/>
-                <w:bCs/>
-              </w:rPr>
-              <w:t xml:space="preserve">✅ </w:t>
-            </w:r>
-            <w:r>
-              <w:rPr>
-                <w:rFonts w:hint="eastAsia"/>
-                <w:b/>
-                <w:bCs/>
-              </w:rPr>
-              <w:t xml:space="preserve">一部</w:t>
-            </w:r>
-            <w:r>
-              <w:rPr>
-                <w:b/>
-                <w:bCs/>
-              </w:rPr>
-              <w:t xml:space="preserve"> </w:t>
-            </w:r>
-            <w:r>
-              <w:rPr>
-                <w:rFonts w:hint="eastAsia"/>
-                <w:b/>
-                <w:bCs/>
-              </w:rPr>
-              <w:t xml:space="preserve">E3付属</w:t>
-            </w:r>
-            <w:r>
-              <w:rPr>
-                <w:rFonts w:hint="eastAsia"/>
-              </w:rPr>
-              <w:t xml:space="preserve">（限定）〔S49〕</w:t>
+                <w:rFonts w:hint="eastAsia"/>
+                <w:b/>
+                <w:bCs/>
+              </w:rPr>
+              <w:t xml:space="preserve">E3標準</w:t>
+            </w:r>
+            <w:r>
+              <w:rPr>
+                <w:rFonts w:hint="eastAsia"/>
+              </w:rPr>
+              <w:t xml:space="preserve">（一部付属・限定）〔S49〕</w:t>
             </w:r>
           </w:p>
         </w:tc>
@@ -24647,24 +23602,17 @@
             </w:pPr>
             <w:r>
               <w:rPr>
-                <w:b/>
-                <w:bCs/>
-              </w:rPr>
-              <w:t xml:space="preserve">✅ </w:t>
-            </w:r>
-            <w:r>
-              <w:rPr>
-                <w:rFonts w:hint="eastAsia"/>
-                <w:b/>
-                <w:bCs/>
-              </w:rPr>
-              <w:t xml:space="preserve">E3のまま（無償・全テナント）</w:t>
-            </w:r>
-            <w:r>
-              <w:t xml:space="preserve"> </w:t>
-            </w:r>
-            <w:r>
-              <w:t xml:space="preserve">〔S46〕</w:t>
+                <w:rFonts w:hint="eastAsia"/>
+                <w:b/>
+                <w:bCs/>
+              </w:rPr>
+              <w:t xml:space="preserve">E3標準</w:t>
+            </w:r>
+            <w:r>
+              <w:rPr>
+                <w:rFonts w:hint="eastAsia"/>
+              </w:rPr>
+              <w:t xml:space="preserve">（無償・全テナント）〔S46〕</w:t>
             </w:r>
           </w:p>
         </w:tc>
@@ -24716,39 +23664,26 @@
             </w:pPr>
             <w:r>
               <w:rPr>
-                <w:b/>
-                <w:bCs/>
-              </w:rPr>
-              <w:t xml:space="preserve">💰 </w:t>
-            </w:r>
-            <w:r>
-              <w:rPr>
-                <w:rFonts w:hint="eastAsia"/>
-                <w:b/>
-                <w:bCs/>
-              </w:rPr>
-              <w:t xml:space="preserve">追加（Copilot</w:t>
-            </w:r>
-            <w:r>
-              <w:rPr>
-                <w:b/>
-                <w:bCs/>
-              </w:rPr>
+                <w:rFonts w:hint="eastAsia"/>
+                <w:b/>
+                <w:bCs/>
+              </w:rPr>
+              <w:t xml:space="preserve">要追加ライセンス</w:t>
+            </w:r>
+            <w:r>
+              <w:rPr>
+                <w:rFonts w:hint="eastAsia"/>
+              </w:rPr>
+              <w:t xml:space="preserve">（Copilot</w:t>
+            </w:r>
+            <w:r>
               <w:t xml:space="preserve"> </w:t>
             </w:r>
             <w:r>
               <w:rPr>
                 <w:rFonts w:hint="eastAsia"/>
-                <w:b/>
-                <w:bCs/>
-              </w:rPr>
-              <w:t xml:space="preserve">サブスク）</w:t>
-            </w:r>
-            <w:r>
-              <w:t xml:space="preserve"> </w:t>
-            </w:r>
-            <w:r>
-              <w:t xml:space="preserve">〔S44〕</w:t>
+              </w:rPr>
+              <w:t xml:space="preserve">サブスク）〔S44〕</w:t>
             </w:r>
           </w:p>
         </w:tc>
@@ -24767,7 +23702,7 @@
               <w:rPr>
                 <w:rFonts w:hint="eastAsia"/>
               </w:rPr>
-              <w:t xml:space="preserve">Automate（プレミアムコネクタ・大規模）</w:t>
+              <w:t xml:space="preserve">Automate（プレミアム・大規模）</w:t>
             </w:r>
           </w:p>
         </w:tc>
@@ -24793,39 +23728,26 @@
             </w:pPr>
             <w:r>
               <w:rPr>
-                <w:b/>
-                <w:bCs/>
-              </w:rPr>
-              <w:t xml:space="preserve">💰 </w:t>
-            </w:r>
-            <w:r>
-              <w:rPr>
-                <w:rFonts w:hint="eastAsia"/>
-                <w:b/>
-                <w:bCs/>
-              </w:rPr>
-              <w:t xml:space="preserve">追加（Power</w:t>
-            </w:r>
-            <w:r>
-              <w:rPr>
-                <w:b/>
-                <w:bCs/>
-              </w:rPr>
+                <w:rFonts w:hint="eastAsia"/>
+                <w:b/>
+                <w:bCs/>
+              </w:rPr>
+              <w:t xml:space="preserve">要追加ライセンス</w:t>
+            </w:r>
+            <w:r>
+              <w:rPr>
+                <w:rFonts w:hint="eastAsia"/>
+              </w:rPr>
+              <w:t xml:space="preserve">（Power</w:t>
+            </w:r>
+            <w:r>
               <w:t xml:space="preserve"> Automate </w:t>
             </w:r>
             <w:r>
               <w:rPr>
                 <w:rFonts w:hint="eastAsia"/>
-                <w:b/>
-                <w:bCs/>
-              </w:rPr>
-              <w:t xml:space="preserve">Premium）</w:t>
-            </w:r>
-            <w:r>
-              <w:t xml:space="preserve"> </w:t>
-            </w:r>
-            <w:r>
-              <w:t xml:space="preserve">〔S48〕</w:t>
+              </w:rPr>
+              <w:t xml:space="preserve">Premium）〔S48〕</w:t>
             </w:r>
           </w:p>
         </w:tc>
@@ -24870,39 +23792,26 @@
             </w:pPr>
             <w:r>
               <w:rPr>
-                <w:b/>
-                <w:bCs/>
-              </w:rPr>
-              <w:t xml:space="preserve">💰 </w:t>
-            </w:r>
-            <w:r>
-              <w:rPr>
-                <w:rFonts w:hint="eastAsia"/>
-                <w:b/>
-                <w:bCs/>
-              </w:rPr>
-              <w:t xml:space="preserve">追加（Power</w:t>
-            </w:r>
-            <w:r>
-              <w:rPr>
-                <w:b/>
-                <w:bCs/>
-              </w:rPr>
+                <w:rFonts w:hint="eastAsia"/>
+                <w:b/>
+                <w:bCs/>
+              </w:rPr>
+              <w:t xml:space="preserve">要追加ライセンス</w:t>
+            </w:r>
+            <w:r>
+              <w:rPr>
+                <w:rFonts w:hint="eastAsia"/>
+              </w:rPr>
+              <w:t xml:space="preserve">（Power</w:t>
+            </w:r>
+            <w:r>
               <w:t xml:space="preserve"> Apps </w:t>
             </w:r>
             <w:r>
               <w:rPr>
                 <w:rFonts w:hint="eastAsia"/>
-                <w:b/>
-                <w:bCs/>
-              </w:rPr>
-              <w:t xml:space="preserve">Premium）</w:t>
-            </w:r>
-            <w:r>
-              <w:t xml:space="preserve"> </w:t>
-            </w:r>
-            <w:r>
-              <w:t xml:space="preserve">〔S49〕</w:t>
+              </w:rPr>
+              <w:t xml:space="preserve">Premium）〔S49〕</w:t>
             </w:r>
           </w:p>
         </w:tc>
@@ -24947,39 +23856,26 @@
             </w:pPr>
             <w:r>
               <w:rPr>
-                <w:b/>
-                <w:bCs/>
-              </w:rPr>
-              <w:t xml:space="preserve">💰 </w:t>
-            </w:r>
-            <w:r>
-              <w:rPr>
-                <w:rFonts w:hint="eastAsia"/>
-                <w:b/>
-                <w:bCs/>
-              </w:rPr>
-              <w:t xml:space="preserve">追加（Power</w:t>
-            </w:r>
-            <w:r>
-              <w:rPr>
-                <w:b/>
-                <w:bCs/>
-              </w:rPr>
+                <w:rFonts w:hint="eastAsia"/>
+                <w:b/>
+                <w:bCs/>
+              </w:rPr>
+              <w:t xml:space="preserve">要追加ライセンス</w:t>
+            </w:r>
+            <w:r>
+              <w:rPr>
+                <w:rFonts w:hint="eastAsia"/>
+              </w:rPr>
+              <w:t xml:space="preserve">（Power</w:t>
+            </w:r>
+            <w:r>
               <w:t xml:space="preserve"> BI Pro </w:t>
             </w:r>
             <w:r>
               <w:rPr>
                 <w:rFonts w:hint="eastAsia"/>
-                <w:b/>
-                <w:bCs/>
-              </w:rPr>
-              <w:t xml:space="preserve">以上）</w:t>
-            </w:r>
-            <w:r>
-              <w:t xml:space="preserve"> </w:t>
-            </w:r>
-            <w:r>
-              <w:t xml:space="preserve">〔S50〕</w:t>
+              </w:rPr>
+              <w:t xml:space="preserve">以上）〔S50〕</w:t>
             </w:r>
           </w:p>
         </w:tc>
@@ -25033,24 +23929,17 @@
             </w:pPr>
             <w:r>
               <w:rPr>
-                <w:b/>
-                <w:bCs/>
-              </w:rPr>
-              <w:t xml:space="preserve">💰 </w:t>
-            </w:r>
-            <w:r>
-              <w:rPr>
-                <w:rFonts w:hint="eastAsia"/>
-                <w:b/>
-                <w:bCs/>
-              </w:rPr>
-              <w:t xml:space="preserve">追加（SAM）</w:t>
-            </w:r>
-            <w:r>
-              <w:t xml:space="preserve"> </w:t>
-            </w:r>
-            <w:r>
-              <w:t xml:space="preserve">〔S46〕</w:t>
+                <w:rFonts w:hint="eastAsia"/>
+                <w:b/>
+                <w:bCs/>
+              </w:rPr>
+              <w:t xml:space="preserve">要追加ライセンス</w:t>
+            </w:r>
+            <w:r>
+              <w:rPr>
+                <w:rFonts w:hint="eastAsia"/>
+              </w:rPr>
+              <w:t xml:space="preserve">（SAM）〔S46〕</w:t>
             </w:r>
           </w:p>
         </w:tc>
@@ -25061,33 +23950,34 @@
         <w:pStyle w:val="BlockText"/>
       </w:pPr>
       <w:r>
-        <w:t xml:space="preserve">💰</w:t>
-      </w:r>
-      <w:r>
-        <w:t xml:space="preserve"> </w:t>
-      </w:r>
-      <w:r>
-        <w:rPr>
-          <w:rFonts w:hint="eastAsia"/>
-          <w:b/>
-          <w:bCs/>
-        </w:rPr>
-        <w:t xml:space="preserve">【要注意】E3</w:t>
-      </w:r>
-      <w:r>
-        <w:rPr>
-          <w:b/>
-          <w:bCs/>
-        </w:rPr>
-        <w:t xml:space="preserve"> </w:t>
-      </w:r>
-      <w:r>
-        <w:rPr>
-          <w:rFonts w:hint="eastAsia"/>
-          <w:b/>
-          <w:bCs/>
-        </w:rPr>
-        <w:t xml:space="preserve">だけでは“できない”＝追加の契約・課金が必要なもの（フェーズ4）</w:t>
+        <w:rPr>
+          <w:rFonts w:hint="eastAsia"/>
+          <w:b/>
+          <w:bCs/>
+        </w:rPr>
+        <w:t xml:space="preserve">要追加ライセンスとなる機能（E3</w:t>
+      </w:r>
+      <w:r>
+        <w:rPr>
+          <w:b/>
+          <w:bCs/>
+        </w:rPr>
+        <w:t xml:space="preserve"> </w:t>
+      </w:r>
+      <w:r>
+        <w:rPr>
+          <w:rFonts w:hint="eastAsia"/>
+          <w:b/>
+          <w:bCs/>
+        </w:rPr>
+        <w:t xml:space="preserve">では実施不可）―</w:t>
+      </w:r>
+      <w:r>
+        <w:rPr>
+          <w:b/>
+          <w:bCs/>
+        </w:rPr>
+        <w:t xml:space="preserve"> フェーズ4</w:t>
       </w:r>
       <w:r>
         <w:t xml:space="preserve"> </w:t>
@@ -25301,51 +24191,38 @@
         <w:pStyle w:val="BlockText"/>
       </w:pPr>
       <w:r>
-        <w:t xml:space="preserve">💡 </w:t>
-      </w:r>
-      <w:r>
-        <w:rPr>
-          <w:rFonts w:hint="eastAsia"/>
-        </w:rPr>
-        <w:t xml:space="preserve">逆に、</w:t>
-      </w:r>
-      <w:r>
-        <w:rPr>
-          <w:rFonts w:hint="eastAsia"/>
-          <w:b/>
-          <w:bCs/>
-        </w:rPr>
-        <w:t xml:space="preserve">Lists／Forms／Loop・標準コネクタの</w:t>
-      </w:r>
-      <w:r>
-        <w:rPr>
-          <w:b/>
-          <w:bCs/>
-        </w:rPr>
+        <w:rPr>
+          <w:rFonts w:hint="eastAsia"/>
+          <w:b/>
+          <w:bCs/>
+        </w:rPr>
+        <w:t xml:space="preserve">補足</w:t>
+      </w:r>
+      <w:r>
+        <w:rPr>
+          <w:rFonts w:hint="eastAsia"/>
+        </w:rPr>
+        <w:t xml:space="preserve">：逆に、Lists／Forms／Loop・標準コネクタの</w:t>
+      </w:r>
+      <w:r>
         <w:t xml:space="preserve"> Power Automate・Restricted SharePoint </w:t>
       </w:r>
       <w:r>
         <w:rPr>
           <w:rFonts w:hint="eastAsia"/>
-          <w:b/>
-          <w:bCs/>
         </w:rPr>
         <w:t xml:space="preserve">Search（RSS）は</w:t>
       </w:r>
       <w:r>
-        <w:rPr>
-          <w:b/>
-          <w:bCs/>
-        </w:rPr>
-        <w:t xml:space="preserve"> ✅ </w:t>
-      </w:r>
-      <w:r>
-        <w:rPr>
-          <w:rFonts w:hint="eastAsia"/>
-          <w:b/>
-          <w:bCs/>
-        </w:rPr>
-        <w:t xml:space="preserve">追加費用ゼロ</w:t>
+        <w:t xml:space="preserve"> </w:t>
+      </w:r>
+      <w:r>
+        <w:rPr>
+          <w:rFonts w:hint="eastAsia"/>
+          <w:b/>
+          <w:bCs/>
+        </w:rPr>
+        <w:t xml:space="preserve">［E3標準］（追加費用なし）</w:t>
       </w:r>
       <w:r>
         <w:rPr>
@@ -25354,8 +24231,8 @@
         <w:t xml:space="preserve">。まずここから始めれば、コストをかけずに効果を出せます。</w:t>
       </w:r>
     </w:p>
-    <w:bookmarkEnd w:id="120"/>
-    <w:bookmarkStart w:id="125" w:name="microsoft-365-copilot-導入前の地ならしが9割"/>
+    <w:bookmarkEnd w:id="129"/>
+    <w:bookmarkStart w:id="134" w:name="microsoft-365-copilot-導入前の地ならしが9割"/>
     <w:p>
       <w:pPr>
         <w:pStyle w:val="Heading2"/>
@@ -25416,18 +24293,18 @@
           <wp:inline>
             <wp:extent cx="5334000" cy="2190750"/>
             <wp:effectExtent b="0" l="0" r="0" t="0"/>
-            <wp:docPr descr="" title="" id="122" name="Picture"/>
+            <wp:docPr descr="" title="" id="131" name="Picture"/>
             <a:graphic>
               <a:graphicData uri="http://schemas.openxmlformats.org/drawingml/2006/picture">
                 <pic:pic>
                   <pic:nvPicPr>
-                    <pic:cNvPr descr="/tmp/claude-0/-home-user-awc-naka881-repo/a3c507aa-79e5-54ea-b8f6-816304e43f56/scratchpad/wordimg/fig10.png" id="123" name="Picture"/>
+                    <pic:cNvPr descr="/tmp/claude-0/-home-user-awc-naka881-repo/a3c507aa-79e5-54ea-b8f6-816304e43f56/scratchpad/wordimg/fig13.png" id="132" name="Picture"/>
                     <pic:cNvPicPr>
                       <a:picLocks noChangeArrowheads="1" noChangeAspect="1"/>
                     </pic:cNvPicPr>
                   </pic:nvPicPr>
                   <pic:blipFill>
-                    <a:blip r:embed="rId121"/>
+                    <a:blip r:embed="rId130"/>
                     <a:stretch>
                       <a:fillRect/>
                     </a:stretch>
@@ -25578,7 +24455,7 @@
         <w:t xml:space="preserve">だけ入れるのは危険です。</w:t>
       </w:r>
     </w:p>
-    <w:bookmarkStart w:id="124" w:name="copilot-導入前のチェックフェーズ13の総仕上げ"/>
+    <w:bookmarkStart w:id="133" w:name="copilot-導入前のチェックフェーズ13の総仕上げ"/>
     <w:p>
       <w:pPr>
         <w:pStyle w:val="Heading3"/>
@@ -25598,7 +24475,7 @@
         <w:pStyle w:val="Compact"/>
         <w:numPr>
           <w:ilvl w:val="0"/>
-          <w:numId w:val="1038"/>
+          <w:numId w:val="1035"/>
         </w:numPr>
       </w:pPr>
       <w:r>
@@ -25627,7 +24504,7 @@
         <w:pStyle w:val="Compact"/>
         <w:numPr>
           <w:ilvl w:val="0"/>
-          <w:numId w:val="1038"/>
+          <w:numId w:val="1035"/>
         </w:numPr>
       </w:pPr>
       <w:r>
@@ -25656,7 +24533,7 @@
         <w:pStyle w:val="Compact"/>
         <w:numPr>
           <w:ilvl w:val="0"/>
-          <w:numId w:val="1038"/>
+          <w:numId w:val="1035"/>
         </w:numPr>
       </w:pPr>
       <w:r>
@@ -26050,9 +24927,9 @@
         <w:t xml:space="preserve">側の機能です。名前が似ていますがライセンス帰属が異なります。</w:t>
       </w:r>
     </w:p>
-    <w:bookmarkEnd w:id="124"/>
-    <w:bookmarkEnd w:id="125"/>
-    <w:bookmarkStart w:id="126" w:name="power-automate承認通知の自動化"/>
+    <w:bookmarkEnd w:id="133"/>
+    <w:bookmarkEnd w:id="134"/>
+    <w:bookmarkStart w:id="135" w:name="power-automate承認通知の自動化"/>
     <w:p>
       <w:pPr>
         <w:pStyle w:val="Heading2"/>
@@ -26113,7 +24990,7 @@
         <w:pStyle w:val="Compact"/>
         <w:numPr>
           <w:ilvl w:val="0"/>
-          <w:numId w:val="1039"/>
+          <w:numId w:val="1036"/>
         </w:numPr>
       </w:pPr>
       <w:r>
@@ -26169,7 +25046,7 @@
         <w:pStyle w:val="Compact"/>
         <w:numPr>
           <w:ilvl w:val="0"/>
-          <w:numId w:val="1039"/>
+          <w:numId w:val="1036"/>
         </w:numPr>
       </w:pPr>
       <w:r>
@@ -26282,8 +25159,8 @@
         <w:t xml:space="preserve"> 〔S53〕。</w:t>
       </w:r>
     </w:p>
-    <w:bookmarkEnd w:id="126"/>
-    <w:bookmarkStart w:id="127" w:name="power-apps業務アプリinfopath-の後継"/>
+    <w:bookmarkEnd w:id="135"/>
+    <w:bookmarkStart w:id="136" w:name="power-apps業務アプリinfopath-の後継"/>
     <w:p>
       <w:pPr>
         <w:pStyle w:val="Heading2"/>
@@ -26365,7 +25242,7 @@
         <w:pStyle w:val="Compact"/>
         <w:numPr>
           <w:ilvl w:val="0"/>
-          <w:numId w:val="1040"/>
+          <w:numId w:val="1037"/>
         </w:numPr>
       </w:pPr>
       <w:r>
@@ -26408,7 +25285,7 @@
         <w:pStyle w:val="Compact"/>
         <w:numPr>
           <w:ilvl w:val="0"/>
-          <w:numId w:val="1040"/>
+          <w:numId w:val="1037"/>
         </w:numPr>
       </w:pPr>
       <w:r>
@@ -26441,8 +25318,8 @@
         <w:t xml:space="preserve">（追加課金）〔S49〕。</w:t>
       </w:r>
     </w:p>
-    <w:bookmarkEnd w:id="127"/>
-    <w:bookmarkStart w:id="128" w:name="power-biレポート可視化"/>
+    <w:bookmarkEnd w:id="136"/>
+    <w:bookmarkStart w:id="137" w:name="power-biレポート可視化"/>
     <w:p>
       <w:pPr>
         <w:pStyle w:val="Heading2"/>
@@ -26546,8 +25423,8 @@
         <w:t xml:space="preserve">の場合もあり、テナント構成に依存）〔S50〕。</w:t>
       </w:r>
     </w:p>
-    <w:bookmarkEnd w:id="128"/>
-    <w:bookmarkStart w:id="129" w:name="power-platform-のガバナンス"/>
+    <w:bookmarkEnd w:id="137"/>
+    <w:bookmarkStart w:id="138" w:name="power-platform-のガバナンス"/>
     <w:p>
       <w:pPr>
         <w:pStyle w:val="Heading2"/>
@@ -26610,7 +25487,7 @@
         <w:pStyle w:val="Compact"/>
         <w:numPr>
           <w:ilvl w:val="0"/>
-          <w:numId w:val="1041"/>
+          <w:numId w:val="1038"/>
         </w:numPr>
       </w:pPr>
       <w:r>
@@ -26633,7 +25510,7 @@
         <w:pStyle w:val="Compact"/>
         <w:numPr>
           <w:ilvl w:val="0"/>
-          <w:numId w:val="1041"/>
+          <w:numId w:val="1038"/>
         </w:numPr>
       </w:pPr>
       <w:r>
@@ -26693,7 +25570,7 @@
         <w:pStyle w:val="Compact"/>
         <w:numPr>
           <w:ilvl w:val="0"/>
-          <w:numId w:val="1041"/>
+          <w:numId w:val="1038"/>
         </w:numPr>
       </w:pPr>
       <w:r>
@@ -26736,8 +25613,8 @@
         <w:t xml:space="preserve">は中核機能が管理センターへ統合が進行中）〔S51〕。</w:t>
       </w:r>
     </w:p>
-    <w:bookmarkEnd w:id="129"/>
-    <w:bookmarkStart w:id="130" w:name="付属機能で今すぐできる高度化追加課金不要"/>
+    <w:bookmarkEnd w:id="138"/>
+    <w:bookmarkStart w:id="139" w:name="付属機能で今すぐできる高度化追加課金不要"/>
     <w:p>
       <w:pPr>
         <w:pStyle w:val="Heading2"/>
@@ -27095,8 +25972,8 @@
         <w:t xml:space="preserve">投資の判断材料になります。</w:t>
       </w:r>
     </w:p>
-    <w:bookmarkEnd w:id="130"/>
-    <w:bookmarkStart w:id="131" w:name="業務自動化のユースケース例"/>
+    <w:bookmarkEnd w:id="139"/>
+    <w:bookmarkStart w:id="140" w:name="業務自動化のユースケース例"/>
     <w:p>
       <w:pPr>
         <w:pStyle w:val="Heading2"/>
@@ -27467,8 +26344,8 @@
         </w:pict>
       </w:r>
     </w:p>
-    <w:bookmarkEnd w:id="131"/>
-    <w:bookmarkStart w:id="132" w:name="この章のまとめ-6"/>
+    <w:bookmarkEnd w:id="140"/>
+    <w:bookmarkStart w:id="141" w:name="この章のまとめ-6"/>
     <w:p>
       <w:pPr>
         <w:pStyle w:val="Heading2"/>
@@ -27485,7 +26362,7 @@
         <w:pStyle w:val="Compact"/>
         <w:numPr>
           <w:ilvl w:val="0"/>
-          <w:numId w:val="1042"/>
+          <w:numId w:val="1039"/>
         </w:numPr>
       </w:pPr>
       <w:r>
@@ -27520,7 +26397,7 @@
         <w:pStyle w:val="Compact"/>
         <w:numPr>
           <w:ilvl w:val="0"/>
-          <w:numId w:val="1042"/>
+          <w:numId w:val="1039"/>
         </w:numPr>
       </w:pPr>
       <w:r>
@@ -27553,7 +26430,7 @@
         <w:pStyle w:val="Compact"/>
         <w:numPr>
           <w:ilvl w:val="0"/>
-          <w:numId w:val="1042"/>
+          <w:numId w:val="1039"/>
         </w:numPr>
       </w:pPr>
       <w:r>
@@ -27591,7 +26468,7 @@
         <w:pStyle w:val="Compact"/>
         <w:numPr>
           <w:ilvl w:val="0"/>
-          <w:numId w:val="1042"/>
+          <w:numId w:val="1039"/>
         </w:numPr>
       </w:pPr>
       <w:r>
@@ -27689,9 +26566,9 @@
         <w:br w:type="page"/>
       </w:r>
     </w:p>
-    <w:bookmarkEnd w:id="132"/>
-    <w:bookmarkEnd w:id="133"/>
-    <w:bookmarkStart w:id="140" w:name="出典一覧appendix"/>
+    <w:bookmarkEnd w:id="141"/>
+    <w:bookmarkEnd w:id="142"/>
+    <w:bookmarkStart w:id="149" w:name="出典一覧appendix"/>
     <w:p>
       <w:pPr>
         <w:pStyle w:val="Heading1"/>
@@ -27899,7 +26776,7 @@
         <w:t xml:space="preserve">検索で確認できた実在の公式ページに基づきます。ページの記載内容・URL・製品名・価格は将来変更される可能性があります。実装前に最新の一次情報をご確認ください。</w:t>
       </w:r>
     </w:p>
-    <w:bookmarkStart w:id="137" w:name="microsoft-公式出典s"/>
+    <w:bookmarkStart w:id="146" w:name="microsoft-公式出典s"/>
     <w:p>
       <w:pPr>
         <w:pStyle w:val="Heading2"/>
@@ -29093,7 +27970,7 @@
         </w:tc>
       </w:tr>
     </w:tbl>
-    <w:bookmarkStart w:id="134" w:name="フェーズ2セキュリティの出典"/>
+    <w:bookmarkStart w:id="143" w:name="フェーズ2セキュリティの出典"/>
     <w:p>
       <w:pPr>
         <w:pStyle w:val="Heading3"/>
@@ -29945,8 +28822,8 @@
         </w:tc>
       </w:tr>
     </w:tbl>
-    <w:bookmarkEnd w:id="134"/>
-    <w:bookmarkStart w:id="135" w:name="フェーズ3ガバナンス運用の出典"/>
+    <w:bookmarkEnd w:id="143"/>
+    <w:bookmarkStart w:id="144" w:name="フェーズ3ガバナンス運用の出典"/>
     <w:p>
       <w:pPr>
         <w:pStyle w:val="Heading3"/>
@@ -30855,8 +29732,8 @@
         </w:tc>
       </w:tr>
     </w:tbl>
-    <w:bookmarkEnd w:id="135"/>
-    <w:bookmarkStart w:id="136" w:name="フェーズ4高度化活用の出典"/>
+    <w:bookmarkEnd w:id="144"/>
+    <w:bookmarkStart w:id="145" w:name="フェーズ4高度化活用の出典"/>
     <w:p>
       <w:pPr>
         <w:pStyle w:val="Heading3"/>
@@ -31699,9 +30576,9 @@
         <w:t xml:space="preserve">（改定されます）。</w:t>
       </w:r>
     </w:p>
-    <w:bookmarkEnd w:id="136"/>
-    <w:bookmarkEnd w:id="137"/>
-    <w:bookmarkStart w:id="139" w:name="ベンダー公式出典v"/>
+    <w:bookmarkEnd w:id="145"/>
+    <w:bookmarkEnd w:id="146"/>
+    <w:bookmarkStart w:id="148" w:name="ベンダー公式出典v"/>
     <w:p>
       <w:pPr>
         <w:pStyle w:val="Heading2"/>
@@ -31977,7 +30854,7 @@
         </w:tc>
       </w:tr>
     </w:tbl>
-    <w:bookmarkStart w:id="138" w:name="参考一次情報未確認費用の目安として調査で参照"/>
+    <w:bookmarkStart w:id="147" w:name="参考一次情報未確認費用の目安として調査で参照"/>
     <w:p>
       <w:pPr>
         <w:pStyle w:val="Heading3"/>
@@ -31994,7 +30871,7 @@
         <w:pStyle w:val="Compact"/>
         <w:numPr>
           <w:ilvl w:val="0"/>
-          <w:numId w:val="1043"/>
+          <w:numId w:val="1040"/>
         </w:numPr>
       </w:pPr>
       <w:r>
@@ -32015,7 +30892,7 @@
         <w:pStyle w:val="Compact"/>
         <w:numPr>
           <w:ilvl w:val="0"/>
-          <w:numId w:val="1043"/>
+          <w:numId w:val="1040"/>
         </w:numPr>
       </w:pPr>
       <w:r>
@@ -32065,10 +30942,10 @@
         <w:br w:type="page"/>
       </w:r>
     </w:p>
-    <w:bookmarkEnd w:id="138"/>
-    <w:bookmarkEnd w:id="139"/>
-    <w:bookmarkEnd w:id="140"/>
-    <w:bookmarkStart w:id="141" w:name="用語集"/>
+    <w:bookmarkEnd w:id="147"/>
+    <w:bookmarkEnd w:id="148"/>
+    <w:bookmarkEnd w:id="149"/>
+    <w:bookmarkStart w:id="150" w:name="用語集"/>
     <w:p>
       <w:pPr>
         <w:pStyle w:val="Heading1"/>
@@ -34969,7 +33846,7 @@
         </w:tc>
       </w:tr>
     </w:tbl>
-    <w:bookmarkEnd w:id="141"/>
+    <w:bookmarkEnd w:id="150"/>
     <w:sectPr>
       <w:footnotePr>
         <w:numRestart w:val="eachSect"/>
@@ -35498,12 +34375,6 @@
     <w:abstractNumId w:val="991"/>
   </w:num>
   <w:num w:numId="1033">
-    <w:abstractNumId w:val="991"/>
-  </w:num>
-  <w:num w:numId="1034">
-    <w:abstractNumId w:val="991"/>
-  </w:num>
-  <w:num w:numId="1035">
     <w:abstractNumId w:val="99411"/>
     <w:lvlOverride w:ilvl="0">
       <w:startOverride w:val="1"/>
@@ -35533,6 +34404,12 @@
       <w:startOverride w:val="1"/>
     </w:lvlOverride>
   </w:num>
+  <w:num w:numId="1034">
+    <w:abstractNumId w:val="991"/>
+  </w:num>
+  <w:num w:numId="1035">
+    <w:abstractNumId w:val="991"/>
+  </w:num>
   <w:num w:numId="1036">
     <w:abstractNumId w:val="991"/>
   </w:num>
@@ -35546,15 +34423,6 @@
     <w:abstractNumId w:val="991"/>
   </w:num>
   <w:num w:numId="1040">
-    <w:abstractNumId w:val="991"/>
-  </w:num>
-  <w:num w:numId="1041">
-    <w:abstractNumId w:val="991"/>
-  </w:num>
-  <w:num w:numId="1042">
-    <w:abstractNumId w:val="991"/>
-  </w:num>
-  <w:num w:numId="1043">
     <w:abstractNumId w:val="991"/>
   </w:num>
 </w:numbering>
